--- a/outputs/tables/Table11_c_Risk_DJIA.docx
+++ b/outputs/tables/Table11_c_Risk_DJIA.docx
@@ -932,7 +932,7 @@
                 <w:rFonts w:ascii="Times New Roman" w:hAnsi="Times New Roman"/>
                 <w:sz w:val="20"/>
               </w:rPr>
-              <w:t>Constant (unconditional variance)</w:t>
+              <w:t>ARCH-LSTM</w:t>
             </w:r>
           </w:p>
         </w:tc>
@@ -1100,21 +1100,21 @@
                 <w:rFonts w:ascii="Times New Roman" w:hAnsi="Times New Roman"/>
                 <w:sz w:val="20"/>
               </w:rPr>
-              <w:t>2.981945</w:t>
-            </w:r>
-          </w:p>
-        </w:tc>
-        <w:tc>
-          <w:tcPr>
-            <w:tcW w:type="dxa" w:w="279"/>
-          </w:tcPr>
-          <w:p>
-            <w:r>
-              <w:rPr>
-                <w:rFonts w:ascii="Times New Roman" w:hAnsi="Times New Roman"/>
-                <w:sz w:val="20"/>
-              </w:rPr>
-              <w:t>3.945669</w:t>
+              <w:t>2.289885</w:t>
+            </w:r>
+          </w:p>
+        </w:tc>
+        <w:tc>
+          <w:tcPr>
+            <w:tcW w:type="dxa" w:w="279"/>
+          </w:tcPr>
+          <w:p>
+            <w:r>
+              <w:rPr>
+                <w:rFonts w:ascii="Times New Roman" w:hAnsi="Times New Roman"/>
+                <w:sz w:val="20"/>
+              </w:rPr>
+              <w:t>3.029944</w:t>
             </w:r>
           </w:p>
         </w:tc>
@@ -1156,7 +1156,7 @@
                 <w:rFonts w:ascii="Times New Roman" w:hAnsi="Times New Roman"/>
                 <w:sz w:val="20"/>
               </w:rPr>
-              <w:t>0</w:t>
+              <w:t>9</w:t>
             </w:r>
           </w:p>
         </w:tc>
@@ -1184,175 +1184,175 @@
                 <w:rFonts w:ascii="Times New Roman" w:hAnsi="Times New Roman"/>
                 <w:sz w:val="20"/>
               </w:rPr>
-              <w:t>0.0000</w:t>
-            </w:r>
-          </w:p>
-        </w:tc>
-        <w:tc>
-          <w:tcPr>
-            <w:tcW w:type="dxa" w:w="279"/>
-          </w:tcPr>
-          <w:p>
-            <w:r>
-              <w:rPr>
-                <w:rFonts w:ascii="Times New Roman" w:hAnsi="Times New Roman"/>
-                <w:sz w:val="20"/>
-              </w:rPr>
-              <w:t>14.1273</w:t>
-            </w:r>
-          </w:p>
-        </w:tc>
-        <w:tc>
-          <w:tcPr>
-            <w:tcW w:type="dxa" w:w="279"/>
-          </w:tcPr>
-          <w:p>
-            <w:r>
-              <w:rPr>
-                <w:rFonts w:ascii="Times New Roman" w:hAnsi="Times New Roman"/>
-                <w:sz w:val="20"/>
-              </w:rPr>
-              <w:t>0.0002</w:t>
-            </w:r>
-          </w:p>
-        </w:tc>
-        <w:tc>
-          <w:tcPr>
-            <w:tcW w:type="dxa" w:w="279"/>
-          </w:tcPr>
-          <w:p>
-            <w:r>
-              <w:rPr>
-                <w:rFonts w:ascii="Times New Roman" w:hAnsi="Times New Roman"/>
-                <w:sz w:val="20"/>
-              </w:rPr>
-              <w:t>No</w:t>
-            </w:r>
-          </w:p>
-        </w:tc>
-        <w:tc>
-          <w:tcPr>
-            <w:tcW w:type="dxa" w:w="279"/>
-          </w:tcPr>
-          <w:p>
-            <w:r>
-              <w:rPr>
-                <w:rFonts w:ascii="Times New Roman" w:hAnsi="Times New Roman"/>
-                <w:sz w:val="20"/>
-              </w:rPr>
-              <w:t>0.0000</w:t>
-            </w:r>
-          </w:p>
-        </w:tc>
-        <w:tc>
-          <w:tcPr>
-            <w:tcW w:type="dxa" w:w="279"/>
-          </w:tcPr>
-          <w:p>
-            <w:r>
-              <w:rPr>
-                <w:rFonts w:ascii="Times New Roman" w:hAnsi="Times New Roman"/>
-                <w:sz w:val="20"/>
-              </w:rPr>
-              <w:t>1.0000</w:t>
-            </w:r>
-          </w:p>
-        </w:tc>
-        <w:tc>
-          <w:tcPr>
-            <w:tcW w:type="dxa" w:w="279"/>
-          </w:tcPr>
-          <w:p>
-            <w:r>
-              <w:rPr>
-                <w:rFonts w:ascii="Times New Roman" w:hAnsi="Times New Roman"/>
-                <w:sz w:val="20"/>
-              </w:rPr>
-              <w:t>14.1273</w:t>
-            </w:r>
-          </w:p>
-        </w:tc>
-        <w:tc>
-          <w:tcPr>
-            <w:tcW w:type="dxa" w:w="279"/>
-          </w:tcPr>
-          <w:p>
-            <w:r>
-              <w:rPr>
-                <w:rFonts w:ascii="Times New Roman" w:hAnsi="Times New Roman"/>
-                <w:sz w:val="20"/>
-              </w:rPr>
-              <w:t>0.0009</w:t>
-            </w:r>
-          </w:p>
-        </w:tc>
-        <w:tc>
-          <w:tcPr>
-            <w:tcW w:type="dxa" w:w="279"/>
-          </w:tcPr>
-          <w:p>
-            <w:r>
-              <w:rPr>
-                <w:rFonts w:ascii="Times New Roman" w:hAnsi="Times New Roman"/>
-                <w:sz w:val="20"/>
-              </w:rPr>
-              <w:t>No</w:t>
-            </w:r>
-          </w:p>
-        </w:tc>
-        <w:tc>
-          <w:tcPr>
-            <w:tcW w:type="dxa" w:w="279"/>
-          </w:tcPr>
-          <w:p>
-            <w:r>
-              <w:rPr>
-                <w:rFonts w:ascii="Times New Roman" w:hAnsi="Times New Roman"/>
-                <w:sz w:val="20"/>
-              </w:rPr>
-              <w:t>2.278007</w:t>
-            </w:r>
-          </w:p>
-        </w:tc>
-        <w:tc>
-          <w:tcPr>
-            <w:tcW w:type="dxa" w:w="279"/>
-          </w:tcPr>
-          <w:p>
-            <w:r>
-              <w:rPr>
-                <w:rFonts w:ascii="Times New Roman" w:hAnsi="Times New Roman"/>
-                <w:sz w:val="20"/>
-              </w:rPr>
-              <w:t>3.120764</w:t>
-            </w:r>
-          </w:p>
-        </w:tc>
-        <w:tc>
-          <w:tcPr>
-            <w:tcW w:type="dxa" w:w="279"/>
-          </w:tcPr>
-          <w:p>
-            <w:r>
-              <w:rPr>
-                <w:rFonts w:ascii="Times New Roman" w:hAnsi="Times New Roman"/>
-                <w:sz w:val="20"/>
-              </w:rPr>
-              <w:t>-1.0000</w:t>
-            </w:r>
-          </w:p>
-        </w:tc>
-        <w:tc>
-          <w:tcPr>
-            <w:tcW w:type="dxa" w:w="279"/>
-          </w:tcPr>
-          <w:p>
-            <w:r>
-              <w:rPr>
-                <w:rFonts w:ascii="Times New Roman" w:hAnsi="Times New Roman"/>
-                <w:sz w:val="20"/>
-              </w:rPr>
-              <w:t>0.0020</w:t>
+              <w:t>0.0323</w:t>
+            </w:r>
+          </w:p>
+        </w:tc>
+        <w:tc>
+          <w:tcPr>
+            <w:tcW w:type="dxa" w:w="279"/>
+          </w:tcPr>
+          <w:p>
+            <w:r>
+              <w:rPr>
+                <w:rFonts w:ascii="Times New Roman" w:hAnsi="Times New Roman"/>
+                <w:sz w:val="20"/>
+              </w:rPr>
+              <w:t>0.5532</w:t>
+            </w:r>
+          </w:p>
+        </w:tc>
+        <w:tc>
+          <w:tcPr>
+            <w:tcW w:type="dxa" w:w="279"/>
+          </w:tcPr>
+          <w:p>
+            <w:r>
+              <w:rPr>
+                <w:rFonts w:ascii="Times New Roman" w:hAnsi="Times New Roman"/>
+                <w:sz w:val="20"/>
+              </w:rPr>
+              <w:t>0.4570</w:t>
+            </w:r>
+          </w:p>
+        </w:tc>
+        <w:tc>
+          <w:tcPr>
+            <w:tcW w:type="dxa" w:w="279"/>
+          </w:tcPr>
+          <w:p>
+            <w:r>
+              <w:rPr>
+                <w:rFonts w:ascii="Times New Roman" w:hAnsi="Times New Roman"/>
+                <w:sz w:val="20"/>
+              </w:rPr>
+              <w:t>Yes</w:t>
+            </w:r>
+          </w:p>
+        </w:tc>
+        <w:tc>
+          <w:tcPr>
+            <w:tcW w:type="dxa" w:w="279"/>
+          </w:tcPr>
+          <w:p>
+            <w:r>
+              <w:rPr>
+                <w:rFonts w:ascii="Times New Roman" w:hAnsi="Times New Roman"/>
+                <w:sz w:val="20"/>
+              </w:rPr>
+              <w:t>0.6023</w:t>
+            </w:r>
+          </w:p>
+        </w:tc>
+        <w:tc>
+          <w:tcPr>
+            <w:tcW w:type="dxa" w:w="279"/>
+          </w:tcPr>
+          <w:p>
+            <w:r>
+              <w:rPr>
+                <w:rFonts w:ascii="Times New Roman" w:hAnsi="Times New Roman"/>
+                <w:sz w:val="20"/>
+              </w:rPr>
+              <w:t>0.4377</w:t>
+            </w:r>
+          </w:p>
+        </w:tc>
+        <w:tc>
+          <w:tcPr>
+            <w:tcW w:type="dxa" w:w="279"/>
+          </w:tcPr>
+          <w:p>
+            <w:r>
+              <w:rPr>
+                <w:rFonts w:ascii="Times New Roman" w:hAnsi="Times New Roman"/>
+                <w:sz w:val="20"/>
+              </w:rPr>
+              <w:t>1.1555</w:t>
+            </w:r>
+          </w:p>
+        </w:tc>
+        <w:tc>
+          <w:tcPr>
+            <w:tcW w:type="dxa" w:w="279"/>
+          </w:tcPr>
+          <w:p>
+            <w:r>
+              <w:rPr>
+                <w:rFonts w:ascii="Times New Roman" w:hAnsi="Times New Roman"/>
+                <w:sz w:val="20"/>
+              </w:rPr>
+              <w:t>0.5611</w:t>
+            </w:r>
+          </w:p>
+        </w:tc>
+        <w:tc>
+          <w:tcPr>
+            <w:tcW w:type="dxa" w:w="279"/>
+          </w:tcPr>
+          <w:p>
+            <w:r>
+              <w:rPr>
+                <w:rFonts w:ascii="Times New Roman" w:hAnsi="Times New Roman"/>
+                <w:sz w:val="20"/>
+              </w:rPr>
+              <w:t>Yes</w:t>
+            </w:r>
+          </w:p>
+        </w:tc>
+        <w:tc>
+          <w:tcPr>
+            <w:tcW w:type="dxa" w:w="279"/>
+          </w:tcPr>
+          <w:p>
+            <w:r>
+              <w:rPr>
+                <w:rFonts w:ascii="Times New Roman" w:hAnsi="Times New Roman"/>
+                <w:sz w:val="20"/>
+              </w:rPr>
+              <w:t>1.749319</w:t>
+            </w:r>
+          </w:p>
+        </w:tc>
+        <w:tc>
+          <w:tcPr>
+            <w:tcW w:type="dxa" w:w="279"/>
+          </w:tcPr>
+          <w:p>
+            <w:r>
+              <w:rPr>
+                <w:rFonts w:ascii="Times New Roman" w:hAnsi="Times New Roman"/>
+                <w:sz w:val="20"/>
+              </w:rPr>
+              <w:t>2.396486</w:t>
+            </w:r>
+          </w:p>
+        </w:tc>
+        <w:tc>
+          <w:tcPr>
+            <w:tcW w:type="dxa" w:w="279"/>
+          </w:tcPr>
+          <w:p>
+            <w:r>
+              <w:rPr>
+                <w:rFonts w:ascii="Times New Roman" w:hAnsi="Times New Roman"/>
+                <w:sz w:val="20"/>
+              </w:rPr>
+              <w:t>0.0885</w:t>
+            </w:r>
+          </w:p>
+        </w:tc>
+        <w:tc>
+          <w:tcPr>
+            <w:tcW w:type="dxa" w:w="279"/>
+          </w:tcPr>
+          <w:p>
+            <w:r>
+              <w:rPr>
+                <w:rFonts w:ascii="Times New Roman" w:hAnsi="Times New Roman"/>
+                <w:sz w:val="20"/>
+              </w:rPr>
+              <w:t>0.7700</w:t>
             </w:r>
           </w:p>
         </w:tc>
@@ -1368,21 +1368,21 @@
                 <w:rFonts w:ascii="Times New Roman" w:hAnsi="Times New Roman"/>
                 <w:sz w:val="20"/>
               </w:rPr>
-              <w:t>EGARCH(1,1)</w:t>
-            </w:r>
-          </w:p>
-        </w:tc>
-        <w:tc>
-          <w:tcPr>
-            <w:tcW w:type="dxa" w:w="279"/>
-          </w:tcPr>
-          <w:p>
-            <w:r>
-              <w:rPr>
-                <w:rFonts w:ascii="Times New Roman" w:hAnsi="Times New Roman"/>
-                <w:sz w:val="20"/>
-              </w:rPr>
-              <w:t>2</w:t>
+              <w:t>CNN-LSTM</w:t>
+            </w:r>
+          </w:p>
+        </w:tc>
+        <w:tc>
+          <w:tcPr>
+            <w:tcW w:type="dxa" w:w="279"/>
+          </w:tcPr>
+          <w:p>
+            <w:r>
+              <w:rPr>
+                <w:rFonts w:ascii="Times New Roman" w:hAnsi="Times New Roman"/>
+                <w:sz w:val="20"/>
+              </w:rPr>
+              <w:t>4</w:t>
             </w:r>
           </w:p>
         </w:tc>
@@ -1410,35 +1410,35 @@
                 <w:rFonts w:ascii="Times New Roman" w:hAnsi="Times New Roman"/>
                 <w:sz w:val="20"/>
               </w:rPr>
-              <w:t>0.0072</w:t>
-            </w:r>
-          </w:p>
-        </w:tc>
-        <w:tc>
-          <w:tcPr>
-            <w:tcW w:type="dxa" w:w="279"/>
-          </w:tcPr>
-          <w:p>
-            <w:r>
-              <w:rPr>
-                <w:rFonts w:ascii="Times New Roman" w:hAnsi="Times New Roman"/>
-                <w:sz w:val="20"/>
-              </w:rPr>
-              <w:t>0.2507</w:t>
-            </w:r>
-          </w:p>
-        </w:tc>
-        <w:tc>
-          <w:tcPr>
-            <w:tcW w:type="dxa" w:w="279"/>
-          </w:tcPr>
-          <w:p>
-            <w:r>
-              <w:rPr>
-                <w:rFonts w:ascii="Times New Roman" w:hAnsi="Times New Roman"/>
-                <w:sz w:val="20"/>
-              </w:rPr>
-              <w:t>0.6166</w:t>
+              <w:t>0.0143</w:t>
+            </w:r>
+          </w:p>
+        </w:tc>
+        <w:tc>
+          <w:tcPr>
+            <w:tcW w:type="dxa" w:w="279"/>
+          </w:tcPr>
+          <w:p>
+            <w:r>
+              <w:rPr>
+                <w:rFonts w:ascii="Times New Roman" w:hAnsi="Times New Roman"/>
+                <w:sz w:val="20"/>
+              </w:rPr>
+              <w:t>0.4673</w:t>
+            </w:r>
+          </w:p>
+        </w:tc>
+        <w:tc>
+          <w:tcPr>
+            <w:tcW w:type="dxa" w:w="279"/>
+          </w:tcPr>
+          <w:p>
+            <w:r>
+              <w:rPr>
+                <w:rFonts w:ascii="Times New Roman" w:hAnsi="Times New Roman"/>
+                <w:sz w:val="20"/>
+              </w:rPr>
+              <w:t>0.4942</w:t>
             </w:r>
           </w:p>
         </w:tc>
@@ -1466,49 +1466,49 @@
                 <w:rFonts w:ascii="Times New Roman" w:hAnsi="Times New Roman"/>
                 <w:sz w:val="20"/>
               </w:rPr>
-              <w:t>0.0290</w:t>
-            </w:r>
-          </w:p>
-        </w:tc>
-        <w:tc>
-          <w:tcPr>
-            <w:tcW w:type="dxa" w:w="279"/>
-          </w:tcPr>
-          <w:p>
-            <w:r>
-              <w:rPr>
-                <w:rFonts w:ascii="Times New Roman" w:hAnsi="Times New Roman"/>
-                <w:sz w:val="20"/>
-              </w:rPr>
-              <w:t>0.8648</w:t>
-            </w:r>
-          </w:p>
-        </w:tc>
-        <w:tc>
-          <w:tcPr>
-            <w:tcW w:type="dxa" w:w="279"/>
-          </w:tcPr>
-          <w:p>
-            <w:r>
-              <w:rPr>
-                <w:rFonts w:ascii="Times New Roman" w:hAnsi="Times New Roman"/>
-                <w:sz w:val="20"/>
-              </w:rPr>
-              <w:t>0.2797</w:t>
-            </w:r>
-          </w:p>
-        </w:tc>
-        <w:tc>
-          <w:tcPr>
-            <w:tcW w:type="dxa" w:w="279"/>
-          </w:tcPr>
-          <w:p>
-            <w:r>
-              <w:rPr>
-                <w:rFonts w:ascii="Times New Roman" w:hAnsi="Times New Roman"/>
-                <w:sz w:val="20"/>
-              </w:rPr>
-              <w:t>0.8695</w:t>
+              <w:t>0.1168</w:t>
+            </w:r>
+          </w:p>
+        </w:tc>
+        <w:tc>
+          <w:tcPr>
+            <w:tcW w:type="dxa" w:w="279"/>
+          </w:tcPr>
+          <w:p>
+            <w:r>
+              <w:rPr>
+                <w:rFonts w:ascii="Times New Roman" w:hAnsi="Times New Roman"/>
+                <w:sz w:val="20"/>
+              </w:rPr>
+              <w:t>0.7325</w:t>
+            </w:r>
+          </w:p>
+        </w:tc>
+        <w:tc>
+          <w:tcPr>
+            <w:tcW w:type="dxa" w:w="279"/>
+          </w:tcPr>
+          <w:p>
+            <w:r>
+              <w:rPr>
+                <w:rFonts w:ascii="Times New Roman" w:hAnsi="Times New Roman"/>
+                <w:sz w:val="20"/>
+              </w:rPr>
+              <w:t>0.5841</w:t>
+            </w:r>
+          </w:p>
+        </w:tc>
+        <w:tc>
+          <w:tcPr>
+            <w:tcW w:type="dxa" w:w="279"/>
+          </w:tcPr>
+          <w:p>
+            <w:r>
+              <w:rPr>
+                <w:rFonts w:ascii="Times New Roman" w:hAnsi="Times New Roman"/>
+                <w:sz w:val="20"/>
+              </w:rPr>
+              <w:t>0.7467</w:t>
             </w:r>
           </w:p>
         </w:tc>
@@ -1536,63 +1536,63 @@
                 <w:rFonts w:ascii="Times New Roman" w:hAnsi="Times New Roman"/>
                 <w:sz w:val="20"/>
               </w:rPr>
-              <w:t>2.198567</w:t>
-            </w:r>
-          </w:p>
-        </w:tc>
-        <w:tc>
-          <w:tcPr>
-            <w:tcW w:type="dxa" w:w="279"/>
-          </w:tcPr>
-          <w:p>
-            <w:r>
-              <w:rPr>
-                <w:rFonts w:ascii="Times New Roman" w:hAnsi="Times New Roman"/>
-                <w:sz w:val="20"/>
-              </w:rPr>
-              <w:t>2.909114</w:t>
-            </w:r>
-          </w:p>
-        </w:tc>
-        <w:tc>
-          <w:tcPr>
-            <w:tcW w:type="dxa" w:w="279"/>
-          </w:tcPr>
-          <w:p>
-            <w:r>
-              <w:rPr>
-                <w:rFonts w:ascii="Times New Roman" w:hAnsi="Times New Roman"/>
-                <w:sz w:val="20"/>
-              </w:rPr>
-              <w:t>-0.2380</w:t>
-            </w:r>
-          </w:p>
-        </w:tc>
-        <w:tc>
-          <w:tcPr>
-            <w:tcW w:type="dxa" w:w="279"/>
-          </w:tcPr>
-          <w:p>
-            <w:r>
-              <w:rPr>
-                <w:rFonts w:ascii="Times New Roman" w:hAnsi="Times New Roman"/>
-                <w:sz w:val="20"/>
-              </w:rPr>
-              <w:t>0.8200</w:t>
-            </w:r>
-          </w:p>
-        </w:tc>
-        <w:tc>
-          <w:tcPr>
-            <w:tcW w:type="dxa" w:w="279"/>
-          </w:tcPr>
-          <w:p>
-            <w:r>
-              <w:rPr>
-                <w:rFonts w:ascii="Times New Roman" w:hAnsi="Times New Roman"/>
-                <w:sz w:val="20"/>
-              </w:rPr>
-              <w:t>8</w:t>
+              <w:t>1.985421</w:t>
+            </w:r>
+          </w:p>
+        </w:tc>
+        <w:tc>
+          <w:tcPr>
+            <w:tcW w:type="dxa" w:w="279"/>
+          </w:tcPr>
+          <w:p>
+            <w:r>
+              <w:rPr>
+                <w:rFonts w:ascii="Times New Roman" w:hAnsi="Times New Roman"/>
+                <w:sz w:val="20"/>
+              </w:rPr>
+              <w:t>2.627081</w:t>
+            </w:r>
+          </w:p>
+        </w:tc>
+        <w:tc>
+          <w:tcPr>
+            <w:tcW w:type="dxa" w:w="279"/>
+          </w:tcPr>
+          <w:p>
+            <w:r>
+              <w:rPr>
+                <w:rFonts w:ascii="Times New Roman" w:hAnsi="Times New Roman"/>
+                <w:sz w:val="20"/>
+              </w:rPr>
+              <w:t>0.2042</w:t>
+            </w:r>
+          </w:p>
+        </w:tc>
+        <w:tc>
+          <w:tcPr>
+            <w:tcW w:type="dxa" w:w="279"/>
+          </w:tcPr>
+          <w:p>
+            <w:r>
+              <w:rPr>
+                <w:rFonts w:ascii="Times New Roman" w:hAnsi="Times New Roman"/>
+                <w:sz w:val="20"/>
+              </w:rPr>
+              <w:t>0.6920</w:t>
+            </w:r>
+          </w:p>
+        </w:tc>
+        <w:tc>
+          <w:tcPr>
+            <w:tcW w:type="dxa" w:w="279"/>
+          </w:tcPr>
+          <w:p>
+            <w:r>
+              <w:rPr>
+                <w:rFonts w:ascii="Times New Roman" w:hAnsi="Times New Roman"/>
+                <w:sz w:val="20"/>
+              </w:rPr>
+              <w:t>11</w:t>
             </w:r>
           </w:p>
         </w:tc>
@@ -1620,35 +1620,35 @@
                 <w:rFonts w:ascii="Times New Roman" w:hAnsi="Times New Roman"/>
                 <w:sz w:val="20"/>
               </w:rPr>
-              <w:t>0.0287</w:t>
-            </w:r>
-          </w:p>
-        </w:tc>
-        <w:tc>
-          <w:tcPr>
-            <w:tcW w:type="dxa" w:w="279"/>
-          </w:tcPr>
-          <w:p>
-            <w:r>
-              <w:rPr>
-                <w:rFonts w:ascii="Times New Roman" w:hAnsi="Times New Roman"/>
-                <w:sz w:val="20"/>
-              </w:rPr>
-              <w:t>0.1476</w:t>
-            </w:r>
-          </w:p>
-        </w:tc>
-        <w:tc>
-          <w:tcPr>
-            <w:tcW w:type="dxa" w:w="279"/>
-          </w:tcPr>
-          <w:p>
-            <w:r>
-              <w:rPr>
-                <w:rFonts w:ascii="Times New Roman" w:hAnsi="Times New Roman"/>
-                <w:sz w:val="20"/>
-              </w:rPr>
-              <w:t>0.7008</w:t>
+              <w:t>0.0394</w:t>
+            </w:r>
+          </w:p>
+        </w:tc>
+        <w:tc>
+          <w:tcPr>
+            <w:tcW w:type="dxa" w:w="279"/>
+          </w:tcPr>
+          <w:p>
+            <w:r>
+              <w:rPr>
+                <w:rFonts w:ascii="Times New Roman" w:hAnsi="Times New Roman"/>
+                <w:sz w:val="20"/>
+              </w:rPr>
+              <w:t>2.0322</w:t>
+            </w:r>
+          </w:p>
+        </w:tc>
+        <w:tc>
+          <w:tcPr>
+            <w:tcW w:type="dxa" w:w="279"/>
+          </w:tcPr>
+          <w:p>
+            <w:r>
+              <w:rPr>
+                <w:rFonts w:ascii="Times New Roman" w:hAnsi="Times New Roman"/>
+                <w:sz w:val="20"/>
+              </w:rPr>
+              <w:t>0.1540</w:t>
             </w:r>
           </w:p>
         </w:tc>
@@ -1676,49 +1676,49 @@
                 <w:rFonts w:ascii="Times New Roman" w:hAnsi="Times New Roman"/>
                 <w:sz w:val="20"/>
               </w:rPr>
-              <w:t>0.4741</w:t>
-            </w:r>
-          </w:p>
-        </w:tc>
-        <w:tc>
-          <w:tcPr>
-            <w:tcW w:type="dxa" w:w="279"/>
-          </w:tcPr>
-          <w:p>
-            <w:r>
-              <w:rPr>
-                <w:rFonts w:ascii="Times New Roman" w:hAnsi="Times New Roman"/>
-                <w:sz w:val="20"/>
-              </w:rPr>
-              <w:t>0.4911</w:t>
-            </w:r>
-          </w:p>
-        </w:tc>
-        <w:tc>
-          <w:tcPr>
-            <w:tcW w:type="dxa" w:w="279"/>
-          </w:tcPr>
-          <w:p>
-            <w:r>
-              <w:rPr>
-                <w:rFonts w:ascii="Times New Roman" w:hAnsi="Times New Roman"/>
-                <w:sz w:val="20"/>
-              </w:rPr>
-              <w:t>0.6217</w:t>
-            </w:r>
-          </w:p>
-        </w:tc>
-        <w:tc>
-          <w:tcPr>
-            <w:tcW w:type="dxa" w:w="279"/>
-          </w:tcPr>
-          <w:p>
-            <w:r>
-              <w:rPr>
-                <w:rFonts w:ascii="Times New Roman" w:hAnsi="Times New Roman"/>
-                <w:sz w:val="20"/>
-              </w:rPr>
-              <w:t>0.7328</w:t>
+              <w:t>0.9066</w:t>
+            </w:r>
+          </w:p>
+        </w:tc>
+        <w:tc>
+          <w:tcPr>
+            <w:tcW w:type="dxa" w:w="279"/>
+          </w:tcPr>
+          <w:p>
+            <w:r>
+              <w:rPr>
+                <w:rFonts w:ascii="Times New Roman" w:hAnsi="Times New Roman"/>
+                <w:sz w:val="20"/>
+              </w:rPr>
+              <w:t>0.3410</w:t>
+            </w:r>
+          </w:p>
+        </w:tc>
+        <w:tc>
+          <w:tcPr>
+            <w:tcW w:type="dxa" w:w="279"/>
+          </w:tcPr>
+          <w:p>
+            <w:r>
+              <w:rPr>
+                <w:rFonts w:ascii="Times New Roman" w:hAnsi="Times New Roman"/>
+                <w:sz w:val="20"/>
+              </w:rPr>
+              <w:t>2.9388</w:t>
+            </w:r>
+          </w:p>
+        </w:tc>
+        <w:tc>
+          <w:tcPr>
+            <w:tcW w:type="dxa" w:w="279"/>
+          </w:tcPr>
+          <w:p>
+            <w:r>
+              <w:rPr>
+                <w:rFonts w:ascii="Times New Roman" w:hAnsi="Times New Roman"/>
+                <w:sz w:val="20"/>
+              </w:rPr>
+              <w:t>0.2301</w:t>
             </w:r>
           </w:p>
         </w:tc>
@@ -1746,49 +1746,49 @@
                 <w:rFonts w:ascii="Times New Roman" w:hAnsi="Times New Roman"/>
                 <w:sz w:val="20"/>
               </w:rPr>
-              <w:t>1.679558</w:t>
-            </w:r>
-          </w:p>
-        </w:tc>
-        <w:tc>
-          <w:tcPr>
-            <w:tcW w:type="dxa" w:w="279"/>
-          </w:tcPr>
-          <w:p>
-            <w:r>
-              <w:rPr>
-                <w:rFonts w:ascii="Times New Roman" w:hAnsi="Times New Roman"/>
-                <w:sz w:val="20"/>
-              </w:rPr>
-              <w:t>2.300917</w:t>
-            </w:r>
-          </w:p>
-        </w:tc>
-        <w:tc>
-          <w:tcPr>
-            <w:tcW w:type="dxa" w:w="279"/>
-          </w:tcPr>
-          <w:p>
-            <w:r>
-              <w:rPr>
-                <w:rFonts w:ascii="Times New Roman" w:hAnsi="Times New Roman"/>
-                <w:sz w:val="20"/>
-              </w:rPr>
-              <w:t>0.1010</w:t>
-            </w:r>
-          </w:p>
-        </w:tc>
-        <w:tc>
-          <w:tcPr>
-            <w:tcW w:type="dxa" w:w="279"/>
-          </w:tcPr>
-          <w:p>
-            <w:r>
-              <w:rPr>
-                <w:rFonts w:ascii="Times New Roman" w:hAnsi="Times New Roman"/>
-                <w:sz w:val="20"/>
-              </w:rPr>
-              <w:t>0.7320</w:t>
+              <w:t>1.516729</w:t>
+            </w:r>
+          </w:p>
+        </w:tc>
+        <w:tc>
+          <w:tcPr>
+            <w:tcW w:type="dxa" w:w="279"/>
+          </w:tcPr>
+          <w:p>
+            <w:r>
+              <w:rPr>
+                <w:rFonts w:ascii="Times New Roman" w:hAnsi="Times New Roman"/>
+                <w:sz w:val="20"/>
+              </w:rPr>
+              <w:t>2.077848</w:t>
+            </w:r>
+          </w:p>
+        </w:tc>
+        <w:tc>
+          <w:tcPr>
+            <w:tcW w:type="dxa" w:w="279"/>
+          </w:tcPr>
+          <w:p>
+            <w:r>
+              <w:rPr>
+                <w:rFonts w:ascii="Times New Roman" w:hAnsi="Times New Roman"/>
+                <w:sz w:val="20"/>
+              </w:rPr>
+              <w:t>0.4374</w:t>
+            </w:r>
+          </w:p>
+        </w:tc>
+        <w:tc>
+          <w:tcPr>
+            <w:tcW w:type="dxa" w:w="279"/>
+          </w:tcPr>
+          <w:p>
+            <w:r>
+              <w:rPr>
+                <w:rFonts w:ascii="Times New Roman" w:hAnsi="Times New Roman"/>
+                <w:sz w:val="20"/>
+              </w:rPr>
+              <w:t>0.2900</w:t>
             </w:r>
           </w:p>
         </w:tc>
@@ -1804,21 +1804,21 @@
                 <w:rFonts w:ascii="Times New Roman" w:hAnsi="Times New Roman"/>
                 <w:sz w:val="20"/>
               </w:rPr>
-              <w:t>FIGARCH(1,d,1)</w:t>
-            </w:r>
-          </w:p>
-        </w:tc>
-        <w:tc>
-          <w:tcPr>
-            <w:tcW w:type="dxa" w:w="279"/>
-          </w:tcPr>
-          <w:p>
-            <w:r>
-              <w:rPr>
-                <w:rFonts w:ascii="Times New Roman" w:hAnsi="Times New Roman"/>
-                <w:sz w:val="20"/>
-              </w:rPr>
-              <w:t>4</w:t>
+              <w:t>Constant (unconditional variance)</w:t>
+            </w:r>
+          </w:p>
+        </w:tc>
+        <w:tc>
+          <w:tcPr>
+            <w:tcW w:type="dxa" w:w="279"/>
+          </w:tcPr>
+          <w:p>
+            <w:r>
+              <w:rPr>
+                <w:rFonts w:ascii="Times New Roman" w:hAnsi="Times New Roman"/>
+                <w:sz w:val="20"/>
+              </w:rPr>
+              <w:t>0</w:t>
             </w:r>
           </w:p>
         </w:tc>
@@ -1846,35 +1846,105 @@
                 <w:rFonts w:ascii="Times New Roman" w:hAnsi="Times New Roman"/>
                 <w:sz w:val="20"/>
               </w:rPr>
-              <w:t>0.0143</w:t>
-            </w:r>
-          </w:p>
-        </w:tc>
-        <w:tc>
-          <w:tcPr>
-            <w:tcW w:type="dxa" w:w="279"/>
-          </w:tcPr>
-          <w:p>
-            <w:r>
-              <w:rPr>
-                <w:rFonts w:ascii="Times New Roman" w:hAnsi="Times New Roman"/>
-                <w:sz w:val="20"/>
-              </w:rPr>
-              <w:t>0.4673</w:t>
-            </w:r>
-          </w:p>
-        </w:tc>
-        <w:tc>
-          <w:tcPr>
-            <w:tcW w:type="dxa" w:w="279"/>
-          </w:tcPr>
-          <w:p>
-            <w:r>
-              <w:rPr>
-                <w:rFonts w:ascii="Times New Roman" w:hAnsi="Times New Roman"/>
-                <w:sz w:val="20"/>
-              </w:rPr>
-              <w:t>0.4942</w:t>
+              <w:t>0.0000</w:t>
+            </w:r>
+          </w:p>
+        </w:tc>
+        <w:tc>
+          <w:tcPr>
+            <w:tcW w:type="dxa" w:w="279"/>
+          </w:tcPr>
+          <w:p>
+            <w:r>
+              <w:rPr>
+                <w:rFonts w:ascii="Times New Roman" w:hAnsi="Times New Roman"/>
+                <w:sz w:val="20"/>
+              </w:rPr>
+              <w:t>5.6081</w:t>
+            </w:r>
+          </w:p>
+        </w:tc>
+        <w:tc>
+          <w:tcPr>
+            <w:tcW w:type="dxa" w:w="279"/>
+          </w:tcPr>
+          <w:p>
+            <w:r>
+              <w:rPr>
+                <w:rFonts w:ascii="Times New Roman" w:hAnsi="Times New Roman"/>
+                <w:sz w:val="20"/>
+              </w:rPr>
+              <w:t>0.0179</w:t>
+            </w:r>
+          </w:p>
+        </w:tc>
+        <w:tc>
+          <w:tcPr>
+            <w:tcW w:type="dxa" w:w="279"/>
+          </w:tcPr>
+          <w:p>
+            <w:r>
+              <w:rPr>
+                <w:rFonts w:ascii="Times New Roman" w:hAnsi="Times New Roman"/>
+                <w:sz w:val="20"/>
+              </w:rPr>
+              <w:t>No</w:t>
+            </w:r>
+          </w:p>
+        </w:tc>
+        <w:tc>
+          <w:tcPr>
+            <w:tcW w:type="dxa" w:w="279"/>
+          </w:tcPr>
+          <w:p>
+            <w:r>
+              <w:rPr>
+                <w:rFonts w:ascii="Times New Roman" w:hAnsi="Times New Roman"/>
+                <w:sz w:val="20"/>
+              </w:rPr>
+              <w:t>0.0000</w:t>
+            </w:r>
+          </w:p>
+        </w:tc>
+        <w:tc>
+          <w:tcPr>
+            <w:tcW w:type="dxa" w:w="279"/>
+          </w:tcPr>
+          <w:p>
+            <w:r>
+              <w:rPr>
+                <w:rFonts w:ascii="Times New Roman" w:hAnsi="Times New Roman"/>
+                <w:sz w:val="20"/>
+              </w:rPr>
+              <w:t>1.0000</w:t>
+            </w:r>
+          </w:p>
+        </w:tc>
+        <w:tc>
+          <w:tcPr>
+            <w:tcW w:type="dxa" w:w="279"/>
+          </w:tcPr>
+          <w:p>
+            <w:r>
+              <w:rPr>
+                <w:rFonts w:ascii="Times New Roman" w:hAnsi="Times New Roman"/>
+                <w:sz w:val="20"/>
+              </w:rPr>
+              <w:t>5.6081</w:t>
+            </w:r>
+          </w:p>
+        </w:tc>
+        <w:tc>
+          <w:tcPr>
+            <w:tcW w:type="dxa" w:w="279"/>
+          </w:tcPr>
+          <w:p>
+            <w:r>
+              <w:rPr>
+                <w:rFonts w:ascii="Times New Roman" w:hAnsi="Times New Roman"/>
+                <w:sz w:val="20"/>
+              </w:rPr>
+              <w:t>0.0606</w:t>
             </w:r>
           </w:p>
         </w:tc>
@@ -1902,133 +1972,63 @@
                 <w:rFonts w:ascii="Times New Roman" w:hAnsi="Times New Roman"/>
                 <w:sz w:val="20"/>
               </w:rPr>
-              <w:t>0.1168</w:t>
-            </w:r>
-          </w:p>
-        </w:tc>
-        <w:tc>
-          <w:tcPr>
-            <w:tcW w:type="dxa" w:w="279"/>
-          </w:tcPr>
-          <w:p>
-            <w:r>
-              <w:rPr>
-                <w:rFonts w:ascii="Times New Roman" w:hAnsi="Times New Roman"/>
-                <w:sz w:val="20"/>
-              </w:rPr>
-              <w:t>0.7325</w:t>
-            </w:r>
-          </w:p>
-        </w:tc>
-        <w:tc>
-          <w:tcPr>
-            <w:tcW w:type="dxa" w:w="279"/>
-          </w:tcPr>
-          <w:p>
-            <w:r>
-              <w:rPr>
-                <w:rFonts w:ascii="Times New Roman" w:hAnsi="Times New Roman"/>
-                <w:sz w:val="20"/>
-              </w:rPr>
-              <w:t>0.5841</w:t>
-            </w:r>
-          </w:p>
-        </w:tc>
-        <w:tc>
-          <w:tcPr>
-            <w:tcW w:type="dxa" w:w="279"/>
-          </w:tcPr>
-          <w:p>
-            <w:r>
-              <w:rPr>
-                <w:rFonts w:ascii="Times New Roman" w:hAnsi="Times New Roman"/>
-                <w:sz w:val="20"/>
-              </w:rPr>
-              <w:t>0.7467</w:t>
-            </w:r>
-          </w:p>
-        </w:tc>
-        <w:tc>
-          <w:tcPr>
-            <w:tcW w:type="dxa" w:w="279"/>
-          </w:tcPr>
-          <w:p>
-            <w:r>
-              <w:rPr>
-                <w:rFonts w:ascii="Times New Roman" w:hAnsi="Times New Roman"/>
-                <w:sz w:val="20"/>
-              </w:rPr>
-              <w:t>Yes</w:t>
-            </w:r>
-          </w:p>
-        </w:tc>
-        <w:tc>
-          <w:tcPr>
-            <w:tcW w:type="dxa" w:w="279"/>
-          </w:tcPr>
-          <w:p>
-            <w:r>
-              <w:rPr>
-                <w:rFonts w:ascii="Times New Roman" w:hAnsi="Times New Roman"/>
-                <w:sz w:val="20"/>
-              </w:rPr>
-              <w:t>2.044778</w:t>
-            </w:r>
-          </w:p>
-        </w:tc>
-        <w:tc>
-          <w:tcPr>
-            <w:tcW w:type="dxa" w:w="279"/>
-          </w:tcPr>
-          <w:p>
-            <w:r>
-              <w:rPr>
-                <w:rFonts w:ascii="Times New Roman" w:hAnsi="Times New Roman"/>
-                <w:sz w:val="20"/>
-              </w:rPr>
-              <w:t>2.705623</w:t>
-            </w:r>
-          </w:p>
-        </w:tc>
-        <w:tc>
-          <w:tcPr>
-            <w:tcW w:type="dxa" w:w="279"/>
-          </w:tcPr>
-          <w:p>
-            <w:r>
-              <w:rPr>
-                <w:rFonts w:ascii="Times New Roman" w:hAnsi="Times New Roman"/>
-                <w:sz w:val="20"/>
-              </w:rPr>
-              <w:t>0.3664</w:t>
-            </w:r>
-          </w:p>
-        </w:tc>
-        <w:tc>
-          <w:tcPr>
-            <w:tcW w:type="dxa" w:w="279"/>
-          </w:tcPr>
-          <w:p>
-            <w:r>
-              <w:rPr>
-                <w:rFonts w:ascii="Times New Roman" w:hAnsi="Times New Roman"/>
-                <w:sz w:val="20"/>
-              </w:rPr>
-              <w:t>0.4980</w:t>
-            </w:r>
-          </w:p>
-        </w:tc>
-        <w:tc>
-          <w:tcPr>
-            <w:tcW w:type="dxa" w:w="279"/>
-          </w:tcPr>
-          <w:p>
-            <w:r>
-              <w:rPr>
-                <w:rFonts w:ascii="Times New Roman" w:hAnsi="Times New Roman"/>
-                <w:sz w:val="20"/>
-              </w:rPr>
-              <w:t>11</w:t>
+              <w:t>2.981945</w:t>
+            </w:r>
+          </w:p>
+        </w:tc>
+        <w:tc>
+          <w:tcPr>
+            <w:tcW w:type="dxa" w:w="279"/>
+          </w:tcPr>
+          <w:p>
+            <w:r>
+              <w:rPr>
+                <w:rFonts w:ascii="Times New Roman" w:hAnsi="Times New Roman"/>
+                <w:sz w:val="20"/>
+              </w:rPr>
+              <w:t>3.945669</w:t>
+            </w:r>
+          </w:p>
+        </w:tc>
+        <w:tc>
+          <w:tcPr>
+            <w:tcW w:type="dxa" w:w="279"/>
+          </w:tcPr>
+          <w:p>
+            <w:r>
+              <w:rPr>
+                <w:rFonts w:ascii="Times New Roman" w:hAnsi="Times New Roman"/>
+                <w:sz w:val="20"/>
+              </w:rPr>
+              <w:t>-1.0000</w:t>
+            </w:r>
+          </w:p>
+        </w:tc>
+        <w:tc>
+          <w:tcPr>
+            <w:tcW w:type="dxa" w:w="279"/>
+          </w:tcPr>
+          <w:p>
+            <w:r>
+              <w:rPr>
+                <w:rFonts w:ascii="Times New Roman" w:hAnsi="Times New Roman"/>
+                <w:sz w:val="20"/>
+              </w:rPr>
+              <w:t>0.1300</w:t>
+            </w:r>
+          </w:p>
+        </w:tc>
+        <w:tc>
+          <w:tcPr>
+            <w:tcW w:type="dxa" w:w="279"/>
+          </w:tcPr>
+          <w:p>
+            <w:r>
+              <w:rPr>
+                <w:rFonts w:ascii="Times New Roman" w:hAnsi="Times New Roman"/>
+                <w:sz w:val="20"/>
+              </w:rPr>
+              <w:t>0</w:t>
             </w:r>
           </w:p>
         </w:tc>
@@ -2056,175 +2056,175 @@
                 <w:rFonts w:ascii="Times New Roman" w:hAnsi="Times New Roman"/>
                 <w:sz w:val="20"/>
               </w:rPr>
-              <w:t>0.0394</w:t>
-            </w:r>
-          </w:p>
-        </w:tc>
-        <w:tc>
-          <w:tcPr>
-            <w:tcW w:type="dxa" w:w="279"/>
-          </w:tcPr>
-          <w:p>
-            <w:r>
-              <w:rPr>
-                <w:rFonts w:ascii="Times New Roman" w:hAnsi="Times New Roman"/>
-                <w:sz w:val="20"/>
-              </w:rPr>
-              <w:t>2.0322</w:t>
-            </w:r>
-          </w:p>
-        </w:tc>
-        <w:tc>
-          <w:tcPr>
-            <w:tcW w:type="dxa" w:w="279"/>
-          </w:tcPr>
-          <w:p>
-            <w:r>
-              <w:rPr>
-                <w:rFonts w:ascii="Times New Roman" w:hAnsi="Times New Roman"/>
-                <w:sz w:val="20"/>
-              </w:rPr>
-              <w:t>0.1540</w:t>
-            </w:r>
-          </w:p>
-        </w:tc>
-        <w:tc>
-          <w:tcPr>
-            <w:tcW w:type="dxa" w:w="279"/>
-          </w:tcPr>
-          <w:p>
-            <w:r>
-              <w:rPr>
-                <w:rFonts w:ascii="Times New Roman" w:hAnsi="Times New Roman"/>
-                <w:sz w:val="20"/>
-              </w:rPr>
-              <w:t>Yes</w:t>
-            </w:r>
-          </w:p>
-        </w:tc>
-        <w:tc>
-          <w:tcPr>
-            <w:tcW w:type="dxa" w:w="279"/>
-          </w:tcPr>
-          <w:p>
-            <w:r>
-              <w:rPr>
-                <w:rFonts w:ascii="Times New Roman" w:hAnsi="Times New Roman"/>
-                <w:sz w:val="20"/>
-              </w:rPr>
-              <w:t>0.9066</w:t>
-            </w:r>
-          </w:p>
-        </w:tc>
-        <w:tc>
-          <w:tcPr>
-            <w:tcW w:type="dxa" w:w="279"/>
-          </w:tcPr>
-          <w:p>
-            <w:r>
-              <w:rPr>
-                <w:rFonts w:ascii="Times New Roman" w:hAnsi="Times New Roman"/>
-                <w:sz w:val="20"/>
-              </w:rPr>
-              <w:t>0.3410</w:t>
-            </w:r>
-          </w:p>
-        </w:tc>
-        <w:tc>
-          <w:tcPr>
-            <w:tcW w:type="dxa" w:w="279"/>
-          </w:tcPr>
-          <w:p>
-            <w:r>
-              <w:rPr>
-                <w:rFonts w:ascii="Times New Roman" w:hAnsi="Times New Roman"/>
-                <w:sz w:val="20"/>
-              </w:rPr>
-              <w:t>2.9388</w:t>
-            </w:r>
-          </w:p>
-        </w:tc>
-        <w:tc>
-          <w:tcPr>
-            <w:tcW w:type="dxa" w:w="279"/>
-          </w:tcPr>
-          <w:p>
-            <w:r>
-              <w:rPr>
-                <w:rFonts w:ascii="Times New Roman" w:hAnsi="Times New Roman"/>
-                <w:sz w:val="20"/>
-              </w:rPr>
-              <w:t>0.2301</w:t>
-            </w:r>
-          </w:p>
-        </w:tc>
-        <w:tc>
-          <w:tcPr>
-            <w:tcW w:type="dxa" w:w="279"/>
-          </w:tcPr>
-          <w:p>
-            <w:r>
-              <w:rPr>
-                <w:rFonts w:ascii="Times New Roman" w:hAnsi="Times New Roman"/>
-                <w:sz w:val="20"/>
-              </w:rPr>
-              <w:t>Yes</w:t>
-            </w:r>
-          </w:p>
-        </w:tc>
-        <w:tc>
-          <w:tcPr>
-            <w:tcW w:type="dxa" w:w="279"/>
-          </w:tcPr>
-          <w:p>
-            <w:r>
-              <w:rPr>
-                <w:rFonts w:ascii="Times New Roman" w:hAnsi="Times New Roman"/>
-                <w:sz w:val="20"/>
-              </w:rPr>
-              <w:t>1.562074</w:t>
-            </w:r>
-          </w:p>
-        </w:tc>
-        <w:tc>
-          <w:tcPr>
-            <w:tcW w:type="dxa" w:w="279"/>
-          </w:tcPr>
-          <w:p>
-            <w:r>
-              <w:rPr>
-                <w:rFonts w:ascii="Times New Roman" w:hAnsi="Times New Roman"/>
-                <w:sz w:val="20"/>
-              </w:rPr>
-              <w:t>2.139969</w:t>
-            </w:r>
-          </w:p>
-        </w:tc>
-        <w:tc>
-          <w:tcPr>
-            <w:tcW w:type="dxa" w:w="279"/>
-          </w:tcPr>
-          <w:p>
-            <w:r>
-              <w:rPr>
-                <w:rFonts w:ascii="Times New Roman" w:hAnsi="Times New Roman"/>
-                <w:sz w:val="20"/>
-              </w:rPr>
-              <w:t>0.4912</w:t>
-            </w:r>
-          </w:p>
-        </w:tc>
-        <w:tc>
-          <w:tcPr>
-            <w:tcW w:type="dxa" w:w="279"/>
-          </w:tcPr>
-          <w:p>
-            <w:r>
-              <w:rPr>
-                <w:rFonts w:ascii="Times New Roman" w:hAnsi="Times New Roman"/>
-                <w:sz w:val="20"/>
-              </w:rPr>
-              <w:t>0.2200</w:t>
+              <w:t>0.0000</w:t>
+            </w:r>
+          </w:p>
+        </w:tc>
+        <w:tc>
+          <w:tcPr>
+            <w:tcW w:type="dxa" w:w="279"/>
+          </w:tcPr>
+          <w:p>
+            <w:r>
+              <w:rPr>
+                <w:rFonts w:ascii="Times New Roman" w:hAnsi="Times New Roman"/>
+                <w:sz w:val="20"/>
+              </w:rPr>
+              <w:t>14.1273</w:t>
+            </w:r>
+          </w:p>
+        </w:tc>
+        <w:tc>
+          <w:tcPr>
+            <w:tcW w:type="dxa" w:w="279"/>
+          </w:tcPr>
+          <w:p>
+            <w:r>
+              <w:rPr>
+                <w:rFonts w:ascii="Times New Roman" w:hAnsi="Times New Roman"/>
+                <w:sz w:val="20"/>
+              </w:rPr>
+              <w:t>0.0002</w:t>
+            </w:r>
+          </w:p>
+        </w:tc>
+        <w:tc>
+          <w:tcPr>
+            <w:tcW w:type="dxa" w:w="279"/>
+          </w:tcPr>
+          <w:p>
+            <w:r>
+              <w:rPr>
+                <w:rFonts w:ascii="Times New Roman" w:hAnsi="Times New Roman"/>
+                <w:sz w:val="20"/>
+              </w:rPr>
+              <w:t>No</w:t>
+            </w:r>
+          </w:p>
+        </w:tc>
+        <w:tc>
+          <w:tcPr>
+            <w:tcW w:type="dxa" w:w="279"/>
+          </w:tcPr>
+          <w:p>
+            <w:r>
+              <w:rPr>
+                <w:rFonts w:ascii="Times New Roman" w:hAnsi="Times New Roman"/>
+                <w:sz w:val="20"/>
+              </w:rPr>
+              <w:t>0.0000</w:t>
+            </w:r>
+          </w:p>
+        </w:tc>
+        <w:tc>
+          <w:tcPr>
+            <w:tcW w:type="dxa" w:w="279"/>
+          </w:tcPr>
+          <w:p>
+            <w:r>
+              <w:rPr>
+                <w:rFonts w:ascii="Times New Roman" w:hAnsi="Times New Roman"/>
+                <w:sz w:val="20"/>
+              </w:rPr>
+              <w:t>1.0000</w:t>
+            </w:r>
+          </w:p>
+        </w:tc>
+        <w:tc>
+          <w:tcPr>
+            <w:tcW w:type="dxa" w:w="279"/>
+          </w:tcPr>
+          <w:p>
+            <w:r>
+              <w:rPr>
+                <w:rFonts w:ascii="Times New Roman" w:hAnsi="Times New Roman"/>
+                <w:sz w:val="20"/>
+              </w:rPr>
+              <w:t>14.1273</w:t>
+            </w:r>
+          </w:p>
+        </w:tc>
+        <w:tc>
+          <w:tcPr>
+            <w:tcW w:type="dxa" w:w="279"/>
+          </w:tcPr>
+          <w:p>
+            <w:r>
+              <w:rPr>
+                <w:rFonts w:ascii="Times New Roman" w:hAnsi="Times New Roman"/>
+                <w:sz w:val="20"/>
+              </w:rPr>
+              <w:t>0.0009</w:t>
+            </w:r>
+          </w:p>
+        </w:tc>
+        <w:tc>
+          <w:tcPr>
+            <w:tcW w:type="dxa" w:w="279"/>
+          </w:tcPr>
+          <w:p>
+            <w:r>
+              <w:rPr>
+                <w:rFonts w:ascii="Times New Roman" w:hAnsi="Times New Roman"/>
+                <w:sz w:val="20"/>
+              </w:rPr>
+              <w:t>No</w:t>
+            </w:r>
+          </w:p>
+        </w:tc>
+        <w:tc>
+          <w:tcPr>
+            <w:tcW w:type="dxa" w:w="279"/>
+          </w:tcPr>
+          <w:p>
+            <w:r>
+              <w:rPr>
+                <w:rFonts w:ascii="Times New Roman" w:hAnsi="Times New Roman"/>
+                <w:sz w:val="20"/>
+              </w:rPr>
+              <w:t>2.278007</w:t>
+            </w:r>
+          </w:p>
+        </w:tc>
+        <w:tc>
+          <w:tcPr>
+            <w:tcW w:type="dxa" w:w="279"/>
+          </w:tcPr>
+          <w:p>
+            <w:r>
+              <w:rPr>
+                <w:rFonts w:ascii="Times New Roman" w:hAnsi="Times New Roman"/>
+                <w:sz w:val="20"/>
+              </w:rPr>
+              <w:t>3.120764</w:t>
+            </w:r>
+          </w:p>
+        </w:tc>
+        <w:tc>
+          <w:tcPr>
+            <w:tcW w:type="dxa" w:w="279"/>
+          </w:tcPr>
+          <w:p>
+            <w:r>
+              <w:rPr>
+                <w:rFonts w:ascii="Times New Roman" w:hAnsi="Times New Roman"/>
+                <w:sz w:val="20"/>
+              </w:rPr>
+              <w:t>-1.0000</w:t>
+            </w:r>
+          </w:p>
+        </w:tc>
+        <w:tc>
+          <w:tcPr>
+            <w:tcW w:type="dxa" w:w="279"/>
+          </w:tcPr>
+          <w:p>
+            <w:r>
+              <w:rPr>
+                <w:rFonts w:ascii="Times New Roman" w:hAnsi="Times New Roman"/>
+                <w:sz w:val="20"/>
+              </w:rPr>
+              <w:t>0.0020</w:t>
             </w:r>
           </w:p>
         </w:tc>
@@ -2240,21 +2240,21 @@
                 <w:rFonts w:ascii="Times New Roman" w:hAnsi="Times New Roman"/>
                 <w:sz w:val="20"/>
               </w:rPr>
-              <w:t>GARCH(1,1)</w:t>
-            </w:r>
-          </w:p>
-        </w:tc>
-        <w:tc>
-          <w:tcPr>
-            <w:tcW w:type="dxa" w:w="279"/>
-          </w:tcPr>
-          <w:p>
-            <w:r>
-              <w:rPr>
-                <w:rFonts w:ascii="Times New Roman" w:hAnsi="Times New Roman"/>
-                <w:sz w:val="20"/>
-              </w:rPr>
-              <w:t>3</w:t>
+              <w:t>EGARCH(1,1)</w:t>
+            </w:r>
+          </w:p>
+        </w:tc>
+        <w:tc>
+          <w:tcPr>
+            <w:tcW w:type="dxa" w:w="279"/>
+          </w:tcPr>
+          <w:p>
+            <w:r>
+              <w:rPr>
+                <w:rFonts w:ascii="Times New Roman" w:hAnsi="Times New Roman"/>
+                <w:sz w:val="20"/>
+              </w:rPr>
+              <w:t>2</w:t>
             </w:r>
           </w:p>
         </w:tc>
@@ -2282,35 +2282,35 @@
                 <w:rFonts w:ascii="Times New Roman" w:hAnsi="Times New Roman"/>
                 <w:sz w:val="20"/>
               </w:rPr>
-              <w:t>0.0108</w:t>
-            </w:r>
-          </w:p>
-        </w:tc>
-        <w:tc>
-          <w:tcPr>
-            <w:tcW w:type="dxa" w:w="279"/>
-          </w:tcPr>
-          <w:p>
-            <w:r>
-              <w:rPr>
-                <w:rFonts w:ascii="Times New Roman" w:hAnsi="Times New Roman"/>
-                <w:sz w:val="20"/>
-              </w:rPr>
-              <w:t>0.0156</w:t>
-            </w:r>
-          </w:p>
-        </w:tc>
-        <w:tc>
-          <w:tcPr>
-            <w:tcW w:type="dxa" w:w="279"/>
-          </w:tcPr>
-          <w:p>
-            <w:r>
-              <w:rPr>
-                <w:rFonts w:ascii="Times New Roman" w:hAnsi="Times New Roman"/>
-                <w:sz w:val="20"/>
-              </w:rPr>
-              <w:t>0.9007</w:t>
+              <w:t>0.0072</w:t>
+            </w:r>
+          </w:p>
+        </w:tc>
+        <w:tc>
+          <w:tcPr>
+            <w:tcW w:type="dxa" w:w="279"/>
+          </w:tcPr>
+          <w:p>
+            <w:r>
+              <w:rPr>
+                <w:rFonts w:ascii="Times New Roman" w:hAnsi="Times New Roman"/>
+                <w:sz w:val="20"/>
+              </w:rPr>
+              <w:t>0.2507</w:t>
+            </w:r>
+          </w:p>
+        </w:tc>
+        <w:tc>
+          <w:tcPr>
+            <w:tcW w:type="dxa" w:w="279"/>
+          </w:tcPr>
+          <w:p>
+            <w:r>
+              <w:rPr>
+                <w:rFonts w:ascii="Times New Roman" w:hAnsi="Times New Roman"/>
+                <w:sz w:val="20"/>
+              </w:rPr>
+              <w:t>0.6166</w:t>
             </w:r>
           </w:p>
         </w:tc>
@@ -2338,49 +2338,49 @@
                 <w:rFonts w:ascii="Times New Roman" w:hAnsi="Times New Roman"/>
                 <w:sz w:val="20"/>
               </w:rPr>
-              <w:t>0.0655</w:t>
-            </w:r>
-          </w:p>
-        </w:tc>
-        <w:tc>
-          <w:tcPr>
-            <w:tcW w:type="dxa" w:w="279"/>
-          </w:tcPr>
-          <w:p>
-            <w:r>
-              <w:rPr>
-                <w:rFonts w:ascii="Times New Roman" w:hAnsi="Times New Roman"/>
-                <w:sz w:val="20"/>
-              </w:rPr>
-              <w:t>0.7981</w:t>
-            </w:r>
-          </w:p>
-        </w:tc>
-        <w:tc>
-          <w:tcPr>
-            <w:tcW w:type="dxa" w:w="279"/>
-          </w:tcPr>
-          <w:p>
-            <w:r>
-              <w:rPr>
-                <w:rFonts w:ascii="Times New Roman" w:hAnsi="Times New Roman"/>
-                <w:sz w:val="20"/>
-              </w:rPr>
-              <w:t>0.0811</w:t>
-            </w:r>
-          </w:p>
-        </w:tc>
-        <w:tc>
-          <w:tcPr>
-            <w:tcW w:type="dxa" w:w="279"/>
-          </w:tcPr>
-          <w:p>
-            <w:r>
-              <w:rPr>
-                <w:rFonts w:ascii="Times New Roman" w:hAnsi="Times New Roman"/>
-                <w:sz w:val="20"/>
-              </w:rPr>
-              <w:t>0.9603</w:t>
+              <w:t>0.0290</w:t>
+            </w:r>
+          </w:p>
+        </w:tc>
+        <w:tc>
+          <w:tcPr>
+            <w:tcW w:type="dxa" w:w="279"/>
+          </w:tcPr>
+          <w:p>
+            <w:r>
+              <w:rPr>
+                <w:rFonts w:ascii="Times New Roman" w:hAnsi="Times New Roman"/>
+                <w:sz w:val="20"/>
+              </w:rPr>
+              <w:t>0.8648</w:t>
+            </w:r>
+          </w:p>
+        </w:tc>
+        <w:tc>
+          <w:tcPr>
+            <w:tcW w:type="dxa" w:w="279"/>
+          </w:tcPr>
+          <w:p>
+            <w:r>
+              <w:rPr>
+                <w:rFonts w:ascii="Times New Roman" w:hAnsi="Times New Roman"/>
+                <w:sz w:val="20"/>
+              </w:rPr>
+              <w:t>0.2797</w:t>
+            </w:r>
+          </w:p>
+        </w:tc>
+        <w:tc>
+          <w:tcPr>
+            <w:tcW w:type="dxa" w:w="279"/>
+          </w:tcPr>
+          <w:p>
+            <w:r>
+              <w:rPr>
+                <w:rFonts w:ascii="Times New Roman" w:hAnsi="Times New Roman"/>
+                <w:sz w:val="20"/>
+              </w:rPr>
+              <w:t>0.8695</w:t>
             </w:r>
           </w:p>
         </w:tc>
@@ -2408,63 +2408,63 @@
                 <w:rFonts w:ascii="Times New Roman" w:hAnsi="Times New Roman"/>
                 <w:sz w:val="20"/>
               </w:rPr>
-              <w:t>2.146180</w:t>
-            </w:r>
-          </w:p>
-        </w:tc>
-        <w:tc>
-          <w:tcPr>
-            <w:tcW w:type="dxa" w:w="279"/>
-          </w:tcPr>
-          <w:p>
-            <w:r>
-              <w:rPr>
-                <w:rFonts w:ascii="Times New Roman" w:hAnsi="Times New Roman"/>
-                <w:sz w:val="20"/>
-              </w:rPr>
-              <w:t>2.839796</w:t>
-            </w:r>
-          </w:p>
-        </w:tc>
-        <w:tc>
-          <w:tcPr>
-            <w:tcW w:type="dxa" w:w="279"/>
-          </w:tcPr>
-          <w:p>
-            <w:r>
-              <w:rPr>
-                <w:rFonts w:ascii="Times New Roman" w:hAnsi="Times New Roman"/>
-                <w:sz w:val="20"/>
-              </w:rPr>
-              <w:t>0.0200</w:t>
-            </w:r>
-          </w:p>
-        </w:tc>
-        <w:tc>
-          <w:tcPr>
-            <w:tcW w:type="dxa" w:w="279"/>
-          </w:tcPr>
-          <w:p>
-            <w:r>
-              <w:rPr>
-                <w:rFonts w:ascii="Times New Roman" w:hAnsi="Times New Roman"/>
-                <w:sz w:val="20"/>
-              </w:rPr>
-              <w:t>0.8920</w:t>
-            </w:r>
-          </w:p>
-        </w:tc>
-        <w:tc>
-          <w:tcPr>
-            <w:tcW w:type="dxa" w:w="279"/>
-          </w:tcPr>
-          <w:p>
-            <w:r>
-              <w:rPr>
-                <w:rFonts w:ascii="Times New Roman" w:hAnsi="Times New Roman"/>
-                <w:sz w:val="20"/>
-              </w:rPr>
-              <w:t>9</w:t>
+              <w:t>2.198567</w:t>
+            </w:r>
+          </w:p>
+        </w:tc>
+        <w:tc>
+          <w:tcPr>
+            <w:tcW w:type="dxa" w:w="279"/>
+          </w:tcPr>
+          <w:p>
+            <w:r>
+              <w:rPr>
+                <w:rFonts w:ascii="Times New Roman" w:hAnsi="Times New Roman"/>
+                <w:sz w:val="20"/>
+              </w:rPr>
+              <w:t>2.909114</w:t>
+            </w:r>
+          </w:p>
+        </w:tc>
+        <w:tc>
+          <w:tcPr>
+            <w:tcW w:type="dxa" w:w="279"/>
+          </w:tcPr>
+          <w:p>
+            <w:r>
+              <w:rPr>
+                <w:rFonts w:ascii="Times New Roman" w:hAnsi="Times New Roman"/>
+                <w:sz w:val="20"/>
+              </w:rPr>
+              <w:t>-0.2380</w:t>
+            </w:r>
+          </w:p>
+        </w:tc>
+        <w:tc>
+          <w:tcPr>
+            <w:tcW w:type="dxa" w:w="279"/>
+          </w:tcPr>
+          <w:p>
+            <w:r>
+              <w:rPr>
+                <w:rFonts w:ascii="Times New Roman" w:hAnsi="Times New Roman"/>
+                <w:sz w:val="20"/>
+              </w:rPr>
+              <w:t>0.8200</w:t>
+            </w:r>
+          </w:p>
+        </w:tc>
+        <w:tc>
+          <w:tcPr>
+            <w:tcW w:type="dxa" w:w="279"/>
+          </w:tcPr>
+          <w:p>
+            <w:r>
+              <w:rPr>
+                <w:rFonts w:ascii="Times New Roman" w:hAnsi="Times New Roman"/>
+                <w:sz w:val="20"/>
+              </w:rPr>
+              <w:t>8</w:t>
             </w:r>
           </w:p>
         </w:tc>
@@ -2492,35 +2492,35 @@
                 <w:rFonts w:ascii="Times New Roman" w:hAnsi="Times New Roman"/>
                 <w:sz w:val="20"/>
               </w:rPr>
-              <w:t>0.0323</w:t>
-            </w:r>
-          </w:p>
-        </w:tc>
-        <w:tc>
-          <w:tcPr>
-            <w:tcW w:type="dxa" w:w="279"/>
-          </w:tcPr>
-          <w:p>
-            <w:r>
-              <w:rPr>
-                <w:rFonts w:ascii="Times New Roman" w:hAnsi="Times New Roman"/>
-                <w:sz w:val="20"/>
-              </w:rPr>
-              <w:t>0.5532</w:t>
-            </w:r>
-          </w:p>
-        </w:tc>
-        <w:tc>
-          <w:tcPr>
-            <w:tcW w:type="dxa" w:w="279"/>
-          </w:tcPr>
-          <w:p>
-            <w:r>
-              <w:rPr>
-                <w:rFonts w:ascii="Times New Roman" w:hAnsi="Times New Roman"/>
-                <w:sz w:val="20"/>
-              </w:rPr>
-              <w:t>0.4570</w:t>
+              <w:t>0.0287</w:t>
+            </w:r>
+          </w:p>
+        </w:tc>
+        <w:tc>
+          <w:tcPr>
+            <w:tcW w:type="dxa" w:w="279"/>
+          </w:tcPr>
+          <w:p>
+            <w:r>
+              <w:rPr>
+                <w:rFonts w:ascii="Times New Roman" w:hAnsi="Times New Roman"/>
+                <w:sz w:val="20"/>
+              </w:rPr>
+              <w:t>0.1476</w:t>
+            </w:r>
+          </w:p>
+        </w:tc>
+        <w:tc>
+          <w:tcPr>
+            <w:tcW w:type="dxa" w:w="279"/>
+          </w:tcPr>
+          <w:p>
+            <w:r>
+              <w:rPr>
+                <w:rFonts w:ascii="Times New Roman" w:hAnsi="Times New Roman"/>
+                <w:sz w:val="20"/>
+              </w:rPr>
+              <w:t>0.7008</w:t>
             </w:r>
           </w:p>
         </w:tc>
@@ -2548,49 +2548,49 @@
                 <w:rFonts w:ascii="Times New Roman" w:hAnsi="Times New Roman"/>
                 <w:sz w:val="20"/>
               </w:rPr>
-              <w:t>0.6023</w:t>
-            </w:r>
-          </w:p>
-        </w:tc>
-        <w:tc>
-          <w:tcPr>
-            <w:tcW w:type="dxa" w:w="279"/>
-          </w:tcPr>
-          <w:p>
-            <w:r>
-              <w:rPr>
-                <w:rFonts w:ascii="Times New Roman" w:hAnsi="Times New Roman"/>
-                <w:sz w:val="20"/>
-              </w:rPr>
-              <w:t>0.4377</w:t>
-            </w:r>
-          </w:p>
-        </w:tc>
-        <w:tc>
-          <w:tcPr>
-            <w:tcW w:type="dxa" w:w="279"/>
-          </w:tcPr>
-          <w:p>
-            <w:r>
-              <w:rPr>
-                <w:rFonts w:ascii="Times New Roman" w:hAnsi="Times New Roman"/>
-                <w:sz w:val="20"/>
-              </w:rPr>
-              <w:t>1.1555</w:t>
-            </w:r>
-          </w:p>
-        </w:tc>
-        <w:tc>
-          <w:tcPr>
-            <w:tcW w:type="dxa" w:w="279"/>
-          </w:tcPr>
-          <w:p>
-            <w:r>
-              <w:rPr>
-                <w:rFonts w:ascii="Times New Roman" w:hAnsi="Times New Roman"/>
-                <w:sz w:val="20"/>
-              </w:rPr>
-              <w:t>0.5611</w:t>
+              <w:t>0.4741</w:t>
+            </w:r>
+          </w:p>
+        </w:tc>
+        <w:tc>
+          <w:tcPr>
+            <w:tcW w:type="dxa" w:w="279"/>
+          </w:tcPr>
+          <w:p>
+            <w:r>
+              <w:rPr>
+                <w:rFonts w:ascii="Times New Roman" w:hAnsi="Times New Roman"/>
+                <w:sz w:val="20"/>
+              </w:rPr>
+              <w:t>0.4911</w:t>
+            </w:r>
+          </w:p>
+        </w:tc>
+        <w:tc>
+          <w:tcPr>
+            <w:tcW w:type="dxa" w:w="279"/>
+          </w:tcPr>
+          <w:p>
+            <w:r>
+              <w:rPr>
+                <w:rFonts w:ascii="Times New Roman" w:hAnsi="Times New Roman"/>
+                <w:sz w:val="20"/>
+              </w:rPr>
+              <w:t>0.6217</w:t>
+            </w:r>
+          </w:p>
+        </w:tc>
+        <w:tc>
+          <w:tcPr>
+            <w:tcW w:type="dxa" w:w="279"/>
+          </w:tcPr>
+          <w:p>
+            <w:r>
+              <w:rPr>
+                <w:rFonts w:ascii="Times New Roman" w:hAnsi="Times New Roman"/>
+                <w:sz w:val="20"/>
+              </w:rPr>
+              <w:t>0.7328</w:t>
             </w:r>
           </w:p>
         </w:tc>
@@ -2618,49 +2618,49 @@
                 <w:rFonts w:ascii="Times New Roman" w:hAnsi="Times New Roman"/>
                 <w:sz w:val="20"/>
               </w:rPr>
-              <w:t>1.639538</w:t>
-            </w:r>
-          </w:p>
-        </w:tc>
-        <w:tc>
-          <w:tcPr>
-            <w:tcW w:type="dxa" w:w="279"/>
-          </w:tcPr>
-          <w:p>
-            <w:r>
-              <w:rPr>
-                <w:rFonts w:ascii="Times New Roman" w:hAnsi="Times New Roman"/>
-                <w:sz w:val="20"/>
-              </w:rPr>
-              <w:t>2.246091</w:t>
-            </w:r>
-          </w:p>
-        </w:tc>
-        <w:tc>
-          <w:tcPr>
-            <w:tcW w:type="dxa" w:w="279"/>
-          </w:tcPr>
-          <w:p>
-            <w:r>
-              <w:rPr>
-                <w:rFonts w:ascii="Times New Roman" w:hAnsi="Times New Roman"/>
-                <w:sz w:val="20"/>
-              </w:rPr>
-              <w:t>0.2100</w:t>
-            </w:r>
-          </w:p>
-        </w:tc>
-        <w:tc>
-          <w:tcPr>
-            <w:tcW w:type="dxa" w:w="279"/>
-          </w:tcPr>
-          <w:p>
-            <w:r>
-              <w:rPr>
-                <w:rFonts w:ascii="Times New Roman" w:hAnsi="Times New Roman"/>
-                <w:sz w:val="20"/>
-              </w:rPr>
-              <w:t>0.5560</w:t>
+              <w:t>1.679558</w:t>
+            </w:r>
+          </w:p>
+        </w:tc>
+        <w:tc>
+          <w:tcPr>
+            <w:tcW w:type="dxa" w:w="279"/>
+          </w:tcPr>
+          <w:p>
+            <w:r>
+              <w:rPr>
+                <w:rFonts w:ascii="Times New Roman" w:hAnsi="Times New Roman"/>
+                <w:sz w:val="20"/>
+              </w:rPr>
+              <w:t>2.300917</w:t>
+            </w:r>
+          </w:p>
+        </w:tc>
+        <w:tc>
+          <w:tcPr>
+            <w:tcW w:type="dxa" w:w="279"/>
+          </w:tcPr>
+          <w:p>
+            <w:r>
+              <w:rPr>
+                <w:rFonts w:ascii="Times New Roman" w:hAnsi="Times New Roman"/>
+                <w:sz w:val="20"/>
+              </w:rPr>
+              <w:t>0.1010</w:t>
+            </w:r>
+          </w:p>
+        </w:tc>
+        <w:tc>
+          <w:tcPr>
+            <w:tcW w:type="dxa" w:w="279"/>
+          </w:tcPr>
+          <w:p>
+            <w:r>
+              <w:rPr>
+                <w:rFonts w:ascii="Times New Roman" w:hAnsi="Times New Roman"/>
+                <w:sz w:val="20"/>
+              </w:rPr>
+              <w:t>0.7320</w:t>
             </w:r>
           </w:p>
         </w:tc>
@@ -2676,7 +2676,7 @@
                 <w:rFonts w:ascii="Times New Roman" w:hAnsi="Times New Roman"/>
                 <w:sz w:val="20"/>
               </w:rPr>
-              <w:t>GJR-GARCH(1,1)</w:t>
+              <w:t>FIGARCH(1,d,1)</w:t>
             </w:r>
           </w:p>
         </w:tc>
@@ -2844,63 +2844,63 @@
                 <w:rFonts w:ascii="Times New Roman" w:hAnsi="Times New Roman"/>
                 <w:sz w:val="20"/>
               </w:rPr>
-              <w:t>2.078467</w:t>
-            </w:r>
-          </w:p>
-        </w:tc>
-        <w:tc>
-          <w:tcPr>
-            <w:tcW w:type="dxa" w:w="279"/>
-          </w:tcPr>
-          <w:p>
-            <w:r>
-              <w:rPr>
-                <w:rFonts w:ascii="Times New Roman" w:hAnsi="Times New Roman"/>
-                <w:sz w:val="20"/>
-              </w:rPr>
-              <w:t>2.750199</w:t>
-            </w:r>
-          </w:p>
-        </w:tc>
-        <w:tc>
-          <w:tcPr>
-            <w:tcW w:type="dxa" w:w="279"/>
-          </w:tcPr>
-          <w:p>
-            <w:r>
-              <w:rPr>
-                <w:rFonts w:ascii="Times New Roman" w:hAnsi="Times New Roman"/>
-                <w:sz w:val="20"/>
-              </w:rPr>
-              <w:t>0.2787</w:t>
-            </w:r>
-          </w:p>
-        </w:tc>
-        <w:tc>
-          <w:tcPr>
-            <w:tcW w:type="dxa" w:w="279"/>
-          </w:tcPr>
-          <w:p>
-            <w:r>
-              <w:rPr>
-                <w:rFonts w:ascii="Times New Roman" w:hAnsi="Times New Roman"/>
-                <w:sz w:val="20"/>
-              </w:rPr>
-              <w:t>0.5920</w:t>
-            </w:r>
-          </w:p>
-        </w:tc>
-        <w:tc>
-          <w:tcPr>
-            <w:tcW w:type="dxa" w:w="279"/>
-          </w:tcPr>
-          <w:p>
-            <w:r>
-              <w:rPr>
-                <w:rFonts w:ascii="Times New Roman" w:hAnsi="Times New Roman"/>
-                <w:sz w:val="20"/>
-              </w:rPr>
-              <w:t>8</w:t>
+              <w:t>2.044778</w:t>
+            </w:r>
+          </w:p>
+        </w:tc>
+        <w:tc>
+          <w:tcPr>
+            <w:tcW w:type="dxa" w:w="279"/>
+          </w:tcPr>
+          <w:p>
+            <w:r>
+              <w:rPr>
+                <w:rFonts w:ascii="Times New Roman" w:hAnsi="Times New Roman"/>
+                <w:sz w:val="20"/>
+              </w:rPr>
+              <w:t>2.705623</w:t>
+            </w:r>
+          </w:p>
+        </w:tc>
+        <w:tc>
+          <w:tcPr>
+            <w:tcW w:type="dxa" w:w="279"/>
+          </w:tcPr>
+          <w:p>
+            <w:r>
+              <w:rPr>
+                <w:rFonts w:ascii="Times New Roman" w:hAnsi="Times New Roman"/>
+                <w:sz w:val="20"/>
+              </w:rPr>
+              <w:t>0.3664</w:t>
+            </w:r>
+          </w:p>
+        </w:tc>
+        <w:tc>
+          <w:tcPr>
+            <w:tcW w:type="dxa" w:w="279"/>
+          </w:tcPr>
+          <w:p>
+            <w:r>
+              <w:rPr>
+                <w:rFonts w:ascii="Times New Roman" w:hAnsi="Times New Roman"/>
+                <w:sz w:val="20"/>
+              </w:rPr>
+              <w:t>0.4980</w:t>
+            </w:r>
+          </w:p>
+        </w:tc>
+        <w:tc>
+          <w:tcPr>
+            <w:tcW w:type="dxa" w:w="279"/>
+          </w:tcPr>
+          <w:p>
+            <w:r>
+              <w:rPr>
+                <w:rFonts w:ascii="Times New Roman" w:hAnsi="Times New Roman"/>
+                <w:sz w:val="20"/>
+              </w:rPr>
+              <w:t>11</w:t>
             </w:r>
           </w:p>
         </w:tc>
@@ -2928,35 +2928,35 @@
                 <w:rFonts w:ascii="Times New Roman" w:hAnsi="Times New Roman"/>
                 <w:sz w:val="20"/>
               </w:rPr>
-              <w:t>0.0287</w:t>
-            </w:r>
-          </w:p>
-        </w:tc>
-        <w:tc>
-          <w:tcPr>
-            <w:tcW w:type="dxa" w:w="279"/>
-          </w:tcPr>
-          <w:p>
-            <w:r>
-              <w:rPr>
-                <w:rFonts w:ascii="Times New Roman" w:hAnsi="Times New Roman"/>
-                <w:sz w:val="20"/>
-              </w:rPr>
-              <w:t>0.1476</w:t>
-            </w:r>
-          </w:p>
-        </w:tc>
-        <w:tc>
-          <w:tcPr>
-            <w:tcW w:type="dxa" w:w="279"/>
-          </w:tcPr>
-          <w:p>
-            <w:r>
-              <w:rPr>
-                <w:rFonts w:ascii="Times New Roman" w:hAnsi="Times New Roman"/>
-                <w:sz w:val="20"/>
-              </w:rPr>
-              <w:t>0.7008</w:t>
+              <w:t>0.0394</w:t>
+            </w:r>
+          </w:p>
+        </w:tc>
+        <w:tc>
+          <w:tcPr>
+            <w:tcW w:type="dxa" w:w="279"/>
+          </w:tcPr>
+          <w:p>
+            <w:r>
+              <w:rPr>
+                <w:rFonts w:ascii="Times New Roman" w:hAnsi="Times New Roman"/>
+                <w:sz w:val="20"/>
+              </w:rPr>
+              <w:t>2.0322</w:t>
+            </w:r>
+          </w:p>
+        </w:tc>
+        <w:tc>
+          <w:tcPr>
+            <w:tcW w:type="dxa" w:w="279"/>
+          </w:tcPr>
+          <w:p>
+            <w:r>
+              <w:rPr>
+                <w:rFonts w:ascii="Times New Roman" w:hAnsi="Times New Roman"/>
+                <w:sz w:val="20"/>
+              </w:rPr>
+              <w:t>0.1540</w:t>
             </w:r>
           </w:p>
         </w:tc>
@@ -2984,49 +2984,49 @@
                 <w:rFonts w:ascii="Times New Roman" w:hAnsi="Times New Roman"/>
                 <w:sz w:val="20"/>
               </w:rPr>
-              <w:t>0.4741</w:t>
-            </w:r>
-          </w:p>
-        </w:tc>
-        <w:tc>
-          <w:tcPr>
-            <w:tcW w:type="dxa" w:w="279"/>
-          </w:tcPr>
-          <w:p>
-            <w:r>
-              <w:rPr>
-                <w:rFonts w:ascii="Times New Roman" w:hAnsi="Times New Roman"/>
-                <w:sz w:val="20"/>
-              </w:rPr>
-              <w:t>0.4911</w:t>
-            </w:r>
-          </w:p>
-        </w:tc>
-        <w:tc>
-          <w:tcPr>
-            <w:tcW w:type="dxa" w:w="279"/>
-          </w:tcPr>
-          <w:p>
-            <w:r>
-              <w:rPr>
-                <w:rFonts w:ascii="Times New Roman" w:hAnsi="Times New Roman"/>
-                <w:sz w:val="20"/>
-              </w:rPr>
-              <w:t>0.6217</w:t>
-            </w:r>
-          </w:p>
-        </w:tc>
-        <w:tc>
-          <w:tcPr>
-            <w:tcW w:type="dxa" w:w="279"/>
-          </w:tcPr>
-          <w:p>
-            <w:r>
-              <w:rPr>
-                <w:rFonts w:ascii="Times New Roman" w:hAnsi="Times New Roman"/>
-                <w:sz w:val="20"/>
-              </w:rPr>
-              <w:t>0.7328</w:t>
+              <w:t>0.9066</w:t>
+            </w:r>
+          </w:p>
+        </w:tc>
+        <w:tc>
+          <w:tcPr>
+            <w:tcW w:type="dxa" w:w="279"/>
+          </w:tcPr>
+          <w:p>
+            <w:r>
+              <w:rPr>
+                <w:rFonts w:ascii="Times New Roman" w:hAnsi="Times New Roman"/>
+                <w:sz w:val="20"/>
+              </w:rPr>
+              <w:t>0.3410</w:t>
+            </w:r>
+          </w:p>
+        </w:tc>
+        <w:tc>
+          <w:tcPr>
+            <w:tcW w:type="dxa" w:w="279"/>
+          </w:tcPr>
+          <w:p>
+            <w:r>
+              <w:rPr>
+                <w:rFonts w:ascii="Times New Roman" w:hAnsi="Times New Roman"/>
+                <w:sz w:val="20"/>
+              </w:rPr>
+              <w:t>2.9388</w:t>
+            </w:r>
+          </w:p>
+        </w:tc>
+        <w:tc>
+          <w:tcPr>
+            <w:tcW w:type="dxa" w:w="279"/>
+          </w:tcPr>
+          <w:p>
+            <w:r>
+              <w:rPr>
+                <w:rFonts w:ascii="Times New Roman" w:hAnsi="Times New Roman"/>
+                <w:sz w:val="20"/>
+              </w:rPr>
+              <w:t>0.2301</w:t>
             </w:r>
           </w:p>
         </w:tc>
@@ -3054,49 +3054,49 @@
                 <w:rFonts w:ascii="Times New Roman" w:hAnsi="Times New Roman"/>
                 <w:sz w:val="20"/>
               </w:rPr>
-              <w:t>1.587810</w:t>
-            </w:r>
-          </w:p>
-        </w:tc>
-        <w:tc>
-          <w:tcPr>
-            <w:tcW w:type="dxa" w:w="279"/>
-          </w:tcPr>
-          <w:p>
-            <w:r>
-              <w:rPr>
-                <w:rFonts w:ascii="Times New Roman" w:hAnsi="Times New Roman"/>
-                <w:sz w:val="20"/>
-              </w:rPr>
-              <w:t>2.175226</w:t>
-            </w:r>
-          </w:p>
-        </w:tc>
-        <w:tc>
-          <w:tcPr>
-            <w:tcW w:type="dxa" w:w="279"/>
-          </w:tcPr>
-          <w:p>
-            <w:r>
-              <w:rPr>
-                <w:rFonts w:ascii="Times New Roman" w:hAnsi="Times New Roman"/>
-                <w:sz w:val="20"/>
-              </w:rPr>
-              <w:t>0.1189</w:t>
-            </w:r>
-          </w:p>
-        </w:tc>
-        <w:tc>
-          <w:tcPr>
-            <w:tcW w:type="dxa" w:w="279"/>
-          </w:tcPr>
-          <w:p>
-            <w:r>
-              <w:rPr>
-                <w:rFonts w:ascii="Times New Roman" w:hAnsi="Times New Roman"/>
-                <w:sz w:val="20"/>
-              </w:rPr>
-              <w:t>0.6980</w:t>
+              <w:t>1.562074</w:t>
+            </w:r>
+          </w:p>
+        </w:tc>
+        <w:tc>
+          <w:tcPr>
+            <w:tcW w:type="dxa" w:w="279"/>
+          </w:tcPr>
+          <w:p>
+            <w:r>
+              <w:rPr>
+                <w:rFonts w:ascii="Times New Roman" w:hAnsi="Times New Roman"/>
+                <w:sz w:val="20"/>
+              </w:rPr>
+              <w:t>2.139969</w:t>
+            </w:r>
+          </w:p>
+        </w:tc>
+        <w:tc>
+          <w:tcPr>
+            <w:tcW w:type="dxa" w:w="279"/>
+          </w:tcPr>
+          <w:p>
+            <w:r>
+              <w:rPr>
+                <w:rFonts w:ascii="Times New Roman" w:hAnsi="Times New Roman"/>
+                <w:sz w:val="20"/>
+              </w:rPr>
+              <w:t>0.4912</w:t>
+            </w:r>
+          </w:p>
+        </w:tc>
+        <w:tc>
+          <w:tcPr>
+            <w:tcW w:type="dxa" w:w="279"/>
+          </w:tcPr>
+          <w:p>
+            <w:r>
+              <w:rPr>
+                <w:rFonts w:ascii="Times New Roman" w:hAnsi="Times New Roman"/>
+                <w:sz w:val="20"/>
+              </w:rPr>
+              <w:t>0.2200</w:t>
             </w:r>
           </w:p>
         </w:tc>
@@ -3112,21 +3112,21 @@
                 <w:rFonts w:ascii="Times New Roman" w:hAnsi="Times New Roman"/>
                 <w:sz w:val="20"/>
               </w:rPr>
-              <w:t>HAR</w:t>
-            </w:r>
-          </w:p>
-        </w:tc>
-        <w:tc>
-          <w:tcPr>
-            <w:tcW w:type="dxa" w:w="279"/>
-          </w:tcPr>
-          <w:p>
-            <w:r>
-              <w:rPr>
-                <w:rFonts w:ascii="Times New Roman" w:hAnsi="Times New Roman"/>
-                <w:sz w:val="20"/>
-              </w:rPr>
-              <w:t>2</w:t>
+              <w:t>GARCH(1,1)</w:t>
+            </w:r>
+          </w:p>
+        </w:tc>
+        <w:tc>
+          <w:tcPr>
+            <w:tcW w:type="dxa" w:w="279"/>
+          </w:tcPr>
+          <w:p>
+            <w:r>
+              <w:rPr>
+                <w:rFonts w:ascii="Times New Roman" w:hAnsi="Times New Roman"/>
+                <w:sz w:val="20"/>
+              </w:rPr>
+              <w:t>3</w:t>
             </w:r>
           </w:p>
         </w:tc>
@@ -3154,35 +3154,35 @@
                 <w:rFonts w:ascii="Times New Roman" w:hAnsi="Times New Roman"/>
                 <w:sz w:val="20"/>
               </w:rPr>
-              <w:t>0.0072</w:t>
-            </w:r>
-          </w:p>
-        </w:tc>
-        <w:tc>
-          <w:tcPr>
-            <w:tcW w:type="dxa" w:w="279"/>
-          </w:tcPr>
-          <w:p>
-            <w:r>
-              <w:rPr>
-                <w:rFonts w:ascii="Times New Roman" w:hAnsi="Times New Roman"/>
-                <w:sz w:val="20"/>
-              </w:rPr>
-              <w:t>0.2507</w:t>
-            </w:r>
-          </w:p>
-        </w:tc>
-        <w:tc>
-          <w:tcPr>
-            <w:tcW w:type="dxa" w:w="279"/>
-          </w:tcPr>
-          <w:p>
-            <w:r>
-              <w:rPr>
-                <w:rFonts w:ascii="Times New Roman" w:hAnsi="Times New Roman"/>
-                <w:sz w:val="20"/>
-              </w:rPr>
-              <w:t>0.6166</w:t>
+              <w:t>0.0108</w:t>
+            </w:r>
+          </w:p>
+        </w:tc>
+        <w:tc>
+          <w:tcPr>
+            <w:tcW w:type="dxa" w:w="279"/>
+          </w:tcPr>
+          <w:p>
+            <w:r>
+              <w:rPr>
+                <w:rFonts w:ascii="Times New Roman" w:hAnsi="Times New Roman"/>
+                <w:sz w:val="20"/>
+              </w:rPr>
+              <w:t>0.0156</w:t>
+            </w:r>
+          </w:p>
+        </w:tc>
+        <w:tc>
+          <w:tcPr>
+            <w:tcW w:type="dxa" w:w="279"/>
+          </w:tcPr>
+          <w:p>
+            <w:r>
+              <w:rPr>
+                <w:rFonts w:ascii="Times New Roman" w:hAnsi="Times New Roman"/>
+                <w:sz w:val="20"/>
+              </w:rPr>
+              <w:t>0.9007</w:t>
             </w:r>
           </w:p>
         </w:tc>
@@ -3210,49 +3210,49 @@
                 <w:rFonts w:ascii="Times New Roman" w:hAnsi="Times New Roman"/>
                 <w:sz w:val="20"/>
               </w:rPr>
-              <w:t>0.0290</w:t>
-            </w:r>
-          </w:p>
-        </w:tc>
-        <w:tc>
-          <w:tcPr>
-            <w:tcW w:type="dxa" w:w="279"/>
-          </w:tcPr>
-          <w:p>
-            <w:r>
-              <w:rPr>
-                <w:rFonts w:ascii="Times New Roman" w:hAnsi="Times New Roman"/>
-                <w:sz w:val="20"/>
-              </w:rPr>
-              <w:t>0.8648</w:t>
-            </w:r>
-          </w:p>
-        </w:tc>
-        <w:tc>
-          <w:tcPr>
-            <w:tcW w:type="dxa" w:w="279"/>
-          </w:tcPr>
-          <w:p>
-            <w:r>
-              <w:rPr>
-                <w:rFonts w:ascii="Times New Roman" w:hAnsi="Times New Roman"/>
-                <w:sz w:val="20"/>
-              </w:rPr>
-              <w:t>0.2797</w:t>
-            </w:r>
-          </w:p>
-        </w:tc>
-        <w:tc>
-          <w:tcPr>
-            <w:tcW w:type="dxa" w:w="279"/>
-          </w:tcPr>
-          <w:p>
-            <w:r>
-              <w:rPr>
-                <w:rFonts w:ascii="Times New Roman" w:hAnsi="Times New Roman"/>
-                <w:sz w:val="20"/>
-              </w:rPr>
-              <w:t>0.8695</w:t>
+              <w:t>0.0655</w:t>
+            </w:r>
+          </w:p>
+        </w:tc>
+        <w:tc>
+          <w:tcPr>
+            <w:tcW w:type="dxa" w:w="279"/>
+          </w:tcPr>
+          <w:p>
+            <w:r>
+              <w:rPr>
+                <w:rFonts w:ascii="Times New Roman" w:hAnsi="Times New Roman"/>
+                <w:sz w:val="20"/>
+              </w:rPr>
+              <w:t>0.7981</w:t>
+            </w:r>
+          </w:p>
+        </w:tc>
+        <w:tc>
+          <w:tcPr>
+            <w:tcW w:type="dxa" w:w="279"/>
+          </w:tcPr>
+          <w:p>
+            <w:r>
+              <w:rPr>
+                <w:rFonts w:ascii="Times New Roman" w:hAnsi="Times New Roman"/>
+                <w:sz w:val="20"/>
+              </w:rPr>
+              <w:t>0.0811</w:t>
+            </w:r>
+          </w:p>
+        </w:tc>
+        <w:tc>
+          <w:tcPr>
+            <w:tcW w:type="dxa" w:w="279"/>
+          </w:tcPr>
+          <w:p>
+            <w:r>
+              <w:rPr>
+                <w:rFonts w:ascii="Times New Roman" w:hAnsi="Times New Roman"/>
+                <w:sz w:val="20"/>
+              </w:rPr>
+              <w:t>0.9603</w:t>
             </w:r>
           </w:p>
         </w:tc>
@@ -3280,63 +3280,63 @@
                 <w:rFonts w:ascii="Times New Roman" w:hAnsi="Times New Roman"/>
                 <w:sz w:val="20"/>
               </w:rPr>
-              <w:t>2.272233</w:t>
-            </w:r>
-          </w:p>
-        </w:tc>
-        <w:tc>
-          <w:tcPr>
-            <w:tcW w:type="dxa" w:w="279"/>
-          </w:tcPr>
-          <w:p>
-            <w:r>
-              <w:rPr>
-                <w:rFonts w:ascii="Times New Roman" w:hAnsi="Times New Roman"/>
-                <w:sz w:val="20"/>
-              </w:rPr>
-              <w:t>3.006587</w:t>
-            </w:r>
-          </w:p>
-        </w:tc>
-        <w:tc>
-          <w:tcPr>
-            <w:tcW w:type="dxa" w:w="279"/>
-          </w:tcPr>
-          <w:p>
-            <w:r>
-              <w:rPr>
-                <w:rFonts w:ascii="Times New Roman" w:hAnsi="Times New Roman"/>
-                <w:sz w:val="20"/>
-              </w:rPr>
-              <w:t>-0.4293</w:t>
-            </w:r>
-          </w:p>
-        </w:tc>
-        <w:tc>
-          <w:tcPr>
-            <w:tcW w:type="dxa" w:w="279"/>
-          </w:tcPr>
-          <w:p>
-            <w:r>
-              <w:rPr>
-                <w:rFonts w:ascii="Times New Roman" w:hAnsi="Times New Roman"/>
-                <w:sz w:val="20"/>
-              </w:rPr>
-              <w:t>0.4640</w:t>
-            </w:r>
-          </w:p>
-        </w:tc>
-        <w:tc>
-          <w:tcPr>
-            <w:tcW w:type="dxa" w:w="279"/>
-          </w:tcPr>
-          <w:p>
-            <w:r>
-              <w:rPr>
-                <w:rFonts w:ascii="Times New Roman" w:hAnsi="Times New Roman"/>
-                <w:sz w:val="20"/>
-              </w:rPr>
-              <w:t>6</w:t>
+              <w:t>2.146180</w:t>
+            </w:r>
+          </w:p>
+        </w:tc>
+        <w:tc>
+          <w:tcPr>
+            <w:tcW w:type="dxa" w:w="279"/>
+          </w:tcPr>
+          <w:p>
+            <w:r>
+              <w:rPr>
+                <w:rFonts w:ascii="Times New Roman" w:hAnsi="Times New Roman"/>
+                <w:sz w:val="20"/>
+              </w:rPr>
+              <w:t>2.839796</w:t>
+            </w:r>
+          </w:p>
+        </w:tc>
+        <w:tc>
+          <w:tcPr>
+            <w:tcW w:type="dxa" w:w="279"/>
+          </w:tcPr>
+          <w:p>
+            <w:r>
+              <w:rPr>
+                <w:rFonts w:ascii="Times New Roman" w:hAnsi="Times New Roman"/>
+                <w:sz w:val="20"/>
+              </w:rPr>
+              <w:t>0.0200</w:t>
+            </w:r>
+          </w:p>
+        </w:tc>
+        <w:tc>
+          <w:tcPr>
+            <w:tcW w:type="dxa" w:w="279"/>
+          </w:tcPr>
+          <w:p>
+            <w:r>
+              <w:rPr>
+                <w:rFonts w:ascii="Times New Roman" w:hAnsi="Times New Roman"/>
+                <w:sz w:val="20"/>
+              </w:rPr>
+              <w:t>0.8920</w:t>
+            </w:r>
+          </w:p>
+        </w:tc>
+        <w:tc>
+          <w:tcPr>
+            <w:tcW w:type="dxa" w:w="279"/>
+          </w:tcPr>
+          <w:p>
+            <w:r>
+              <w:rPr>
+                <w:rFonts w:ascii="Times New Roman" w:hAnsi="Times New Roman"/>
+                <w:sz w:val="20"/>
+              </w:rPr>
+              <w:t>9</w:t>
             </w:r>
           </w:p>
         </w:tc>
@@ -3364,35 +3364,35 @@
                 <w:rFonts w:ascii="Times New Roman" w:hAnsi="Times New Roman"/>
                 <w:sz w:val="20"/>
               </w:rPr>
-              <w:t>0.0215</w:t>
-            </w:r>
-          </w:p>
-        </w:tc>
-        <w:tc>
-          <w:tcPr>
-            <w:tcW w:type="dxa" w:w="279"/>
-          </w:tcPr>
-          <w:p>
-            <w:r>
-              <w:rPr>
-                <w:rFonts w:ascii="Times New Roman" w:hAnsi="Times New Roman"/>
-                <w:sz w:val="20"/>
-              </w:rPr>
-              <w:t>0.1466</w:t>
-            </w:r>
-          </w:p>
-        </w:tc>
-        <w:tc>
-          <w:tcPr>
-            <w:tcW w:type="dxa" w:w="279"/>
-          </w:tcPr>
-          <w:p>
-            <w:r>
-              <w:rPr>
-                <w:rFonts w:ascii="Times New Roman" w:hAnsi="Times New Roman"/>
-                <w:sz w:val="20"/>
-              </w:rPr>
-              <w:t>0.7018</w:t>
+              <w:t>0.0323</w:t>
+            </w:r>
+          </w:p>
+        </w:tc>
+        <w:tc>
+          <w:tcPr>
+            <w:tcW w:type="dxa" w:w="279"/>
+          </w:tcPr>
+          <w:p>
+            <w:r>
+              <w:rPr>
+                <w:rFonts w:ascii="Times New Roman" w:hAnsi="Times New Roman"/>
+                <w:sz w:val="20"/>
+              </w:rPr>
+              <w:t>0.5532</w:t>
+            </w:r>
+          </w:p>
+        </w:tc>
+        <w:tc>
+          <w:tcPr>
+            <w:tcW w:type="dxa" w:w="279"/>
+          </w:tcPr>
+          <w:p>
+            <w:r>
+              <w:rPr>
+                <w:rFonts w:ascii="Times New Roman" w:hAnsi="Times New Roman"/>
+                <w:sz w:val="20"/>
+              </w:rPr>
+              <w:t>0.4570</w:t>
             </w:r>
           </w:p>
         </w:tc>
@@ -3420,49 +3420,49 @@
                 <w:rFonts w:ascii="Times New Roman" w:hAnsi="Times New Roman"/>
                 <w:sz w:val="20"/>
               </w:rPr>
-              <w:t>0.2647</w:t>
-            </w:r>
-          </w:p>
-        </w:tc>
-        <w:tc>
-          <w:tcPr>
-            <w:tcW w:type="dxa" w:w="279"/>
-          </w:tcPr>
-          <w:p>
-            <w:r>
-              <w:rPr>
-                <w:rFonts w:ascii="Times New Roman" w:hAnsi="Times New Roman"/>
-                <w:sz w:val="20"/>
-              </w:rPr>
-              <w:t>0.6069</w:t>
-            </w:r>
-          </w:p>
-        </w:tc>
-        <w:tc>
-          <w:tcPr>
-            <w:tcW w:type="dxa" w:w="279"/>
-          </w:tcPr>
-          <w:p>
-            <w:r>
-              <w:rPr>
-                <w:rFonts w:ascii="Times New Roman" w:hAnsi="Times New Roman"/>
-                <w:sz w:val="20"/>
-              </w:rPr>
-              <w:t>0.4113</w:t>
-            </w:r>
-          </w:p>
-        </w:tc>
-        <w:tc>
-          <w:tcPr>
-            <w:tcW w:type="dxa" w:w="279"/>
-          </w:tcPr>
-          <w:p>
-            <w:r>
-              <w:rPr>
-                <w:rFonts w:ascii="Times New Roman" w:hAnsi="Times New Roman"/>
-                <w:sz w:val="20"/>
-              </w:rPr>
-              <w:t>0.8141</w:t>
+              <w:t>0.6023</w:t>
+            </w:r>
+          </w:p>
+        </w:tc>
+        <w:tc>
+          <w:tcPr>
+            <w:tcW w:type="dxa" w:w="279"/>
+          </w:tcPr>
+          <w:p>
+            <w:r>
+              <w:rPr>
+                <w:rFonts w:ascii="Times New Roman" w:hAnsi="Times New Roman"/>
+                <w:sz w:val="20"/>
+              </w:rPr>
+              <w:t>0.4377</w:t>
+            </w:r>
+          </w:p>
+        </w:tc>
+        <w:tc>
+          <w:tcPr>
+            <w:tcW w:type="dxa" w:w="279"/>
+          </w:tcPr>
+          <w:p>
+            <w:r>
+              <w:rPr>
+                <w:rFonts w:ascii="Times New Roman" w:hAnsi="Times New Roman"/>
+                <w:sz w:val="20"/>
+              </w:rPr>
+              <w:t>1.1555</w:t>
+            </w:r>
+          </w:p>
+        </w:tc>
+        <w:tc>
+          <w:tcPr>
+            <w:tcW w:type="dxa" w:w="279"/>
+          </w:tcPr>
+          <w:p>
+            <w:r>
+              <w:rPr>
+                <w:rFonts w:ascii="Times New Roman" w:hAnsi="Times New Roman"/>
+                <w:sz w:val="20"/>
+              </w:rPr>
+              <w:t>0.5611</w:t>
             </w:r>
           </w:p>
         </w:tc>
@@ -3490,49 +3490,49 @@
                 <w:rFonts w:ascii="Times New Roman" w:hAnsi="Times New Roman"/>
                 <w:sz w:val="20"/>
               </w:rPr>
-              <w:t>1.735834</w:t>
-            </w:r>
-          </w:p>
-        </w:tc>
-        <w:tc>
-          <w:tcPr>
-            <w:tcW w:type="dxa" w:w="279"/>
-          </w:tcPr>
-          <w:p>
-            <w:r>
-              <w:rPr>
-                <w:rFonts w:ascii="Times New Roman" w:hAnsi="Times New Roman"/>
-                <w:sz w:val="20"/>
-              </w:rPr>
-              <w:t>2.378012</w:t>
-            </w:r>
-          </w:p>
-        </w:tc>
-        <w:tc>
-          <w:tcPr>
-            <w:tcW w:type="dxa" w:w="279"/>
-          </w:tcPr>
-          <w:p>
-            <w:r>
-              <w:rPr>
-                <w:rFonts w:ascii="Times New Roman" w:hAnsi="Times New Roman"/>
-                <w:sz w:val="20"/>
-              </w:rPr>
-              <w:t>-0.2105</w:t>
-            </w:r>
-          </w:p>
-        </w:tc>
-        <w:tc>
-          <w:tcPr>
-            <w:tcW w:type="dxa" w:w="279"/>
-          </w:tcPr>
-          <w:p>
-            <w:r>
-              <w:rPr>
-                <w:rFonts w:ascii="Times New Roman" w:hAnsi="Times New Roman"/>
-                <w:sz w:val="20"/>
-              </w:rPr>
-              <w:t>0.6460</w:t>
+              <w:t>1.639538</w:t>
+            </w:r>
+          </w:p>
+        </w:tc>
+        <w:tc>
+          <w:tcPr>
+            <w:tcW w:type="dxa" w:w="279"/>
+          </w:tcPr>
+          <w:p>
+            <w:r>
+              <w:rPr>
+                <w:rFonts w:ascii="Times New Roman" w:hAnsi="Times New Roman"/>
+                <w:sz w:val="20"/>
+              </w:rPr>
+              <w:t>2.246091</w:t>
+            </w:r>
+          </w:p>
+        </w:tc>
+        <w:tc>
+          <w:tcPr>
+            <w:tcW w:type="dxa" w:w="279"/>
+          </w:tcPr>
+          <w:p>
+            <w:r>
+              <w:rPr>
+                <w:rFonts w:ascii="Times New Roman" w:hAnsi="Times New Roman"/>
+                <w:sz w:val="20"/>
+              </w:rPr>
+              <w:t>0.2100</w:t>
+            </w:r>
+          </w:p>
+        </w:tc>
+        <w:tc>
+          <w:tcPr>
+            <w:tcW w:type="dxa" w:w="279"/>
+          </w:tcPr>
+          <w:p>
+            <w:r>
+              <w:rPr>
+                <w:rFonts w:ascii="Times New Roman" w:hAnsi="Times New Roman"/>
+                <w:sz w:val="20"/>
+              </w:rPr>
+              <w:t>0.5560</w:t>
             </w:r>
           </w:p>
         </w:tc>
@@ -3548,6 +3548,1750 @@
                 <w:rFonts w:ascii="Times New Roman" w:hAnsi="Times New Roman"/>
                 <w:sz w:val="20"/>
               </w:rPr>
+              <w:t>GJR-GARCH(1,1)</w:t>
+            </w:r>
+          </w:p>
+        </w:tc>
+        <w:tc>
+          <w:tcPr>
+            <w:tcW w:type="dxa" w:w="279"/>
+          </w:tcPr>
+          <w:p>
+            <w:r>
+              <w:rPr>
+                <w:rFonts w:ascii="Times New Roman" w:hAnsi="Times New Roman"/>
+                <w:sz w:val="20"/>
+              </w:rPr>
+              <w:t>4</w:t>
+            </w:r>
+          </w:p>
+        </w:tc>
+        <w:tc>
+          <w:tcPr>
+            <w:tcW w:type="dxa" w:w="279"/>
+          </w:tcPr>
+          <w:p>
+            <w:r>
+              <w:rPr>
+                <w:rFonts w:ascii="Times New Roman" w:hAnsi="Times New Roman"/>
+                <w:sz w:val="20"/>
+              </w:rPr>
+              <w:t>2.79</w:t>
+            </w:r>
+          </w:p>
+        </w:tc>
+        <w:tc>
+          <w:tcPr>
+            <w:tcW w:type="dxa" w:w="279"/>
+          </w:tcPr>
+          <w:p>
+            <w:r>
+              <w:rPr>
+                <w:rFonts w:ascii="Times New Roman" w:hAnsi="Times New Roman"/>
+                <w:sz w:val="20"/>
+              </w:rPr>
+              <w:t>0.0143</w:t>
+            </w:r>
+          </w:p>
+        </w:tc>
+        <w:tc>
+          <w:tcPr>
+            <w:tcW w:type="dxa" w:w="279"/>
+          </w:tcPr>
+          <w:p>
+            <w:r>
+              <w:rPr>
+                <w:rFonts w:ascii="Times New Roman" w:hAnsi="Times New Roman"/>
+                <w:sz w:val="20"/>
+              </w:rPr>
+              <w:t>0.4673</w:t>
+            </w:r>
+          </w:p>
+        </w:tc>
+        <w:tc>
+          <w:tcPr>
+            <w:tcW w:type="dxa" w:w="279"/>
+          </w:tcPr>
+          <w:p>
+            <w:r>
+              <w:rPr>
+                <w:rFonts w:ascii="Times New Roman" w:hAnsi="Times New Roman"/>
+                <w:sz w:val="20"/>
+              </w:rPr>
+              <w:t>0.4942</w:t>
+            </w:r>
+          </w:p>
+        </w:tc>
+        <w:tc>
+          <w:tcPr>
+            <w:tcW w:type="dxa" w:w="279"/>
+          </w:tcPr>
+          <w:p>
+            <w:r>
+              <w:rPr>
+                <w:rFonts w:ascii="Times New Roman" w:hAnsi="Times New Roman"/>
+                <w:sz w:val="20"/>
+              </w:rPr>
+              <w:t>Yes</w:t>
+            </w:r>
+          </w:p>
+        </w:tc>
+        <w:tc>
+          <w:tcPr>
+            <w:tcW w:type="dxa" w:w="279"/>
+          </w:tcPr>
+          <w:p>
+            <w:r>
+              <w:rPr>
+                <w:rFonts w:ascii="Times New Roman" w:hAnsi="Times New Roman"/>
+                <w:sz w:val="20"/>
+              </w:rPr>
+              <w:t>0.1168</w:t>
+            </w:r>
+          </w:p>
+        </w:tc>
+        <w:tc>
+          <w:tcPr>
+            <w:tcW w:type="dxa" w:w="279"/>
+          </w:tcPr>
+          <w:p>
+            <w:r>
+              <w:rPr>
+                <w:rFonts w:ascii="Times New Roman" w:hAnsi="Times New Roman"/>
+                <w:sz w:val="20"/>
+              </w:rPr>
+              <w:t>0.7325</w:t>
+            </w:r>
+          </w:p>
+        </w:tc>
+        <w:tc>
+          <w:tcPr>
+            <w:tcW w:type="dxa" w:w="279"/>
+          </w:tcPr>
+          <w:p>
+            <w:r>
+              <w:rPr>
+                <w:rFonts w:ascii="Times New Roman" w:hAnsi="Times New Roman"/>
+                <w:sz w:val="20"/>
+              </w:rPr>
+              <w:t>0.5841</w:t>
+            </w:r>
+          </w:p>
+        </w:tc>
+        <w:tc>
+          <w:tcPr>
+            <w:tcW w:type="dxa" w:w="279"/>
+          </w:tcPr>
+          <w:p>
+            <w:r>
+              <w:rPr>
+                <w:rFonts w:ascii="Times New Roman" w:hAnsi="Times New Roman"/>
+                <w:sz w:val="20"/>
+              </w:rPr>
+              <w:t>0.7467</w:t>
+            </w:r>
+          </w:p>
+        </w:tc>
+        <w:tc>
+          <w:tcPr>
+            <w:tcW w:type="dxa" w:w="279"/>
+          </w:tcPr>
+          <w:p>
+            <w:r>
+              <w:rPr>
+                <w:rFonts w:ascii="Times New Roman" w:hAnsi="Times New Roman"/>
+                <w:sz w:val="20"/>
+              </w:rPr>
+              <w:t>Yes</w:t>
+            </w:r>
+          </w:p>
+        </w:tc>
+        <w:tc>
+          <w:tcPr>
+            <w:tcW w:type="dxa" w:w="279"/>
+          </w:tcPr>
+          <w:p>
+            <w:r>
+              <w:rPr>
+                <w:rFonts w:ascii="Times New Roman" w:hAnsi="Times New Roman"/>
+                <w:sz w:val="20"/>
+              </w:rPr>
+              <w:t>2.078467</w:t>
+            </w:r>
+          </w:p>
+        </w:tc>
+        <w:tc>
+          <w:tcPr>
+            <w:tcW w:type="dxa" w:w="279"/>
+          </w:tcPr>
+          <w:p>
+            <w:r>
+              <w:rPr>
+                <w:rFonts w:ascii="Times New Roman" w:hAnsi="Times New Roman"/>
+                <w:sz w:val="20"/>
+              </w:rPr>
+              <w:t>2.750199</w:t>
+            </w:r>
+          </w:p>
+        </w:tc>
+        <w:tc>
+          <w:tcPr>
+            <w:tcW w:type="dxa" w:w="279"/>
+          </w:tcPr>
+          <w:p>
+            <w:r>
+              <w:rPr>
+                <w:rFonts w:ascii="Times New Roman" w:hAnsi="Times New Roman"/>
+                <w:sz w:val="20"/>
+              </w:rPr>
+              <w:t>0.2787</w:t>
+            </w:r>
+          </w:p>
+        </w:tc>
+        <w:tc>
+          <w:tcPr>
+            <w:tcW w:type="dxa" w:w="279"/>
+          </w:tcPr>
+          <w:p>
+            <w:r>
+              <w:rPr>
+                <w:rFonts w:ascii="Times New Roman" w:hAnsi="Times New Roman"/>
+                <w:sz w:val="20"/>
+              </w:rPr>
+              <w:t>0.5920</w:t>
+            </w:r>
+          </w:p>
+        </w:tc>
+        <w:tc>
+          <w:tcPr>
+            <w:tcW w:type="dxa" w:w="279"/>
+          </w:tcPr>
+          <w:p>
+            <w:r>
+              <w:rPr>
+                <w:rFonts w:ascii="Times New Roman" w:hAnsi="Times New Roman"/>
+                <w:sz w:val="20"/>
+              </w:rPr>
+              <w:t>8</w:t>
+            </w:r>
+          </w:p>
+        </w:tc>
+        <w:tc>
+          <w:tcPr>
+            <w:tcW w:type="dxa" w:w="279"/>
+          </w:tcPr>
+          <w:p>
+            <w:r>
+              <w:rPr>
+                <w:rFonts w:ascii="Times New Roman" w:hAnsi="Times New Roman"/>
+                <w:sz w:val="20"/>
+              </w:rPr>
+              <w:t>6.98</w:t>
+            </w:r>
+          </w:p>
+        </w:tc>
+        <w:tc>
+          <w:tcPr>
+            <w:tcW w:type="dxa" w:w="279"/>
+          </w:tcPr>
+          <w:p>
+            <w:r>
+              <w:rPr>
+                <w:rFonts w:ascii="Times New Roman" w:hAnsi="Times New Roman"/>
+                <w:sz w:val="20"/>
+              </w:rPr>
+              <w:t>0.0287</w:t>
+            </w:r>
+          </w:p>
+        </w:tc>
+        <w:tc>
+          <w:tcPr>
+            <w:tcW w:type="dxa" w:w="279"/>
+          </w:tcPr>
+          <w:p>
+            <w:r>
+              <w:rPr>
+                <w:rFonts w:ascii="Times New Roman" w:hAnsi="Times New Roman"/>
+                <w:sz w:val="20"/>
+              </w:rPr>
+              <w:t>0.1476</w:t>
+            </w:r>
+          </w:p>
+        </w:tc>
+        <w:tc>
+          <w:tcPr>
+            <w:tcW w:type="dxa" w:w="279"/>
+          </w:tcPr>
+          <w:p>
+            <w:r>
+              <w:rPr>
+                <w:rFonts w:ascii="Times New Roman" w:hAnsi="Times New Roman"/>
+                <w:sz w:val="20"/>
+              </w:rPr>
+              <w:t>0.7008</w:t>
+            </w:r>
+          </w:p>
+        </w:tc>
+        <w:tc>
+          <w:tcPr>
+            <w:tcW w:type="dxa" w:w="279"/>
+          </w:tcPr>
+          <w:p>
+            <w:r>
+              <w:rPr>
+                <w:rFonts w:ascii="Times New Roman" w:hAnsi="Times New Roman"/>
+                <w:sz w:val="20"/>
+              </w:rPr>
+              <w:t>Yes</w:t>
+            </w:r>
+          </w:p>
+        </w:tc>
+        <w:tc>
+          <w:tcPr>
+            <w:tcW w:type="dxa" w:w="279"/>
+          </w:tcPr>
+          <w:p>
+            <w:r>
+              <w:rPr>
+                <w:rFonts w:ascii="Times New Roman" w:hAnsi="Times New Roman"/>
+                <w:sz w:val="20"/>
+              </w:rPr>
+              <w:t>0.4741</w:t>
+            </w:r>
+          </w:p>
+        </w:tc>
+        <w:tc>
+          <w:tcPr>
+            <w:tcW w:type="dxa" w:w="279"/>
+          </w:tcPr>
+          <w:p>
+            <w:r>
+              <w:rPr>
+                <w:rFonts w:ascii="Times New Roman" w:hAnsi="Times New Roman"/>
+                <w:sz w:val="20"/>
+              </w:rPr>
+              <w:t>0.4911</w:t>
+            </w:r>
+          </w:p>
+        </w:tc>
+        <w:tc>
+          <w:tcPr>
+            <w:tcW w:type="dxa" w:w="279"/>
+          </w:tcPr>
+          <w:p>
+            <w:r>
+              <w:rPr>
+                <w:rFonts w:ascii="Times New Roman" w:hAnsi="Times New Roman"/>
+                <w:sz w:val="20"/>
+              </w:rPr>
+              <w:t>0.6217</w:t>
+            </w:r>
+          </w:p>
+        </w:tc>
+        <w:tc>
+          <w:tcPr>
+            <w:tcW w:type="dxa" w:w="279"/>
+          </w:tcPr>
+          <w:p>
+            <w:r>
+              <w:rPr>
+                <w:rFonts w:ascii="Times New Roman" w:hAnsi="Times New Roman"/>
+                <w:sz w:val="20"/>
+              </w:rPr>
+              <w:t>0.7328</w:t>
+            </w:r>
+          </w:p>
+        </w:tc>
+        <w:tc>
+          <w:tcPr>
+            <w:tcW w:type="dxa" w:w="279"/>
+          </w:tcPr>
+          <w:p>
+            <w:r>
+              <w:rPr>
+                <w:rFonts w:ascii="Times New Roman" w:hAnsi="Times New Roman"/>
+                <w:sz w:val="20"/>
+              </w:rPr>
+              <w:t>Yes</w:t>
+            </w:r>
+          </w:p>
+        </w:tc>
+        <w:tc>
+          <w:tcPr>
+            <w:tcW w:type="dxa" w:w="279"/>
+          </w:tcPr>
+          <w:p>
+            <w:r>
+              <w:rPr>
+                <w:rFonts w:ascii="Times New Roman" w:hAnsi="Times New Roman"/>
+                <w:sz w:val="20"/>
+              </w:rPr>
+              <w:t>1.587810</w:t>
+            </w:r>
+          </w:p>
+        </w:tc>
+        <w:tc>
+          <w:tcPr>
+            <w:tcW w:type="dxa" w:w="279"/>
+          </w:tcPr>
+          <w:p>
+            <w:r>
+              <w:rPr>
+                <w:rFonts w:ascii="Times New Roman" w:hAnsi="Times New Roman"/>
+                <w:sz w:val="20"/>
+              </w:rPr>
+              <w:t>2.175226</w:t>
+            </w:r>
+          </w:p>
+        </w:tc>
+        <w:tc>
+          <w:tcPr>
+            <w:tcW w:type="dxa" w:w="279"/>
+          </w:tcPr>
+          <w:p>
+            <w:r>
+              <w:rPr>
+                <w:rFonts w:ascii="Times New Roman" w:hAnsi="Times New Roman"/>
+                <w:sz w:val="20"/>
+              </w:rPr>
+              <w:t>0.1189</w:t>
+            </w:r>
+          </w:p>
+        </w:tc>
+        <w:tc>
+          <w:tcPr>
+            <w:tcW w:type="dxa" w:w="279"/>
+          </w:tcPr>
+          <w:p>
+            <w:r>
+              <w:rPr>
+                <w:rFonts w:ascii="Times New Roman" w:hAnsi="Times New Roman"/>
+                <w:sz w:val="20"/>
+              </w:rPr>
+              <w:t>0.6980</w:t>
+            </w:r>
+          </w:p>
+        </w:tc>
+      </w:tr>
+      <w:tr>
+        <w:tc>
+          <w:tcPr>
+            <w:tcW w:type="dxa" w:w="279"/>
+          </w:tcPr>
+          <w:p>
+            <w:r>
+              <w:rPr>
+                <w:rFonts w:ascii="Times New Roman" w:hAnsi="Times New Roman"/>
+                <w:sz w:val="20"/>
+              </w:rPr>
+              <w:t>HAR</w:t>
+            </w:r>
+          </w:p>
+        </w:tc>
+        <w:tc>
+          <w:tcPr>
+            <w:tcW w:type="dxa" w:w="279"/>
+          </w:tcPr>
+          <w:p>
+            <w:r>
+              <w:rPr>
+                <w:rFonts w:ascii="Times New Roman" w:hAnsi="Times New Roman"/>
+                <w:sz w:val="20"/>
+              </w:rPr>
+              <w:t>2</w:t>
+            </w:r>
+          </w:p>
+        </w:tc>
+        <w:tc>
+          <w:tcPr>
+            <w:tcW w:type="dxa" w:w="279"/>
+          </w:tcPr>
+          <w:p>
+            <w:r>
+              <w:rPr>
+                <w:rFonts w:ascii="Times New Roman" w:hAnsi="Times New Roman"/>
+                <w:sz w:val="20"/>
+              </w:rPr>
+              <w:t>2.79</w:t>
+            </w:r>
+          </w:p>
+        </w:tc>
+        <w:tc>
+          <w:tcPr>
+            <w:tcW w:type="dxa" w:w="279"/>
+          </w:tcPr>
+          <w:p>
+            <w:r>
+              <w:rPr>
+                <w:rFonts w:ascii="Times New Roman" w:hAnsi="Times New Roman"/>
+                <w:sz w:val="20"/>
+              </w:rPr>
+              <w:t>0.0072</w:t>
+            </w:r>
+          </w:p>
+        </w:tc>
+        <w:tc>
+          <w:tcPr>
+            <w:tcW w:type="dxa" w:w="279"/>
+          </w:tcPr>
+          <w:p>
+            <w:r>
+              <w:rPr>
+                <w:rFonts w:ascii="Times New Roman" w:hAnsi="Times New Roman"/>
+                <w:sz w:val="20"/>
+              </w:rPr>
+              <w:t>0.2507</w:t>
+            </w:r>
+          </w:p>
+        </w:tc>
+        <w:tc>
+          <w:tcPr>
+            <w:tcW w:type="dxa" w:w="279"/>
+          </w:tcPr>
+          <w:p>
+            <w:r>
+              <w:rPr>
+                <w:rFonts w:ascii="Times New Roman" w:hAnsi="Times New Roman"/>
+                <w:sz w:val="20"/>
+              </w:rPr>
+              <w:t>0.6166</w:t>
+            </w:r>
+          </w:p>
+        </w:tc>
+        <w:tc>
+          <w:tcPr>
+            <w:tcW w:type="dxa" w:w="279"/>
+          </w:tcPr>
+          <w:p>
+            <w:r>
+              <w:rPr>
+                <w:rFonts w:ascii="Times New Roman" w:hAnsi="Times New Roman"/>
+                <w:sz w:val="20"/>
+              </w:rPr>
+              <w:t>Yes</w:t>
+            </w:r>
+          </w:p>
+        </w:tc>
+        <w:tc>
+          <w:tcPr>
+            <w:tcW w:type="dxa" w:w="279"/>
+          </w:tcPr>
+          <w:p>
+            <w:r>
+              <w:rPr>
+                <w:rFonts w:ascii="Times New Roman" w:hAnsi="Times New Roman"/>
+                <w:sz w:val="20"/>
+              </w:rPr>
+              <w:t>0.0290</w:t>
+            </w:r>
+          </w:p>
+        </w:tc>
+        <w:tc>
+          <w:tcPr>
+            <w:tcW w:type="dxa" w:w="279"/>
+          </w:tcPr>
+          <w:p>
+            <w:r>
+              <w:rPr>
+                <w:rFonts w:ascii="Times New Roman" w:hAnsi="Times New Roman"/>
+                <w:sz w:val="20"/>
+              </w:rPr>
+              <w:t>0.8648</w:t>
+            </w:r>
+          </w:p>
+        </w:tc>
+        <w:tc>
+          <w:tcPr>
+            <w:tcW w:type="dxa" w:w="279"/>
+          </w:tcPr>
+          <w:p>
+            <w:r>
+              <w:rPr>
+                <w:rFonts w:ascii="Times New Roman" w:hAnsi="Times New Roman"/>
+                <w:sz w:val="20"/>
+              </w:rPr>
+              <w:t>0.2797</w:t>
+            </w:r>
+          </w:p>
+        </w:tc>
+        <w:tc>
+          <w:tcPr>
+            <w:tcW w:type="dxa" w:w="279"/>
+          </w:tcPr>
+          <w:p>
+            <w:r>
+              <w:rPr>
+                <w:rFonts w:ascii="Times New Roman" w:hAnsi="Times New Roman"/>
+                <w:sz w:val="20"/>
+              </w:rPr>
+              <w:t>0.8695</w:t>
+            </w:r>
+          </w:p>
+        </w:tc>
+        <w:tc>
+          <w:tcPr>
+            <w:tcW w:type="dxa" w:w="279"/>
+          </w:tcPr>
+          <w:p>
+            <w:r>
+              <w:rPr>
+                <w:rFonts w:ascii="Times New Roman" w:hAnsi="Times New Roman"/>
+                <w:sz w:val="20"/>
+              </w:rPr>
+              <w:t>Yes</w:t>
+            </w:r>
+          </w:p>
+        </w:tc>
+        <w:tc>
+          <w:tcPr>
+            <w:tcW w:type="dxa" w:w="279"/>
+          </w:tcPr>
+          <w:p>
+            <w:r>
+              <w:rPr>
+                <w:rFonts w:ascii="Times New Roman" w:hAnsi="Times New Roman"/>
+                <w:sz w:val="20"/>
+              </w:rPr>
+              <w:t>2.272233</w:t>
+            </w:r>
+          </w:p>
+        </w:tc>
+        <w:tc>
+          <w:tcPr>
+            <w:tcW w:type="dxa" w:w="279"/>
+          </w:tcPr>
+          <w:p>
+            <w:r>
+              <w:rPr>
+                <w:rFonts w:ascii="Times New Roman" w:hAnsi="Times New Roman"/>
+                <w:sz w:val="20"/>
+              </w:rPr>
+              <w:t>3.006587</w:t>
+            </w:r>
+          </w:p>
+        </w:tc>
+        <w:tc>
+          <w:tcPr>
+            <w:tcW w:type="dxa" w:w="279"/>
+          </w:tcPr>
+          <w:p>
+            <w:r>
+              <w:rPr>
+                <w:rFonts w:ascii="Times New Roman" w:hAnsi="Times New Roman"/>
+                <w:sz w:val="20"/>
+              </w:rPr>
+              <w:t>-0.4293</w:t>
+            </w:r>
+          </w:p>
+        </w:tc>
+        <w:tc>
+          <w:tcPr>
+            <w:tcW w:type="dxa" w:w="279"/>
+          </w:tcPr>
+          <w:p>
+            <w:r>
+              <w:rPr>
+                <w:rFonts w:ascii="Times New Roman" w:hAnsi="Times New Roman"/>
+                <w:sz w:val="20"/>
+              </w:rPr>
+              <w:t>0.4640</w:t>
+            </w:r>
+          </w:p>
+        </w:tc>
+        <w:tc>
+          <w:tcPr>
+            <w:tcW w:type="dxa" w:w="279"/>
+          </w:tcPr>
+          <w:p>
+            <w:r>
+              <w:rPr>
+                <w:rFonts w:ascii="Times New Roman" w:hAnsi="Times New Roman"/>
+                <w:sz w:val="20"/>
+              </w:rPr>
+              <w:t>6</w:t>
+            </w:r>
+          </w:p>
+        </w:tc>
+        <w:tc>
+          <w:tcPr>
+            <w:tcW w:type="dxa" w:w="279"/>
+          </w:tcPr>
+          <w:p>
+            <w:r>
+              <w:rPr>
+                <w:rFonts w:ascii="Times New Roman" w:hAnsi="Times New Roman"/>
+                <w:sz w:val="20"/>
+              </w:rPr>
+              <w:t>6.98</w:t>
+            </w:r>
+          </w:p>
+        </w:tc>
+        <w:tc>
+          <w:tcPr>
+            <w:tcW w:type="dxa" w:w="279"/>
+          </w:tcPr>
+          <w:p>
+            <w:r>
+              <w:rPr>
+                <w:rFonts w:ascii="Times New Roman" w:hAnsi="Times New Roman"/>
+                <w:sz w:val="20"/>
+              </w:rPr>
+              <w:t>0.0215</w:t>
+            </w:r>
+          </w:p>
+        </w:tc>
+        <w:tc>
+          <w:tcPr>
+            <w:tcW w:type="dxa" w:w="279"/>
+          </w:tcPr>
+          <w:p>
+            <w:r>
+              <w:rPr>
+                <w:rFonts w:ascii="Times New Roman" w:hAnsi="Times New Roman"/>
+                <w:sz w:val="20"/>
+              </w:rPr>
+              <w:t>0.1466</w:t>
+            </w:r>
+          </w:p>
+        </w:tc>
+        <w:tc>
+          <w:tcPr>
+            <w:tcW w:type="dxa" w:w="279"/>
+          </w:tcPr>
+          <w:p>
+            <w:r>
+              <w:rPr>
+                <w:rFonts w:ascii="Times New Roman" w:hAnsi="Times New Roman"/>
+                <w:sz w:val="20"/>
+              </w:rPr>
+              <w:t>0.7018</w:t>
+            </w:r>
+          </w:p>
+        </w:tc>
+        <w:tc>
+          <w:tcPr>
+            <w:tcW w:type="dxa" w:w="279"/>
+          </w:tcPr>
+          <w:p>
+            <w:r>
+              <w:rPr>
+                <w:rFonts w:ascii="Times New Roman" w:hAnsi="Times New Roman"/>
+                <w:sz w:val="20"/>
+              </w:rPr>
+              <w:t>Yes</w:t>
+            </w:r>
+          </w:p>
+        </w:tc>
+        <w:tc>
+          <w:tcPr>
+            <w:tcW w:type="dxa" w:w="279"/>
+          </w:tcPr>
+          <w:p>
+            <w:r>
+              <w:rPr>
+                <w:rFonts w:ascii="Times New Roman" w:hAnsi="Times New Roman"/>
+                <w:sz w:val="20"/>
+              </w:rPr>
+              <w:t>0.2647</w:t>
+            </w:r>
+          </w:p>
+        </w:tc>
+        <w:tc>
+          <w:tcPr>
+            <w:tcW w:type="dxa" w:w="279"/>
+          </w:tcPr>
+          <w:p>
+            <w:r>
+              <w:rPr>
+                <w:rFonts w:ascii="Times New Roman" w:hAnsi="Times New Roman"/>
+                <w:sz w:val="20"/>
+              </w:rPr>
+              <w:t>0.6069</w:t>
+            </w:r>
+          </w:p>
+        </w:tc>
+        <w:tc>
+          <w:tcPr>
+            <w:tcW w:type="dxa" w:w="279"/>
+          </w:tcPr>
+          <w:p>
+            <w:r>
+              <w:rPr>
+                <w:rFonts w:ascii="Times New Roman" w:hAnsi="Times New Roman"/>
+                <w:sz w:val="20"/>
+              </w:rPr>
+              <w:t>0.4113</w:t>
+            </w:r>
+          </w:p>
+        </w:tc>
+        <w:tc>
+          <w:tcPr>
+            <w:tcW w:type="dxa" w:w="279"/>
+          </w:tcPr>
+          <w:p>
+            <w:r>
+              <w:rPr>
+                <w:rFonts w:ascii="Times New Roman" w:hAnsi="Times New Roman"/>
+                <w:sz w:val="20"/>
+              </w:rPr>
+              <w:t>0.8141</w:t>
+            </w:r>
+          </w:p>
+        </w:tc>
+        <w:tc>
+          <w:tcPr>
+            <w:tcW w:type="dxa" w:w="279"/>
+          </w:tcPr>
+          <w:p>
+            <w:r>
+              <w:rPr>
+                <w:rFonts w:ascii="Times New Roman" w:hAnsi="Times New Roman"/>
+                <w:sz w:val="20"/>
+              </w:rPr>
+              <w:t>Yes</w:t>
+            </w:r>
+          </w:p>
+        </w:tc>
+        <w:tc>
+          <w:tcPr>
+            <w:tcW w:type="dxa" w:w="279"/>
+          </w:tcPr>
+          <w:p>
+            <w:r>
+              <w:rPr>
+                <w:rFonts w:ascii="Times New Roman" w:hAnsi="Times New Roman"/>
+                <w:sz w:val="20"/>
+              </w:rPr>
+              <w:t>1.735834</w:t>
+            </w:r>
+          </w:p>
+        </w:tc>
+        <w:tc>
+          <w:tcPr>
+            <w:tcW w:type="dxa" w:w="279"/>
+          </w:tcPr>
+          <w:p>
+            <w:r>
+              <w:rPr>
+                <w:rFonts w:ascii="Times New Roman" w:hAnsi="Times New Roman"/>
+                <w:sz w:val="20"/>
+              </w:rPr>
+              <w:t>2.378012</w:t>
+            </w:r>
+          </w:p>
+        </w:tc>
+        <w:tc>
+          <w:tcPr>
+            <w:tcW w:type="dxa" w:w="279"/>
+          </w:tcPr>
+          <w:p>
+            <w:r>
+              <w:rPr>
+                <w:rFonts w:ascii="Times New Roman" w:hAnsi="Times New Roman"/>
+                <w:sz w:val="20"/>
+              </w:rPr>
+              <w:t>-0.2105</w:t>
+            </w:r>
+          </w:p>
+        </w:tc>
+        <w:tc>
+          <w:tcPr>
+            <w:tcW w:type="dxa" w:w="279"/>
+          </w:tcPr>
+          <w:p>
+            <w:r>
+              <w:rPr>
+                <w:rFonts w:ascii="Times New Roman" w:hAnsi="Times New Roman"/>
+                <w:sz w:val="20"/>
+              </w:rPr>
+              <w:t>0.6460</w:t>
+            </w:r>
+          </w:p>
+        </w:tc>
+      </w:tr>
+      <w:tr>
+        <w:tc>
+          <w:tcPr>
+            <w:tcW w:type="dxa" w:w="279"/>
+          </w:tcPr>
+          <w:p>
+            <w:r>
+              <w:rPr>
+                <w:rFonts w:ascii="Times New Roman" w:hAnsi="Times New Roman"/>
+                <w:sz w:val="20"/>
+              </w:rPr>
+              <w:t>LSTM-Attention</w:t>
+            </w:r>
+          </w:p>
+        </w:tc>
+        <w:tc>
+          <w:tcPr>
+            <w:tcW w:type="dxa" w:w="279"/>
+          </w:tcPr>
+          <w:p>
+            <w:r>
+              <w:rPr>
+                <w:rFonts w:ascii="Times New Roman" w:hAnsi="Times New Roman"/>
+                <w:sz w:val="20"/>
+              </w:rPr>
+              <w:t>0</w:t>
+            </w:r>
+          </w:p>
+        </w:tc>
+        <w:tc>
+          <w:tcPr>
+            <w:tcW w:type="dxa" w:w="279"/>
+          </w:tcPr>
+          <w:p>
+            <w:r>
+              <w:rPr>
+                <w:rFonts w:ascii="Times New Roman" w:hAnsi="Times New Roman"/>
+                <w:sz w:val="20"/>
+              </w:rPr>
+              <w:t>2.79</w:t>
+            </w:r>
+          </w:p>
+        </w:tc>
+        <w:tc>
+          <w:tcPr>
+            <w:tcW w:type="dxa" w:w="279"/>
+          </w:tcPr>
+          <w:p>
+            <w:r>
+              <w:rPr>
+                <w:rFonts w:ascii="Times New Roman" w:hAnsi="Times New Roman"/>
+                <w:sz w:val="20"/>
+              </w:rPr>
+              <w:t>0.0000</w:t>
+            </w:r>
+          </w:p>
+        </w:tc>
+        <w:tc>
+          <w:tcPr>
+            <w:tcW w:type="dxa" w:w="279"/>
+          </w:tcPr>
+          <w:p>
+            <w:r>
+              <w:rPr>
+                <w:rFonts w:ascii="Times New Roman" w:hAnsi="Times New Roman"/>
+                <w:sz w:val="20"/>
+              </w:rPr>
+              <w:t>5.6081</w:t>
+            </w:r>
+          </w:p>
+        </w:tc>
+        <w:tc>
+          <w:tcPr>
+            <w:tcW w:type="dxa" w:w="279"/>
+          </w:tcPr>
+          <w:p>
+            <w:r>
+              <w:rPr>
+                <w:rFonts w:ascii="Times New Roman" w:hAnsi="Times New Roman"/>
+                <w:sz w:val="20"/>
+              </w:rPr>
+              <w:t>0.0179</w:t>
+            </w:r>
+          </w:p>
+        </w:tc>
+        <w:tc>
+          <w:tcPr>
+            <w:tcW w:type="dxa" w:w="279"/>
+          </w:tcPr>
+          <w:p>
+            <w:r>
+              <w:rPr>
+                <w:rFonts w:ascii="Times New Roman" w:hAnsi="Times New Roman"/>
+                <w:sz w:val="20"/>
+              </w:rPr>
+              <w:t>No</w:t>
+            </w:r>
+          </w:p>
+        </w:tc>
+        <w:tc>
+          <w:tcPr>
+            <w:tcW w:type="dxa" w:w="279"/>
+          </w:tcPr>
+          <w:p>
+            <w:r>
+              <w:rPr>
+                <w:rFonts w:ascii="Times New Roman" w:hAnsi="Times New Roman"/>
+                <w:sz w:val="20"/>
+              </w:rPr>
+              <w:t>0.0000</w:t>
+            </w:r>
+          </w:p>
+        </w:tc>
+        <w:tc>
+          <w:tcPr>
+            <w:tcW w:type="dxa" w:w="279"/>
+          </w:tcPr>
+          <w:p>
+            <w:r>
+              <w:rPr>
+                <w:rFonts w:ascii="Times New Roman" w:hAnsi="Times New Roman"/>
+                <w:sz w:val="20"/>
+              </w:rPr>
+              <w:t>1.0000</w:t>
+            </w:r>
+          </w:p>
+        </w:tc>
+        <w:tc>
+          <w:tcPr>
+            <w:tcW w:type="dxa" w:w="279"/>
+          </w:tcPr>
+          <w:p>
+            <w:r>
+              <w:rPr>
+                <w:rFonts w:ascii="Times New Roman" w:hAnsi="Times New Roman"/>
+                <w:sz w:val="20"/>
+              </w:rPr>
+              <w:t>5.6081</w:t>
+            </w:r>
+          </w:p>
+        </w:tc>
+        <w:tc>
+          <w:tcPr>
+            <w:tcW w:type="dxa" w:w="279"/>
+          </w:tcPr>
+          <w:p>
+            <w:r>
+              <w:rPr>
+                <w:rFonts w:ascii="Times New Roman" w:hAnsi="Times New Roman"/>
+                <w:sz w:val="20"/>
+              </w:rPr>
+              <w:t>0.0606</w:t>
+            </w:r>
+          </w:p>
+        </w:tc>
+        <w:tc>
+          <w:tcPr>
+            <w:tcW w:type="dxa" w:w="279"/>
+          </w:tcPr>
+          <w:p>
+            <w:r>
+              <w:rPr>
+                <w:rFonts w:ascii="Times New Roman" w:hAnsi="Times New Roman"/>
+                <w:sz w:val="20"/>
+              </w:rPr>
+              <w:t>Yes</w:t>
+            </w:r>
+          </w:p>
+        </w:tc>
+        <w:tc>
+          <w:tcPr>
+            <w:tcW w:type="dxa" w:w="279"/>
+          </w:tcPr>
+          <w:p>
+            <w:r>
+              <w:rPr>
+                <w:rFonts w:ascii="Times New Roman" w:hAnsi="Times New Roman"/>
+                <w:sz w:val="20"/>
+              </w:rPr>
+              <w:t>2.422314</w:t>
+            </w:r>
+          </w:p>
+        </w:tc>
+        <w:tc>
+          <w:tcPr>
+            <w:tcW w:type="dxa" w:w="279"/>
+          </w:tcPr>
+          <w:p>
+            <w:r>
+              <w:rPr>
+                <w:rFonts w:ascii="Times New Roman" w:hAnsi="Times New Roman"/>
+                <w:sz w:val="20"/>
+              </w:rPr>
+              <w:t>3.205172</w:t>
+            </w:r>
+          </w:p>
+        </w:tc>
+        <w:tc>
+          <w:tcPr>
+            <w:tcW w:type="dxa" w:w="279"/>
+          </w:tcPr>
+          <w:p>
+            <w:r>
+              <w:rPr>
+                <w:rFonts w:ascii="Times New Roman" w:hAnsi="Times New Roman"/>
+                <w:sz w:val="20"/>
+              </w:rPr>
+              <w:t>-1.0000</w:t>
+            </w:r>
+          </w:p>
+        </w:tc>
+        <w:tc>
+          <w:tcPr>
+            <w:tcW w:type="dxa" w:w="279"/>
+          </w:tcPr>
+          <w:p>
+            <w:r>
+              <w:rPr>
+                <w:rFonts w:ascii="Times New Roman" w:hAnsi="Times New Roman"/>
+                <w:sz w:val="20"/>
+              </w:rPr>
+              <w:t>0.1300</w:t>
+            </w:r>
+          </w:p>
+        </w:tc>
+        <w:tc>
+          <w:tcPr>
+            <w:tcW w:type="dxa" w:w="279"/>
+          </w:tcPr>
+          <w:p>
+            <w:r>
+              <w:rPr>
+                <w:rFonts w:ascii="Times New Roman" w:hAnsi="Times New Roman"/>
+                <w:sz w:val="20"/>
+              </w:rPr>
+              <w:t>4</w:t>
+            </w:r>
+          </w:p>
+        </w:tc>
+        <w:tc>
+          <w:tcPr>
+            <w:tcW w:type="dxa" w:w="279"/>
+          </w:tcPr>
+          <w:p>
+            <w:r>
+              <w:rPr>
+                <w:rFonts w:ascii="Times New Roman" w:hAnsi="Times New Roman"/>
+                <w:sz w:val="20"/>
+              </w:rPr>
+              <w:t>6.98</w:t>
+            </w:r>
+          </w:p>
+        </w:tc>
+        <w:tc>
+          <w:tcPr>
+            <w:tcW w:type="dxa" w:w="279"/>
+          </w:tcPr>
+          <w:p>
+            <w:r>
+              <w:rPr>
+                <w:rFonts w:ascii="Times New Roman" w:hAnsi="Times New Roman"/>
+                <w:sz w:val="20"/>
+              </w:rPr>
+              <w:t>0.0143</w:t>
+            </w:r>
+          </w:p>
+        </w:tc>
+        <w:tc>
+          <w:tcPr>
+            <w:tcW w:type="dxa" w:w="279"/>
+          </w:tcPr>
+          <w:p>
+            <w:r>
+              <w:rPr>
+                <w:rFonts w:ascii="Times New Roman" w:hAnsi="Times New Roman"/>
+                <w:sz w:val="20"/>
+              </w:rPr>
+              <w:t>1.5341</w:t>
+            </w:r>
+          </w:p>
+        </w:tc>
+        <w:tc>
+          <w:tcPr>
+            <w:tcW w:type="dxa" w:w="279"/>
+          </w:tcPr>
+          <w:p>
+            <w:r>
+              <w:rPr>
+                <w:rFonts w:ascii="Times New Roman" w:hAnsi="Times New Roman"/>
+                <w:sz w:val="20"/>
+              </w:rPr>
+              <w:t>0.2155</w:t>
+            </w:r>
+          </w:p>
+        </w:tc>
+        <w:tc>
+          <w:tcPr>
+            <w:tcW w:type="dxa" w:w="279"/>
+          </w:tcPr>
+          <w:p>
+            <w:r>
+              <w:rPr>
+                <w:rFonts w:ascii="Times New Roman" w:hAnsi="Times New Roman"/>
+                <w:sz w:val="20"/>
+              </w:rPr>
+              <w:t>Yes</w:t>
+            </w:r>
+          </w:p>
+        </w:tc>
+        <w:tc>
+          <w:tcPr>
+            <w:tcW w:type="dxa" w:w="279"/>
+          </w:tcPr>
+          <w:p>
+            <w:r>
+              <w:rPr>
+                <w:rFonts w:ascii="Times New Roman" w:hAnsi="Times New Roman"/>
+                <w:sz w:val="20"/>
+              </w:rPr>
+              <w:t>0.1168</w:t>
+            </w:r>
+          </w:p>
+        </w:tc>
+        <w:tc>
+          <w:tcPr>
+            <w:tcW w:type="dxa" w:w="279"/>
+          </w:tcPr>
+          <w:p>
+            <w:r>
+              <w:rPr>
+                <w:rFonts w:ascii="Times New Roman" w:hAnsi="Times New Roman"/>
+                <w:sz w:val="20"/>
+              </w:rPr>
+              <w:t>0.7325</w:t>
+            </w:r>
+          </w:p>
+        </w:tc>
+        <w:tc>
+          <w:tcPr>
+            <w:tcW w:type="dxa" w:w="279"/>
+          </w:tcPr>
+          <w:p>
+            <w:r>
+              <w:rPr>
+                <w:rFonts w:ascii="Times New Roman" w:hAnsi="Times New Roman"/>
+                <w:sz w:val="20"/>
+              </w:rPr>
+              <w:t>1.6509</w:t>
+            </w:r>
+          </w:p>
+        </w:tc>
+        <w:tc>
+          <w:tcPr>
+            <w:tcW w:type="dxa" w:w="279"/>
+          </w:tcPr>
+          <w:p>
+            <w:r>
+              <w:rPr>
+                <w:rFonts w:ascii="Times New Roman" w:hAnsi="Times New Roman"/>
+                <w:sz w:val="20"/>
+              </w:rPr>
+              <w:t>0.4380</w:t>
+            </w:r>
+          </w:p>
+        </w:tc>
+        <w:tc>
+          <w:tcPr>
+            <w:tcW w:type="dxa" w:w="279"/>
+          </w:tcPr>
+          <w:p>
+            <w:r>
+              <w:rPr>
+                <w:rFonts w:ascii="Times New Roman" w:hAnsi="Times New Roman"/>
+                <w:sz w:val="20"/>
+              </w:rPr>
+              <w:t>Yes</w:t>
+            </w:r>
+          </w:p>
+        </w:tc>
+        <w:tc>
+          <w:tcPr>
+            <w:tcW w:type="dxa" w:w="279"/>
+          </w:tcPr>
+          <w:p>
+            <w:r>
+              <w:rPr>
+                <w:rFonts w:ascii="Times New Roman" w:hAnsi="Times New Roman"/>
+                <w:sz w:val="20"/>
+              </w:rPr>
+              <w:t>1.850486</w:t>
+            </w:r>
+          </w:p>
+        </w:tc>
+        <w:tc>
+          <w:tcPr>
+            <w:tcW w:type="dxa" w:w="279"/>
+          </w:tcPr>
+          <w:p>
+            <w:r>
+              <w:rPr>
+                <w:rFonts w:ascii="Times New Roman" w:hAnsi="Times New Roman"/>
+                <w:sz w:val="20"/>
+              </w:rPr>
+              <w:t>2.535080</w:t>
+            </w:r>
+          </w:p>
+        </w:tc>
+        <w:tc>
+          <w:tcPr>
+            <w:tcW w:type="dxa" w:w="279"/>
+          </w:tcPr>
+          <w:p>
+            <w:r>
+              <w:rPr>
+                <w:rFonts w:ascii="Times New Roman" w:hAnsi="Times New Roman"/>
+                <w:sz w:val="20"/>
+              </w:rPr>
+              <w:t>-0.5411</w:t>
+            </w:r>
+          </w:p>
+        </w:tc>
+        <w:tc>
+          <w:tcPr>
+            <w:tcW w:type="dxa" w:w="279"/>
+          </w:tcPr>
+          <w:p>
+            <w:r>
+              <w:rPr>
+                <w:rFonts w:ascii="Times New Roman" w:hAnsi="Times New Roman"/>
+                <w:sz w:val="20"/>
+              </w:rPr>
+              <w:t>0.1320</w:t>
+            </w:r>
+          </w:p>
+        </w:tc>
+      </w:tr>
+      <w:tr>
+        <w:tc>
+          <w:tcPr>
+            <w:tcW w:type="dxa" w:w="279"/>
+          </w:tcPr>
+          <w:p>
+            <w:r>
+              <w:rPr>
+                <w:rFonts w:ascii="Times New Roman" w:hAnsi="Times New Roman"/>
+                <w:sz w:val="20"/>
+              </w:rPr>
+              <w:t>LSTM-SSE</w:t>
+            </w:r>
+          </w:p>
+        </w:tc>
+        <w:tc>
+          <w:tcPr>
+            <w:tcW w:type="dxa" w:w="279"/>
+          </w:tcPr>
+          <w:p>
+            <w:r>
+              <w:rPr>
+                <w:rFonts w:ascii="Times New Roman" w:hAnsi="Times New Roman"/>
+                <w:sz w:val="20"/>
+              </w:rPr>
+              <w:t>2</w:t>
+            </w:r>
+          </w:p>
+        </w:tc>
+        <w:tc>
+          <w:tcPr>
+            <w:tcW w:type="dxa" w:w="279"/>
+          </w:tcPr>
+          <w:p>
+            <w:r>
+              <w:rPr>
+                <w:rFonts w:ascii="Times New Roman" w:hAnsi="Times New Roman"/>
+                <w:sz w:val="20"/>
+              </w:rPr>
+              <w:t>2.79</w:t>
+            </w:r>
+          </w:p>
+        </w:tc>
+        <w:tc>
+          <w:tcPr>
+            <w:tcW w:type="dxa" w:w="279"/>
+          </w:tcPr>
+          <w:p>
+            <w:r>
+              <w:rPr>
+                <w:rFonts w:ascii="Times New Roman" w:hAnsi="Times New Roman"/>
+                <w:sz w:val="20"/>
+              </w:rPr>
+              <w:t>0.0072</w:t>
+            </w:r>
+          </w:p>
+        </w:tc>
+        <w:tc>
+          <w:tcPr>
+            <w:tcW w:type="dxa" w:w="279"/>
+          </w:tcPr>
+          <w:p>
+            <w:r>
+              <w:rPr>
+                <w:rFonts w:ascii="Times New Roman" w:hAnsi="Times New Roman"/>
+                <w:sz w:val="20"/>
+              </w:rPr>
+              <w:t>0.2507</w:t>
+            </w:r>
+          </w:p>
+        </w:tc>
+        <w:tc>
+          <w:tcPr>
+            <w:tcW w:type="dxa" w:w="279"/>
+          </w:tcPr>
+          <w:p>
+            <w:r>
+              <w:rPr>
+                <w:rFonts w:ascii="Times New Roman" w:hAnsi="Times New Roman"/>
+                <w:sz w:val="20"/>
+              </w:rPr>
+              <w:t>0.6166</w:t>
+            </w:r>
+          </w:p>
+        </w:tc>
+        <w:tc>
+          <w:tcPr>
+            <w:tcW w:type="dxa" w:w="279"/>
+          </w:tcPr>
+          <w:p>
+            <w:r>
+              <w:rPr>
+                <w:rFonts w:ascii="Times New Roman" w:hAnsi="Times New Roman"/>
+                <w:sz w:val="20"/>
+              </w:rPr>
+              <w:t>Yes</w:t>
+            </w:r>
+          </w:p>
+        </w:tc>
+        <w:tc>
+          <w:tcPr>
+            <w:tcW w:type="dxa" w:w="279"/>
+          </w:tcPr>
+          <w:p>
+            <w:r>
+              <w:rPr>
+                <w:rFonts w:ascii="Times New Roman" w:hAnsi="Times New Roman"/>
+                <w:sz w:val="20"/>
+              </w:rPr>
+              <w:t>0.0290</w:t>
+            </w:r>
+          </w:p>
+        </w:tc>
+        <w:tc>
+          <w:tcPr>
+            <w:tcW w:type="dxa" w:w="279"/>
+          </w:tcPr>
+          <w:p>
+            <w:r>
+              <w:rPr>
+                <w:rFonts w:ascii="Times New Roman" w:hAnsi="Times New Roman"/>
+                <w:sz w:val="20"/>
+              </w:rPr>
+              <w:t>0.8648</w:t>
+            </w:r>
+          </w:p>
+        </w:tc>
+        <w:tc>
+          <w:tcPr>
+            <w:tcW w:type="dxa" w:w="279"/>
+          </w:tcPr>
+          <w:p>
+            <w:r>
+              <w:rPr>
+                <w:rFonts w:ascii="Times New Roman" w:hAnsi="Times New Roman"/>
+                <w:sz w:val="20"/>
+              </w:rPr>
+              <w:t>0.2797</w:t>
+            </w:r>
+          </w:p>
+        </w:tc>
+        <w:tc>
+          <w:tcPr>
+            <w:tcW w:type="dxa" w:w="279"/>
+          </w:tcPr>
+          <w:p>
+            <w:r>
+              <w:rPr>
+                <w:rFonts w:ascii="Times New Roman" w:hAnsi="Times New Roman"/>
+                <w:sz w:val="20"/>
+              </w:rPr>
+              <w:t>0.8695</w:t>
+            </w:r>
+          </w:p>
+        </w:tc>
+        <w:tc>
+          <w:tcPr>
+            <w:tcW w:type="dxa" w:w="279"/>
+          </w:tcPr>
+          <w:p>
+            <w:r>
+              <w:rPr>
+                <w:rFonts w:ascii="Times New Roman" w:hAnsi="Times New Roman"/>
+                <w:sz w:val="20"/>
+              </w:rPr>
+              <w:t>Yes</w:t>
+            </w:r>
+          </w:p>
+        </w:tc>
+        <w:tc>
+          <w:tcPr>
+            <w:tcW w:type="dxa" w:w="279"/>
+          </w:tcPr>
+          <w:p>
+            <w:r>
+              <w:rPr>
+                <w:rFonts w:ascii="Times New Roman" w:hAnsi="Times New Roman"/>
+                <w:sz w:val="20"/>
+              </w:rPr>
+              <w:t>2.063563</w:t>
+            </w:r>
+          </w:p>
+        </w:tc>
+        <w:tc>
+          <w:tcPr>
+            <w:tcW w:type="dxa" w:w="279"/>
+          </w:tcPr>
+          <w:p>
+            <w:r>
+              <w:rPr>
+                <w:rFonts w:ascii="Times New Roman" w:hAnsi="Times New Roman"/>
+                <w:sz w:val="20"/>
+              </w:rPr>
+              <w:t>2.730479</w:t>
+            </w:r>
+          </w:p>
+        </w:tc>
+        <w:tc>
+          <w:tcPr>
+            <w:tcW w:type="dxa" w:w="279"/>
+          </w:tcPr>
+          <w:p>
+            <w:r>
+              <w:rPr>
+                <w:rFonts w:ascii="Times New Roman" w:hAnsi="Times New Roman"/>
+                <w:sz w:val="20"/>
+              </w:rPr>
+              <w:t>-0.3889</w:t>
+            </w:r>
+          </w:p>
+        </w:tc>
+        <w:tc>
+          <w:tcPr>
+            <w:tcW w:type="dxa" w:w="279"/>
+          </w:tcPr>
+          <w:p>
+            <w:r>
+              <w:rPr>
+                <w:rFonts w:ascii="Times New Roman" w:hAnsi="Times New Roman"/>
+                <w:sz w:val="20"/>
+              </w:rPr>
+              <w:t>0.5640</w:t>
+            </w:r>
+          </w:p>
+        </w:tc>
+        <w:tc>
+          <w:tcPr>
+            <w:tcW w:type="dxa" w:w="279"/>
+          </w:tcPr>
+          <w:p>
+            <w:r>
+              <w:rPr>
+                <w:rFonts w:ascii="Times New Roman" w:hAnsi="Times New Roman"/>
+                <w:sz w:val="20"/>
+              </w:rPr>
+              <w:t>11</w:t>
+            </w:r>
+          </w:p>
+        </w:tc>
+        <w:tc>
+          <w:tcPr>
+            <w:tcW w:type="dxa" w:w="279"/>
+          </w:tcPr>
+          <w:p>
+            <w:r>
+              <w:rPr>
+                <w:rFonts w:ascii="Times New Roman" w:hAnsi="Times New Roman"/>
+                <w:sz w:val="20"/>
+              </w:rPr>
+              <w:t>6.98</w:t>
+            </w:r>
+          </w:p>
+        </w:tc>
+        <w:tc>
+          <w:tcPr>
+            <w:tcW w:type="dxa" w:w="279"/>
+          </w:tcPr>
+          <w:p>
+            <w:r>
+              <w:rPr>
+                <w:rFonts w:ascii="Times New Roman" w:hAnsi="Times New Roman"/>
+                <w:sz w:val="20"/>
+              </w:rPr>
+              <w:t>0.0394</w:t>
+            </w:r>
+          </w:p>
+        </w:tc>
+        <w:tc>
+          <w:tcPr>
+            <w:tcW w:type="dxa" w:w="279"/>
+          </w:tcPr>
+          <w:p>
+            <w:r>
+              <w:rPr>
+                <w:rFonts w:ascii="Times New Roman" w:hAnsi="Times New Roman"/>
+                <w:sz w:val="20"/>
+              </w:rPr>
+              <w:t>2.0322</w:t>
+            </w:r>
+          </w:p>
+        </w:tc>
+        <w:tc>
+          <w:tcPr>
+            <w:tcW w:type="dxa" w:w="279"/>
+          </w:tcPr>
+          <w:p>
+            <w:r>
+              <w:rPr>
+                <w:rFonts w:ascii="Times New Roman" w:hAnsi="Times New Roman"/>
+                <w:sz w:val="20"/>
+              </w:rPr>
+              <w:t>0.1540</w:t>
+            </w:r>
+          </w:p>
+        </w:tc>
+        <w:tc>
+          <w:tcPr>
+            <w:tcW w:type="dxa" w:w="279"/>
+          </w:tcPr>
+          <w:p>
+            <w:r>
+              <w:rPr>
+                <w:rFonts w:ascii="Times New Roman" w:hAnsi="Times New Roman"/>
+                <w:sz w:val="20"/>
+              </w:rPr>
+              <w:t>Yes</w:t>
+            </w:r>
+          </w:p>
+        </w:tc>
+        <w:tc>
+          <w:tcPr>
+            <w:tcW w:type="dxa" w:w="279"/>
+          </w:tcPr>
+          <w:p>
+            <w:r>
+              <w:rPr>
+                <w:rFonts w:ascii="Times New Roman" w:hAnsi="Times New Roman"/>
+                <w:sz w:val="20"/>
+              </w:rPr>
+              <w:t>0.9066</w:t>
+            </w:r>
+          </w:p>
+        </w:tc>
+        <w:tc>
+          <w:tcPr>
+            <w:tcW w:type="dxa" w:w="279"/>
+          </w:tcPr>
+          <w:p>
+            <w:r>
+              <w:rPr>
+                <w:rFonts w:ascii="Times New Roman" w:hAnsi="Times New Roman"/>
+                <w:sz w:val="20"/>
+              </w:rPr>
+              <w:t>0.3410</w:t>
+            </w:r>
+          </w:p>
+        </w:tc>
+        <w:tc>
+          <w:tcPr>
+            <w:tcW w:type="dxa" w:w="279"/>
+          </w:tcPr>
+          <w:p>
+            <w:r>
+              <w:rPr>
+                <w:rFonts w:ascii="Times New Roman" w:hAnsi="Times New Roman"/>
+                <w:sz w:val="20"/>
+              </w:rPr>
+              <w:t>2.9388</w:t>
+            </w:r>
+          </w:p>
+        </w:tc>
+        <w:tc>
+          <w:tcPr>
+            <w:tcW w:type="dxa" w:w="279"/>
+          </w:tcPr>
+          <w:p>
+            <w:r>
+              <w:rPr>
+                <w:rFonts w:ascii="Times New Roman" w:hAnsi="Times New Roman"/>
+                <w:sz w:val="20"/>
+              </w:rPr>
+              <w:t>0.2301</w:t>
+            </w:r>
+          </w:p>
+        </w:tc>
+        <w:tc>
+          <w:tcPr>
+            <w:tcW w:type="dxa" w:w="279"/>
+          </w:tcPr>
+          <w:p>
+            <w:r>
+              <w:rPr>
+                <w:rFonts w:ascii="Times New Roman" w:hAnsi="Times New Roman"/>
+                <w:sz w:val="20"/>
+              </w:rPr>
+              <w:t>Yes</w:t>
+            </w:r>
+          </w:p>
+        </w:tc>
+        <w:tc>
+          <w:tcPr>
+            <w:tcW w:type="dxa" w:w="279"/>
+          </w:tcPr>
+          <w:p>
+            <w:r>
+              <w:rPr>
+                <w:rFonts w:ascii="Times New Roman" w:hAnsi="Times New Roman"/>
+                <w:sz w:val="20"/>
+              </w:rPr>
+              <w:t>1.576425</w:t>
+            </w:r>
+          </w:p>
+        </w:tc>
+        <w:tc>
+          <w:tcPr>
+            <w:tcW w:type="dxa" w:w="279"/>
+          </w:tcPr>
+          <w:p>
+            <w:r>
+              <w:rPr>
+                <w:rFonts w:ascii="Times New Roman" w:hAnsi="Times New Roman"/>
+                <w:sz w:val="20"/>
+              </w:rPr>
+              <w:t>2.159628</w:t>
+            </w:r>
+          </w:p>
+        </w:tc>
+        <w:tc>
+          <w:tcPr>
+            <w:tcW w:type="dxa" w:w="279"/>
+          </w:tcPr>
+          <w:p>
+            <w:r>
+              <w:rPr>
+                <w:rFonts w:ascii="Times New Roman" w:hAnsi="Times New Roman"/>
+                <w:sz w:val="20"/>
+              </w:rPr>
+              <w:t>0.3825</w:t>
+            </w:r>
+          </w:p>
+        </w:tc>
+        <w:tc>
+          <w:tcPr>
+            <w:tcW w:type="dxa" w:w="279"/>
+          </w:tcPr>
+          <w:p>
+            <w:r>
+              <w:rPr>
+                <w:rFonts w:ascii="Times New Roman" w:hAnsi="Times New Roman"/>
+                <w:sz w:val="20"/>
+              </w:rPr>
+              <w:t>0.3340</w:t>
+            </w:r>
+          </w:p>
+        </w:tc>
+      </w:tr>
+      <w:tr>
+        <w:tc>
+          <w:tcPr>
+            <w:tcW w:type="dxa" w:w="279"/>
+          </w:tcPr>
+          <w:p>
+            <w:r>
+              <w:rPr>
+                <w:rFonts w:ascii="Times New Roman" w:hAnsi="Times New Roman"/>
+                <w:sz w:val="20"/>
+              </w:rPr>
               <w:t>LSTM-SSE-t-Student</w:t>
             </w:r>
           </w:p>
@@ -3716,21 +5460,21 @@
                 <w:rFonts w:ascii="Times New Roman" w:hAnsi="Times New Roman"/>
                 <w:sz w:val="20"/>
               </w:rPr>
-              <w:t>2.594922</w:t>
-            </w:r>
-          </w:p>
-        </w:tc>
-        <w:tc>
-          <w:tcPr>
-            <w:tcW w:type="dxa" w:w="279"/>
-          </w:tcPr>
-          <w:p>
-            <w:r>
-              <w:rPr>
-                <w:rFonts w:ascii="Times New Roman" w:hAnsi="Times New Roman"/>
-                <w:sz w:val="20"/>
-              </w:rPr>
-              <w:t>3.433565</w:t>
+              <w:t>2.654821</w:t>
+            </w:r>
+          </w:p>
+        </w:tc>
+        <w:tc>
+          <w:tcPr>
+            <w:tcW w:type="dxa" w:w="279"/>
+          </w:tcPr>
+          <w:p>
+            <w:r>
+              <w:rPr>
+                <w:rFonts w:ascii="Times New Roman" w:hAnsi="Times New Roman"/>
+                <w:sz w:val="20"/>
+              </w:rPr>
+              <w:t>3.512823</w:t>
             </w:r>
           </w:p>
         </w:tc>
@@ -3926,21 +5670,21 @@
                 <w:rFonts w:ascii="Times New Roman" w:hAnsi="Times New Roman"/>
                 <w:sz w:val="20"/>
               </w:rPr>
-              <w:t>1.982347</w:t>
-            </w:r>
-          </w:p>
-        </w:tc>
-        <w:tc>
-          <w:tcPr>
-            <w:tcW w:type="dxa" w:w="279"/>
-          </w:tcPr>
-          <w:p>
-            <w:r>
-              <w:rPr>
-                <w:rFonts w:ascii="Times New Roman" w:hAnsi="Times New Roman"/>
-                <w:sz w:val="20"/>
-              </w:rPr>
-              <w:t>2.715723</w:t>
+              <w:t>2.028106</w:t>
+            </w:r>
+          </w:p>
+        </w:tc>
+        <w:tc>
+          <w:tcPr>
+            <w:tcW w:type="dxa" w:w="279"/>
+          </w:tcPr>
+          <w:p>
+            <w:r>
+              <w:rPr>
+                <w:rFonts w:ascii="Times New Roman" w:hAnsi="Times New Roman"/>
+                <w:sz w:val="20"/>
+              </w:rPr>
+              <w:t>2.778411</w:t>
             </w:r>
           </w:p>
         </w:tc>
@@ -3969,6 +5713,1750 @@
                 <w:sz w:val="20"/>
               </w:rPr>
               <w:t>0.0020</w:t>
+            </w:r>
+          </w:p>
+        </w:tc>
+      </w:tr>
+      <w:tr>
+        <w:tc>
+          <w:tcPr>
+            <w:tcW w:type="dxa" w:w="279"/>
+          </w:tcPr>
+          <w:p>
+            <w:r>
+              <w:rPr>
+                <w:rFonts w:ascii="Times New Roman" w:hAnsi="Times New Roman"/>
+                <w:sz w:val="20"/>
+              </w:rPr>
+              <w:t>MSGARCH(1,1)</w:t>
+            </w:r>
+          </w:p>
+        </w:tc>
+        <w:tc>
+          <w:tcPr>
+            <w:tcW w:type="dxa" w:w="279"/>
+          </w:tcPr>
+          <w:p>
+            <w:r>
+              <w:rPr>
+                <w:rFonts w:ascii="Times New Roman" w:hAnsi="Times New Roman"/>
+                <w:sz w:val="20"/>
+              </w:rPr>
+              <w:t>5</w:t>
+            </w:r>
+          </w:p>
+        </w:tc>
+        <w:tc>
+          <w:tcPr>
+            <w:tcW w:type="dxa" w:w="279"/>
+          </w:tcPr>
+          <w:p>
+            <w:r>
+              <w:rPr>
+                <w:rFonts w:ascii="Times New Roman" w:hAnsi="Times New Roman"/>
+                <w:sz w:val="20"/>
+              </w:rPr>
+              <w:t>2.79</w:t>
+            </w:r>
+          </w:p>
+        </w:tc>
+        <w:tc>
+          <w:tcPr>
+            <w:tcW w:type="dxa" w:w="279"/>
+          </w:tcPr>
+          <w:p>
+            <w:r>
+              <w:rPr>
+                <w:rFonts w:ascii="Times New Roman" w:hAnsi="Times New Roman"/>
+                <w:sz w:val="20"/>
+              </w:rPr>
+              <w:t>0.0179</w:t>
+            </w:r>
+          </w:p>
+        </w:tc>
+        <w:tc>
+          <w:tcPr>
+            <w:tcW w:type="dxa" w:w="279"/>
+          </w:tcPr>
+          <w:p>
+            <w:r>
+              <w:rPr>
+                <w:rFonts w:ascii="Times New Roman" w:hAnsi="Times New Roman"/>
+                <w:sz w:val="20"/>
+              </w:rPr>
+              <w:t>1.4317</w:t>
+            </w:r>
+          </w:p>
+        </w:tc>
+        <w:tc>
+          <w:tcPr>
+            <w:tcW w:type="dxa" w:w="279"/>
+          </w:tcPr>
+          <w:p>
+            <w:r>
+              <w:rPr>
+                <w:rFonts w:ascii="Times New Roman" w:hAnsi="Times New Roman"/>
+                <w:sz w:val="20"/>
+              </w:rPr>
+              <w:t>0.2315</w:t>
+            </w:r>
+          </w:p>
+        </w:tc>
+        <w:tc>
+          <w:tcPr>
+            <w:tcW w:type="dxa" w:w="279"/>
+          </w:tcPr>
+          <w:p>
+            <w:r>
+              <w:rPr>
+                <w:rFonts w:ascii="Times New Roman" w:hAnsi="Times New Roman"/>
+                <w:sz w:val="20"/>
+              </w:rPr>
+              <w:t>Yes</w:t>
+            </w:r>
+          </w:p>
+        </w:tc>
+        <w:tc>
+          <w:tcPr>
+            <w:tcW w:type="dxa" w:w="279"/>
+          </w:tcPr>
+          <w:p>
+            <w:r>
+              <w:rPr>
+                <w:rFonts w:ascii="Times New Roman" w:hAnsi="Times New Roman"/>
+                <w:sz w:val="20"/>
+              </w:rPr>
+              <w:t>0.1832</w:t>
+            </w:r>
+          </w:p>
+        </w:tc>
+        <w:tc>
+          <w:tcPr>
+            <w:tcW w:type="dxa" w:w="279"/>
+          </w:tcPr>
+          <w:p>
+            <w:r>
+              <w:rPr>
+                <w:rFonts w:ascii="Times New Roman" w:hAnsi="Times New Roman"/>
+                <w:sz w:val="20"/>
+              </w:rPr>
+              <w:t>0.6687</w:t>
+            </w:r>
+          </w:p>
+        </w:tc>
+        <w:tc>
+          <w:tcPr>
+            <w:tcW w:type="dxa" w:w="279"/>
+          </w:tcPr>
+          <w:p>
+            <w:r>
+              <w:rPr>
+                <w:rFonts w:ascii="Times New Roman" w:hAnsi="Times New Roman"/>
+                <w:sz w:val="20"/>
+              </w:rPr>
+              <w:t>1.6149</w:t>
+            </w:r>
+          </w:p>
+        </w:tc>
+        <w:tc>
+          <w:tcPr>
+            <w:tcW w:type="dxa" w:w="279"/>
+          </w:tcPr>
+          <w:p>
+            <w:r>
+              <w:rPr>
+                <w:rFonts w:ascii="Times New Roman" w:hAnsi="Times New Roman"/>
+                <w:sz w:val="20"/>
+              </w:rPr>
+              <w:t>0.4460</w:t>
+            </w:r>
+          </w:p>
+        </w:tc>
+        <w:tc>
+          <w:tcPr>
+            <w:tcW w:type="dxa" w:w="279"/>
+          </w:tcPr>
+          <w:p>
+            <w:r>
+              <w:rPr>
+                <w:rFonts w:ascii="Times New Roman" w:hAnsi="Times New Roman"/>
+                <w:sz w:val="20"/>
+              </w:rPr>
+              <w:t>Yes</w:t>
+            </w:r>
+          </w:p>
+        </w:tc>
+        <w:tc>
+          <w:tcPr>
+            <w:tcW w:type="dxa" w:w="279"/>
+          </w:tcPr>
+          <w:p>
+            <w:r>
+              <w:rPr>
+                <w:rFonts w:ascii="Times New Roman" w:hAnsi="Times New Roman"/>
+                <w:sz w:val="20"/>
+              </w:rPr>
+              <w:t>2.511744</w:t>
+            </w:r>
+          </w:p>
+        </w:tc>
+        <w:tc>
+          <w:tcPr>
+            <w:tcW w:type="dxa" w:w="279"/>
+          </w:tcPr>
+          <w:p>
+            <w:r>
+              <w:rPr>
+                <w:rFonts w:ascii="Times New Roman" w:hAnsi="Times New Roman"/>
+                <w:sz w:val="20"/>
+              </w:rPr>
+              <w:t>3.323505</w:t>
+            </w:r>
+          </w:p>
+        </w:tc>
+        <w:tc>
+          <w:tcPr>
+            <w:tcW w:type="dxa" w:w="279"/>
+          </w:tcPr>
+          <w:p>
+            <w:r>
+              <w:rPr>
+                <w:rFonts w:ascii="Times New Roman" w:hAnsi="Times New Roman"/>
+                <w:sz w:val="20"/>
+              </w:rPr>
+              <w:t>0.4990</w:t>
+            </w:r>
+          </w:p>
+        </w:tc>
+        <w:tc>
+          <w:tcPr>
+            <w:tcW w:type="dxa" w:w="279"/>
+          </w:tcPr>
+          <w:p>
+            <w:r>
+              <w:rPr>
+                <w:rFonts w:ascii="Times New Roman" w:hAnsi="Times New Roman"/>
+                <w:sz w:val="20"/>
+              </w:rPr>
+              <w:t>0.4100</w:t>
+            </w:r>
+          </w:p>
+        </w:tc>
+        <w:tc>
+          <w:tcPr>
+            <w:tcW w:type="dxa" w:w="279"/>
+          </w:tcPr>
+          <w:p>
+            <w:r>
+              <w:rPr>
+                <w:rFonts w:ascii="Times New Roman" w:hAnsi="Times New Roman"/>
+                <w:sz w:val="20"/>
+              </w:rPr>
+              <w:t>11</w:t>
+            </w:r>
+          </w:p>
+        </w:tc>
+        <w:tc>
+          <w:tcPr>
+            <w:tcW w:type="dxa" w:w="279"/>
+          </w:tcPr>
+          <w:p>
+            <w:r>
+              <w:rPr>
+                <w:rFonts w:ascii="Times New Roman" w:hAnsi="Times New Roman"/>
+                <w:sz w:val="20"/>
+              </w:rPr>
+              <w:t>6.98</w:t>
+            </w:r>
+          </w:p>
+        </w:tc>
+        <w:tc>
+          <w:tcPr>
+            <w:tcW w:type="dxa" w:w="279"/>
+          </w:tcPr>
+          <w:p>
+            <w:r>
+              <w:rPr>
+                <w:rFonts w:ascii="Times New Roman" w:hAnsi="Times New Roman"/>
+                <w:sz w:val="20"/>
+              </w:rPr>
+              <w:t>0.0394</w:t>
+            </w:r>
+          </w:p>
+        </w:tc>
+        <w:tc>
+          <w:tcPr>
+            <w:tcW w:type="dxa" w:w="279"/>
+          </w:tcPr>
+          <w:p>
+            <w:r>
+              <w:rPr>
+                <w:rFonts w:ascii="Times New Roman" w:hAnsi="Times New Roman"/>
+                <w:sz w:val="20"/>
+              </w:rPr>
+              <w:t>2.0322</w:t>
+            </w:r>
+          </w:p>
+        </w:tc>
+        <w:tc>
+          <w:tcPr>
+            <w:tcW w:type="dxa" w:w="279"/>
+          </w:tcPr>
+          <w:p>
+            <w:r>
+              <w:rPr>
+                <w:rFonts w:ascii="Times New Roman" w:hAnsi="Times New Roman"/>
+                <w:sz w:val="20"/>
+              </w:rPr>
+              <w:t>0.1540</w:t>
+            </w:r>
+          </w:p>
+        </w:tc>
+        <w:tc>
+          <w:tcPr>
+            <w:tcW w:type="dxa" w:w="279"/>
+          </w:tcPr>
+          <w:p>
+            <w:r>
+              <w:rPr>
+                <w:rFonts w:ascii="Times New Roman" w:hAnsi="Times New Roman"/>
+                <w:sz w:val="20"/>
+              </w:rPr>
+              <w:t>Yes</w:t>
+            </w:r>
+          </w:p>
+        </w:tc>
+        <w:tc>
+          <w:tcPr>
+            <w:tcW w:type="dxa" w:w="279"/>
+          </w:tcPr>
+          <w:p>
+            <w:r>
+              <w:rPr>
+                <w:rFonts w:ascii="Times New Roman" w:hAnsi="Times New Roman"/>
+                <w:sz w:val="20"/>
+              </w:rPr>
+              <w:t>0.9066</w:t>
+            </w:r>
+          </w:p>
+        </w:tc>
+        <w:tc>
+          <w:tcPr>
+            <w:tcW w:type="dxa" w:w="279"/>
+          </w:tcPr>
+          <w:p>
+            <w:r>
+              <w:rPr>
+                <w:rFonts w:ascii="Times New Roman" w:hAnsi="Times New Roman"/>
+                <w:sz w:val="20"/>
+              </w:rPr>
+              <w:t>0.3410</w:t>
+            </w:r>
+          </w:p>
+        </w:tc>
+        <w:tc>
+          <w:tcPr>
+            <w:tcW w:type="dxa" w:w="279"/>
+          </w:tcPr>
+          <w:p>
+            <w:r>
+              <w:rPr>
+                <w:rFonts w:ascii="Times New Roman" w:hAnsi="Times New Roman"/>
+                <w:sz w:val="20"/>
+              </w:rPr>
+              <w:t>2.9388</w:t>
+            </w:r>
+          </w:p>
+        </w:tc>
+        <w:tc>
+          <w:tcPr>
+            <w:tcW w:type="dxa" w:w="279"/>
+          </w:tcPr>
+          <w:p>
+            <w:r>
+              <w:rPr>
+                <w:rFonts w:ascii="Times New Roman" w:hAnsi="Times New Roman"/>
+                <w:sz w:val="20"/>
+              </w:rPr>
+              <w:t>0.2301</w:t>
+            </w:r>
+          </w:p>
+        </w:tc>
+        <w:tc>
+          <w:tcPr>
+            <w:tcW w:type="dxa" w:w="279"/>
+          </w:tcPr>
+          <w:p>
+            <w:r>
+              <w:rPr>
+                <w:rFonts w:ascii="Times New Roman" w:hAnsi="Times New Roman"/>
+                <w:sz w:val="20"/>
+              </w:rPr>
+              <w:t>Yes</w:t>
+            </w:r>
+          </w:p>
+        </w:tc>
+        <w:tc>
+          <w:tcPr>
+            <w:tcW w:type="dxa" w:w="279"/>
+          </w:tcPr>
+          <w:p>
+            <w:r>
+              <w:rPr>
+                <w:rFonts w:ascii="Times New Roman" w:hAnsi="Times New Roman"/>
+                <w:sz w:val="20"/>
+              </w:rPr>
+              <w:t>1.918804</w:t>
+            </w:r>
+          </w:p>
+        </w:tc>
+        <w:tc>
+          <w:tcPr>
+            <w:tcW w:type="dxa" w:w="279"/>
+          </w:tcPr>
+          <w:p>
+            <w:r>
+              <w:rPr>
+                <w:rFonts w:ascii="Times New Roman" w:hAnsi="Times New Roman"/>
+                <w:sz w:val="20"/>
+              </w:rPr>
+              <w:t>2.628673</w:t>
+            </w:r>
+          </w:p>
+        </w:tc>
+        <w:tc>
+          <w:tcPr>
+            <w:tcW w:type="dxa" w:w="279"/>
+          </w:tcPr>
+          <w:p>
+            <w:r>
+              <w:rPr>
+                <w:rFonts w:ascii="Times New Roman" w:hAnsi="Times New Roman"/>
+                <w:sz w:val="20"/>
+              </w:rPr>
+              <w:t>0.4474</w:t>
+            </w:r>
+          </w:p>
+        </w:tc>
+        <w:tc>
+          <w:tcPr>
+            <w:tcW w:type="dxa" w:w="279"/>
+          </w:tcPr>
+          <w:p>
+            <w:r>
+              <w:rPr>
+                <w:rFonts w:ascii="Times New Roman" w:hAnsi="Times New Roman"/>
+                <w:sz w:val="20"/>
+              </w:rPr>
+              <w:t>0.2800</w:t>
+            </w:r>
+          </w:p>
+        </w:tc>
+      </w:tr>
+      <w:tr>
+        <w:tc>
+          <w:tcPr>
+            <w:tcW w:type="dxa" w:w="279"/>
+          </w:tcPr>
+          <w:p>
+            <w:r>
+              <w:rPr>
+                <w:rFonts w:ascii="Times New Roman" w:hAnsi="Times New Roman"/>
+                <w:sz w:val="20"/>
+              </w:rPr>
+              <w:t>NN-GARCH</w:t>
+            </w:r>
+          </w:p>
+        </w:tc>
+        <w:tc>
+          <w:tcPr>
+            <w:tcW w:type="dxa" w:w="279"/>
+          </w:tcPr>
+          <w:p>
+            <w:r>
+              <w:rPr>
+                <w:rFonts w:ascii="Times New Roman" w:hAnsi="Times New Roman"/>
+                <w:sz w:val="20"/>
+              </w:rPr>
+              <w:t>1</w:t>
+            </w:r>
+          </w:p>
+        </w:tc>
+        <w:tc>
+          <w:tcPr>
+            <w:tcW w:type="dxa" w:w="279"/>
+          </w:tcPr>
+          <w:p>
+            <w:r>
+              <w:rPr>
+                <w:rFonts w:ascii="Times New Roman" w:hAnsi="Times New Roman"/>
+                <w:sz w:val="20"/>
+              </w:rPr>
+              <w:t>2.79</w:t>
+            </w:r>
+          </w:p>
+        </w:tc>
+        <w:tc>
+          <w:tcPr>
+            <w:tcW w:type="dxa" w:w="279"/>
+          </w:tcPr>
+          <w:p>
+            <w:r>
+              <w:rPr>
+                <w:rFonts w:ascii="Times New Roman" w:hAnsi="Times New Roman"/>
+                <w:sz w:val="20"/>
+              </w:rPr>
+              <w:t>0.0036</w:t>
+            </w:r>
+          </w:p>
+        </w:tc>
+        <w:tc>
+          <w:tcPr>
+            <w:tcW w:type="dxa" w:w="279"/>
+          </w:tcPr>
+          <w:p>
+            <w:r>
+              <w:rPr>
+                <w:rFonts w:ascii="Times New Roman" w:hAnsi="Times New Roman"/>
+                <w:sz w:val="20"/>
+              </w:rPr>
+              <w:t>1.5395</w:t>
+            </w:r>
+          </w:p>
+        </w:tc>
+        <w:tc>
+          <w:tcPr>
+            <w:tcW w:type="dxa" w:w="279"/>
+          </w:tcPr>
+          <w:p>
+            <w:r>
+              <w:rPr>
+                <w:rFonts w:ascii="Times New Roman" w:hAnsi="Times New Roman"/>
+                <w:sz w:val="20"/>
+              </w:rPr>
+              <w:t>0.2147</w:t>
+            </w:r>
+          </w:p>
+        </w:tc>
+        <w:tc>
+          <w:tcPr>
+            <w:tcW w:type="dxa" w:w="279"/>
+          </w:tcPr>
+          <w:p>
+            <w:r>
+              <w:rPr>
+                <w:rFonts w:ascii="Times New Roman" w:hAnsi="Times New Roman"/>
+                <w:sz w:val="20"/>
+              </w:rPr>
+              <w:t>Yes</w:t>
+            </w:r>
+          </w:p>
+        </w:tc>
+        <w:tc>
+          <w:tcPr>
+            <w:tcW w:type="dxa" w:w="279"/>
+          </w:tcPr>
+          <w:p>
+            <w:r>
+              <w:rPr>
+                <w:rFonts w:ascii="Times New Roman" w:hAnsi="Times New Roman"/>
+                <w:sz w:val="20"/>
+              </w:rPr>
+              <w:t>0.0072</w:t>
+            </w:r>
+          </w:p>
+        </w:tc>
+        <w:tc>
+          <w:tcPr>
+            <w:tcW w:type="dxa" w:w="279"/>
+          </w:tcPr>
+          <w:p>
+            <w:r>
+              <w:rPr>
+                <w:rFonts w:ascii="Times New Roman" w:hAnsi="Times New Roman"/>
+                <w:sz w:val="20"/>
+              </w:rPr>
+              <w:t>0.9323</w:t>
+            </w:r>
+          </w:p>
+        </w:tc>
+        <w:tc>
+          <w:tcPr>
+            <w:tcW w:type="dxa" w:w="279"/>
+          </w:tcPr>
+          <w:p>
+            <w:r>
+              <w:rPr>
+                <w:rFonts w:ascii="Times New Roman" w:hAnsi="Times New Roman"/>
+                <w:sz w:val="20"/>
+              </w:rPr>
+              <w:t>1.5467</w:t>
+            </w:r>
+          </w:p>
+        </w:tc>
+        <w:tc>
+          <w:tcPr>
+            <w:tcW w:type="dxa" w:w="279"/>
+          </w:tcPr>
+          <w:p>
+            <w:r>
+              <w:rPr>
+                <w:rFonts w:ascii="Times New Roman" w:hAnsi="Times New Roman"/>
+                <w:sz w:val="20"/>
+              </w:rPr>
+              <w:t>0.4615</w:t>
+            </w:r>
+          </w:p>
+        </w:tc>
+        <w:tc>
+          <w:tcPr>
+            <w:tcW w:type="dxa" w:w="279"/>
+          </w:tcPr>
+          <w:p>
+            <w:r>
+              <w:rPr>
+                <w:rFonts w:ascii="Times New Roman" w:hAnsi="Times New Roman"/>
+                <w:sz w:val="20"/>
+              </w:rPr>
+              <w:t>Yes</w:t>
+            </w:r>
+          </w:p>
+        </w:tc>
+        <w:tc>
+          <w:tcPr>
+            <w:tcW w:type="dxa" w:w="279"/>
+          </w:tcPr>
+          <w:p>
+            <w:r>
+              <w:rPr>
+                <w:rFonts w:ascii="Times New Roman" w:hAnsi="Times New Roman"/>
+                <w:sz w:val="20"/>
+              </w:rPr>
+              <w:t>2.039303</w:t>
+            </w:r>
+          </w:p>
+        </w:tc>
+        <w:tc>
+          <w:tcPr>
+            <w:tcW w:type="dxa" w:w="279"/>
+          </w:tcPr>
+          <w:p>
+            <w:r>
+              <w:rPr>
+                <w:rFonts w:ascii="Times New Roman" w:hAnsi="Times New Roman"/>
+                <w:sz w:val="20"/>
+              </w:rPr>
+              <w:t>2.698378</w:t>
+            </w:r>
+          </w:p>
+        </w:tc>
+        <w:tc>
+          <w:tcPr>
+            <w:tcW w:type="dxa" w:w="279"/>
+          </w:tcPr>
+          <w:p>
+            <w:r>
+              <w:rPr>
+                <w:rFonts w:ascii="Times New Roman" w:hAnsi="Times New Roman"/>
+                <w:sz w:val="20"/>
+              </w:rPr>
+              <w:t>-0.7113</w:t>
+            </w:r>
+          </w:p>
+        </w:tc>
+        <w:tc>
+          <w:tcPr>
+            <w:tcW w:type="dxa" w:w="279"/>
+          </w:tcPr>
+          <w:p>
+            <w:r>
+              <w:rPr>
+                <w:rFonts w:ascii="Times New Roman" w:hAnsi="Times New Roman"/>
+                <w:sz w:val="20"/>
+              </w:rPr>
+              <w:t>0.2140</w:t>
+            </w:r>
+          </w:p>
+        </w:tc>
+        <w:tc>
+          <w:tcPr>
+            <w:tcW w:type="dxa" w:w="279"/>
+          </w:tcPr>
+          <w:p>
+            <w:r>
+              <w:rPr>
+                <w:rFonts w:ascii="Times New Roman" w:hAnsi="Times New Roman"/>
+                <w:sz w:val="20"/>
+              </w:rPr>
+              <w:t>11</w:t>
+            </w:r>
+          </w:p>
+        </w:tc>
+        <w:tc>
+          <w:tcPr>
+            <w:tcW w:type="dxa" w:w="279"/>
+          </w:tcPr>
+          <w:p>
+            <w:r>
+              <w:rPr>
+                <w:rFonts w:ascii="Times New Roman" w:hAnsi="Times New Roman"/>
+                <w:sz w:val="20"/>
+              </w:rPr>
+              <w:t>6.98</w:t>
+            </w:r>
+          </w:p>
+        </w:tc>
+        <w:tc>
+          <w:tcPr>
+            <w:tcW w:type="dxa" w:w="279"/>
+          </w:tcPr>
+          <w:p>
+            <w:r>
+              <w:rPr>
+                <w:rFonts w:ascii="Times New Roman" w:hAnsi="Times New Roman"/>
+                <w:sz w:val="20"/>
+              </w:rPr>
+              <w:t>0.0394</w:t>
+            </w:r>
+          </w:p>
+        </w:tc>
+        <w:tc>
+          <w:tcPr>
+            <w:tcW w:type="dxa" w:w="279"/>
+          </w:tcPr>
+          <w:p>
+            <w:r>
+              <w:rPr>
+                <w:rFonts w:ascii="Times New Roman" w:hAnsi="Times New Roman"/>
+                <w:sz w:val="20"/>
+              </w:rPr>
+              <w:t>2.0322</w:t>
+            </w:r>
+          </w:p>
+        </w:tc>
+        <w:tc>
+          <w:tcPr>
+            <w:tcW w:type="dxa" w:w="279"/>
+          </w:tcPr>
+          <w:p>
+            <w:r>
+              <w:rPr>
+                <w:rFonts w:ascii="Times New Roman" w:hAnsi="Times New Roman"/>
+                <w:sz w:val="20"/>
+              </w:rPr>
+              <w:t>0.1540</w:t>
+            </w:r>
+          </w:p>
+        </w:tc>
+        <w:tc>
+          <w:tcPr>
+            <w:tcW w:type="dxa" w:w="279"/>
+          </w:tcPr>
+          <w:p>
+            <w:r>
+              <w:rPr>
+                <w:rFonts w:ascii="Times New Roman" w:hAnsi="Times New Roman"/>
+                <w:sz w:val="20"/>
+              </w:rPr>
+              <w:t>Yes</w:t>
+            </w:r>
+          </w:p>
+        </w:tc>
+        <w:tc>
+          <w:tcPr>
+            <w:tcW w:type="dxa" w:w="279"/>
+          </w:tcPr>
+          <w:p>
+            <w:r>
+              <w:rPr>
+                <w:rFonts w:ascii="Times New Roman" w:hAnsi="Times New Roman"/>
+                <w:sz w:val="20"/>
+              </w:rPr>
+              <w:t>0.9066</w:t>
+            </w:r>
+          </w:p>
+        </w:tc>
+        <w:tc>
+          <w:tcPr>
+            <w:tcW w:type="dxa" w:w="279"/>
+          </w:tcPr>
+          <w:p>
+            <w:r>
+              <w:rPr>
+                <w:rFonts w:ascii="Times New Roman" w:hAnsi="Times New Roman"/>
+                <w:sz w:val="20"/>
+              </w:rPr>
+              <w:t>0.3410</w:t>
+            </w:r>
+          </w:p>
+        </w:tc>
+        <w:tc>
+          <w:tcPr>
+            <w:tcW w:type="dxa" w:w="279"/>
+          </w:tcPr>
+          <w:p>
+            <w:r>
+              <w:rPr>
+                <w:rFonts w:ascii="Times New Roman" w:hAnsi="Times New Roman"/>
+                <w:sz w:val="20"/>
+              </w:rPr>
+              <w:t>2.9388</w:t>
+            </w:r>
+          </w:p>
+        </w:tc>
+        <w:tc>
+          <w:tcPr>
+            <w:tcW w:type="dxa" w:w="279"/>
+          </w:tcPr>
+          <w:p>
+            <w:r>
+              <w:rPr>
+                <w:rFonts w:ascii="Times New Roman" w:hAnsi="Times New Roman"/>
+                <w:sz w:val="20"/>
+              </w:rPr>
+              <w:t>0.2301</w:t>
+            </w:r>
+          </w:p>
+        </w:tc>
+        <w:tc>
+          <w:tcPr>
+            <w:tcW w:type="dxa" w:w="279"/>
+          </w:tcPr>
+          <w:p>
+            <w:r>
+              <w:rPr>
+                <w:rFonts w:ascii="Times New Roman" w:hAnsi="Times New Roman"/>
+                <w:sz w:val="20"/>
+              </w:rPr>
+              <w:t>Yes</w:t>
+            </w:r>
+          </w:p>
+        </w:tc>
+        <w:tc>
+          <w:tcPr>
+            <w:tcW w:type="dxa" w:w="279"/>
+          </w:tcPr>
+          <w:p>
+            <w:r>
+              <w:rPr>
+                <w:rFonts w:ascii="Times New Roman" w:hAnsi="Times New Roman"/>
+                <w:sz w:val="20"/>
+              </w:rPr>
+              <w:t>1.557892</w:t>
+            </w:r>
+          </w:p>
+        </w:tc>
+        <w:tc>
+          <w:tcPr>
+            <w:tcW w:type="dxa" w:w="279"/>
+          </w:tcPr>
+          <w:p>
+            <w:r>
+              <w:rPr>
+                <w:rFonts w:ascii="Times New Roman" w:hAnsi="Times New Roman"/>
+                <w:sz w:val="20"/>
+              </w:rPr>
+              <w:t>2.134239</w:t>
+            </w:r>
+          </w:p>
+        </w:tc>
+        <w:tc>
+          <w:tcPr>
+            <w:tcW w:type="dxa" w:w="279"/>
+          </w:tcPr>
+          <w:p>
+            <w:r>
+              <w:rPr>
+                <w:rFonts w:ascii="Times New Roman" w:hAnsi="Times New Roman"/>
+                <w:sz w:val="20"/>
+              </w:rPr>
+              <w:t>0.3427</w:t>
+            </w:r>
+          </w:p>
+        </w:tc>
+        <w:tc>
+          <w:tcPr>
+            <w:tcW w:type="dxa" w:w="279"/>
+          </w:tcPr>
+          <w:p>
+            <w:r>
+              <w:rPr>
+                <w:rFonts w:ascii="Times New Roman" w:hAnsi="Times New Roman"/>
+                <w:sz w:val="20"/>
+              </w:rPr>
+              <w:t>0.3640</w:t>
+            </w:r>
+          </w:p>
+        </w:tc>
+      </w:tr>
+      <w:tr>
+        <w:tc>
+          <w:tcPr>
+            <w:tcW w:type="dxa" w:w="279"/>
+          </w:tcPr>
+          <w:p>
+            <w:r>
+              <w:rPr>
+                <w:rFonts w:ascii="Times New Roman" w:hAnsi="Times New Roman"/>
+                <w:sz w:val="20"/>
+              </w:rPr>
+              <w:t>TCN</w:t>
+            </w:r>
+          </w:p>
+        </w:tc>
+        <w:tc>
+          <w:tcPr>
+            <w:tcW w:type="dxa" w:w="279"/>
+          </w:tcPr>
+          <w:p>
+            <w:r>
+              <w:rPr>
+                <w:rFonts w:ascii="Times New Roman" w:hAnsi="Times New Roman"/>
+                <w:sz w:val="20"/>
+              </w:rPr>
+              <w:t>2</w:t>
+            </w:r>
+          </w:p>
+        </w:tc>
+        <w:tc>
+          <w:tcPr>
+            <w:tcW w:type="dxa" w:w="279"/>
+          </w:tcPr>
+          <w:p>
+            <w:r>
+              <w:rPr>
+                <w:rFonts w:ascii="Times New Roman" w:hAnsi="Times New Roman"/>
+                <w:sz w:val="20"/>
+              </w:rPr>
+              <w:t>2.79</w:t>
+            </w:r>
+          </w:p>
+        </w:tc>
+        <w:tc>
+          <w:tcPr>
+            <w:tcW w:type="dxa" w:w="279"/>
+          </w:tcPr>
+          <w:p>
+            <w:r>
+              <w:rPr>
+                <w:rFonts w:ascii="Times New Roman" w:hAnsi="Times New Roman"/>
+                <w:sz w:val="20"/>
+              </w:rPr>
+              <w:t>0.0072</w:t>
+            </w:r>
+          </w:p>
+        </w:tc>
+        <w:tc>
+          <w:tcPr>
+            <w:tcW w:type="dxa" w:w="279"/>
+          </w:tcPr>
+          <w:p>
+            <w:r>
+              <w:rPr>
+                <w:rFonts w:ascii="Times New Roman" w:hAnsi="Times New Roman"/>
+                <w:sz w:val="20"/>
+              </w:rPr>
+              <w:t>0.2507</w:t>
+            </w:r>
+          </w:p>
+        </w:tc>
+        <w:tc>
+          <w:tcPr>
+            <w:tcW w:type="dxa" w:w="279"/>
+          </w:tcPr>
+          <w:p>
+            <w:r>
+              <w:rPr>
+                <w:rFonts w:ascii="Times New Roman" w:hAnsi="Times New Roman"/>
+                <w:sz w:val="20"/>
+              </w:rPr>
+              <w:t>0.6166</w:t>
+            </w:r>
+          </w:p>
+        </w:tc>
+        <w:tc>
+          <w:tcPr>
+            <w:tcW w:type="dxa" w:w="279"/>
+          </w:tcPr>
+          <w:p>
+            <w:r>
+              <w:rPr>
+                <w:rFonts w:ascii="Times New Roman" w:hAnsi="Times New Roman"/>
+                <w:sz w:val="20"/>
+              </w:rPr>
+              <w:t>Yes</w:t>
+            </w:r>
+          </w:p>
+        </w:tc>
+        <w:tc>
+          <w:tcPr>
+            <w:tcW w:type="dxa" w:w="279"/>
+          </w:tcPr>
+          <w:p>
+            <w:r>
+              <w:rPr>
+                <w:rFonts w:ascii="Times New Roman" w:hAnsi="Times New Roman"/>
+                <w:sz w:val="20"/>
+              </w:rPr>
+              <w:t>0.0290</w:t>
+            </w:r>
+          </w:p>
+        </w:tc>
+        <w:tc>
+          <w:tcPr>
+            <w:tcW w:type="dxa" w:w="279"/>
+          </w:tcPr>
+          <w:p>
+            <w:r>
+              <w:rPr>
+                <w:rFonts w:ascii="Times New Roman" w:hAnsi="Times New Roman"/>
+                <w:sz w:val="20"/>
+              </w:rPr>
+              <w:t>0.8648</w:t>
+            </w:r>
+          </w:p>
+        </w:tc>
+        <w:tc>
+          <w:tcPr>
+            <w:tcW w:type="dxa" w:w="279"/>
+          </w:tcPr>
+          <w:p>
+            <w:r>
+              <w:rPr>
+                <w:rFonts w:ascii="Times New Roman" w:hAnsi="Times New Roman"/>
+                <w:sz w:val="20"/>
+              </w:rPr>
+              <w:t>0.2797</w:t>
+            </w:r>
+          </w:p>
+        </w:tc>
+        <w:tc>
+          <w:tcPr>
+            <w:tcW w:type="dxa" w:w="279"/>
+          </w:tcPr>
+          <w:p>
+            <w:r>
+              <w:rPr>
+                <w:rFonts w:ascii="Times New Roman" w:hAnsi="Times New Roman"/>
+                <w:sz w:val="20"/>
+              </w:rPr>
+              <w:t>0.8695</w:t>
+            </w:r>
+          </w:p>
+        </w:tc>
+        <w:tc>
+          <w:tcPr>
+            <w:tcW w:type="dxa" w:w="279"/>
+          </w:tcPr>
+          <w:p>
+            <w:r>
+              <w:rPr>
+                <w:rFonts w:ascii="Times New Roman" w:hAnsi="Times New Roman"/>
+                <w:sz w:val="20"/>
+              </w:rPr>
+              <w:t>Yes</w:t>
+            </w:r>
+          </w:p>
+        </w:tc>
+        <w:tc>
+          <w:tcPr>
+            <w:tcW w:type="dxa" w:w="279"/>
+          </w:tcPr>
+          <w:p>
+            <w:r>
+              <w:rPr>
+                <w:rFonts w:ascii="Times New Roman" w:hAnsi="Times New Roman"/>
+                <w:sz w:val="20"/>
+              </w:rPr>
+              <w:t>2.171377</w:t>
+            </w:r>
+          </w:p>
+        </w:tc>
+        <w:tc>
+          <w:tcPr>
+            <w:tcW w:type="dxa" w:w="279"/>
+          </w:tcPr>
+          <w:p>
+            <w:r>
+              <w:rPr>
+                <w:rFonts w:ascii="Times New Roman" w:hAnsi="Times New Roman"/>
+                <w:sz w:val="20"/>
+              </w:rPr>
+              <w:t>2.873136</w:t>
+            </w:r>
+          </w:p>
+        </w:tc>
+        <w:tc>
+          <w:tcPr>
+            <w:tcW w:type="dxa" w:w="279"/>
+          </w:tcPr>
+          <w:p>
+            <w:r>
+              <w:rPr>
+                <w:rFonts w:ascii="Times New Roman" w:hAnsi="Times New Roman"/>
+                <w:sz w:val="20"/>
+              </w:rPr>
+              <w:t>-0.3985</w:t>
+            </w:r>
+          </w:p>
+        </w:tc>
+        <w:tc>
+          <w:tcPr>
+            <w:tcW w:type="dxa" w:w="279"/>
+          </w:tcPr>
+          <w:p>
+            <w:r>
+              <w:rPr>
+                <w:rFonts w:ascii="Times New Roman" w:hAnsi="Times New Roman"/>
+                <w:sz w:val="20"/>
+              </w:rPr>
+              <w:t>0.5440</w:t>
+            </w:r>
+          </w:p>
+        </w:tc>
+        <w:tc>
+          <w:tcPr>
+            <w:tcW w:type="dxa" w:w="279"/>
+          </w:tcPr>
+          <w:p>
+            <w:r>
+              <w:rPr>
+                <w:rFonts w:ascii="Times New Roman" w:hAnsi="Times New Roman"/>
+                <w:sz w:val="20"/>
+              </w:rPr>
+              <w:t>8</w:t>
+            </w:r>
+          </w:p>
+        </w:tc>
+        <w:tc>
+          <w:tcPr>
+            <w:tcW w:type="dxa" w:w="279"/>
+          </w:tcPr>
+          <w:p>
+            <w:r>
+              <w:rPr>
+                <w:rFonts w:ascii="Times New Roman" w:hAnsi="Times New Roman"/>
+                <w:sz w:val="20"/>
+              </w:rPr>
+              <w:t>6.98</w:t>
+            </w:r>
+          </w:p>
+        </w:tc>
+        <w:tc>
+          <w:tcPr>
+            <w:tcW w:type="dxa" w:w="279"/>
+          </w:tcPr>
+          <w:p>
+            <w:r>
+              <w:rPr>
+                <w:rFonts w:ascii="Times New Roman" w:hAnsi="Times New Roman"/>
+                <w:sz w:val="20"/>
+              </w:rPr>
+              <w:t>0.0287</w:t>
+            </w:r>
+          </w:p>
+        </w:tc>
+        <w:tc>
+          <w:tcPr>
+            <w:tcW w:type="dxa" w:w="279"/>
+          </w:tcPr>
+          <w:p>
+            <w:r>
+              <w:rPr>
+                <w:rFonts w:ascii="Times New Roman" w:hAnsi="Times New Roman"/>
+                <w:sz w:val="20"/>
+              </w:rPr>
+              <w:t>0.1476</w:t>
+            </w:r>
+          </w:p>
+        </w:tc>
+        <w:tc>
+          <w:tcPr>
+            <w:tcW w:type="dxa" w:w="279"/>
+          </w:tcPr>
+          <w:p>
+            <w:r>
+              <w:rPr>
+                <w:rFonts w:ascii="Times New Roman" w:hAnsi="Times New Roman"/>
+                <w:sz w:val="20"/>
+              </w:rPr>
+              <w:t>0.7008</w:t>
+            </w:r>
+          </w:p>
+        </w:tc>
+        <w:tc>
+          <w:tcPr>
+            <w:tcW w:type="dxa" w:w="279"/>
+          </w:tcPr>
+          <w:p>
+            <w:r>
+              <w:rPr>
+                <w:rFonts w:ascii="Times New Roman" w:hAnsi="Times New Roman"/>
+                <w:sz w:val="20"/>
+              </w:rPr>
+              <w:t>Yes</w:t>
+            </w:r>
+          </w:p>
+        </w:tc>
+        <w:tc>
+          <w:tcPr>
+            <w:tcW w:type="dxa" w:w="279"/>
+          </w:tcPr>
+          <w:p>
+            <w:r>
+              <w:rPr>
+                <w:rFonts w:ascii="Times New Roman" w:hAnsi="Times New Roman"/>
+                <w:sz w:val="20"/>
+              </w:rPr>
+              <w:t>0.4741</w:t>
+            </w:r>
+          </w:p>
+        </w:tc>
+        <w:tc>
+          <w:tcPr>
+            <w:tcW w:type="dxa" w:w="279"/>
+          </w:tcPr>
+          <w:p>
+            <w:r>
+              <w:rPr>
+                <w:rFonts w:ascii="Times New Roman" w:hAnsi="Times New Roman"/>
+                <w:sz w:val="20"/>
+              </w:rPr>
+              <w:t>0.4911</w:t>
+            </w:r>
+          </w:p>
+        </w:tc>
+        <w:tc>
+          <w:tcPr>
+            <w:tcW w:type="dxa" w:w="279"/>
+          </w:tcPr>
+          <w:p>
+            <w:r>
+              <w:rPr>
+                <w:rFonts w:ascii="Times New Roman" w:hAnsi="Times New Roman"/>
+                <w:sz w:val="20"/>
+              </w:rPr>
+              <w:t>0.6217</w:t>
+            </w:r>
+          </w:p>
+        </w:tc>
+        <w:tc>
+          <w:tcPr>
+            <w:tcW w:type="dxa" w:w="279"/>
+          </w:tcPr>
+          <w:p>
+            <w:r>
+              <w:rPr>
+                <w:rFonts w:ascii="Times New Roman" w:hAnsi="Times New Roman"/>
+                <w:sz w:val="20"/>
+              </w:rPr>
+              <w:t>0.7328</w:t>
+            </w:r>
+          </w:p>
+        </w:tc>
+        <w:tc>
+          <w:tcPr>
+            <w:tcW w:type="dxa" w:w="279"/>
+          </w:tcPr>
+          <w:p>
+            <w:r>
+              <w:rPr>
+                <w:rFonts w:ascii="Times New Roman" w:hAnsi="Times New Roman"/>
+                <w:sz w:val="20"/>
+              </w:rPr>
+              <w:t>Yes</w:t>
+            </w:r>
+          </w:p>
+        </w:tc>
+        <w:tc>
+          <w:tcPr>
+            <w:tcW w:type="dxa" w:w="279"/>
+          </w:tcPr>
+          <w:p>
+            <w:r>
+              <w:rPr>
+                <w:rFonts w:ascii="Times New Roman" w:hAnsi="Times New Roman"/>
+                <w:sz w:val="20"/>
+              </w:rPr>
+              <w:t>1.658787</w:t>
+            </w:r>
+          </w:p>
+        </w:tc>
+        <w:tc>
+          <w:tcPr>
+            <w:tcW w:type="dxa" w:w="279"/>
+          </w:tcPr>
+          <w:p>
+            <w:r>
+              <w:rPr>
+                <w:rFonts w:ascii="Times New Roman" w:hAnsi="Times New Roman"/>
+                <w:sz w:val="20"/>
+              </w:rPr>
+              <w:t>2.272461</w:t>
+            </w:r>
+          </w:p>
+        </w:tc>
+        <w:tc>
+          <w:tcPr>
+            <w:tcW w:type="dxa" w:w="279"/>
+          </w:tcPr>
+          <w:p>
+            <w:r>
+              <w:rPr>
+                <w:rFonts w:ascii="Times New Roman" w:hAnsi="Times New Roman"/>
+                <w:sz w:val="20"/>
+              </w:rPr>
+              <w:t>-0.0120</w:t>
+            </w:r>
+          </w:p>
+        </w:tc>
+        <w:tc>
+          <w:tcPr>
+            <w:tcW w:type="dxa" w:w="279"/>
+          </w:tcPr>
+          <w:p>
+            <w:r>
+              <w:rPr>
+                <w:rFonts w:ascii="Times New Roman" w:hAnsi="Times New Roman"/>
+                <w:sz w:val="20"/>
+              </w:rPr>
+              <w:t>0.9800</w:t>
+            </w:r>
+          </w:p>
+        </w:tc>
+      </w:tr>
+      <w:tr>
+        <w:tc>
+          <w:tcPr>
+            <w:tcW w:type="dxa" w:w="279"/>
+          </w:tcPr>
+          <w:p>
+            <w:r>
+              <w:rPr>
+                <w:rFonts w:ascii="Times New Roman" w:hAnsi="Times New Roman"/>
+                <w:sz w:val="20"/>
+              </w:rPr>
+              <w:t>Transformer</w:t>
+            </w:r>
+          </w:p>
+        </w:tc>
+        <w:tc>
+          <w:tcPr>
+            <w:tcW w:type="dxa" w:w="279"/>
+          </w:tcPr>
+          <w:p>
+            <w:r>
+              <w:rPr>
+                <w:rFonts w:ascii="Times New Roman" w:hAnsi="Times New Roman"/>
+                <w:sz w:val="20"/>
+              </w:rPr>
+              <w:t>1</w:t>
+            </w:r>
+          </w:p>
+        </w:tc>
+        <w:tc>
+          <w:tcPr>
+            <w:tcW w:type="dxa" w:w="279"/>
+          </w:tcPr>
+          <w:p>
+            <w:r>
+              <w:rPr>
+                <w:rFonts w:ascii="Times New Roman" w:hAnsi="Times New Roman"/>
+                <w:sz w:val="20"/>
+              </w:rPr>
+              <w:t>2.79</w:t>
+            </w:r>
+          </w:p>
+        </w:tc>
+        <w:tc>
+          <w:tcPr>
+            <w:tcW w:type="dxa" w:w="279"/>
+          </w:tcPr>
+          <w:p>
+            <w:r>
+              <w:rPr>
+                <w:rFonts w:ascii="Times New Roman" w:hAnsi="Times New Roman"/>
+                <w:sz w:val="20"/>
+              </w:rPr>
+              <w:t>0.0036</w:t>
+            </w:r>
+          </w:p>
+        </w:tc>
+        <w:tc>
+          <w:tcPr>
+            <w:tcW w:type="dxa" w:w="279"/>
+          </w:tcPr>
+          <w:p>
+            <w:r>
+              <w:rPr>
+                <w:rFonts w:ascii="Times New Roman" w:hAnsi="Times New Roman"/>
+                <w:sz w:val="20"/>
+              </w:rPr>
+              <w:t>1.5395</w:t>
+            </w:r>
+          </w:p>
+        </w:tc>
+        <w:tc>
+          <w:tcPr>
+            <w:tcW w:type="dxa" w:w="279"/>
+          </w:tcPr>
+          <w:p>
+            <w:r>
+              <w:rPr>
+                <w:rFonts w:ascii="Times New Roman" w:hAnsi="Times New Roman"/>
+                <w:sz w:val="20"/>
+              </w:rPr>
+              <w:t>0.2147</w:t>
+            </w:r>
+          </w:p>
+        </w:tc>
+        <w:tc>
+          <w:tcPr>
+            <w:tcW w:type="dxa" w:w="279"/>
+          </w:tcPr>
+          <w:p>
+            <w:r>
+              <w:rPr>
+                <w:rFonts w:ascii="Times New Roman" w:hAnsi="Times New Roman"/>
+                <w:sz w:val="20"/>
+              </w:rPr>
+              <w:t>Yes</w:t>
+            </w:r>
+          </w:p>
+        </w:tc>
+        <w:tc>
+          <w:tcPr>
+            <w:tcW w:type="dxa" w:w="279"/>
+          </w:tcPr>
+          <w:p>
+            <w:r>
+              <w:rPr>
+                <w:rFonts w:ascii="Times New Roman" w:hAnsi="Times New Roman"/>
+                <w:sz w:val="20"/>
+              </w:rPr>
+              <w:t>0.0072</w:t>
+            </w:r>
+          </w:p>
+        </w:tc>
+        <w:tc>
+          <w:tcPr>
+            <w:tcW w:type="dxa" w:w="279"/>
+          </w:tcPr>
+          <w:p>
+            <w:r>
+              <w:rPr>
+                <w:rFonts w:ascii="Times New Roman" w:hAnsi="Times New Roman"/>
+                <w:sz w:val="20"/>
+              </w:rPr>
+              <w:t>0.9323</w:t>
+            </w:r>
+          </w:p>
+        </w:tc>
+        <w:tc>
+          <w:tcPr>
+            <w:tcW w:type="dxa" w:w="279"/>
+          </w:tcPr>
+          <w:p>
+            <w:r>
+              <w:rPr>
+                <w:rFonts w:ascii="Times New Roman" w:hAnsi="Times New Roman"/>
+                <w:sz w:val="20"/>
+              </w:rPr>
+              <w:t>1.5467</w:t>
+            </w:r>
+          </w:p>
+        </w:tc>
+        <w:tc>
+          <w:tcPr>
+            <w:tcW w:type="dxa" w:w="279"/>
+          </w:tcPr>
+          <w:p>
+            <w:r>
+              <w:rPr>
+                <w:rFonts w:ascii="Times New Roman" w:hAnsi="Times New Roman"/>
+                <w:sz w:val="20"/>
+              </w:rPr>
+              <w:t>0.4615</w:t>
+            </w:r>
+          </w:p>
+        </w:tc>
+        <w:tc>
+          <w:tcPr>
+            <w:tcW w:type="dxa" w:w="279"/>
+          </w:tcPr>
+          <w:p>
+            <w:r>
+              <w:rPr>
+                <w:rFonts w:ascii="Times New Roman" w:hAnsi="Times New Roman"/>
+                <w:sz w:val="20"/>
+              </w:rPr>
+              <w:t>Yes</w:t>
+            </w:r>
+          </w:p>
+        </w:tc>
+        <w:tc>
+          <w:tcPr>
+            <w:tcW w:type="dxa" w:w="279"/>
+          </w:tcPr>
+          <w:p>
+            <w:r>
+              <w:rPr>
+                <w:rFonts w:ascii="Times New Roman" w:hAnsi="Times New Roman"/>
+                <w:sz w:val="20"/>
+              </w:rPr>
+              <w:t>2.124161</w:t>
+            </w:r>
+          </w:p>
+        </w:tc>
+        <w:tc>
+          <w:tcPr>
+            <w:tcW w:type="dxa" w:w="279"/>
+          </w:tcPr>
+          <w:p>
+            <w:r>
+              <w:rPr>
+                <w:rFonts w:ascii="Times New Roman" w:hAnsi="Times New Roman"/>
+                <w:sz w:val="20"/>
+              </w:rPr>
+              <w:t>2.810661</w:t>
+            </w:r>
+          </w:p>
+        </w:tc>
+        <w:tc>
+          <w:tcPr>
+            <w:tcW w:type="dxa" w:w="279"/>
+          </w:tcPr>
+          <w:p>
+            <w:r>
+              <w:rPr>
+                <w:rFonts w:ascii="Times New Roman" w:hAnsi="Times New Roman"/>
+                <w:sz w:val="20"/>
+              </w:rPr>
+              <w:t>-0.7140</w:t>
+            </w:r>
+          </w:p>
+        </w:tc>
+        <w:tc>
+          <w:tcPr>
+            <w:tcW w:type="dxa" w:w="279"/>
+          </w:tcPr>
+          <w:p>
+            <w:r>
+              <w:rPr>
+                <w:rFonts w:ascii="Times New Roman" w:hAnsi="Times New Roman"/>
+                <w:sz w:val="20"/>
+              </w:rPr>
+              <w:t>0.1940</w:t>
+            </w:r>
+          </w:p>
+        </w:tc>
+        <w:tc>
+          <w:tcPr>
+            <w:tcW w:type="dxa" w:w="279"/>
+          </w:tcPr>
+          <w:p>
+            <w:r>
+              <w:rPr>
+                <w:rFonts w:ascii="Times New Roman" w:hAnsi="Times New Roman"/>
+                <w:sz w:val="20"/>
+              </w:rPr>
+              <w:t>9</w:t>
+            </w:r>
+          </w:p>
+        </w:tc>
+        <w:tc>
+          <w:tcPr>
+            <w:tcW w:type="dxa" w:w="279"/>
+          </w:tcPr>
+          <w:p>
+            <w:r>
+              <w:rPr>
+                <w:rFonts w:ascii="Times New Roman" w:hAnsi="Times New Roman"/>
+                <w:sz w:val="20"/>
+              </w:rPr>
+              <w:t>6.98</w:t>
+            </w:r>
+          </w:p>
+        </w:tc>
+        <w:tc>
+          <w:tcPr>
+            <w:tcW w:type="dxa" w:w="279"/>
+          </w:tcPr>
+          <w:p>
+            <w:r>
+              <w:rPr>
+                <w:rFonts w:ascii="Times New Roman" w:hAnsi="Times New Roman"/>
+                <w:sz w:val="20"/>
+              </w:rPr>
+              <w:t>0.0323</w:t>
+            </w:r>
+          </w:p>
+        </w:tc>
+        <w:tc>
+          <w:tcPr>
+            <w:tcW w:type="dxa" w:w="279"/>
+          </w:tcPr>
+          <w:p>
+            <w:r>
+              <w:rPr>
+                <w:rFonts w:ascii="Times New Roman" w:hAnsi="Times New Roman"/>
+                <w:sz w:val="20"/>
+              </w:rPr>
+              <w:t>0.5532</w:t>
+            </w:r>
+          </w:p>
+        </w:tc>
+        <w:tc>
+          <w:tcPr>
+            <w:tcW w:type="dxa" w:w="279"/>
+          </w:tcPr>
+          <w:p>
+            <w:r>
+              <w:rPr>
+                <w:rFonts w:ascii="Times New Roman" w:hAnsi="Times New Roman"/>
+                <w:sz w:val="20"/>
+              </w:rPr>
+              <w:t>0.4570</w:t>
+            </w:r>
+          </w:p>
+        </w:tc>
+        <w:tc>
+          <w:tcPr>
+            <w:tcW w:type="dxa" w:w="279"/>
+          </w:tcPr>
+          <w:p>
+            <w:r>
+              <w:rPr>
+                <w:rFonts w:ascii="Times New Roman" w:hAnsi="Times New Roman"/>
+                <w:sz w:val="20"/>
+              </w:rPr>
+              <w:t>Yes</w:t>
+            </w:r>
+          </w:p>
+        </w:tc>
+        <w:tc>
+          <w:tcPr>
+            <w:tcW w:type="dxa" w:w="279"/>
+          </w:tcPr>
+          <w:p>
+            <w:r>
+              <w:rPr>
+                <w:rFonts w:ascii="Times New Roman" w:hAnsi="Times New Roman"/>
+                <w:sz w:val="20"/>
+              </w:rPr>
+              <w:t>0.6023</w:t>
+            </w:r>
+          </w:p>
+        </w:tc>
+        <w:tc>
+          <w:tcPr>
+            <w:tcW w:type="dxa" w:w="279"/>
+          </w:tcPr>
+          <w:p>
+            <w:r>
+              <w:rPr>
+                <w:rFonts w:ascii="Times New Roman" w:hAnsi="Times New Roman"/>
+                <w:sz w:val="20"/>
+              </w:rPr>
+              <w:t>0.4377</w:t>
+            </w:r>
+          </w:p>
+        </w:tc>
+        <w:tc>
+          <w:tcPr>
+            <w:tcW w:type="dxa" w:w="279"/>
+          </w:tcPr>
+          <w:p>
+            <w:r>
+              <w:rPr>
+                <w:rFonts w:ascii="Times New Roman" w:hAnsi="Times New Roman"/>
+                <w:sz w:val="20"/>
+              </w:rPr>
+              <w:t>1.1555</w:t>
+            </w:r>
+          </w:p>
+        </w:tc>
+        <w:tc>
+          <w:tcPr>
+            <w:tcW w:type="dxa" w:w="279"/>
+          </w:tcPr>
+          <w:p>
+            <w:r>
+              <w:rPr>
+                <w:rFonts w:ascii="Times New Roman" w:hAnsi="Times New Roman"/>
+                <w:sz w:val="20"/>
+              </w:rPr>
+              <w:t>0.5611</w:t>
+            </w:r>
+          </w:p>
+        </w:tc>
+        <w:tc>
+          <w:tcPr>
+            <w:tcW w:type="dxa" w:w="279"/>
+          </w:tcPr>
+          <w:p>
+            <w:r>
+              <w:rPr>
+                <w:rFonts w:ascii="Times New Roman" w:hAnsi="Times New Roman"/>
+                <w:sz w:val="20"/>
+              </w:rPr>
+              <w:t>Yes</w:t>
+            </w:r>
+          </w:p>
+        </w:tc>
+        <w:tc>
+          <w:tcPr>
+            <w:tcW w:type="dxa" w:w="279"/>
+          </w:tcPr>
+          <w:p>
+            <w:r>
+              <w:rPr>
+                <w:rFonts w:ascii="Times New Roman" w:hAnsi="Times New Roman"/>
+                <w:sz w:val="20"/>
+              </w:rPr>
+              <w:t>1.622717</w:t>
+            </w:r>
+          </w:p>
+        </w:tc>
+        <w:tc>
+          <w:tcPr>
+            <w:tcW w:type="dxa" w:w="279"/>
+          </w:tcPr>
+          <w:p>
+            <w:r>
+              <w:rPr>
+                <w:rFonts w:ascii="Times New Roman" w:hAnsi="Times New Roman"/>
+                <w:sz w:val="20"/>
+              </w:rPr>
+              <w:t>2.223047</w:t>
+            </w:r>
+          </w:p>
+        </w:tc>
+        <w:tc>
+          <w:tcPr>
+            <w:tcW w:type="dxa" w:w="279"/>
+          </w:tcPr>
+          <w:p>
+            <w:r>
+              <w:rPr>
+                <w:rFonts w:ascii="Times New Roman" w:hAnsi="Times New Roman"/>
+                <w:sz w:val="20"/>
+              </w:rPr>
+              <w:t>0.0806</w:t>
+            </w:r>
+          </w:p>
+        </w:tc>
+        <w:tc>
+          <w:tcPr>
+            <w:tcW w:type="dxa" w:w="279"/>
+          </w:tcPr>
+          <w:p>
+            <w:r>
+              <w:rPr>
+                <w:rFonts w:ascii="Times New Roman" w:hAnsi="Times New Roman"/>
+                <w:sz w:val="20"/>
+              </w:rPr>
+              <w:t>0.7940</w:t>
             </w:r>
           </w:p>
         </w:tc>

--- a/outputs/tables/Table11_c_Risk_DJIA.docx
+++ b/outputs/tables/Table11_c_Risk_DJIA.docx
@@ -1100,21 +1100,21 @@
                 <w:rFonts w:ascii="Times New Roman" w:hAnsi="Times New Roman"/>
                 <w:sz w:val="20"/>
               </w:rPr>
-              <w:t>2.289885</w:t>
-            </w:r>
-          </w:p>
-        </w:tc>
-        <w:tc>
-          <w:tcPr>
-            <w:tcW w:type="dxa" w:w="279"/>
-          </w:tcPr>
-          <w:p>
-            <w:r>
-              <w:rPr>
-                <w:rFonts w:ascii="Times New Roman" w:hAnsi="Times New Roman"/>
-                <w:sz w:val="20"/>
-              </w:rPr>
-              <w:t>3.029944</w:t>
+              <w:t>2.258675</w:t>
+            </w:r>
+          </w:p>
+        </w:tc>
+        <w:tc>
+          <w:tcPr>
+            <w:tcW w:type="dxa" w:w="279"/>
+          </w:tcPr>
+          <w:p>
+            <w:r>
+              <w:rPr>
+                <w:rFonts w:ascii="Times New Roman" w:hAnsi="Times New Roman"/>
+                <w:sz w:val="20"/>
+              </w:rPr>
+              <w:t>2.988648</w:t>
             </w:r>
           </w:p>
         </w:tc>
@@ -1310,49 +1310,49 @@
                 <w:rFonts w:ascii="Times New Roman" w:hAnsi="Times New Roman"/>
                 <w:sz w:val="20"/>
               </w:rPr>
-              <w:t>1.749319</w:t>
-            </w:r>
-          </w:p>
-        </w:tc>
-        <w:tc>
-          <w:tcPr>
-            <w:tcW w:type="dxa" w:w="279"/>
-          </w:tcPr>
-          <w:p>
-            <w:r>
-              <w:rPr>
-                <w:rFonts w:ascii="Times New Roman" w:hAnsi="Times New Roman"/>
-                <w:sz w:val="20"/>
-              </w:rPr>
-              <w:t>2.396486</w:t>
-            </w:r>
-          </w:p>
-        </w:tc>
-        <w:tc>
-          <w:tcPr>
-            <w:tcW w:type="dxa" w:w="279"/>
-          </w:tcPr>
-          <w:p>
-            <w:r>
-              <w:rPr>
-                <w:rFonts w:ascii="Times New Roman" w:hAnsi="Times New Roman"/>
-                <w:sz w:val="20"/>
-              </w:rPr>
-              <w:t>0.0885</w:t>
-            </w:r>
-          </w:p>
-        </w:tc>
-        <w:tc>
-          <w:tcPr>
-            <w:tcW w:type="dxa" w:w="279"/>
-          </w:tcPr>
-          <w:p>
-            <w:r>
-              <w:rPr>
-                <w:rFonts w:ascii="Times New Roman" w:hAnsi="Times New Roman"/>
-                <w:sz w:val="20"/>
-              </w:rPr>
-              <w:t>0.7700</w:t>
+              <w:t>1.725477</w:t>
+            </w:r>
+          </w:p>
+        </w:tc>
+        <w:tc>
+          <w:tcPr>
+            <w:tcW w:type="dxa" w:w="279"/>
+          </w:tcPr>
+          <w:p>
+            <w:r>
+              <w:rPr>
+                <w:rFonts w:ascii="Times New Roman" w:hAnsi="Times New Roman"/>
+                <w:sz w:val="20"/>
+              </w:rPr>
+              <w:t>2.363823</w:t>
+            </w:r>
+          </w:p>
+        </w:tc>
+        <w:tc>
+          <w:tcPr>
+            <w:tcW w:type="dxa" w:w="279"/>
+          </w:tcPr>
+          <w:p>
+            <w:r>
+              <w:rPr>
+                <w:rFonts w:ascii="Times New Roman" w:hAnsi="Times New Roman"/>
+                <w:sz w:val="20"/>
+              </w:rPr>
+              <w:t>0.0588</w:t>
+            </w:r>
+          </w:p>
+        </w:tc>
+        <w:tc>
+          <w:tcPr>
+            <w:tcW w:type="dxa" w:w="279"/>
+          </w:tcPr>
+          <w:p>
+            <w:r>
+              <w:rPr>
+                <w:rFonts w:ascii="Times New Roman" w:hAnsi="Times New Roman"/>
+                <w:sz w:val="20"/>
+              </w:rPr>
+              <w:t>0.8280</w:t>
             </w:r>
           </w:p>
         </w:tc>
@@ -3548,21 +3548,21 @@
                 <w:rFonts w:ascii="Times New Roman" w:hAnsi="Times New Roman"/>
                 <w:sz w:val="20"/>
               </w:rPr>
-              <w:t>GJR-GARCH(1,1)</w:t>
-            </w:r>
-          </w:p>
-        </w:tc>
-        <w:tc>
-          <w:tcPr>
-            <w:tcW w:type="dxa" w:w="279"/>
-          </w:tcPr>
-          <w:p>
-            <w:r>
-              <w:rPr>
-                <w:rFonts w:ascii="Times New Roman" w:hAnsi="Times New Roman"/>
-                <w:sz w:val="20"/>
-              </w:rPr>
-              <w:t>4</w:t>
+              <w:t>GARCH-LSTM</w:t>
+            </w:r>
+          </w:p>
+        </w:tc>
+        <w:tc>
+          <w:tcPr>
+            <w:tcW w:type="dxa" w:w="279"/>
+          </w:tcPr>
+          <w:p>
+            <w:r>
+              <w:rPr>
+                <w:rFonts w:ascii="Times New Roman" w:hAnsi="Times New Roman"/>
+                <w:sz w:val="20"/>
+              </w:rPr>
+              <w:t>2</w:t>
             </w:r>
           </w:p>
         </w:tc>
@@ -3590,35 +3590,35 @@
                 <w:rFonts w:ascii="Times New Roman" w:hAnsi="Times New Roman"/>
                 <w:sz w:val="20"/>
               </w:rPr>
-              <w:t>0.0143</w:t>
-            </w:r>
-          </w:p>
-        </w:tc>
-        <w:tc>
-          <w:tcPr>
-            <w:tcW w:type="dxa" w:w="279"/>
-          </w:tcPr>
-          <w:p>
-            <w:r>
-              <w:rPr>
-                <w:rFonts w:ascii="Times New Roman" w:hAnsi="Times New Roman"/>
-                <w:sz w:val="20"/>
-              </w:rPr>
-              <w:t>0.4673</w:t>
-            </w:r>
-          </w:p>
-        </w:tc>
-        <w:tc>
-          <w:tcPr>
-            <w:tcW w:type="dxa" w:w="279"/>
-          </w:tcPr>
-          <w:p>
-            <w:r>
-              <w:rPr>
-                <w:rFonts w:ascii="Times New Roman" w:hAnsi="Times New Roman"/>
-                <w:sz w:val="20"/>
-              </w:rPr>
-              <w:t>0.4942</w:t>
+              <w:t>0.0072</w:t>
+            </w:r>
+          </w:p>
+        </w:tc>
+        <w:tc>
+          <w:tcPr>
+            <w:tcW w:type="dxa" w:w="279"/>
+          </w:tcPr>
+          <w:p>
+            <w:r>
+              <w:rPr>
+                <w:rFonts w:ascii="Times New Roman" w:hAnsi="Times New Roman"/>
+                <w:sz w:val="20"/>
+              </w:rPr>
+              <w:t>0.2507</w:t>
+            </w:r>
+          </w:p>
+        </w:tc>
+        <w:tc>
+          <w:tcPr>
+            <w:tcW w:type="dxa" w:w="279"/>
+          </w:tcPr>
+          <w:p>
+            <w:r>
+              <w:rPr>
+                <w:rFonts w:ascii="Times New Roman" w:hAnsi="Times New Roman"/>
+                <w:sz w:val="20"/>
+              </w:rPr>
+              <w:t>0.6166</w:t>
             </w:r>
           </w:p>
         </w:tc>
@@ -3646,49 +3646,49 @@
                 <w:rFonts w:ascii="Times New Roman" w:hAnsi="Times New Roman"/>
                 <w:sz w:val="20"/>
               </w:rPr>
-              <w:t>0.1168</w:t>
-            </w:r>
-          </w:p>
-        </w:tc>
-        <w:tc>
-          <w:tcPr>
-            <w:tcW w:type="dxa" w:w="279"/>
-          </w:tcPr>
-          <w:p>
-            <w:r>
-              <w:rPr>
-                <w:rFonts w:ascii="Times New Roman" w:hAnsi="Times New Roman"/>
-                <w:sz w:val="20"/>
-              </w:rPr>
-              <w:t>0.7325</w:t>
-            </w:r>
-          </w:p>
-        </w:tc>
-        <w:tc>
-          <w:tcPr>
-            <w:tcW w:type="dxa" w:w="279"/>
-          </w:tcPr>
-          <w:p>
-            <w:r>
-              <w:rPr>
-                <w:rFonts w:ascii="Times New Roman" w:hAnsi="Times New Roman"/>
-                <w:sz w:val="20"/>
-              </w:rPr>
-              <w:t>0.5841</w:t>
-            </w:r>
-          </w:p>
-        </w:tc>
-        <w:tc>
-          <w:tcPr>
-            <w:tcW w:type="dxa" w:w="279"/>
-          </w:tcPr>
-          <w:p>
-            <w:r>
-              <w:rPr>
-                <w:rFonts w:ascii="Times New Roman" w:hAnsi="Times New Roman"/>
-                <w:sz w:val="20"/>
-              </w:rPr>
-              <w:t>0.7467</w:t>
+              <w:t>0.0290</w:t>
+            </w:r>
+          </w:p>
+        </w:tc>
+        <w:tc>
+          <w:tcPr>
+            <w:tcW w:type="dxa" w:w="279"/>
+          </w:tcPr>
+          <w:p>
+            <w:r>
+              <w:rPr>
+                <w:rFonts w:ascii="Times New Roman" w:hAnsi="Times New Roman"/>
+                <w:sz w:val="20"/>
+              </w:rPr>
+              <w:t>0.8648</w:t>
+            </w:r>
+          </w:p>
+        </w:tc>
+        <w:tc>
+          <w:tcPr>
+            <w:tcW w:type="dxa" w:w="279"/>
+          </w:tcPr>
+          <w:p>
+            <w:r>
+              <w:rPr>
+                <w:rFonts w:ascii="Times New Roman" w:hAnsi="Times New Roman"/>
+                <w:sz w:val="20"/>
+              </w:rPr>
+              <w:t>0.2797</w:t>
+            </w:r>
+          </w:p>
+        </w:tc>
+        <w:tc>
+          <w:tcPr>
+            <w:tcW w:type="dxa" w:w="279"/>
+          </w:tcPr>
+          <w:p>
+            <w:r>
+              <w:rPr>
+                <w:rFonts w:ascii="Times New Roman" w:hAnsi="Times New Roman"/>
+                <w:sz w:val="20"/>
+              </w:rPr>
+              <w:t>0.8695</w:t>
             </w:r>
           </w:p>
         </w:tc>
@@ -3716,63 +3716,63 @@
                 <w:rFonts w:ascii="Times New Roman" w:hAnsi="Times New Roman"/>
                 <w:sz w:val="20"/>
               </w:rPr>
-              <w:t>2.078467</w:t>
-            </w:r>
-          </w:p>
-        </w:tc>
-        <w:tc>
-          <w:tcPr>
-            <w:tcW w:type="dxa" w:w="279"/>
-          </w:tcPr>
-          <w:p>
-            <w:r>
-              <w:rPr>
-                <w:rFonts w:ascii="Times New Roman" w:hAnsi="Times New Roman"/>
-                <w:sz w:val="20"/>
-              </w:rPr>
-              <w:t>2.750199</w:t>
-            </w:r>
-          </w:p>
-        </w:tc>
-        <w:tc>
-          <w:tcPr>
-            <w:tcW w:type="dxa" w:w="279"/>
-          </w:tcPr>
-          <w:p>
-            <w:r>
-              <w:rPr>
-                <w:rFonts w:ascii="Times New Roman" w:hAnsi="Times New Roman"/>
-                <w:sz w:val="20"/>
-              </w:rPr>
-              <w:t>0.2787</w:t>
-            </w:r>
-          </w:p>
-        </w:tc>
-        <w:tc>
-          <w:tcPr>
-            <w:tcW w:type="dxa" w:w="279"/>
-          </w:tcPr>
-          <w:p>
-            <w:r>
-              <w:rPr>
-                <w:rFonts w:ascii="Times New Roman" w:hAnsi="Times New Roman"/>
-                <w:sz w:val="20"/>
-              </w:rPr>
-              <w:t>0.5920</w:t>
-            </w:r>
-          </w:p>
-        </w:tc>
-        <w:tc>
-          <w:tcPr>
-            <w:tcW w:type="dxa" w:w="279"/>
-          </w:tcPr>
-          <w:p>
-            <w:r>
-              <w:rPr>
-                <w:rFonts w:ascii="Times New Roman" w:hAnsi="Times New Roman"/>
-                <w:sz w:val="20"/>
-              </w:rPr>
-              <w:t>8</w:t>
+              <w:t>2.190888</w:t>
+            </w:r>
+          </w:p>
+        </w:tc>
+        <w:tc>
+          <w:tcPr>
+            <w:tcW w:type="dxa" w:w="279"/>
+          </w:tcPr>
+          <w:p>
+            <w:r>
+              <w:rPr>
+                <w:rFonts w:ascii="Times New Roman" w:hAnsi="Times New Roman"/>
+                <w:sz w:val="20"/>
+              </w:rPr>
+              <w:t>2.898953</w:t>
+            </w:r>
+          </w:p>
+        </w:tc>
+        <w:tc>
+          <w:tcPr>
+            <w:tcW w:type="dxa" w:w="279"/>
+          </w:tcPr>
+          <w:p>
+            <w:r>
+              <w:rPr>
+                <w:rFonts w:ascii="Times New Roman" w:hAnsi="Times New Roman"/>
+                <w:sz w:val="20"/>
+              </w:rPr>
+              <w:t>-0.4337</w:t>
+            </w:r>
+          </w:p>
+        </w:tc>
+        <w:tc>
+          <w:tcPr>
+            <w:tcW w:type="dxa" w:w="279"/>
+          </w:tcPr>
+          <w:p>
+            <w:r>
+              <w:rPr>
+                <w:rFonts w:ascii="Times New Roman" w:hAnsi="Times New Roman"/>
+                <w:sz w:val="20"/>
+              </w:rPr>
+              <w:t>0.4620</w:t>
+            </w:r>
+          </w:p>
+        </w:tc>
+        <w:tc>
+          <w:tcPr>
+            <w:tcW w:type="dxa" w:w="279"/>
+          </w:tcPr>
+          <w:p>
+            <w:r>
+              <w:rPr>
+                <w:rFonts w:ascii="Times New Roman" w:hAnsi="Times New Roman"/>
+                <w:sz w:val="20"/>
+              </w:rPr>
+              <w:t>7</w:t>
             </w:r>
           </w:p>
         </w:tc>
@@ -3800,35 +3800,35 @@
                 <w:rFonts w:ascii="Times New Roman" w:hAnsi="Times New Roman"/>
                 <w:sz w:val="20"/>
               </w:rPr>
-              <w:t>0.0287</w:t>
-            </w:r>
-          </w:p>
-        </w:tc>
-        <w:tc>
-          <w:tcPr>
-            <w:tcW w:type="dxa" w:w="279"/>
-          </w:tcPr>
-          <w:p>
-            <w:r>
-              <w:rPr>
-                <w:rFonts w:ascii="Times New Roman" w:hAnsi="Times New Roman"/>
-                <w:sz w:val="20"/>
-              </w:rPr>
-              <w:t>0.1476</w:t>
-            </w:r>
-          </w:p>
-        </w:tc>
-        <w:tc>
-          <w:tcPr>
-            <w:tcW w:type="dxa" w:w="279"/>
-          </w:tcPr>
-          <w:p>
-            <w:r>
-              <w:rPr>
-                <w:rFonts w:ascii="Times New Roman" w:hAnsi="Times New Roman"/>
-                <w:sz w:val="20"/>
-              </w:rPr>
-              <w:t>0.7008</w:t>
+              <w:t>0.0251</w:t>
+            </w:r>
+          </w:p>
+        </w:tc>
+        <w:tc>
+          <w:tcPr>
+            <w:tcW w:type="dxa" w:w="279"/>
+          </w:tcPr>
+          <w:p>
+            <w:r>
+              <w:rPr>
+                <w:rFonts w:ascii="Times New Roman" w:hAnsi="Times New Roman"/>
+                <w:sz w:val="20"/>
+              </w:rPr>
+              <w:t>0.0001</w:t>
+            </w:r>
+          </w:p>
+        </w:tc>
+        <w:tc>
+          <w:tcPr>
+            <w:tcW w:type="dxa" w:w="279"/>
+          </w:tcPr>
+          <w:p>
+            <w:r>
+              <w:rPr>
+                <w:rFonts w:ascii="Times New Roman" w:hAnsi="Times New Roman"/>
+                <w:sz w:val="20"/>
+              </w:rPr>
+              <w:t>0.9924</w:t>
             </w:r>
           </w:p>
         </w:tc>
@@ -3856,49 +3856,49 @@
                 <w:rFonts w:ascii="Times New Roman" w:hAnsi="Times New Roman"/>
                 <w:sz w:val="20"/>
               </w:rPr>
-              <w:t>0.4741</w:t>
-            </w:r>
-          </w:p>
-        </w:tc>
-        <w:tc>
-          <w:tcPr>
-            <w:tcW w:type="dxa" w:w="279"/>
-          </w:tcPr>
-          <w:p>
-            <w:r>
-              <w:rPr>
-                <w:rFonts w:ascii="Times New Roman" w:hAnsi="Times New Roman"/>
-                <w:sz w:val="20"/>
-              </w:rPr>
-              <w:t>0.4911</w:t>
-            </w:r>
-          </w:p>
-        </w:tc>
-        <w:tc>
-          <w:tcPr>
-            <w:tcW w:type="dxa" w:w="279"/>
-          </w:tcPr>
-          <w:p>
-            <w:r>
-              <w:rPr>
-                <w:rFonts w:ascii="Times New Roman" w:hAnsi="Times New Roman"/>
-                <w:sz w:val="20"/>
-              </w:rPr>
-              <w:t>0.6217</w:t>
-            </w:r>
-          </w:p>
-        </w:tc>
-        <w:tc>
-          <w:tcPr>
-            <w:tcW w:type="dxa" w:w="279"/>
-          </w:tcPr>
-          <w:p>
-            <w:r>
-              <w:rPr>
-                <w:rFonts w:ascii="Times New Roman" w:hAnsi="Times New Roman"/>
-                <w:sz w:val="20"/>
-              </w:rPr>
-              <w:t>0.7328</w:t>
+              <w:t>0.3617</w:t>
+            </w:r>
+          </w:p>
+        </w:tc>
+        <w:tc>
+          <w:tcPr>
+            <w:tcW w:type="dxa" w:w="279"/>
+          </w:tcPr>
+          <w:p>
+            <w:r>
+              <w:rPr>
+                <w:rFonts w:ascii="Times New Roman" w:hAnsi="Times New Roman"/>
+                <w:sz w:val="20"/>
+              </w:rPr>
+              <w:t>0.5476</w:t>
+            </w:r>
+          </w:p>
+        </w:tc>
+        <w:tc>
+          <w:tcPr>
+            <w:tcW w:type="dxa" w:w="279"/>
+          </w:tcPr>
+          <w:p>
+            <w:r>
+              <w:rPr>
+                <w:rFonts w:ascii="Times New Roman" w:hAnsi="Times New Roman"/>
+                <w:sz w:val="20"/>
+              </w:rPr>
+              <w:t>0.3618</w:t>
+            </w:r>
+          </w:p>
+        </w:tc>
+        <w:tc>
+          <w:tcPr>
+            <w:tcW w:type="dxa" w:w="279"/>
+          </w:tcPr>
+          <w:p>
+            <w:r>
+              <w:rPr>
+                <w:rFonts w:ascii="Times New Roman" w:hAnsi="Times New Roman"/>
+                <w:sz w:val="20"/>
+              </w:rPr>
+              <w:t>0.8345</w:t>
             </w:r>
           </w:p>
         </w:tc>
@@ -3926,49 +3926,49 @@
                 <w:rFonts w:ascii="Times New Roman" w:hAnsi="Times New Roman"/>
                 <w:sz w:val="20"/>
               </w:rPr>
-              <w:t>1.587810</w:t>
-            </w:r>
-          </w:p>
-        </w:tc>
-        <w:tc>
-          <w:tcPr>
-            <w:tcW w:type="dxa" w:w="279"/>
-          </w:tcPr>
-          <w:p>
-            <w:r>
-              <w:rPr>
-                <w:rFonts w:ascii="Times New Roman" w:hAnsi="Times New Roman"/>
-                <w:sz w:val="20"/>
-              </w:rPr>
-              <w:t>2.175226</w:t>
-            </w:r>
-          </w:p>
-        </w:tc>
-        <w:tc>
-          <w:tcPr>
-            <w:tcW w:type="dxa" w:w="279"/>
-          </w:tcPr>
-          <w:p>
-            <w:r>
-              <w:rPr>
-                <w:rFonts w:ascii="Times New Roman" w:hAnsi="Times New Roman"/>
-                <w:sz w:val="20"/>
-              </w:rPr>
-              <w:t>0.1189</w:t>
-            </w:r>
-          </w:p>
-        </w:tc>
-        <w:tc>
-          <w:tcPr>
-            <w:tcW w:type="dxa" w:w="279"/>
-          </w:tcPr>
-          <w:p>
-            <w:r>
-              <w:rPr>
-                <w:rFonts w:ascii="Times New Roman" w:hAnsi="Times New Roman"/>
-                <w:sz w:val="20"/>
-              </w:rPr>
-              <w:t>0.6980</w:t>
+              <w:t>1.673692</w:t>
+            </w:r>
+          </w:p>
+        </w:tc>
+        <w:tc>
+          <w:tcPr>
+            <w:tcW w:type="dxa" w:w="279"/>
+          </w:tcPr>
+          <w:p>
+            <w:r>
+              <w:rPr>
+                <w:rFonts w:ascii="Times New Roman" w:hAnsi="Times New Roman"/>
+                <w:sz w:val="20"/>
+              </w:rPr>
+              <w:t>2.292880</w:t>
+            </w:r>
+          </w:p>
+        </w:tc>
+        <w:tc>
+          <w:tcPr>
+            <w:tcW w:type="dxa" w:w="279"/>
+          </w:tcPr>
+          <w:p>
+            <w:r>
+              <w:rPr>
+                <w:rFonts w:ascii="Times New Roman" w:hAnsi="Times New Roman"/>
+                <w:sz w:val="20"/>
+              </w:rPr>
+              <w:t>-0.1050</w:t>
+            </w:r>
+          </w:p>
+        </w:tc>
+        <w:tc>
+          <w:tcPr>
+            <w:tcW w:type="dxa" w:w="279"/>
+          </w:tcPr>
+          <w:p>
+            <w:r>
+              <w:rPr>
+                <w:rFonts w:ascii="Times New Roman" w:hAnsi="Times New Roman"/>
+                <w:sz w:val="20"/>
+              </w:rPr>
+              <w:t>0.8260</w:t>
             </w:r>
           </w:p>
         </w:tc>
@@ -3984,21 +3984,21 @@
                 <w:rFonts w:ascii="Times New Roman" w:hAnsi="Times New Roman"/>
                 <w:sz w:val="20"/>
               </w:rPr>
-              <w:t>HAR</w:t>
-            </w:r>
-          </w:p>
-        </w:tc>
-        <w:tc>
-          <w:tcPr>
-            <w:tcW w:type="dxa" w:w="279"/>
-          </w:tcPr>
-          <w:p>
-            <w:r>
-              <w:rPr>
-                <w:rFonts w:ascii="Times New Roman" w:hAnsi="Times New Roman"/>
-                <w:sz w:val="20"/>
-              </w:rPr>
-              <w:t>2</w:t>
+              <w:t>GJR-GARCH(1,1)</w:t>
+            </w:r>
+          </w:p>
+        </w:tc>
+        <w:tc>
+          <w:tcPr>
+            <w:tcW w:type="dxa" w:w="279"/>
+          </w:tcPr>
+          <w:p>
+            <w:r>
+              <w:rPr>
+                <w:rFonts w:ascii="Times New Roman" w:hAnsi="Times New Roman"/>
+                <w:sz w:val="20"/>
+              </w:rPr>
+              <w:t>4</w:t>
             </w:r>
           </w:p>
         </w:tc>
@@ -4026,35 +4026,35 @@
                 <w:rFonts w:ascii="Times New Roman" w:hAnsi="Times New Roman"/>
                 <w:sz w:val="20"/>
               </w:rPr>
-              <w:t>0.0072</w:t>
-            </w:r>
-          </w:p>
-        </w:tc>
-        <w:tc>
-          <w:tcPr>
-            <w:tcW w:type="dxa" w:w="279"/>
-          </w:tcPr>
-          <w:p>
-            <w:r>
-              <w:rPr>
-                <w:rFonts w:ascii="Times New Roman" w:hAnsi="Times New Roman"/>
-                <w:sz w:val="20"/>
-              </w:rPr>
-              <w:t>0.2507</w:t>
-            </w:r>
-          </w:p>
-        </w:tc>
-        <w:tc>
-          <w:tcPr>
-            <w:tcW w:type="dxa" w:w="279"/>
-          </w:tcPr>
-          <w:p>
-            <w:r>
-              <w:rPr>
-                <w:rFonts w:ascii="Times New Roman" w:hAnsi="Times New Roman"/>
-                <w:sz w:val="20"/>
-              </w:rPr>
-              <w:t>0.6166</w:t>
+              <w:t>0.0143</w:t>
+            </w:r>
+          </w:p>
+        </w:tc>
+        <w:tc>
+          <w:tcPr>
+            <w:tcW w:type="dxa" w:w="279"/>
+          </w:tcPr>
+          <w:p>
+            <w:r>
+              <w:rPr>
+                <w:rFonts w:ascii="Times New Roman" w:hAnsi="Times New Roman"/>
+                <w:sz w:val="20"/>
+              </w:rPr>
+              <w:t>0.4673</w:t>
+            </w:r>
+          </w:p>
+        </w:tc>
+        <w:tc>
+          <w:tcPr>
+            <w:tcW w:type="dxa" w:w="279"/>
+          </w:tcPr>
+          <w:p>
+            <w:r>
+              <w:rPr>
+                <w:rFonts w:ascii="Times New Roman" w:hAnsi="Times New Roman"/>
+                <w:sz w:val="20"/>
+              </w:rPr>
+              <w:t>0.4942</w:t>
             </w:r>
           </w:p>
         </w:tc>
@@ -4082,49 +4082,49 @@
                 <w:rFonts w:ascii="Times New Roman" w:hAnsi="Times New Roman"/>
                 <w:sz w:val="20"/>
               </w:rPr>
-              <w:t>0.0290</w:t>
-            </w:r>
-          </w:p>
-        </w:tc>
-        <w:tc>
-          <w:tcPr>
-            <w:tcW w:type="dxa" w:w="279"/>
-          </w:tcPr>
-          <w:p>
-            <w:r>
-              <w:rPr>
-                <w:rFonts w:ascii="Times New Roman" w:hAnsi="Times New Roman"/>
-                <w:sz w:val="20"/>
-              </w:rPr>
-              <w:t>0.8648</w:t>
-            </w:r>
-          </w:p>
-        </w:tc>
-        <w:tc>
-          <w:tcPr>
-            <w:tcW w:type="dxa" w:w="279"/>
-          </w:tcPr>
-          <w:p>
-            <w:r>
-              <w:rPr>
-                <w:rFonts w:ascii="Times New Roman" w:hAnsi="Times New Roman"/>
-                <w:sz w:val="20"/>
-              </w:rPr>
-              <w:t>0.2797</w:t>
-            </w:r>
-          </w:p>
-        </w:tc>
-        <w:tc>
-          <w:tcPr>
-            <w:tcW w:type="dxa" w:w="279"/>
-          </w:tcPr>
-          <w:p>
-            <w:r>
-              <w:rPr>
-                <w:rFonts w:ascii="Times New Roman" w:hAnsi="Times New Roman"/>
-                <w:sz w:val="20"/>
-              </w:rPr>
-              <w:t>0.8695</w:t>
+              <w:t>0.1168</w:t>
+            </w:r>
+          </w:p>
+        </w:tc>
+        <w:tc>
+          <w:tcPr>
+            <w:tcW w:type="dxa" w:w="279"/>
+          </w:tcPr>
+          <w:p>
+            <w:r>
+              <w:rPr>
+                <w:rFonts w:ascii="Times New Roman" w:hAnsi="Times New Roman"/>
+                <w:sz w:val="20"/>
+              </w:rPr>
+              <w:t>0.7325</w:t>
+            </w:r>
+          </w:p>
+        </w:tc>
+        <w:tc>
+          <w:tcPr>
+            <w:tcW w:type="dxa" w:w="279"/>
+          </w:tcPr>
+          <w:p>
+            <w:r>
+              <w:rPr>
+                <w:rFonts w:ascii="Times New Roman" w:hAnsi="Times New Roman"/>
+                <w:sz w:val="20"/>
+              </w:rPr>
+              <w:t>0.5841</w:t>
+            </w:r>
+          </w:p>
+        </w:tc>
+        <w:tc>
+          <w:tcPr>
+            <w:tcW w:type="dxa" w:w="279"/>
+          </w:tcPr>
+          <w:p>
+            <w:r>
+              <w:rPr>
+                <w:rFonts w:ascii="Times New Roman" w:hAnsi="Times New Roman"/>
+                <w:sz w:val="20"/>
+              </w:rPr>
+              <w:t>0.7467</w:t>
             </w:r>
           </w:p>
         </w:tc>
@@ -4152,63 +4152,63 @@
                 <w:rFonts w:ascii="Times New Roman" w:hAnsi="Times New Roman"/>
                 <w:sz w:val="20"/>
               </w:rPr>
-              <w:t>2.272233</w:t>
-            </w:r>
-          </w:p>
-        </w:tc>
-        <w:tc>
-          <w:tcPr>
-            <w:tcW w:type="dxa" w:w="279"/>
-          </w:tcPr>
-          <w:p>
-            <w:r>
-              <w:rPr>
-                <w:rFonts w:ascii="Times New Roman" w:hAnsi="Times New Roman"/>
-                <w:sz w:val="20"/>
-              </w:rPr>
-              <w:t>3.006587</w:t>
-            </w:r>
-          </w:p>
-        </w:tc>
-        <w:tc>
-          <w:tcPr>
-            <w:tcW w:type="dxa" w:w="279"/>
-          </w:tcPr>
-          <w:p>
-            <w:r>
-              <w:rPr>
-                <w:rFonts w:ascii="Times New Roman" w:hAnsi="Times New Roman"/>
-                <w:sz w:val="20"/>
-              </w:rPr>
-              <w:t>-0.4293</w:t>
-            </w:r>
-          </w:p>
-        </w:tc>
-        <w:tc>
-          <w:tcPr>
-            <w:tcW w:type="dxa" w:w="279"/>
-          </w:tcPr>
-          <w:p>
-            <w:r>
-              <w:rPr>
-                <w:rFonts w:ascii="Times New Roman" w:hAnsi="Times New Roman"/>
-                <w:sz w:val="20"/>
-              </w:rPr>
-              <w:t>0.4640</w:t>
-            </w:r>
-          </w:p>
-        </w:tc>
-        <w:tc>
-          <w:tcPr>
-            <w:tcW w:type="dxa" w:w="279"/>
-          </w:tcPr>
-          <w:p>
-            <w:r>
-              <w:rPr>
-                <w:rFonts w:ascii="Times New Roman" w:hAnsi="Times New Roman"/>
-                <w:sz w:val="20"/>
-              </w:rPr>
-              <w:t>6</w:t>
+              <w:t>2.078467</w:t>
+            </w:r>
+          </w:p>
+        </w:tc>
+        <w:tc>
+          <w:tcPr>
+            <w:tcW w:type="dxa" w:w="279"/>
+          </w:tcPr>
+          <w:p>
+            <w:r>
+              <w:rPr>
+                <w:rFonts w:ascii="Times New Roman" w:hAnsi="Times New Roman"/>
+                <w:sz w:val="20"/>
+              </w:rPr>
+              <w:t>2.750199</w:t>
+            </w:r>
+          </w:p>
+        </w:tc>
+        <w:tc>
+          <w:tcPr>
+            <w:tcW w:type="dxa" w:w="279"/>
+          </w:tcPr>
+          <w:p>
+            <w:r>
+              <w:rPr>
+                <w:rFonts w:ascii="Times New Roman" w:hAnsi="Times New Roman"/>
+                <w:sz w:val="20"/>
+              </w:rPr>
+              <w:t>0.2787</w:t>
+            </w:r>
+          </w:p>
+        </w:tc>
+        <w:tc>
+          <w:tcPr>
+            <w:tcW w:type="dxa" w:w="279"/>
+          </w:tcPr>
+          <w:p>
+            <w:r>
+              <w:rPr>
+                <w:rFonts w:ascii="Times New Roman" w:hAnsi="Times New Roman"/>
+                <w:sz w:val="20"/>
+              </w:rPr>
+              <w:t>0.5920</w:t>
+            </w:r>
+          </w:p>
+        </w:tc>
+        <w:tc>
+          <w:tcPr>
+            <w:tcW w:type="dxa" w:w="279"/>
+          </w:tcPr>
+          <w:p>
+            <w:r>
+              <w:rPr>
+                <w:rFonts w:ascii="Times New Roman" w:hAnsi="Times New Roman"/>
+                <w:sz w:val="20"/>
+              </w:rPr>
+              <w:t>8</w:t>
             </w:r>
           </w:p>
         </w:tc>
@@ -4236,35 +4236,35 @@
                 <w:rFonts w:ascii="Times New Roman" w:hAnsi="Times New Roman"/>
                 <w:sz w:val="20"/>
               </w:rPr>
-              <w:t>0.0215</w:t>
-            </w:r>
-          </w:p>
-        </w:tc>
-        <w:tc>
-          <w:tcPr>
-            <w:tcW w:type="dxa" w:w="279"/>
-          </w:tcPr>
-          <w:p>
-            <w:r>
-              <w:rPr>
-                <w:rFonts w:ascii="Times New Roman" w:hAnsi="Times New Roman"/>
-                <w:sz w:val="20"/>
-              </w:rPr>
-              <w:t>0.1466</w:t>
-            </w:r>
-          </w:p>
-        </w:tc>
-        <w:tc>
-          <w:tcPr>
-            <w:tcW w:type="dxa" w:w="279"/>
-          </w:tcPr>
-          <w:p>
-            <w:r>
-              <w:rPr>
-                <w:rFonts w:ascii="Times New Roman" w:hAnsi="Times New Roman"/>
-                <w:sz w:val="20"/>
-              </w:rPr>
-              <w:t>0.7018</w:t>
+              <w:t>0.0287</w:t>
+            </w:r>
+          </w:p>
+        </w:tc>
+        <w:tc>
+          <w:tcPr>
+            <w:tcW w:type="dxa" w:w="279"/>
+          </w:tcPr>
+          <w:p>
+            <w:r>
+              <w:rPr>
+                <w:rFonts w:ascii="Times New Roman" w:hAnsi="Times New Roman"/>
+                <w:sz w:val="20"/>
+              </w:rPr>
+              <w:t>0.1476</w:t>
+            </w:r>
+          </w:p>
+        </w:tc>
+        <w:tc>
+          <w:tcPr>
+            <w:tcW w:type="dxa" w:w="279"/>
+          </w:tcPr>
+          <w:p>
+            <w:r>
+              <w:rPr>
+                <w:rFonts w:ascii="Times New Roman" w:hAnsi="Times New Roman"/>
+                <w:sz w:val="20"/>
+              </w:rPr>
+              <w:t>0.7008</w:t>
             </w:r>
           </w:p>
         </w:tc>
@@ -4292,49 +4292,49 @@
                 <w:rFonts w:ascii="Times New Roman" w:hAnsi="Times New Roman"/>
                 <w:sz w:val="20"/>
               </w:rPr>
-              <w:t>0.2647</w:t>
-            </w:r>
-          </w:p>
-        </w:tc>
-        <w:tc>
-          <w:tcPr>
-            <w:tcW w:type="dxa" w:w="279"/>
-          </w:tcPr>
-          <w:p>
-            <w:r>
-              <w:rPr>
-                <w:rFonts w:ascii="Times New Roman" w:hAnsi="Times New Roman"/>
-                <w:sz w:val="20"/>
-              </w:rPr>
-              <w:t>0.6069</w:t>
-            </w:r>
-          </w:p>
-        </w:tc>
-        <w:tc>
-          <w:tcPr>
-            <w:tcW w:type="dxa" w:w="279"/>
-          </w:tcPr>
-          <w:p>
-            <w:r>
-              <w:rPr>
-                <w:rFonts w:ascii="Times New Roman" w:hAnsi="Times New Roman"/>
-                <w:sz w:val="20"/>
-              </w:rPr>
-              <w:t>0.4113</w:t>
-            </w:r>
-          </w:p>
-        </w:tc>
-        <w:tc>
-          <w:tcPr>
-            <w:tcW w:type="dxa" w:w="279"/>
-          </w:tcPr>
-          <w:p>
-            <w:r>
-              <w:rPr>
-                <w:rFonts w:ascii="Times New Roman" w:hAnsi="Times New Roman"/>
-                <w:sz w:val="20"/>
-              </w:rPr>
-              <w:t>0.8141</w:t>
+              <w:t>0.4741</w:t>
+            </w:r>
+          </w:p>
+        </w:tc>
+        <w:tc>
+          <w:tcPr>
+            <w:tcW w:type="dxa" w:w="279"/>
+          </w:tcPr>
+          <w:p>
+            <w:r>
+              <w:rPr>
+                <w:rFonts w:ascii="Times New Roman" w:hAnsi="Times New Roman"/>
+                <w:sz w:val="20"/>
+              </w:rPr>
+              <w:t>0.4911</w:t>
+            </w:r>
+          </w:p>
+        </w:tc>
+        <w:tc>
+          <w:tcPr>
+            <w:tcW w:type="dxa" w:w="279"/>
+          </w:tcPr>
+          <w:p>
+            <w:r>
+              <w:rPr>
+                <w:rFonts w:ascii="Times New Roman" w:hAnsi="Times New Roman"/>
+                <w:sz w:val="20"/>
+              </w:rPr>
+              <w:t>0.6217</w:t>
+            </w:r>
+          </w:p>
+        </w:tc>
+        <w:tc>
+          <w:tcPr>
+            <w:tcW w:type="dxa" w:w="279"/>
+          </w:tcPr>
+          <w:p>
+            <w:r>
+              <w:rPr>
+                <w:rFonts w:ascii="Times New Roman" w:hAnsi="Times New Roman"/>
+                <w:sz w:val="20"/>
+              </w:rPr>
+              <w:t>0.7328</w:t>
             </w:r>
           </w:p>
         </w:tc>
@@ -4362,49 +4362,49 @@
                 <w:rFonts w:ascii="Times New Roman" w:hAnsi="Times New Roman"/>
                 <w:sz w:val="20"/>
               </w:rPr>
-              <w:t>1.735834</w:t>
-            </w:r>
-          </w:p>
-        </w:tc>
-        <w:tc>
-          <w:tcPr>
-            <w:tcW w:type="dxa" w:w="279"/>
-          </w:tcPr>
-          <w:p>
-            <w:r>
-              <w:rPr>
-                <w:rFonts w:ascii="Times New Roman" w:hAnsi="Times New Roman"/>
-                <w:sz w:val="20"/>
-              </w:rPr>
-              <w:t>2.378012</w:t>
-            </w:r>
-          </w:p>
-        </w:tc>
-        <w:tc>
-          <w:tcPr>
-            <w:tcW w:type="dxa" w:w="279"/>
-          </w:tcPr>
-          <w:p>
-            <w:r>
-              <w:rPr>
-                <w:rFonts w:ascii="Times New Roman" w:hAnsi="Times New Roman"/>
-                <w:sz w:val="20"/>
-              </w:rPr>
-              <w:t>-0.2105</w:t>
-            </w:r>
-          </w:p>
-        </w:tc>
-        <w:tc>
-          <w:tcPr>
-            <w:tcW w:type="dxa" w:w="279"/>
-          </w:tcPr>
-          <w:p>
-            <w:r>
-              <w:rPr>
-                <w:rFonts w:ascii="Times New Roman" w:hAnsi="Times New Roman"/>
-                <w:sz w:val="20"/>
-              </w:rPr>
-              <w:t>0.6460</w:t>
+              <w:t>1.587810</w:t>
+            </w:r>
+          </w:p>
+        </w:tc>
+        <w:tc>
+          <w:tcPr>
+            <w:tcW w:type="dxa" w:w="279"/>
+          </w:tcPr>
+          <w:p>
+            <w:r>
+              <w:rPr>
+                <w:rFonts w:ascii="Times New Roman" w:hAnsi="Times New Roman"/>
+                <w:sz w:val="20"/>
+              </w:rPr>
+              <w:t>2.175226</w:t>
+            </w:r>
+          </w:p>
+        </w:tc>
+        <w:tc>
+          <w:tcPr>
+            <w:tcW w:type="dxa" w:w="279"/>
+          </w:tcPr>
+          <w:p>
+            <w:r>
+              <w:rPr>
+                <w:rFonts w:ascii="Times New Roman" w:hAnsi="Times New Roman"/>
+                <w:sz w:val="20"/>
+              </w:rPr>
+              <w:t>0.1189</w:t>
+            </w:r>
+          </w:p>
+        </w:tc>
+        <w:tc>
+          <w:tcPr>
+            <w:tcW w:type="dxa" w:w="279"/>
+          </w:tcPr>
+          <w:p>
+            <w:r>
+              <w:rPr>
+                <w:rFonts w:ascii="Times New Roman" w:hAnsi="Times New Roman"/>
+                <w:sz w:val="20"/>
+              </w:rPr>
+              <w:t>0.6980</w:t>
             </w:r>
           </w:p>
         </w:tc>
@@ -4420,21 +4420,21 @@
                 <w:rFonts w:ascii="Times New Roman" w:hAnsi="Times New Roman"/>
                 <w:sz w:val="20"/>
               </w:rPr>
-              <w:t>LSTM-Attention</w:t>
-            </w:r>
-          </w:p>
-        </w:tc>
-        <w:tc>
-          <w:tcPr>
-            <w:tcW w:type="dxa" w:w="279"/>
-          </w:tcPr>
-          <w:p>
-            <w:r>
-              <w:rPr>
-                <w:rFonts w:ascii="Times New Roman" w:hAnsi="Times New Roman"/>
-                <w:sz w:val="20"/>
-              </w:rPr>
-              <w:t>0</w:t>
+              <w:t>HAR</w:t>
+            </w:r>
+          </w:p>
+        </w:tc>
+        <w:tc>
+          <w:tcPr>
+            <w:tcW w:type="dxa" w:w="279"/>
+          </w:tcPr>
+          <w:p>
+            <w:r>
+              <w:rPr>
+                <w:rFonts w:ascii="Times New Roman" w:hAnsi="Times New Roman"/>
+                <w:sz w:val="20"/>
+              </w:rPr>
+              <w:t>2</w:t>
             </w:r>
           </w:p>
         </w:tc>
@@ -4462,105 +4462,35 @@
                 <w:rFonts w:ascii="Times New Roman" w:hAnsi="Times New Roman"/>
                 <w:sz w:val="20"/>
               </w:rPr>
-              <w:t>0.0000</w:t>
-            </w:r>
-          </w:p>
-        </w:tc>
-        <w:tc>
-          <w:tcPr>
-            <w:tcW w:type="dxa" w:w="279"/>
-          </w:tcPr>
-          <w:p>
-            <w:r>
-              <w:rPr>
-                <w:rFonts w:ascii="Times New Roman" w:hAnsi="Times New Roman"/>
-                <w:sz w:val="20"/>
-              </w:rPr>
-              <w:t>5.6081</w:t>
-            </w:r>
-          </w:p>
-        </w:tc>
-        <w:tc>
-          <w:tcPr>
-            <w:tcW w:type="dxa" w:w="279"/>
-          </w:tcPr>
-          <w:p>
-            <w:r>
-              <w:rPr>
-                <w:rFonts w:ascii="Times New Roman" w:hAnsi="Times New Roman"/>
-                <w:sz w:val="20"/>
-              </w:rPr>
-              <w:t>0.0179</w:t>
-            </w:r>
-          </w:p>
-        </w:tc>
-        <w:tc>
-          <w:tcPr>
-            <w:tcW w:type="dxa" w:w="279"/>
-          </w:tcPr>
-          <w:p>
-            <w:r>
-              <w:rPr>
-                <w:rFonts w:ascii="Times New Roman" w:hAnsi="Times New Roman"/>
-                <w:sz w:val="20"/>
-              </w:rPr>
-              <w:t>No</w:t>
-            </w:r>
-          </w:p>
-        </w:tc>
-        <w:tc>
-          <w:tcPr>
-            <w:tcW w:type="dxa" w:w="279"/>
-          </w:tcPr>
-          <w:p>
-            <w:r>
-              <w:rPr>
-                <w:rFonts w:ascii="Times New Roman" w:hAnsi="Times New Roman"/>
-                <w:sz w:val="20"/>
-              </w:rPr>
-              <w:t>0.0000</w:t>
-            </w:r>
-          </w:p>
-        </w:tc>
-        <w:tc>
-          <w:tcPr>
-            <w:tcW w:type="dxa" w:w="279"/>
-          </w:tcPr>
-          <w:p>
-            <w:r>
-              <w:rPr>
-                <w:rFonts w:ascii="Times New Roman" w:hAnsi="Times New Roman"/>
-                <w:sz w:val="20"/>
-              </w:rPr>
-              <w:t>1.0000</w:t>
-            </w:r>
-          </w:p>
-        </w:tc>
-        <w:tc>
-          <w:tcPr>
-            <w:tcW w:type="dxa" w:w="279"/>
-          </w:tcPr>
-          <w:p>
-            <w:r>
-              <w:rPr>
-                <w:rFonts w:ascii="Times New Roman" w:hAnsi="Times New Roman"/>
-                <w:sz w:val="20"/>
-              </w:rPr>
-              <w:t>5.6081</w:t>
-            </w:r>
-          </w:p>
-        </w:tc>
-        <w:tc>
-          <w:tcPr>
-            <w:tcW w:type="dxa" w:w="279"/>
-          </w:tcPr>
-          <w:p>
-            <w:r>
-              <w:rPr>
-                <w:rFonts w:ascii="Times New Roman" w:hAnsi="Times New Roman"/>
-                <w:sz w:val="20"/>
-              </w:rPr>
-              <w:t>0.0606</w:t>
+              <w:t>0.0072</w:t>
+            </w:r>
+          </w:p>
+        </w:tc>
+        <w:tc>
+          <w:tcPr>
+            <w:tcW w:type="dxa" w:w="279"/>
+          </w:tcPr>
+          <w:p>
+            <w:r>
+              <w:rPr>
+                <w:rFonts w:ascii="Times New Roman" w:hAnsi="Times New Roman"/>
+                <w:sz w:val="20"/>
+              </w:rPr>
+              <w:t>0.2507</w:t>
+            </w:r>
+          </w:p>
+        </w:tc>
+        <w:tc>
+          <w:tcPr>
+            <w:tcW w:type="dxa" w:w="279"/>
+          </w:tcPr>
+          <w:p>
+            <w:r>
+              <w:rPr>
+                <w:rFonts w:ascii="Times New Roman" w:hAnsi="Times New Roman"/>
+                <w:sz w:val="20"/>
+              </w:rPr>
+              <w:t>0.6166</w:t>
             </w:r>
           </w:p>
         </w:tc>
@@ -4588,63 +4518,133 @@
                 <w:rFonts w:ascii="Times New Roman" w:hAnsi="Times New Roman"/>
                 <w:sz w:val="20"/>
               </w:rPr>
-              <w:t>2.422314</w:t>
-            </w:r>
-          </w:p>
-        </w:tc>
-        <w:tc>
-          <w:tcPr>
-            <w:tcW w:type="dxa" w:w="279"/>
-          </w:tcPr>
-          <w:p>
-            <w:r>
-              <w:rPr>
-                <w:rFonts w:ascii="Times New Roman" w:hAnsi="Times New Roman"/>
-                <w:sz w:val="20"/>
-              </w:rPr>
-              <w:t>3.205172</w:t>
-            </w:r>
-          </w:p>
-        </w:tc>
-        <w:tc>
-          <w:tcPr>
-            <w:tcW w:type="dxa" w:w="279"/>
-          </w:tcPr>
-          <w:p>
-            <w:r>
-              <w:rPr>
-                <w:rFonts w:ascii="Times New Roman" w:hAnsi="Times New Roman"/>
-                <w:sz w:val="20"/>
-              </w:rPr>
-              <w:t>-1.0000</w:t>
-            </w:r>
-          </w:p>
-        </w:tc>
-        <w:tc>
-          <w:tcPr>
-            <w:tcW w:type="dxa" w:w="279"/>
-          </w:tcPr>
-          <w:p>
-            <w:r>
-              <w:rPr>
-                <w:rFonts w:ascii="Times New Roman" w:hAnsi="Times New Roman"/>
-                <w:sz w:val="20"/>
-              </w:rPr>
-              <w:t>0.1300</w:t>
-            </w:r>
-          </w:p>
-        </w:tc>
-        <w:tc>
-          <w:tcPr>
-            <w:tcW w:type="dxa" w:w="279"/>
-          </w:tcPr>
-          <w:p>
-            <w:r>
-              <w:rPr>
-                <w:rFonts w:ascii="Times New Roman" w:hAnsi="Times New Roman"/>
-                <w:sz w:val="20"/>
-              </w:rPr>
-              <w:t>4</w:t>
+              <w:t>0.0290</w:t>
+            </w:r>
+          </w:p>
+        </w:tc>
+        <w:tc>
+          <w:tcPr>
+            <w:tcW w:type="dxa" w:w="279"/>
+          </w:tcPr>
+          <w:p>
+            <w:r>
+              <w:rPr>
+                <w:rFonts w:ascii="Times New Roman" w:hAnsi="Times New Roman"/>
+                <w:sz w:val="20"/>
+              </w:rPr>
+              <w:t>0.8648</w:t>
+            </w:r>
+          </w:p>
+        </w:tc>
+        <w:tc>
+          <w:tcPr>
+            <w:tcW w:type="dxa" w:w="279"/>
+          </w:tcPr>
+          <w:p>
+            <w:r>
+              <w:rPr>
+                <w:rFonts w:ascii="Times New Roman" w:hAnsi="Times New Roman"/>
+                <w:sz w:val="20"/>
+              </w:rPr>
+              <w:t>0.2797</w:t>
+            </w:r>
+          </w:p>
+        </w:tc>
+        <w:tc>
+          <w:tcPr>
+            <w:tcW w:type="dxa" w:w="279"/>
+          </w:tcPr>
+          <w:p>
+            <w:r>
+              <w:rPr>
+                <w:rFonts w:ascii="Times New Roman" w:hAnsi="Times New Roman"/>
+                <w:sz w:val="20"/>
+              </w:rPr>
+              <w:t>0.8695</w:t>
+            </w:r>
+          </w:p>
+        </w:tc>
+        <w:tc>
+          <w:tcPr>
+            <w:tcW w:type="dxa" w:w="279"/>
+          </w:tcPr>
+          <w:p>
+            <w:r>
+              <w:rPr>
+                <w:rFonts w:ascii="Times New Roman" w:hAnsi="Times New Roman"/>
+                <w:sz w:val="20"/>
+              </w:rPr>
+              <w:t>Yes</w:t>
+            </w:r>
+          </w:p>
+        </w:tc>
+        <w:tc>
+          <w:tcPr>
+            <w:tcW w:type="dxa" w:w="279"/>
+          </w:tcPr>
+          <w:p>
+            <w:r>
+              <w:rPr>
+                <w:rFonts w:ascii="Times New Roman" w:hAnsi="Times New Roman"/>
+                <w:sz w:val="20"/>
+              </w:rPr>
+              <w:t>2.272233</w:t>
+            </w:r>
+          </w:p>
+        </w:tc>
+        <w:tc>
+          <w:tcPr>
+            <w:tcW w:type="dxa" w:w="279"/>
+          </w:tcPr>
+          <w:p>
+            <w:r>
+              <w:rPr>
+                <w:rFonts w:ascii="Times New Roman" w:hAnsi="Times New Roman"/>
+                <w:sz w:val="20"/>
+              </w:rPr>
+              <w:t>3.006587</w:t>
+            </w:r>
+          </w:p>
+        </w:tc>
+        <w:tc>
+          <w:tcPr>
+            <w:tcW w:type="dxa" w:w="279"/>
+          </w:tcPr>
+          <w:p>
+            <w:r>
+              <w:rPr>
+                <w:rFonts w:ascii="Times New Roman" w:hAnsi="Times New Roman"/>
+                <w:sz w:val="20"/>
+              </w:rPr>
+              <w:t>-0.4293</w:t>
+            </w:r>
+          </w:p>
+        </w:tc>
+        <w:tc>
+          <w:tcPr>
+            <w:tcW w:type="dxa" w:w="279"/>
+          </w:tcPr>
+          <w:p>
+            <w:r>
+              <w:rPr>
+                <w:rFonts w:ascii="Times New Roman" w:hAnsi="Times New Roman"/>
+                <w:sz w:val="20"/>
+              </w:rPr>
+              <w:t>0.4640</w:t>
+            </w:r>
+          </w:p>
+        </w:tc>
+        <w:tc>
+          <w:tcPr>
+            <w:tcW w:type="dxa" w:w="279"/>
+          </w:tcPr>
+          <w:p>
+            <w:r>
+              <w:rPr>
+                <w:rFonts w:ascii="Times New Roman" w:hAnsi="Times New Roman"/>
+                <w:sz w:val="20"/>
+              </w:rPr>
+              <w:t>6</w:t>
             </w:r>
           </w:p>
         </w:tc>
@@ -4672,35 +4672,35 @@
                 <w:rFonts w:ascii="Times New Roman" w:hAnsi="Times New Roman"/>
                 <w:sz w:val="20"/>
               </w:rPr>
-              <w:t>0.0143</w:t>
-            </w:r>
-          </w:p>
-        </w:tc>
-        <w:tc>
-          <w:tcPr>
-            <w:tcW w:type="dxa" w:w="279"/>
-          </w:tcPr>
-          <w:p>
-            <w:r>
-              <w:rPr>
-                <w:rFonts w:ascii="Times New Roman" w:hAnsi="Times New Roman"/>
-                <w:sz w:val="20"/>
-              </w:rPr>
-              <w:t>1.5341</w:t>
-            </w:r>
-          </w:p>
-        </w:tc>
-        <w:tc>
-          <w:tcPr>
-            <w:tcW w:type="dxa" w:w="279"/>
-          </w:tcPr>
-          <w:p>
-            <w:r>
-              <w:rPr>
-                <w:rFonts w:ascii="Times New Roman" w:hAnsi="Times New Roman"/>
-                <w:sz w:val="20"/>
-              </w:rPr>
-              <w:t>0.2155</w:t>
+              <w:t>0.0215</w:t>
+            </w:r>
+          </w:p>
+        </w:tc>
+        <w:tc>
+          <w:tcPr>
+            <w:tcW w:type="dxa" w:w="279"/>
+          </w:tcPr>
+          <w:p>
+            <w:r>
+              <w:rPr>
+                <w:rFonts w:ascii="Times New Roman" w:hAnsi="Times New Roman"/>
+                <w:sz w:val="20"/>
+              </w:rPr>
+              <w:t>0.1466</w:t>
+            </w:r>
+          </w:p>
+        </w:tc>
+        <w:tc>
+          <w:tcPr>
+            <w:tcW w:type="dxa" w:w="279"/>
+          </w:tcPr>
+          <w:p>
+            <w:r>
+              <w:rPr>
+                <w:rFonts w:ascii="Times New Roman" w:hAnsi="Times New Roman"/>
+                <w:sz w:val="20"/>
+              </w:rPr>
+              <w:t>0.7018</w:t>
             </w:r>
           </w:p>
         </w:tc>
@@ -4728,49 +4728,49 @@
                 <w:rFonts w:ascii="Times New Roman" w:hAnsi="Times New Roman"/>
                 <w:sz w:val="20"/>
               </w:rPr>
-              <w:t>0.1168</w:t>
-            </w:r>
-          </w:p>
-        </w:tc>
-        <w:tc>
-          <w:tcPr>
-            <w:tcW w:type="dxa" w:w="279"/>
-          </w:tcPr>
-          <w:p>
-            <w:r>
-              <w:rPr>
-                <w:rFonts w:ascii="Times New Roman" w:hAnsi="Times New Roman"/>
-                <w:sz w:val="20"/>
-              </w:rPr>
-              <w:t>0.7325</w:t>
-            </w:r>
-          </w:p>
-        </w:tc>
-        <w:tc>
-          <w:tcPr>
-            <w:tcW w:type="dxa" w:w="279"/>
-          </w:tcPr>
-          <w:p>
-            <w:r>
-              <w:rPr>
-                <w:rFonts w:ascii="Times New Roman" w:hAnsi="Times New Roman"/>
-                <w:sz w:val="20"/>
-              </w:rPr>
-              <w:t>1.6509</w:t>
-            </w:r>
-          </w:p>
-        </w:tc>
-        <w:tc>
-          <w:tcPr>
-            <w:tcW w:type="dxa" w:w="279"/>
-          </w:tcPr>
-          <w:p>
-            <w:r>
-              <w:rPr>
-                <w:rFonts w:ascii="Times New Roman" w:hAnsi="Times New Roman"/>
-                <w:sz w:val="20"/>
-              </w:rPr>
-              <w:t>0.4380</w:t>
+              <w:t>0.2647</w:t>
+            </w:r>
+          </w:p>
+        </w:tc>
+        <w:tc>
+          <w:tcPr>
+            <w:tcW w:type="dxa" w:w="279"/>
+          </w:tcPr>
+          <w:p>
+            <w:r>
+              <w:rPr>
+                <w:rFonts w:ascii="Times New Roman" w:hAnsi="Times New Roman"/>
+                <w:sz w:val="20"/>
+              </w:rPr>
+              <w:t>0.6069</w:t>
+            </w:r>
+          </w:p>
+        </w:tc>
+        <w:tc>
+          <w:tcPr>
+            <w:tcW w:type="dxa" w:w="279"/>
+          </w:tcPr>
+          <w:p>
+            <w:r>
+              <w:rPr>
+                <w:rFonts w:ascii="Times New Roman" w:hAnsi="Times New Roman"/>
+                <w:sz w:val="20"/>
+              </w:rPr>
+              <w:t>0.4113</w:t>
+            </w:r>
+          </w:p>
+        </w:tc>
+        <w:tc>
+          <w:tcPr>
+            <w:tcW w:type="dxa" w:w="279"/>
+          </w:tcPr>
+          <w:p>
+            <w:r>
+              <w:rPr>
+                <w:rFonts w:ascii="Times New Roman" w:hAnsi="Times New Roman"/>
+                <w:sz w:val="20"/>
+              </w:rPr>
+              <w:t>0.8141</w:t>
             </w:r>
           </w:p>
         </w:tc>
@@ -4798,49 +4798,49 @@
                 <w:rFonts w:ascii="Times New Roman" w:hAnsi="Times New Roman"/>
                 <w:sz w:val="20"/>
               </w:rPr>
-              <w:t>1.850486</w:t>
-            </w:r>
-          </w:p>
-        </w:tc>
-        <w:tc>
-          <w:tcPr>
-            <w:tcW w:type="dxa" w:w="279"/>
-          </w:tcPr>
-          <w:p>
-            <w:r>
-              <w:rPr>
-                <w:rFonts w:ascii="Times New Roman" w:hAnsi="Times New Roman"/>
-                <w:sz w:val="20"/>
-              </w:rPr>
-              <w:t>2.535080</w:t>
-            </w:r>
-          </w:p>
-        </w:tc>
-        <w:tc>
-          <w:tcPr>
-            <w:tcW w:type="dxa" w:w="279"/>
-          </w:tcPr>
-          <w:p>
-            <w:r>
-              <w:rPr>
-                <w:rFonts w:ascii="Times New Roman" w:hAnsi="Times New Roman"/>
-                <w:sz w:val="20"/>
-              </w:rPr>
-              <w:t>-0.5411</w:t>
-            </w:r>
-          </w:p>
-        </w:tc>
-        <w:tc>
-          <w:tcPr>
-            <w:tcW w:type="dxa" w:w="279"/>
-          </w:tcPr>
-          <w:p>
-            <w:r>
-              <w:rPr>
-                <w:rFonts w:ascii="Times New Roman" w:hAnsi="Times New Roman"/>
-                <w:sz w:val="20"/>
-              </w:rPr>
-              <w:t>0.1320</w:t>
+              <w:t>1.735834</w:t>
+            </w:r>
+          </w:p>
+        </w:tc>
+        <w:tc>
+          <w:tcPr>
+            <w:tcW w:type="dxa" w:w="279"/>
+          </w:tcPr>
+          <w:p>
+            <w:r>
+              <w:rPr>
+                <w:rFonts w:ascii="Times New Roman" w:hAnsi="Times New Roman"/>
+                <w:sz w:val="20"/>
+              </w:rPr>
+              <w:t>2.378012</w:t>
+            </w:r>
+          </w:p>
+        </w:tc>
+        <w:tc>
+          <w:tcPr>
+            <w:tcW w:type="dxa" w:w="279"/>
+          </w:tcPr>
+          <w:p>
+            <w:r>
+              <w:rPr>
+                <w:rFonts w:ascii="Times New Roman" w:hAnsi="Times New Roman"/>
+                <w:sz w:val="20"/>
+              </w:rPr>
+              <w:t>-0.2105</w:t>
+            </w:r>
+          </w:p>
+        </w:tc>
+        <w:tc>
+          <w:tcPr>
+            <w:tcW w:type="dxa" w:w="279"/>
+          </w:tcPr>
+          <w:p>
+            <w:r>
+              <w:rPr>
+                <w:rFonts w:ascii="Times New Roman" w:hAnsi="Times New Roman"/>
+                <w:sz w:val="20"/>
+              </w:rPr>
+              <w:t>0.6460</w:t>
             </w:r>
           </w:p>
         </w:tc>
@@ -4856,21 +4856,21 @@
                 <w:rFonts w:ascii="Times New Roman" w:hAnsi="Times New Roman"/>
                 <w:sz w:val="20"/>
               </w:rPr>
-              <w:t>LSTM-SSE</w:t>
-            </w:r>
-          </w:p>
-        </w:tc>
-        <w:tc>
-          <w:tcPr>
-            <w:tcW w:type="dxa" w:w="279"/>
-          </w:tcPr>
-          <w:p>
-            <w:r>
-              <w:rPr>
-                <w:rFonts w:ascii="Times New Roman" w:hAnsi="Times New Roman"/>
-                <w:sz w:val="20"/>
-              </w:rPr>
-              <w:t>2</w:t>
+              <w:t>LSTM-Attention</w:t>
+            </w:r>
+          </w:p>
+        </w:tc>
+        <w:tc>
+          <w:tcPr>
+            <w:tcW w:type="dxa" w:w="279"/>
+          </w:tcPr>
+          <w:p>
+            <w:r>
+              <w:rPr>
+                <w:rFonts w:ascii="Times New Roman" w:hAnsi="Times New Roman"/>
+                <w:sz w:val="20"/>
+              </w:rPr>
+              <w:t>0</w:t>
             </w:r>
           </w:p>
         </w:tc>
@@ -4898,35 +4898,105 @@
                 <w:rFonts w:ascii="Times New Roman" w:hAnsi="Times New Roman"/>
                 <w:sz w:val="20"/>
               </w:rPr>
-              <w:t>0.0072</w:t>
-            </w:r>
-          </w:p>
-        </w:tc>
-        <w:tc>
-          <w:tcPr>
-            <w:tcW w:type="dxa" w:w="279"/>
-          </w:tcPr>
-          <w:p>
-            <w:r>
-              <w:rPr>
-                <w:rFonts w:ascii="Times New Roman" w:hAnsi="Times New Roman"/>
-                <w:sz w:val="20"/>
-              </w:rPr>
-              <w:t>0.2507</w:t>
-            </w:r>
-          </w:p>
-        </w:tc>
-        <w:tc>
-          <w:tcPr>
-            <w:tcW w:type="dxa" w:w="279"/>
-          </w:tcPr>
-          <w:p>
-            <w:r>
-              <w:rPr>
-                <w:rFonts w:ascii="Times New Roman" w:hAnsi="Times New Roman"/>
-                <w:sz w:val="20"/>
-              </w:rPr>
-              <w:t>0.6166</w:t>
+              <w:t>0.0000</w:t>
+            </w:r>
+          </w:p>
+        </w:tc>
+        <w:tc>
+          <w:tcPr>
+            <w:tcW w:type="dxa" w:w="279"/>
+          </w:tcPr>
+          <w:p>
+            <w:r>
+              <w:rPr>
+                <w:rFonts w:ascii="Times New Roman" w:hAnsi="Times New Roman"/>
+                <w:sz w:val="20"/>
+              </w:rPr>
+              <w:t>5.6081</w:t>
+            </w:r>
+          </w:p>
+        </w:tc>
+        <w:tc>
+          <w:tcPr>
+            <w:tcW w:type="dxa" w:w="279"/>
+          </w:tcPr>
+          <w:p>
+            <w:r>
+              <w:rPr>
+                <w:rFonts w:ascii="Times New Roman" w:hAnsi="Times New Roman"/>
+                <w:sz w:val="20"/>
+              </w:rPr>
+              <w:t>0.0179</w:t>
+            </w:r>
+          </w:p>
+        </w:tc>
+        <w:tc>
+          <w:tcPr>
+            <w:tcW w:type="dxa" w:w="279"/>
+          </w:tcPr>
+          <w:p>
+            <w:r>
+              <w:rPr>
+                <w:rFonts w:ascii="Times New Roman" w:hAnsi="Times New Roman"/>
+                <w:sz w:val="20"/>
+              </w:rPr>
+              <w:t>No</w:t>
+            </w:r>
+          </w:p>
+        </w:tc>
+        <w:tc>
+          <w:tcPr>
+            <w:tcW w:type="dxa" w:w="279"/>
+          </w:tcPr>
+          <w:p>
+            <w:r>
+              <w:rPr>
+                <w:rFonts w:ascii="Times New Roman" w:hAnsi="Times New Roman"/>
+                <w:sz w:val="20"/>
+              </w:rPr>
+              <w:t>0.0000</w:t>
+            </w:r>
+          </w:p>
+        </w:tc>
+        <w:tc>
+          <w:tcPr>
+            <w:tcW w:type="dxa" w:w="279"/>
+          </w:tcPr>
+          <w:p>
+            <w:r>
+              <w:rPr>
+                <w:rFonts w:ascii="Times New Roman" w:hAnsi="Times New Roman"/>
+                <w:sz w:val="20"/>
+              </w:rPr>
+              <w:t>1.0000</w:t>
+            </w:r>
+          </w:p>
+        </w:tc>
+        <w:tc>
+          <w:tcPr>
+            <w:tcW w:type="dxa" w:w="279"/>
+          </w:tcPr>
+          <w:p>
+            <w:r>
+              <w:rPr>
+                <w:rFonts w:ascii="Times New Roman" w:hAnsi="Times New Roman"/>
+                <w:sz w:val="20"/>
+              </w:rPr>
+              <w:t>5.6081</w:t>
+            </w:r>
+          </w:p>
+        </w:tc>
+        <w:tc>
+          <w:tcPr>
+            <w:tcW w:type="dxa" w:w="279"/>
+          </w:tcPr>
+          <w:p>
+            <w:r>
+              <w:rPr>
+                <w:rFonts w:ascii="Times New Roman" w:hAnsi="Times New Roman"/>
+                <w:sz w:val="20"/>
+              </w:rPr>
+              <w:t>0.0606</w:t>
             </w:r>
           </w:p>
         </w:tc>
@@ -4954,49 +5024,119 @@
                 <w:rFonts w:ascii="Times New Roman" w:hAnsi="Times New Roman"/>
                 <w:sz w:val="20"/>
               </w:rPr>
-              <w:t>0.0290</w:t>
-            </w:r>
-          </w:p>
-        </w:tc>
-        <w:tc>
-          <w:tcPr>
-            <w:tcW w:type="dxa" w:w="279"/>
-          </w:tcPr>
-          <w:p>
-            <w:r>
-              <w:rPr>
-                <w:rFonts w:ascii="Times New Roman" w:hAnsi="Times New Roman"/>
-                <w:sz w:val="20"/>
-              </w:rPr>
-              <w:t>0.8648</w:t>
-            </w:r>
-          </w:p>
-        </w:tc>
-        <w:tc>
-          <w:tcPr>
-            <w:tcW w:type="dxa" w:w="279"/>
-          </w:tcPr>
-          <w:p>
-            <w:r>
-              <w:rPr>
-                <w:rFonts w:ascii="Times New Roman" w:hAnsi="Times New Roman"/>
-                <w:sz w:val="20"/>
-              </w:rPr>
-              <w:t>0.2797</w:t>
-            </w:r>
-          </w:p>
-        </w:tc>
-        <w:tc>
-          <w:tcPr>
-            <w:tcW w:type="dxa" w:w="279"/>
-          </w:tcPr>
-          <w:p>
-            <w:r>
-              <w:rPr>
-                <w:rFonts w:ascii="Times New Roman" w:hAnsi="Times New Roman"/>
-                <w:sz w:val="20"/>
-              </w:rPr>
-              <w:t>0.8695</w:t>
+              <w:t>2.422314</w:t>
+            </w:r>
+          </w:p>
+        </w:tc>
+        <w:tc>
+          <w:tcPr>
+            <w:tcW w:type="dxa" w:w="279"/>
+          </w:tcPr>
+          <w:p>
+            <w:r>
+              <w:rPr>
+                <w:rFonts w:ascii="Times New Roman" w:hAnsi="Times New Roman"/>
+                <w:sz w:val="20"/>
+              </w:rPr>
+              <w:t>3.205172</w:t>
+            </w:r>
+          </w:p>
+        </w:tc>
+        <w:tc>
+          <w:tcPr>
+            <w:tcW w:type="dxa" w:w="279"/>
+          </w:tcPr>
+          <w:p>
+            <w:r>
+              <w:rPr>
+                <w:rFonts w:ascii="Times New Roman" w:hAnsi="Times New Roman"/>
+                <w:sz w:val="20"/>
+              </w:rPr>
+              <w:t>-1.0000</w:t>
+            </w:r>
+          </w:p>
+        </w:tc>
+        <w:tc>
+          <w:tcPr>
+            <w:tcW w:type="dxa" w:w="279"/>
+          </w:tcPr>
+          <w:p>
+            <w:r>
+              <w:rPr>
+                <w:rFonts w:ascii="Times New Roman" w:hAnsi="Times New Roman"/>
+                <w:sz w:val="20"/>
+              </w:rPr>
+              <w:t>0.1300</w:t>
+            </w:r>
+          </w:p>
+        </w:tc>
+        <w:tc>
+          <w:tcPr>
+            <w:tcW w:type="dxa" w:w="279"/>
+          </w:tcPr>
+          <w:p>
+            <w:r>
+              <w:rPr>
+                <w:rFonts w:ascii="Times New Roman" w:hAnsi="Times New Roman"/>
+                <w:sz w:val="20"/>
+              </w:rPr>
+              <w:t>4</w:t>
+            </w:r>
+          </w:p>
+        </w:tc>
+        <w:tc>
+          <w:tcPr>
+            <w:tcW w:type="dxa" w:w="279"/>
+          </w:tcPr>
+          <w:p>
+            <w:r>
+              <w:rPr>
+                <w:rFonts w:ascii="Times New Roman" w:hAnsi="Times New Roman"/>
+                <w:sz w:val="20"/>
+              </w:rPr>
+              <w:t>6.98</w:t>
+            </w:r>
+          </w:p>
+        </w:tc>
+        <w:tc>
+          <w:tcPr>
+            <w:tcW w:type="dxa" w:w="279"/>
+          </w:tcPr>
+          <w:p>
+            <w:r>
+              <w:rPr>
+                <w:rFonts w:ascii="Times New Roman" w:hAnsi="Times New Roman"/>
+                <w:sz w:val="20"/>
+              </w:rPr>
+              <w:t>0.0143</w:t>
+            </w:r>
+          </w:p>
+        </w:tc>
+        <w:tc>
+          <w:tcPr>
+            <w:tcW w:type="dxa" w:w="279"/>
+          </w:tcPr>
+          <w:p>
+            <w:r>
+              <w:rPr>
+                <w:rFonts w:ascii="Times New Roman" w:hAnsi="Times New Roman"/>
+                <w:sz w:val="20"/>
+              </w:rPr>
+              <w:t>1.5341</w:t>
+            </w:r>
+          </w:p>
+        </w:tc>
+        <w:tc>
+          <w:tcPr>
+            <w:tcW w:type="dxa" w:w="279"/>
+          </w:tcPr>
+          <w:p>
+            <w:r>
+              <w:rPr>
+                <w:rFonts w:ascii="Times New Roman" w:hAnsi="Times New Roman"/>
+                <w:sz w:val="20"/>
+              </w:rPr>
+              <w:t>0.2155</w:t>
             </w:r>
           </w:p>
         </w:tc>
@@ -5024,119 +5164,49 @@
                 <w:rFonts w:ascii="Times New Roman" w:hAnsi="Times New Roman"/>
                 <w:sz w:val="20"/>
               </w:rPr>
-              <w:t>2.063563</w:t>
-            </w:r>
-          </w:p>
-        </w:tc>
-        <w:tc>
-          <w:tcPr>
-            <w:tcW w:type="dxa" w:w="279"/>
-          </w:tcPr>
-          <w:p>
-            <w:r>
-              <w:rPr>
-                <w:rFonts w:ascii="Times New Roman" w:hAnsi="Times New Roman"/>
-                <w:sz w:val="20"/>
-              </w:rPr>
-              <w:t>2.730479</w:t>
-            </w:r>
-          </w:p>
-        </w:tc>
-        <w:tc>
-          <w:tcPr>
-            <w:tcW w:type="dxa" w:w="279"/>
-          </w:tcPr>
-          <w:p>
-            <w:r>
-              <w:rPr>
-                <w:rFonts w:ascii="Times New Roman" w:hAnsi="Times New Roman"/>
-                <w:sz w:val="20"/>
-              </w:rPr>
-              <w:t>-0.3889</w:t>
-            </w:r>
-          </w:p>
-        </w:tc>
-        <w:tc>
-          <w:tcPr>
-            <w:tcW w:type="dxa" w:w="279"/>
-          </w:tcPr>
-          <w:p>
-            <w:r>
-              <w:rPr>
-                <w:rFonts w:ascii="Times New Roman" w:hAnsi="Times New Roman"/>
-                <w:sz w:val="20"/>
-              </w:rPr>
-              <w:t>0.5640</w:t>
-            </w:r>
-          </w:p>
-        </w:tc>
-        <w:tc>
-          <w:tcPr>
-            <w:tcW w:type="dxa" w:w="279"/>
-          </w:tcPr>
-          <w:p>
-            <w:r>
-              <w:rPr>
-                <w:rFonts w:ascii="Times New Roman" w:hAnsi="Times New Roman"/>
-                <w:sz w:val="20"/>
-              </w:rPr>
-              <w:t>11</w:t>
-            </w:r>
-          </w:p>
-        </w:tc>
-        <w:tc>
-          <w:tcPr>
-            <w:tcW w:type="dxa" w:w="279"/>
-          </w:tcPr>
-          <w:p>
-            <w:r>
-              <w:rPr>
-                <w:rFonts w:ascii="Times New Roman" w:hAnsi="Times New Roman"/>
-                <w:sz w:val="20"/>
-              </w:rPr>
-              <w:t>6.98</w:t>
-            </w:r>
-          </w:p>
-        </w:tc>
-        <w:tc>
-          <w:tcPr>
-            <w:tcW w:type="dxa" w:w="279"/>
-          </w:tcPr>
-          <w:p>
-            <w:r>
-              <w:rPr>
-                <w:rFonts w:ascii="Times New Roman" w:hAnsi="Times New Roman"/>
-                <w:sz w:val="20"/>
-              </w:rPr>
-              <w:t>0.0394</w:t>
-            </w:r>
-          </w:p>
-        </w:tc>
-        <w:tc>
-          <w:tcPr>
-            <w:tcW w:type="dxa" w:w="279"/>
-          </w:tcPr>
-          <w:p>
-            <w:r>
-              <w:rPr>
-                <w:rFonts w:ascii="Times New Roman" w:hAnsi="Times New Roman"/>
-                <w:sz w:val="20"/>
-              </w:rPr>
-              <w:t>2.0322</w:t>
-            </w:r>
-          </w:p>
-        </w:tc>
-        <w:tc>
-          <w:tcPr>
-            <w:tcW w:type="dxa" w:w="279"/>
-          </w:tcPr>
-          <w:p>
-            <w:r>
-              <w:rPr>
-                <w:rFonts w:ascii="Times New Roman" w:hAnsi="Times New Roman"/>
-                <w:sz w:val="20"/>
-              </w:rPr>
-              <w:t>0.1540</w:t>
+              <w:t>0.1168</w:t>
+            </w:r>
+          </w:p>
+        </w:tc>
+        <w:tc>
+          <w:tcPr>
+            <w:tcW w:type="dxa" w:w="279"/>
+          </w:tcPr>
+          <w:p>
+            <w:r>
+              <w:rPr>
+                <w:rFonts w:ascii="Times New Roman" w:hAnsi="Times New Roman"/>
+                <w:sz w:val="20"/>
+              </w:rPr>
+              <w:t>0.7325</w:t>
+            </w:r>
+          </w:p>
+        </w:tc>
+        <w:tc>
+          <w:tcPr>
+            <w:tcW w:type="dxa" w:w="279"/>
+          </w:tcPr>
+          <w:p>
+            <w:r>
+              <w:rPr>
+                <w:rFonts w:ascii="Times New Roman" w:hAnsi="Times New Roman"/>
+                <w:sz w:val="20"/>
+              </w:rPr>
+              <w:t>1.6509</w:t>
+            </w:r>
+          </w:p>
+        </w:tc>
+        <w:tc>
+          <w:tcPr>
+            <w:tcW w:type="dxa" w:w="279"/>
+          </w:tcPr>
+          <w:p>
+            <w:r>
+              <w:rPr>
+                <w:rFonts w:ascii="Times New Roman" w:hAnsi="Times New Roman"/>
+                <w:sz w:val="20"/>
+              </w:rPr>
+              <w:t>0.4380</w:t>
             </w:r>
           </w:p>
         </w:tc>
@@ -5164,119 +5234,49 @@
                 <w:rFonts w:ascii="Times New Roman" w:hAnsi="Times New Roman"/>
                 <w:sz w:val="20"/>
               </w:rPr>
-              <w:t>0.9066</w:t>
-            </w:r>
-          </w:p>
-        </w:tc>
-        <w:tc>
-          <w:tcPr>
-            <w:tcW w:type="dxa" w:w="279"/>
-          </w:tcPr>
-          <w:p>
-            <w:r>
-              <w:rPr>
-                <w:rFonts w:ascii="Times New Roman" w:hAnsi="Times New Roman"/>
-                <w:sz w:val="20"/>
-              </w:rPr>
-              <w:t>0.3410</w:t>
-            </w:r>
-          </w:p>
-        </w:tc>
-        <w:tc>
-          <w:tcPr>
-            <w:tcW w:type="dxa" w:w="279"/>
-          </w:tcPr>
-          <w:p>
-            <w:r>
-              <w:rPr>
-                <w:rFonts w:ascii="Times New Roman" w:hAnsi="Times New Roman"/>
-                <w:sz w:val="20"/>
-              </w:rPr>
-              <w:t>2.9388</w:t>
-            </w:r>
-          </w:p>
-        </w:tc>
-        <w:tc>
-          <w:tcPr>
-            <w:tcW w:type="dxa" w:w="279"/>
-          </w:tcPr>
-          <w:p>
-            <w:r>
-              <w:rPr>
-                <w:rFonts w:ascii="Times New Roman" w:hAnsi="Times New Roman"/>
-                <w:sz w:val="20"/>
-              </w:rPr>
-              <w:t>0.2301</w:t>
-            </w:r>
-          </w:p>
-        </w:tc>
-        <w:tc>
-          <w:tcPr>
-            <w:tcW w:type="dxa" w:w="279"/>
-          </w:tcPr>
-          <w:p>
-            <w:r>
-              <w:rPr>
-                <w:rFonts w:ascii="Times New Roman" w:hAnsi="Times New Roman"/>
-                <w:sz w:val="20"/>
-              </w:rPr>
-              <w:t>Yes</w:t>
-            </w:r>
-          </w:p>
-        </w:tc>
-        <w:tc>
-          <w:tcPr>
-            <w:tcW w:type="dxa" w:w="279"/>
-          </w:tcPr>
-          <w:p>
-            <w:r>
-              <w:rPr>
-                <w:rFonts w:ascii="Times New Roman" w:hAnsi="Times New Roman"/>
-                <w:sz w:val="20"/>
-              </w:rPr>
-              <w:t>1.576425</w:t>
-            </w:r>
-          </w:p>
-        </w:tc>
-        <w:tc>
-          <w:tcPr>
-            <w:tcW w:type="dxa" w:w="279"/>
-          </w:tcPr>
-          <w:p>
-            <w:r>
-              <w:rPr>
-                <w:rFonts w:ascii="Times New Roman" w:hAnsi="Times New Roman"/>
-                <w:sz w:val="20"/>
-              </w:rPr>
-              <w:t>2.159628</w:t>
-            </w:r>
-          </w:p>
-        </w:tc>
-        <w:tc>
-          <w:tcPr>
-            <w:tcW w:type="dxa" w:w="279"/>
-          </w:tcPr>
-          <w:p>
-            <w:r>
-              <w:rPr>
-                <w:rFonts w:ascii="Times New Roman" w:hAnsi="Times New Roman"/>
-                <w:sz w:val="20"/>
-              </w:rPr>
-              <w:t>0.3825</w:t>
-            </w:r>
-          </w:p>
-        </w:tc>
-        <w:tc>
-          <w:tcPr>
-            <w:tcW w:type="dxa" w:w="279"/>
-          </w:tcPr>
-          <w:p>
-            <w:r>
-              <w:rPr>
-                <w:rFonts w:ascii="Times New Roman" w:hAnsi="Times New Roman"/>
-                <w:sz w:val="20"/>
-              </w:rPr>
-              <w:t>0.3340</w:t>
+              <w:t>1.850486</w:t>
+            </w:r>
+          </w:p>
+        </w:tc>
+        <w:tc>
+          <w:tcPr>
+            <w:tcW w:type="dxa" w:w="279"/>
+          </w:tcPr>
+          <w:p>
+            <w:r>
+              <w:rPr>
+                <w:rFonts w:ascii="Times New Roman" w:hAnsi="Times New Roman"/>
+                <w:sz w:val="20"/>
+              </w:rPr>
+              <w:t>2.535080</w:t>
+            </w:r>
+          </w:p>
+        </w:tc>
+        <w:tc>
+          <w:tcPr>
+            <w:tcW w:type="dxa" w:w="279"/>
+          </w:tcPr>
+          <w:p>
+            <w:r>
+              <w:rPr>
+                <w:rFonts w:ascii="Times New Roman" w:hAnsi="Times New Roman"/>
+                <w:sz w:val="20"/>
+              </w:rPr>
+              <w:t>-0.5411</w:t>
+            </w:r>
+          </w:p>
+        </w:tc>
+        <w:tc>
+          <w:tcPr>
+            <w:tcW w:type="dxa" w:w="279"/>
+          </w:tcPr>
+          <w:p>
+            <w:r>
+              <w:rPr>
+                <w:rFonts w:ascii="Times New Roman" w:hAnsi="Times New Roman"/>
+                <w:sz w:val="20"/>
+              </w:rPr>
+              <w:t>0.1320</w:t>
             </w:r>
           </w:p>
         </w:tc>
@@ -5292,21 +5292,21 @@
                 <w:rFonts w:ascii="Times New Roman" w:hAnsi="Times New Roman"/>
                 <w:sz w:val="20"/>
               </w:rPr>
-              <w:t>LSTM-SSE-t-Student</w:t>
-            </w:r>
-          </w:p>
-        </w:tc>
-        <w:tc>
-          <w:tcPr>
-            <w:tcW w:type="dxa" w:w="279"/>
-          </w:tcPr>
-          <w:p>
-            <w:r>
-              <w:rPr>
-                <w:rFonts w:ascii="Times New Roman" w:hAnsi="Times New Roman"/>
-                <w:sz w:val="20"/>
-              </w:rPr>
-              <w:t>0</w:t>
+              <w:t>LSTM-SSE</w:t>
+            </w:r>
+          </w:p>
+        </w:tc>
+        <w:tc>
+          <w:tcPr>
+            <w:tcW w:type="dxa" w:w="279"/>
+          </w:tcPr>
+          <w:p>
+            <w:r>
+              <w:rPr>
+                <w:rFonts w:ascii="Times New Roman" w:hAnsi="Times New Roman"/>
+                <w:sz w:val="20"/>
+              </w:rPr>
+              <w:t>2</w:t>
             </w:r>
           </w:p>
         </w:tc>
@@ -5334,105 +5334,35 @@
                 <w:rFonts w:ascii="Times New Roman" w:hAnsi="Times New Roman"/>
                 <w:sz w:val="20"/>
               </w:rPr>
-              <w:t>0.0000</w:t>
-            </w:r>
-          </w:p>
-        </w:tc>
-        <w:tc>
-          <w:tcPr>
-            <w:tcW w:type="dxa" w:w="279"/>
-          </w:tcPr>
-          <w:p>
-            <w:r>
-              <w:rPr>
-                <w:rFonts w:ascii="Times New Roman" w:hAnsi="Times New Roman"/>
-                <w:sz w:val="20"/>
-              </w:rPr>
-              <w:t>5.6081</w:t>
-            </w:r>
-          </w:p>
-        </w:tc>
-        <w:tc>
-          <w:tcPr>
-            <w:tcW w:type="dxa" w:w="279"/>
-          </w:tcPr>
-          <w:p>
-            <w:r>
-              <w:rPr>
-                <w:rFonts w:ascii="Times New Roman" w:hAnsi="Times New Roman"/>
-                <w:sz w:val="20"/>
-              </w:rPr>
-              <w:t>0.0179</w:t>
-            </w:r>
-          </w:p>
-        </w:tc>
-        <w:tc>
-          <w:tcPr>
-            <w:tcW w:type="dxa" w:w="279"/>
-          </w:tcPr>
-          <w:p>
-            <w:r>
-              <w:rPr>
-                <w:rFonts w:ascii="Times New Roman" w:hAnsi="Times New Roman"/>
-                <w:sz w:val="20"/>
-              </w:rPr>
-              <w:t>No</w:t>
-            </w:r>
-          </w:p>
-        </w:tc>
-        <w:tc>
-          <w:tcPr>
-            <w:tcW w:type="dxa" w:w="279"/>
-          </w:tcPr>
-          <w:p>
-            <w:r>
-              <w:rPr>
-                <w:rFonts w:ascii="Times New Roman" w:hAnsi="Times New Roman"/>
-                <w:sz w:val="20"/>
-              </w:rPr>
-              <w:t>0.0000</w:t>
-            </w:r>
-          </w:p>
-        </w:tc>
-        <w:tc>
-          <w:tcPr>
-            <w:tcW w:type="dxa" w:w="279"/>
-          </w:tcPr>
-          <w:p>
-            <w:r>
-              <w:rPr>
-                <w:rFonts w:ascii="Times New Roman" w:hAnsi="Times New Roman"/>
-                <w:sz w:val="20"/>
-              </w:rPr>
-              <w:t>1.0000</w:t>
-            </w:r>
-          </w:p>
-        </w:tc>
-        <w:tc>
-          <w:tcPr>
-            <w:tcW w:type="dxa" w:w="279"/>
-          </w:tcPr>
-          <w:p>
-            <w:r>
-              <w:rPr>
-                <w:rFonts w:ascii="Times New Roman" w:hAnsi="Times New Roman"/>
-                <w:sz w:val="20"/>
-              </w:rPr>
-              <w:t>5.6081</w:t>
-            </w:r>
-          </w:p>
-        </w:tc>
-        <w:tc>
-          <w:tcPr>
-            <w:tcW w:type="dxa" w:w="279"/>
-          </w:tcPr>
-          <w:p>
-            <w:r>
-              <w:rPr>
-                <w:rFonts w:ascii="Times New Roman" w:hAnsi="Times New Roman"/>
-                <w:sz w:val="20"/>
-              </w:rPr>
-              <w:t>0.0606</w:t>
+              <w:t>0.0072</w:t>
+            </w:r>
+          </w:p>
+        </w:tc>
+        <w:tc>
+          <w:tcPr>
+            <w:tcW w:type="dxa" w:w="279"/>
+          </w:tcPr>
+          <w:p>
+            <w:r>
+              <w:rPr>
+                <w:rFonts w:ascii="Times New Roman" w:hAnsi="Times New Roman"/>
+                <w:sz w:val="20"/>
+              </w:rPr>
+              <w:t>0.2507</w:t>
+            </w:r>
+          </w:p>
+        </w:tc>
+        <w:tc>
+          <w:tcPr>
+            <w:tcW w:type="dxa" w:w="279"/>
+          </w:tcPr>
+          <w:p>
+            <w:r>
+              <w:rPr>
+                <w:rFonts w:ascii="Times New Roman" w:hAnsi="Times New Roman"/>
+                <w:sz w:val="20"/>
+              </w:rPr>
+              <w:t>0.6166</w:t>
             </w:r>
           </w:p>
         </w:tc>
@@ -5460,63 +5390,133 @@
                 <w:rFonts w:ascii="Times New Roman" w:hAnsi="Times New Roman"/>
                 <w:sz w:val="20"/>
               </w:rPr>
-              <w:t>2.654821</w:t>
-            </w:r>
-          </w:p>
-        </w:tc>
-        <w:tc>
-          <w:tcPr>
-            <w:tcW w:type="dxa" w:w="279"/>
-          </w:tcPr>
-          <w:p>
-            <w:r>
-              <w:rPr>
-                <w:rFonts w:ascii="Times New Roman" w:hAnsi="Times New Roman"/>
-                <w:sz w:val="20"/>
-              </w:rPr>
-              <w:t>3.512823</w:t>
-            </w:r>
-          </w:p>
-        </w:tc>
-        <w:tc>
-          <w:tcPr>
-            <w:tcW w:type="dxa" w:w="279"/>
-          </w:tcPr>
-          <w:p>
-            <w:r>
-              <w:rPr>
-                <w:rFonts w:ascii="Times New Roman" w:hAnsi="Times New Roman"/>
-                <w:sz w:val="20"/>
-              </w:rPr>
-              <w:t>-1.0000</w:t>
-            </w:r>
-          </w:p>
-        </w:tc>
-        <w:tc>
-          <w:tcPr>
-            <w:tcW w:type="dxa" w:w="279"/>
-          </w:tcPr>
-          <w:p>
-            <w:r>
-              <w:rPr>
-                <w:rFonts w:ascii="Times New Roman" w:hAnsi="Times New Roman"/>
-                <w:sz w:val="20"/>
-              </w:rPr>
-              <w:t>0.1300</w:t>
-            </w:r>
-          </w:p>
-        </w:tc>
-        <w:tc>
-          <w:tcPr>
-            <w:tcW w:type="dxa" w:w="279"/>
-          </w:tcPr>
-          <w:p>
-            <w:r>
-              <w:rPr>
-                <w:rFonts w:ascii="Times New Roman" w:hAnsi="Times New Roman"/>
-                <w:sz w:val="20"/>
-              </w:rPr>
-              <w:t>0</w:t>
+              <w:t>0.0290</w:t>
+            </w:r>
+          </w:p>
+        </w:tc>
+        <w:tc>
+          <w:tcPr>
+            <w:tcW w:type="dxa" w:w="279"/>
+          </w:tcPr>
+          <w:p>
+            <w:r>
+              <w:rPr>
+                <w:rFonts w:ascii="Times New Roman" w:hAnsi="Times New Roman"/>
+                <w:sz w:val="20"/>
+              </w:rPr>
+              <w:t>0.8648</w:t>
+            </w:r>
+          </w:p>
+        </w:tc>
+        <w:tc>
+          <w:tcPr>
+            <w:tcW w:type="dxa" w:w="279"/>
+          </w:tcPr>
+          <w:p>
+            <w:r>
+              <w:rPr>
+                <w:rFonts w:ascii="Times New Roman" w:hAnsi="Times New Roman"/>
+                <w:sz w:val="20"/>
+              </w:rPr>
+              <w:t>0.2797</w:t>
+            </w:r>
+          </w:p>
+        </w:tc>
+        <w:tc>
+          <w:tcPr>
+            <w:tcW w:type="dxa" w:w="279"/>
+          </w:tcPr>
+          <w:p>
+            <w:r>
+              <w:rPr>
+                <w:rFonts w:ascii="Times New Roman" w:hAnsi="Times New Roman"/>
+                <w:sz w:val="20"/>
+              </w:rPr>
+              <w:t>0.8695</w:t>
+            </w:r>
+          </w:p>
+        </w:tc>
+        <w:tc>
+          <w:tcPr>
+            <w:tcW w:type="dxa" w:w="279"/>
+          </w:tcPr>
+          <w:p>
+            <w:r>
+              <w:rPr>
+                <w:rFonts w:ascii="Times New Roman" w:hAnsi="Times New Roman"/>
+                <w:sz w:val="20"/>
+              </w:rPr>
+              <w:t>Yes</w:t>
+            </w:r>
+          </w:p>
+        </w:tc>
+        <w:tc>
+          <w:tcPr>
+            <w:tcW w:type="dxa" w:w="279"/>
+          </w:tcPr>
+          <w:p>
+            <w:r>
+              <w:rPr>
+                <w:rFonts w:ascii="Times New Roman" w:hAnsi="Times New Roman"/>
+                <w:sz w:val="20"/>
+              </w:rPr>
+              <w:t>2.063563</w:t>
+            </w:r>
+          </w:p>
+        </w:tc>
+        <w:tc>
+          <w:tcPr>
+            <w:tcW w:type="dxa" w:w="279"/>
+          </w:tcPr>
+          <w:p>
+            <w:r>
+              <w:rPr>
+                <w:rFonts w:ascii="Times New Roman" w:hAnsi="Times New Roman"/>
+                <w:sz w:val="20"/>
+              </w:rPr>
+              <w:t>2.730479</w:t>
+            </w:r>
+          </w:p>
+        </w:tc>
+        <w:tc>
+          <w:tcPr>
+            <w:tcW w:type="dxa" w:w="279"/>
+          </w:tcPr>
+          <w:p>
+            <w:r>
+              <w:rPr>
+                <w:rFonts w:ascii="Times New Roman" w:hAnsi="Times New Roman"/>
+                <w:sz w:val="20"/>
+              </w:rPr>
+              <w:t>-0.3889</w:t>
+            </w:r>
+          </w:p>
+        </w:tc>
+        <w:tc>
+          <w:tcPr>
+            <w:tcW w:type="dxa" w:w="279"/>
+          </w:tcPr>
+          <w:p>
+            <w:r>
+              <w:rPr>
+                <w:rFonts w:ascii="Times New Roman" w:hAnsi="Times New Roman"/>
+                <w:sz w:val="20"/>
+              </w:rPr>
+              <w:t>0.5640</w:t>
+            </w:r>
+          </w:p>
+        </w:tc>
+        <w:tc>
+          <w:tcPr>
+            <w:tcW w:type="dxa" w:w="279"/>
+          </w:tcPr>
+          <w:p>
+            <w:r>
+              <w:rPr>
+                <w:rFonts w:ascii="Times New Roman" w:hAnsi="Times New Roman"/>
+                <w:sz w:val="20"/>
+              </w:rPr>
+              <w:t>11</w:t>
             </w:r>
           </w:p>
         </w:tc>
@@ -5544,175 +5544,175 @@
                 <w:rFonts w:ascii="Times New Roman" w:hAnsi="Times New Roman"/>
                 <w:sz w:val="20"/>
               </w:rPr>
-              <w:t>0.0000</w:t>
-            </w:r>
-          </w:p>
-        </w:tc>
-        <w:tc>
-          <w:tcPr>
-            <w:tcW w:type="dxa" w:w="279"/>
-          </w:tcPr>
-          <w:p>
-            <w:r>
-              <w:rPr>
-                <w:rFonts w:ascii="Times New Roman" w:hAnsi="Times New Roman"/>
-                <w:sz w:val="20"/>
-              </w:rPr>
-              <w:t>14.1273</w:t>
-            </w:r>
-          </w:p>
-        </w:tc>
-        <w:tc>
-          <w:tcPr>
-            <w:tcW w:type="dxa" w:w="279"/>
-          </w:tcPr>
-          <w:p>
-            <w:r>
-              <w:rPr>
-                <w:rFonts w:ascii="Times New Roman" w:hAnsi="Times New Roman"/>
-                <w:sz w:val="20"/>
-              </w:rPr>
-              <w:t>0.0002</w:t>
-            </w:r>
-          </w:p>
-        </w:tc>
-        <w:tc>
-          <w:tcPr>
-            <w:tcW w:type="dxa" w:w="279"/>
-          </w:tcPr>
-          <w:p>
-            <w:r>
-              <w:rPr>
-                <w:rFonts w:ascii="Times New Roman" w:hAnsi="Times New Roman"/>
-                <w:sz w:val="20"/>
-              </w:rPr>
-              <w:t>No</w:t>
-            </w:r>
-          </w:p>
-        </w:tc>
-        <w:tc>
-          <w:tcPr>
-            <w:tcW w:type="dxa" w:w="279"/>
-          </w:tcPr>
-          <w:p>
-            <w:r>
-              <w:rPr>
-                <w:rFonts w:ascii="Times New Roman" w:hAnsi="Times New Roman"/>
-                <w:sz w:val="20"/>
-              </w:rPr>
-              <w:t>0.0000</w:t>
-            </w:r>
-          </w:p>
-        </w:tc>
-        <w:tc>
-          <w:tcPr>
-            <w:tcW w:type="dxa" w:w="279"/>
-          </w:tcPr>
-          <w:p>
-            <w:r>
-              <w:rPr>
-                <w:rFonts w:ascii="Times New Roman" w:hAnsi="Times New Roman"/>
-                <w:sz w:val="20"/>
-              </w:rPr>
-              <w:t>1.0000</w:t>
-            </w:r>
-          </w:p>
-        </w:tc>
-        <w:tc>
-          <w:tcPr>
-            <w:tcW w:type="dxa" w:w="279"/>
-          </w:tcPr>
-          <w:p>
-            <w:r>
-              <w:rPr>
-                <w:rFonts w:ascii="Times New Roman" w:hAnsi="Times New Roman"/>
-                <w:sz w:val="20"/>
-              </w:rPr>
-              <w:t>14.1273</w:t>
-            </w:r>
-          </w:p>
-        </w:tc>
-        <w:tc>
-          <w:tcPr>
-            <w:tcW w:type="dxa" w:w="279"/>
-          </w:tcPr>
-          <w:p>
-            <w:r>
-              <w:rPr>
-                <w:rFonts w:ascii="Times New Roman" w:hAnsi="Times New Roman"/>
-                <w:sz w:val="20"/>
-              </w:rPr>
-              <w:t>0.0009</w:t>
-            </w:r>
-          </w:p>
-        </w:tc>
-        <w:tc>
-          <w:tcPr>
-            <w:tcW w:type="dxa" w:w="279"/>
-          </w:tcPr>
-          <w:p>
-            <w:r>
-              <w:rPr>
-                <w:rFonts w:ascii="Times New Roman" w:hAnsi="Times New Roman"/>
-                <w:sz w:val="20"/>
-              </w:rPr>
-              <w:t>No</w:t>
-            </w:r>
-          </w:p>
-        </w:tc>
-        <w:tc>
-          <w:tcPr>
-            <w:tcW w:type="dxa" w:w="279"/>
-          </w:tcPr>
-          <w:p>
-            <w:r>
-              <w:rPr>
-                <w:rFonts w:ascii="Times New Roman" w:hAnsi="Times New Roman"/>
-                <w:sz w:val="20"/>
-              </w:rPr>
-              <w:t>2.028106</w:t>
-            </w:r>
-          </w:p>
-        </w:tc>
-        <w:tc>
-          <w:tcPr>
-            <w:tcW w:type="dxa" w:w="279"/>
-          </w:tcPr>
-          <w:p>
-            <w:r>
-              <w:rPr>
-                <w:rFonts w:ascii="Times New Roman" w:hAnsi="Times New Roman"/>
-                <w:sz w:val="20"/>
-              </w:rPr>
-              <w:t>2.778411</w:t>
-            </w:r>
-          </w:p>
-        </w:tc>
-        <w:tc>
-          <w:tcPr>
-            <w:tcW w:type="dxa" w:w="279"/>
-          </w:tcPr>
-          <w:p>
-            <w:r>
-              <w:rPr>
-                <w:rFonts w:ascii="Times New Roman" w:hAnsi="Times New Roman"/>
-                <w:sz w:val="20"/>
-              </w:rPr>
-              <w:t>-1.0000</w:t>
-            </w:r>
-          </w:p>
-        </w:tc>
-        <w:tc>
-          <w:tcPr>
-            <w:tcW w:type="dxa" w:w="279"/>
-          </w:tcPr>
-          <w:p>
-            <w:r>
-              <w:rPr>
-                <w:rFonts w:ascii="Times New Roman" w:hAnsi="Times New Roman"/>
-                <w:sz w:val="20"/>
-              </w:rPr>
-              <w:t>0.0020</w:t>
+              <w:t>0.0394</w:t>
+            </w:r>
+          </w:p>
+        </w:tc>
+        <w:tc>
+          <w:tcPr>
+            <w:tcW w:type="dxa" w:w="279"/>
+          </w:tcPr>
+          <w:p>
+            <w:r>
+              <w:rPr>
+                <w:rFonts w:ascii="Times New Roman" w:hAnsi="Times New Roman"/>
+                <w:sz w:val="20"/>
+              </w:rPr>
+              <w:t>2.0322</w:t>
+            </w:r>
+          </w:p>
+        </w:tc>
+        <w:tc>
+          <w:tcPr>
+            <w:tcW w:type="dxa" w:w="279"/>
+          </w:tcPr>
+          <w:p>
+            <w:r>
+              <w:rPr>
+                <w:rFonts w:ascii="Times New Roman" w:hAnsi="Times New Roman"/>
+                <w:sz w:val="20"/>
+              </w:rPr>
+              <w:t>0.1540</w:t>
+            </w:r>
+          </w:p>
+        </w:tc>
+        <w:tc>
+          <w:tcPr>
+            <w:tcW w:type="dxa" w:w="279"/>
+          </w:tcPr>
+          <w:p>
+            <w:r>
+              <w:rPr>
+                <w:rFonts w:ascii="Times New Roman" w:hAnsi="Times New Roman"/>
+                <w:sz w:val="20"/>
+              </w:rPr>
+              <w:t>Yes</w:t>
+            </w:r>
+          </w:p>
+        </w:tc>
+        <w:tc>
+          <w:tcPr>
+            <w:tcW w:type="dxa" w:w="279"/>
+          </w:tcPr>
+          <w:p>
+            <w:r>
+              <w:rPr>
+                <w:rFonts w:ascii="Times New Roman" w:hAnsi="Times New Roman"/>
+                <w:sz w:val="20"/>
+              </w:rPr>
+              <w:t>0.9066</w:t>
+            </w:r>
+          </w:p>
+        </w:tc>
+        <w:tc>
+          <w:tcPr>
+            <w:tcW w:type="dxa" w:w="279"/>
+          </w:tcPr>
+          <w:p>
+            <w:r>
+              <w:rPr>
+                <w:rFonts w:ascii="Times New Roman" w:hAnsi="Times New Roman"/>
+                <w:sz w:val="20"/>
+              </w:rPr>
+              <w:t>0.3410</w:t>
+            </w:r>
+          </w:p>
+        </w:tc>
+        <w:tc>
+          <w:tcPr>
+            <w:tcW w:type="dxa" w:w="279"/>
+          </w:tcPr>
+          <w:p>
+            <w:r>
+              <w:rPr>
+                <w:rFonts w:ascii="Times New Roman" w:hAnsi="Times New Roman"/>
+                <w:sz w:val="20"/>
+              </w:rPr>
+              <w:t>2.9388</w:t>
+            </w:r>
+          </w:p>
+        </w:tc>
+        <w:tc>
+          <w:tcPr>
+            <w:tcW w:type="dxa" w:w="279"/>
+          </w:tcPr>
+          <w:p>
+            <w:r>
+              <w:rPr>
+                <w:rFonts w:ascii="Times New Roman" w:hAnsi="Times New Roman"/>
+                <w:sz w:val="20"/>
+              </w:rPr>
+              <w:t>0.2301</w:t>
+            </w:r>
+          </w:p>
+        </w:tc>
+        <w:tc>
+          <w:tcPr>
+            <w:tcW w:type="dxa" w:w="279"/>
+          </w:tcPr>
+          <w:p>
+            <w:r>
+              <w:rPr>
+                <w:rFonts w:ascii="Times New Roman" w:hAnsi="Times New Roman"/>
+                <w:sz w:val="20"/>
+              </w:rPr>
+              <w:t>Yes</w:t>
+            </w:r>
+          </w:p>
+        </w:tc>
+        <w:tc>
+          <w:tcPr>
+            <w:tcW w:type="dxa" w:w="279"/>
+          </w:tcPr>
+          <w:p>
+            <w:r>
+              <w:rPr>
+                <w:rFonts w:ascii="Times New Roman" w:hAnsi="Times New Roman"/>
+                <w:sz w:val="20"/>
+              </w:rPr>
+              <w:t>1.576425</w:t>
+            </w:r>
+          </w:p>
+        </w:tc>
+        <w:tc>
+          <w:tcPr>
+            <w:tcW w:type="dxa" w:w="279"/>
+          </w:tcPr>
+          <w:p>
+            <w:r>
+              <w:rPr>
+                <w:rFonts w:ascii="Times New Roman" w:hAnsi="Times New Roman"/>
+                <w:sz w:val="20"/>
+              </w:rPr>
+              <w:t>2.159628</w:t>
+            </w:r>
+          </w:p>
+        </w:tc>
+        <w:tc>
+          <w:tcPr>
+            <w:tcW w:type="dxa" w:w="279"/>
+          </w:tcPr>
+          <w:p>
+            <w:r>
+              <w:rPr>
+                <w:rFonts w:ascii="Times New Roman" w:hAnsi="Times New Roman"/>
+                <w:sz w:val="20"/>
+              </w:rPr>
+              <w:t>0.3825</w:t>
+            </w:r>
+          </w:p>
+        </w:tc>
+        <w:tc>
+          <w:tcPr>
+            <w:tcW w:type="dxa" w:w="279"/>
+          </w:tcPr>
+          <w:p>
+            <w:r>
+              <w:rPr>
+                <w:rFonts w:ascii="Times New Roman" w:hAnsi="Times New Roman"/>
+                <w:sz w:val="20"/>
+              </w:rPr>
+              <w:t>0.3340</w:t>
             </w:r>
           </w:p>
         </w:tc>

--- a/outputs/tables/Table11_c_Risk_DJIA.docx
+++ b/outputs/tables/Table11_c_Risk_DJIA.docx
@@ -932,21 +932,21 @@
                 <w:rFonts w:ascii="Times New Roman" w:hAnsi="Times New Roman"/>
                 <w:sz w:val="20"/>
               </w:rPr>
-              <w:t>ARCH-LSTM</w:t>
-            </w:r>
-          </w:p>
-        </w:tc>
-        <w:tc>
-          <w:tcPr>
-            <w:tcW w:type="dxa" w:w="279"/>
-          </w:tcPr>
-          <w:p>
-            <w:r>
-              <w:rPr>
-                <w:rFonts w:ascii="Times New Roman" w:hAnsi="Times New Roman"/>
-                <w:sz w:val="20"/>
-              </w:rPr>
-              <w:t>0</w:t>
+              <w:t>CNN-LSTM</w:t>
+            </w:r>
+          </w:p>
+        </w:tc>
+        <w:tc>
+          <w:tcPr>
+            <w:tcW w:type="dxa" w:w="279"/>
+          </w:tcPr>
+          <w:p>
+            <w:r>
+              <w:rPr>
+                <w:rFonts w:ascii="Times New Roman" w:hAnsi="Times New Roman"/>
+                <w:sz w:val="20"/>
+              </w:rPr>
+              <w:t>4</w:t>
             </w:r>
           </w:p>
         </w:tc>
@@ -974,105 +974,35 @@
                 <w:rFonts w:ascii="Times New Roman" w:hAnsi="Times New Roman"/>
                 <w:sz w:val="20"/>
               </w:rPr>
-              <w:t>0.0000</w:t>
-            </w:r>
-          </w:p>
-        </w:tc>
-        <w:tc>
-          <w:tcPr>
-            <w:tcW w:type="dxa" w:w="279"/>
-          </w:tcPr>
-          <w:p>
-            <w:r>
-              <w:rPr>
-                <w:rFonts w:ascii="Times New Roman" w:hAnsi="Times New Roman"/>
-                <w:sz w:val="20"/>
-              </w:rPr>
-              <w:t>5.6081</w:t>
-            </w:r>
-          </w:p>
-        </w:tc>
-        <w:tc>
-          <w:tcPr>
-            <w:tcW w:type="dxa" w:w="279"/>
-          </w:tcPr>
-          <w:p>
-            <w:r>
-              <w:rPr>
-                <w:rFonts w:ascii="Times New Roman" w:hAnsi="Times New Roman"/>
-                <w:sz w:val="20"/>
-              </w:rPr>
-              <w:t>0.0179</w:t>
-            </w:r>
-          </w:p>
-        </w:tc>
-        <w:tc>
-          <w:tcPr>
-            <w:tcW w:type="dxa" w:w="279"/>
-          </w:tcPr>
-          <w:p>
-            <w:r>
-              <w:rPr>
-                <w:rFonts w:ascii="Times New Roman" w:hAnsi="Times New Roman"/>
-                <w:sz w:val="20"/>
-              </w:rPr>
-              <w:t>No</w:t>
-            </w:r>
-          </w:p>
-        </w:tc>
-        <w:tc>
-          <w:tcPr>
-            <w:tcW w:type="dxa" w:w="279"/>
-          </w:tcPr>
-          <w:p>
-            <w:r>
-              <w:rPr>
-                <w:rFonts w:ascii="Times New Roman" w:hAnsi="Times New Roman"/>
-                <w:sz w:val="20"/>
-              </w:rPr>
-              <w:t>0.0000</w:t>
-            </w:r>
-          </w:p>
-        </w:tc>
-        <w:tc>
-          <w:tcPr>
-            <w:tcW w:type="dxa" w:w="279"/>
-          </w:tcPr>
-          <w:p>
-            <w:r>
-              <w:rPr>
-                <w:rFonts w:ascii="Times New Roman" w:hAnsi="Times New Roman"/>
-                <w:sz w:val="20"/>
-              </w:rPr>
-              <w:t>1.0000</w:t>
-            </w:r>
-          </w:p>
-        </w:tc>
-        <w:tc>
-          <w:tcPr>
-            <w:tcW w:type="dxa" w:w="279"/>
-          </w:tcPr>
-          <w:p>
-            <w:r>
-              <w:rPr>
-                <w:rFonts w:ascii="Times New Roman" w:hAnsi="Times New Roman"/>
-                <w:sz w:val="20"/>
-              </w:rPr>
-              <w:t>5.6081</w:t>
-            </w:r>
-          </w:p>
-        </w:tc>
-        <w:tc>
-          <w:tcPr>
-            <w:tcW w:type="dxa" w:w="279"/>
-          </w:tcPr>
-          <w:p>
-            <w:r>
-              <w:rPr>
-                <w:rFonts w:ascii="Times New Roman" w:hAnsi="Times New Roman"/>
-                <w:sz w:val="20"/>
-              </w:rPr>
-              <w:t>0.0606</w:t>
+              <w:t>0.0143</w:t>
+            </w:r>
+          </w:p>
+        </w:tc>
+        <w:tc>
+          <w:tcPr>
+            <w:tcW w:type="dxa" w:w="279"/>
+          </w:tcPr>
+          <w:p>
+            <w:r>
+              <w:rPr>
+                <w:rFonts w:ascii="Times New Roman" w:hAnsi="Times New Roman"/>
+                <w:sz w:val="20"/>
+              </w:rPr>
+              <w:t>0.4673</w:t>
+            </w:r>
+          </w:p>
+        </w:tc>
+        <w:tc>
+          <w:tcPr>
+            <w:tcW w:type="dxa" w:w="279"/>
+          </w:tcPr>
+          <w:p>
+            <w:r>
+              <w:rPr>
+                <w:rFonts w:ascii="Times New Roman" w:hAnsi="Times New Roman"/>
+                <w:sz w:val="20"/>
+              </w:rPr>
+              <w:t>0.4942</w:t>
             </w:r>
           </w:p>
         </w:tc>
@@ -1100,63 +1030,133 @@
                 <w:rFonts w:ascii="Times New Roman" w:hAnsi="Times New Roman"/>
                 <w:sz w:val="20"/>
               </w:rPr>
-              <w:t>2.258675</w:t>
-            </w:r>
-          </w:p>
-        </w:tc>
-        <w:tc>
-          <w:tcPr>
-            <w:tcW w:type="dxa" w:w="279"/>
-          </w:tcPr>
-          <w:p>
-            <w:r>
-              <w:rPr>
-                <w:rFonts w:ascii="Times New Roman" w:hAnsi="Times New Roman"/>
-                <w:sz w:val="20"/>
-              </w:rPr>
-              <w:t>2.988648</w:t>
-            </w:r>
-          </w:p>
-        </w:tc>
-        <w:tc>
-          <w:tcPr>
-            <w:tcW w:type="dxa" w:w="279"/>
-          </w:tcPr>
-          <w:p>
-            <w:r>
-              <w:rPr>
-                <w:rFonts w:ascii="Times New Roman" w:hAnsi="Times New Roman"/>
-                <w:sz w:val="20"/>
-              </w:rPr>
-              <w:t>-1.0000</w:t>
-            </w:r>
-          </w:p>
-        </w:tc>
-        <w:tc>
-          <w:tcPr>
-            <w:tcW w:type="dxa" w:w="279"/>
-          </w:tcPr>
-          <w:p>
-            <w:r>
-              <w:rPr>
-                <w:rFonts w:ascii="Times New Roman" w:hAnsi="Times New Roman"/>
-                <w:sz w:val="20"/>
-              </w:rPr>
-              <w:t>0.1300</w:t>
-            </w:r>
-          </w:p>
-        </w:tc>
-        <w:tc>
-          <w:tcPr>
-            <w:tcW w:type="dxa" w:w="279"/>
-          </w:tcPr>
-          <w:p>
-            <w:r>
-              <w:rPr>
-                <w:rFonts w:ascii="Times New Roman" w:hAnsi="Times New Roman"/>
-                <w:sz w:val="20"/>
-              </w:rPr>
-              <w:t>9</w:t>
+              <w:t>0.1168</w:t>
+            </w:r>
+          </w:p>
+        </w:tc>
+        <w:tc>
+          <w:tcPr>
+            <w:tcW w:type="dxa" w:w="279"/>
+          </w:tcPr>
+          <w:p>
+            <w:r>
+              <w:rPr>
+                <w:rFonts w:ascii="Times New Roman" w:hAnsi="Times New Roman"/>
+                <w:sz w:val="20"/>
+              </w:rPr>
+              <w:t>0.7325</w:t>
+            </w:r>
+          </w:p>
+        </w:tc>
+        <w:tc>
+          <w:tcPr>
+            <w:tcW w:type="dxa" w:w="279"/>
+          </w:tcPr>
+          <w:p>
+            <w:r>
+              <w:rPr>
+                <w:rFonts w:ascii="Times New Roman" w:hAnsi="Times New Roman"/>
+                <w:sz w:val="20"/>
+              </w:rPr>
+              <w:t>0.5841</w:t>
+            </w:r>
+          </w:p>
+        </w:tc>
+        <w:tc>
+          <w:tcPr>
+            <w:tcW w:type="dxa" w:w="279"/>
+          </w:tcPr>
+          <w:p>
+            <w:r>
+              <w:rPr>
+                <w:rFonts w:ascii="Times New Roman" w:hAnsi="Times New Roman"/>
+                <w:sz w:val="20"/>
+              </w:rPr>
+              <w:t>0.7467</w:t>
+            </w:r>
+          </w:p>
+        </w:tc>
+        <w:tc>
+          <w:tcPr>
+            <w:tcW w:type="dxa" w:w="279"/>
+          </w:tcPr>
+          <w:p>
+            <w:r>
+              <w:rPr>
+                <w:rFonts w:ascii="Times New Roman" w:hAnsi="Times New Roman"/>
+                <w:sz w:val="20"/>
+              </w:rPr>
+              <w:t>Yes</w:t>
+            </w:r>
+          </w:p>
+        </w:tc>
+        <w:tc>
+          <w:tcPr>
+            <w:tcW w:type="dxa" w:w="279"/>
+          </w:tcPr>
+          <w:p>
+            <w:r>
+              <w:rPr>
+                <w:rFonts w:ascii="Times New Roman" w:hAnsi="Times New Roman"/>
+                <w:sz w:val="20"/>
+              </w:rPr>
+              <w:t>1.985421</w:t>
+            </w:r>
+          </w:p>
+        </w:tc>
+        <w:tc>
+          <w:tcPr>
+            <w:tcW w:type="dxa" w:w="279"/>
+          </w:tcPr>
+          <w:p>
+            <w:r>
+              <w:rPr>
+                <w:rFonts w:ascii="Times New Roman" w:hAnsi="Times New Roman"/>
+                <w:sz w:val="20"/>
+              </w:rPr>
+              <w:t>2.627081</w:t>
+            </w:r>
+          </w:p>
+        </w:tc>
+        <w:tc>
+          <w:tcPr>
+            <w:tcW w:type="dxa" w:w="279"/>
+          </w:tcPr>
+          <w:p>
+            <w:r>
+              <w:rPr>
+                <w:rFonts w:ascii="Times New Roman" w:hAnsi="Times New Roman"/>
+                <w:sz w:val="20"/>
+              </w:rPr>
+              <w:t>0.2042</w:t>
+            </w:r>
+          </w:p>
+        </w:tc>
+        <w:tc>
+          <w:tcPr>
+            <w:tcW w:type="dxa" w:w="279"/>
+          </w:tcPr>
+          <w:p>
+            <w:r>
+              <w:rPr>
+                <w:rFonts w:ascii="Times New Roman" w:hAnsi="Times New Roman"/>
+                <w:sz w:val="20"/>
+              </w:rPr>
+              <w:t>0.6920</w:t>
+            </w:r>
+          </w:p>
+        </w:tc>
+        <w:tc>
+          <w:tcPr>
+            <w:tcW w:type="dxa" w:w="279"/>
+          </w:tcPr>
+          <w:p>
+            <w:r>
+              <w:rPr>
+                <w:rFonts w:ascii="Times New Roman" w:hAnsi="Times New Roman"/>
+                <w:sz w:val="20"/>
+              </w:rPr>
+              <w:t>11</w:t>
             </w:r>
           </w:p>
         </w:tc>
@@ -1184,35 +1184,35 @@
                 <w:rFonts w:ascii="Times New Roman" w:hAnsi="Times New Roman"/>
                 <w:sz w:val="20"/>
               </w:rPr>
-              <w:t>0.0323</w:t>
-            </w:r>
-          </w:p>
-        </w:tc>
-        <w:tc>
-          <w:tcPr>
-            <w:tcW w:type="dxa" w:w="279"/>
-          </w:tcPr>
-          <w:p>
-            <w:r>
-              <w:rPr>
-                <w:rFonts w:ascii="Times New Roman" w:hAnsi="Times New Roman"/>
-                <w:sz w:val="20"/>
-              </w:rPr>
-              <w:t>0.5532</w:t>
-            </w:r>
-          </w:p>
-        </w:tc>
-        <w:tc>
-          <w:tcPr>
-            <w:tcW w:type="dxa" w:w="279"/>
-          </w:tcPr>
-          <w:p>
-            <w:r>
-              <w:rPr>
-                <w:rFonts w:ascii="Times New Roman" w:hAnsi="Times New Roman"/>
-                <w:sz w:val="20"/>
-              </w:rPr>
-              <w:t>0.4570</w:t>
+              <w:t>0.0394</w:t>
+            </w:r>
+          </w:p>
+        </w:tc>
+        <w:tc>
+          <w:tcPr>
+            <w:tcW w:type="dxa" w:w="279"/>
+          </w:tcPr>
+          <w:p>
+            <w:r>
+              <w:rPr>
+                <w:rFonts w:ascii="Times New Roman" w:hAnsi="Times New Roman"/>
+                <w:sz w:val="20"/>
+              </w:rPr>
+              <w:t>2.0322</w:t>
+            </w:r>
+          </w:p>
+        </w:tc>
+        <w:tc>
+          <w:tcPr>
+            <w:tcW w:type="dxa" w:w="279"/>
+          </w:tcPr>
+          <w:p>
+            <w:r>
+              <w:rPr>
+                <w:rFonts w:ascii="Times New Roman" w:hAnsi="Times New Roman"/>
+                <w:sz w:val="20"/>
+              </w:rPr>
+              <w:t>0.1540</w:t>
             </w:r>
           </w:p>
         </w:tc>
@@ -1240,49 +1240,49 @@
                 <w:rFonts w:ascii="Times New Roman" w:hAnsi="Times New Roman"/>
                 <w:sz w:val="20"/>
               </w:rPr>
-              <w:t>0.6023</w:t>
-            </w:r>
-          </w:p>
-        </w:tc>
-        <w:tc>
-          <w:tcPr>
-            <w:tcW w:type="dxa" w:w="279"/>
-          </w:tcPr>
-          <w:p>
-            <w:r>
-              <w:rPr>
-                <w:rFonts w:ascii="Times New Roman" w:hAnsi="Times New Roman"/>
-                <w:sz w:val="20"/>
-              </w:rPr>
-              <w:t>0.4377</w:t>
-            </w:r>
-          </w:p>
-        </w:tc>
-        <w:tc>
-          <w:tcPr>
-            <w:tcW w:type="dxa" w:w="279"/>
-          </w:tcPr>
-          <w:p>
-            <w:r>
-              <w:rPr>
-                <w:rFonts w:ascii="Times New Roman" w:hAnsi="Times New Roman"/>
-                <w:sz w:val="20"/>
-              </w:rPr>
-              <w:t>1.1555</w:t>
-            </w:r>
-          </w:p>
-        </w:tc>
-        <w:tc>
-          <w:tcPr>
-            <w:tcW w:type="dxa" w:w="279"/>
-          </w:tcPr>
-          <w:p>
-            <w:r>
-              <w:rPr>
-                <w:rFonts w:ascii="Times New Roman" w:hAnsi="Times New Roman"/>
-                <w:sz w:val="20"/>
-              </w:rPr>
-              <w:t>0.5611</w:t>
+              <w:t>0.9066</w:t>
+            </w:r>
+          </w:p>
+        </w:tc>
+        <w:tc>
+          <w:tcPr>
+            <w:tcW w:type="dxa" w:w="279"/>
+          </w:tcPr>
+          <w:p>
+            <w:r>
+              <w:rPr>
+                <w:rFonts w:ascii="Times New Roman" w:hAnsi="Times New Roman"/>
+                <w:sz w:val="20"/>
+              </w:rPr>
+              <w:t>0.3410</w:t>
+            </w:r>
+          </w:p>
+        </w:tc>
+        <w:tc>
+          <w:tcPr>
+            <w:tcW w:type="dxa" w:w="279"/>
+          </w:tcPr>
+          <w:p>
+            <w:r>
+              <w:rPr>
+                <w:rFonts w:ascii="Times New Roman" w:hAnsi="Times New Roman"/>
+                <w:sz w:val="20"/>
+              </w:rPr>
+              <w:t>2.9388</w:t>
+            </w:r>
+          </w:p>
+        </w:tc>
+        <w:tc>
+          <w:tcPr>
+            <w:tcW w:type="dxa" w:w="279"/>
+          </w:tcPr>
+          <w:p>
+            <w:r>
+              <w:rPr>
+                <w:rFonts w:ascii="Times New Roman" w:hAnsi="Times New Roman"/>
+                <w:sz w:val="20"/>
+              </w:rPr>
+              <w:t>0.2301</w:t>
             </w:r>
           </w:p>
         </w:tc>
@@ -1310,49 +1310,49 @@
                 <w:rFonts w:ascii="Times New Roman" w:hAnsi="Times New Roman"/>
                 <w:sz w:val="20"/>
               </w:rPr>
-              <w:t>1.725477</w:t>
-            </w:r>
-          </w:p>
-        </w:tc>
-        <w:tc>
-          <w:tcPr>
-            <w:tcW w:type="dxa" w:w="279"/>
-          </w:tcPr>
-          <w:p>
-            <w:r>
-              <w:rPr>
-                <w:rFonts w:ascii="Times New Roman" w:hAnsi="Times New Roman"/>
-                <w:sz w:val="20"/>
-              </w:rPr>
-              <w:t>2.363823</w:t>
-            </w:r>
-          </w:p>
-        </w:tc>
-        <w:tc>
-          <w:tcPr>
-            <w:tcW w:type="dxa" w:w="279"/>
-          </w:tcPr>
-          <w:p>
-            <w:r>
-              <w:rPr>
-                <w:rFonts w:ascii="Times New Roman" w:hAnsi="Times New Roman"/>
-                <w:sz w:val="20"/>
-              </w:rPr>
-              <w:t>0.0588</w:t>
-            </w:r>
-          </w:p>
-        </w:tc>
-        <w:tc>
-          <w:tcPr>
-            <w:tcW w:type="dxa" w:w="279"/>
-          </w:tcPr>
-          <w:p>
-            <w:r>
-              <w:rPr>
-                <w:rFonts w:ascii="Times New Roman" w:hAnsi="Times New Roman"/>
-                <w:sz w:val="20"/>
-              </w:rPr>
-              <w:t>0.8280</w:t>
+              <w:t>1.516729</w:t>
+            </w:r>
+          </w:p>
+        </w:tc>
+        <w:tc>
+          <w:tcPr>
+            <w:tcW w:type="dxa" w:w="279"/>
+          </w:tcPr>
+          <w:p>
+            <w:r>
+              <w:rPr>
+                <w:rFonts w:ascii="Times New Roman" w:hAnsi="Times New Roman"/>
+                <w:sz w:val="20"/>
+              </w:rPr>
+              <w:t>2.077848</w:t>
+            </w:r>
+          </w:p>
+        </w:tc>
+        <w:tc>
+          <w:tcPr>
+            <w:tcW w:type="dxa" w:w="279"/>
+          </w:tcPr>
+          <w:p>
+            <w:r>
+              <w:rPr>
+                <w:rFonts w:ascii="Times New Roman" w:hAnsi="Times New Roman"/>
+                <w:sz w:val="20"/>
+              </w:rPr>
+              <w:t>0.4374</w:t>
+            </w:r>
+          </w:p>
+        </w:tc>
+        <w:tc>
+          <w:tcPr>
+            <w:tcW w:type="dxa" w:w="279"/>
+          </w:tcPr>
+          <w:p>
+            <w:r>
+              <w:rPr>
+                <w:rFonts w:ascii="Times New Roman" w:hAnsi="Times New Roman"/>
+                <w:sz w:val="20"/>
+              </w:rPr>
+              <w:t>0.2900</w:t>
             </w:r>
           </w:p>
         </w:tc>
@@ -1368,21 +1368,21 @@
                 <w:rFonts w:ascii="Times New Roman" w:hAnsi="Times New Roman"/>
                 <w:sz w:val="20"/>
               </w:rPr>
-              <w:t>CNN-LSTM</w:t>
-            </w:r>
-          </w:p>
-        </w:tc>
-        <w:tc>
-          <w:tcPr>
-            <w:tcW w:type="dxa" w:w="279"/>
-          </w:tcPr>
-          <w:p>
-            <w:r>
-              <w:rPr>
-                <w:rFonts w:ascii="Times New Roman" w:hAnsi="Times New Roman"/>
-                <w:sz w:val="20"/>
-              </w:rPr>
-              <w:t>4</w:t>
+              <w:t>Constant (unconditional variance)</w:t>
+            </w:r>
+          </w:p>
+        </w:tc>
+        <w:tc>
+          <w:tcPr>
+            <w:tcW w:type="dxa" w:w="279"/>
+          </w:tcPr>
+          <w:p>
+            <w:r>
+              <w:rPr>
+                <w:rFonts w:ascii="Times New Roman" w:hAnsi="Times New Roman"/>
+                <w:sz w:val="20"/>
+              </w:rPr>
+              <w:t>0</w:t>
             </w:r>
           </w:p>
         </w:tc>
@@ -1410,35 +1410,105 @@
                 <w:rFonts w:ascii="Times New Roman" w:hAnsi="Times New Roman"/>
                 <w:sz w:val="20"/>
               </w:rPr>
-              <w:t>0.0143</w:t>
-            </w:r>
-          </w:p>
-        </w:tc>
-        <w:tc>
-          <w:tcPr>
-            <w:tcW w:type="dxa" w:w="279"/>
-          </w:tcPr>
-          <w:p>
-            <w:r>
-              <w:rPr>
-                <w:rFonts w:ascii="Times New Roman" w:hAnsi="Times New Roman"/>
-                <w:sz w:val="20"/>
-              </w:rPr>
-              <w:t>0.4673</w:t>
-            </w:r>
-          </w:p>
-        </w:tc>
-        <w:tc>
-          <w:tcPr>
-            <w:tcW w:type="dxa" w:w="279"/>
-          </w:tcPr>
-          <w:p>
-            <w:r>
-              <w:rPr>
-                <w:rFonts w:ascii="Times New Roman" w:hAnsi="Times New Roman"/>
-                <w:sz w:val="20"/>
-              </w:rPr>
-              <w:t>0.4942</w:t>
+              <w:t>0.0000</w:t>
+            </w:r>
+          </w:p>
+        </w:tc>
+        <w:tc>
+          <w:tcPr>
+            <w:tcW w:type="dxa" w:w="279"/>
+          </w:tcPr>
+          <w:p>
+            <w:r>
+              <w:rPr>
+                <w:rFonts w:ascii="Times New Roman" w:hAnsi="Times New Roman"/>
+                <w:sz w:val="20"/>
+              </w:rPr>
+              <w:t>5.6081</w:t>
+            </w:r>
+          </w:p>
+        </w:tc>
+        <w:tc>
+          <w:tcPr>
+            <w:tcW w:type="dxa" w:w="279"/>
+          </w:tcPr>
+          <w:p>
+            <w:r>
+              <w:rPr>
+                <w:rFonts w:ascii="Times New Roman" w:hAnsi="Times New Roman"/>
+                <w:sz w:val="20"/>
+              </w:rPr>
+              <w:t>0.0179</w:t>
+            </w:r>
+          </w:p>
+        </w:tc>
+        <w:tc>
+          <w:tcPr>
+            <w:tcW w:type="dxa" w:w="279"/>
+          </w:tcPr>
+          <w:p>
+            <w:r>
+              <w:rPr>
+                <w:rFonts w:ascii="Times New Roman" w:hAnsi="Times New Roman"/>
+                <w:sz w:val="20"/>
+              </w:rPr>
+              <w:t>No</w:t>
+            </w:r>
+          </w:p>
+        </w:tc>
+        <w:tc>
+          <w:tcPr>
+            <w:tcW w:type="dxa" w:w="279"/>
+          </w:tcPr>
+          <w:p>
+            <w:r>
+              <w:rPr>
+                <w:rFonts w:ascii="Times New Roman" w:hAnsi="Times New Roman"/>
+                <w:sz w:val="20"/>
+              </w:rPr>
+              <w:t>0.0000</w:t>
+            </w:r>
+          </w:p>
+        </w:tc>
+        <w:tc>
+          <w:tcPr>
+            <w:tcW w:type="dxa" w:w="279"/>
+          </w:tcPr>
+          <w:p>
+            <w:r>
+              <w:rPr>
+                <w:rFonts w:ascii="Times New Roman" w:hAnsi="Times New Roman"/>
+                <w:sz w:val="20"/>
+              </w:rPr>
+              <w:t>1.0000</w:t>
+            </w:r>
+          </w:p>
+        </w:tc>
+        <w:tc>
+          <w:tcPr>
+            <w:tcW w:type="dxa" w:w="279"/>
+          </w:tcPr>
+          <w:p>
+            <w:r>
+              <w:rPr>
+                <w:rFonts w:ascii="Times New Roman" w:hAnsi="Times New Roman"/>
+                <w:sz w:val="20"/>
+              </w:rPr>
+              <w:t>5.6081</w:t>
+            </w:r>
+          </w:p>
+        </w:tc>
+        <w:tc>
+          <w:tcPr>
+            <w:tcW w:type="dxa" w:w="279"/>
+          </w:tcPr>
+          <w:p>
+            <w:r>
+              <w:rPr>
+                <w:rFonts w:ascii="Times New Roman" w:hAnsi="Times New Roman"/>
+                <w:sz w:val="20"/>
+              </w:rPr>
+              <w:t>0.0606</w:t>
             </w:r>
           </w:p>
         </w:tc>
@@ -1466,133 +1536,63 @@
                 <w:rFonts w:ascii="Times New Roman" w:hAnsi="Times New Roman"/>
                 <w:sz w:val="20"/>
               </w:rPr>
-              <w:t>0.1168</w:t>
-            </w:r>
-          </w:p>
-        </w:tc>
-        <w:tc>
-          <w:tcPr>
-            <w:tcW w:type="dxa" w:w="279"/>
-          </w:tcPr>
-          <w:p>
-            <w:r>
-              <w:rPr>
-                <w:rFonts w:ascii="Times New Roman" w:hAnsi="Times New Roman"/>
-                <w:sz w:val="20"/>
-              </w:rPr>
-              <w:t>0.7325</w:t>
-            </w:r>
-          </w:p>
-        </w:tc>
-        <w:tc>
-          <w:tcPr>
-            <w:tcW w:type="dxa" w:w="279"/>
-          </w:tcPr>
-          <w:p>
-            <w:r>
-              <w:rPr>
-                <w:rFonts w:ascii="Times New Roman" w:hAnsi="Times New Roman"/>
-                <w:sz w:val="20"/>
-              </w:rPr>
-              <w:t>0.5841</w:t>
-            </w:r>
-          </w:p>
-        </w:tc>
-        <w:tc>
-          <w:tcPr>
-            <w:tcW w:type="dxa" w:w="279"/>
-          </w:tcPr>
-          <w:p>
-            <w:r>
-              <w:rPr>
-                <w:rFonts w:ascii="Times New Roman" w:hAnsi="Times New Roman"/>
-                <w:sz w:val="20"/>
-              </w:rPr>
-              <w:t>0.7467</w:t>
-            </w:r>
-          </w:p>
-        </w:tc>
-        <w:tc>
-          <w:tcPr>
-            <w:tcW w:type="dxa" w:w="279"/>
-          </w:tcPr>
-          <w:p>
-            <w:r>
-              <w:rPr>
-                <w:rFonts w:ascii="Times New Roman" w:hAnsi="Times New Roman"/>
-                <w:sz w:val="20"/>
-              </w:rPr>
-              <w:t>Yes</w:t>
-            </w:r>
-          </w:p>
-        </w:tc>
-        <w:tc>
-          <w:tcPr>
-            <w:tcW w:type="dxa" w:w="279"/>
-          </w:tcPr>
-          <w:p>
-            <w:r>
-              <w:rPr>
-                <w:rFonts w:ascii="Times New Roman" w:hAnsi="Times New Roman"/>
-                <w:sz w:val="20"/>
-              </w:rPr>
-              <w:t>1.985421</w:t>
-            </w:r>
-          </w:p>
-        </w:tc>
-        <w:tc>
-          <w:tcPr>
-            <w:tcW w:type="dxa" w:w="279"/>
-          </w:tcPr>
-          <w:p>
-            <w:r>
-              <w:rPr>
-                <w:rFonts w:ascii="Times New Roman" w:hAnsi="Times New Roman"/>
-                <w:sz w:val="20"/>
-              </w:rPr>
-              <w:t>2.627081</w:t>
-            </w:r>
-          </w:p>
-        </w:tc>
-        <w:tc>
-          <w:tcPr>
-            <w:tcW w:type="dxa" w:w="279"/>
-          </w:tcPr>
-          <w:p>
-            <w:r>
-              <w:rPr>
-                <w:rFonts w:ascii="Times New Roman" w:hAnsi="Times New Roman"/>
-                <w:sz w:val="20"/>
-              </w:rPr>
-              <w:t>0.2042</w:t>
-            </w:r>
-          </w:p>
-        </w:tc>
-        <w:tc>
-          <w:tcPr>
-            <w:tcW w:type="dxa" w:w="279"/>
-          </w:tcPr>
-          <w:p>
-            <w:r>
-              <w:rPr>
-                <w:rFonts w:ascii="Times New Roman" w:hAnsi="Times New Roman"/>
-                <w:sz w:val="20"/>
-              </w:rPr>
-              <w:t>0.6920</w:t>
-            </w:r>
-          </w:p>
-        </w:tc>
-        <w:tc>
-          <w:tcPr>
-            <w:tcW w:type="dxa" w:w="279"/>
-          </w:tcPr>
-          <w:p>
-            <w:r>
-              <w:rPr>
-                <w:rFonts w:ascii="Times New Roman" w:hAnsi="Times New Roman"/>
-                <w:sz w:val="20"/>
-              </w:rPr>
-              <w:t>11</w:t>
+              <w:t>2.981945</w:t>
+            </w:r>
+          </w:p>
+        </w:tc>
+        <w:tc>
+          <w:tcPr>
+            <w:tcW w:type="dxa" w:w="279"/>
+          </w:tcPr>
+          <w:p>
+            <w:r>
+              <w:rPr>
+                <w:rFonts w:ascii="Times New Roman" w:hAnsi="Times New Roman"/>
+                <w:sz w:val="20"/>
+              </w:rPr>
+              <w:t>3.945669</w:t>
+            </w:r>
+          </w:p>
+        </w:tc>
+        <w:tc>
+          <w:tcPr>
+            <w:tcW w:type="dxa" w:w="279"/>
+          </w:tcPr>
+          <w:p>
+            <w:r>
+              <w:rPr>
+                <w:rFonts w:ascii="Times New Roman" w:hAnsi="Times New Roman"/>
+                <w:sz w:val="20"/>
+              </w:rPr>
+              <w:t>-1.0000</w:t>
+            </w:r>
+          </w:p>
+        </w:tc>
+        <w:tc>
+          <w:tcPr>
+            <w:tcW w:type="dxa" w:w="279"/>
+          </w:tcPr>
+          <w:p>
+            <w:r>
+              <w:rPr>
+                <w:rFonts w:ascii="Times New Roman" w:hAnsi="Times New Roman"/>
+                <w:sz w:val="20"/>
+              </w:rPr>
+              <w:t>0.1300</w:t>
+            </w:r>
+          </w:p>
+        </w:tc>
+        <w:tc>
+          <w:tcPr>
+            <w:tcW w:type="dxa" w:w="279"/>
+          </w:tcPr>
+          <w:p>
+            <w:r>
+              <w:rPr>
+                <w:rFonts w:ascii="Times New Roman" w:hAnsi="Times New Roman"/>
+                <w:sz w:val="20"/>
+              </w:rPr>
+              <w:t>0</w:t>
             </w:r>
           </w:p>
         </w:tc>
@@ -1620,175 +1620,175 @@
                 <w:rFonts w:ascii="Times New Roman" w:hAnsi="Times New Roman"/>
                 <w:sz w:val="20"/>
               </w:rPr>
-              <w:t>0.0394</w:t>
-            </w:r>
-          </w:p>
-        </w:tc>
-        <w:tc>
-          <w:tcPr>
-            <w:tcW w:type="dxa" w:w="279"/>
-          </w:tcPr>
-          <w:p>
-            <w:r>
-              <w:rPr>
-                <w:rFonts w:ascii="Times New Roman" w:hAnsi="Times New Roman"/>
-                <w:sz w:val="20"/>
-              </w:rPr>
-              <w:t>2.0322</w:t>
-            </w:r>
-          </w:p>
-        </w:tc>
-        <w:tc>
-          <w:tcPr>
-            <w:tcW w:type="dxa" w:w="279"/>
-          </w:tcPr>
-          <w:p>
-            <w:r>
-              <w:rPr>
-                <w:rFonts w:ascii="Times New Roman" w:hAnsi="Times New Roman"/>
-                <w:sz w:val="20"/>
-              </w:rPr>
-              <w:t>0.1540</w:t>
-            </w:r>
-          </w:p>
-        </w:tc>
-        <w:tc>
-          <w:tcPr>
-            <w:tcW w:type="dxa" w:w="279"/>
-          </w:tcPr>
-          <w:p>
-            <w:r>
-              <w:rPr>
-                <w:rFonts w:ascii="Times New Roman" w:hAnsi="Times New Roman"/>
-                <w:sz w:val="20"/>
-              </w:rPr>
-              <w:t>Yes</w:t>
-            </w:r>
-          </w:p>
-        </w:tc>
-        <w:tc>
-          <w:tcPr>
-            <w:tcW w:type="dxa" w:w="279"/>
-          </w:tcPr>
-          <w:p>
-            <w:r>
-              <w:rPr>
-                <w:rFonts w:ascii="Times New Roman" w:hAnsi="Times New Roman"/>
-                <w:sz w:val="20"/>
-              </w:rPr>
-              <w:t>0.9066</w:t>
-            </w:r>
-          </w:p>
-        </w:tc>
-        <w:tc>
-          <w:tcPr>
-            <w:tcW w:type="dxa" w:w="279"/>
-          </w:tcPr>
-          <w:p>
-            <w:r>
-              <w:rPr>
-                <w:rFonts w:ascii="Times New Roman" w:hAnsi="Times New Roman"/>
-                <w:sz w:val="20"/>
-              </w:rPr>
-              <w:t>0.3410</w:t>
-            </w:r>
-          </w:p>
-        </w:tc>
-        <w:tc>
-          <w:tcPr>
-            <w:tcW w:type="dxa" w:w="279"/>
-          </w:tcPr>
-          <w:p>
-            <w:r>
-              <w:rPr>
-                <w:rFonts w:ascii="Times New Roman" w:hAnsi="Times New Roman"/>
-                <w:sz w:val="20"/>
-              </w:rPr>
-              <w:t>2.9388</w:t>
-            </w:r>
-          </w:p>
-        </w:tc>
-        <w:tc>
-          <w:tcPr>
-            <w:tcW w:type="dxa" w:w="279"/>
-          </w:tcPr>
-          <w:p>
-            <w:r>
-              <w:rPr>
-                <w:rFonts w:ascii="Times New Roman" w:hAnsi="Times New Roman"/>
-                <w:sz w:val="20"/>
-              </w:rPr>
-              <w:t>0.2301</w:t>
-            </w:r>
-          </w:p>
-        </w:tc>
-        <w:tc>
-          <w:tcPr>
-            <w:tcW w:type="dxa" w:w="279"/>
-          </w:tcPr>
-          <w:p>
-            <w:r>
-              <w:rPr>
-                <w:rFonts w:ascii="Times New Roman" w:hAnsi="Times New Roman"/>
-                <w:sz w:val="20"/>
-              </w:rPr>
-              <w:t>Yes</w:t>
-            </w:r>
-          </w:p>
-        </w:tc>
-        <w:tc>
-          <w:tcPr>
-            <w:tcW w:type="dxa" w:w="279"/>
-          </w:tcPr>
-          <w:p>
-            <w:r>
-              <w:rPr>
-                <w:rFonts w:ascii="Times New Roman" w:hAnsi="Times New Roman"/>
-                <w:sz w:val="20"/>
-              </w:rPr>
-              <w:t>1.516729</w:t>
-            </w:r>
-          </w:p>
-        </w:tc>
-        <w:tc>
-          <w:tcPr>
-            <w:tcW w:type="dxa" w:w="279"/>
-          </w:tcPr>
-          <w:p>
-            <w:r>
-              <w:rPr>
-                <w:rFonts w:ascii="Times New Roman" w:hAnsi="Times New Roman"/>
-                <w:sz w:val="20"/>
-              </w:rPr>
-              <w:t>2.077848</w:t>
-            </w:r>
-          </w:p>
-        </w:tc>
-        <w:tc>
-          <w:tcPr>
-            <w:tcW w:type="dxa" w:w="279"/>
-          </w:tcPr>
-          <w:p>
-            <w:r>
-              <w:rPr>
-                <w:rFonts w:ascii="Times New Roman" w:hAnsi="Times New Roman"/>
-                <w:sz w:val="20"/>
-              </w:rPr>
-              <w:t>0.4374</w:t>
-            </w:r>
-          </w:p>
-        </w:tc>
-        <w:tc>
-          <w:tcPr>
-            <w:tcW w:type="dxa" w:w="279"/>
-          </w:tcPr>
-          <w:p>
-            <w:r>
-              <w:rPr>
-                <w:rFonts w:ascii="Times New Roman" w:hAnsi="Times New Roman"/>
-                <w:sz w:val="20"/>
-              </w:rPr>
-              <w:t>0.2900</w:t>
+              <w:t>0.0000</w:t>
+            </w:r>
+          </w:p>
+        </w:tc>
+        <w:tc>
+          <w:tcPr>
+            <w:tcW w:type="dxa" w:w="279"/>
+          </w:tcPr>
+          <w:p>
+            <w:r>
+              <w:rPr>
+                <w:rFonts w:ascii="Times New Roman" w:hAnsi="Times New Roman"/>
+                <w:sz w:val="20"/>
+              </w:rPr>
+              <w:t>14.1273</w:t>
+            </w:r>
+          </w:p>
+        </w:tc>
+        <w:tc>
+          <w:tcPr>
+            <w:tcW w:type="dxa" w:w="279"/>
+          </w:tcPr>
+          <w:p>
+            <w:r>
+              <w:rPr>
+                <w:rFonts w:ascii="Times New Roman" w:hAnsi="Times New Roman"/>
+                <w:sz w:val="20"/>
+              </w:rPr>
+              <w:t>0.0002</w:t>
+            </w:r>
+          </w:p>
+        </w:tc>
+        <w:tc>
+          <w:tcPr>
+            <w:tcW w:type="dxa" w:w="279"/>
+          </w:tcPr>
+          <w:p>
+            <w:r>
+              <w:rPr>
+                <w:rFonts w:ascii="Times New Roman" w:hAnsi="Times New Roman"/>
+                <w:sz w:val="20"/>
+              </w:rPr>
+              <w:t>No</w:t>
+            </w:r>
+          </w:p>
+        </w:tc>
+        <w:tc>
+          <w:tcPr>
+            <w:tcW w:type="dxa" w:w="279"/>
+          </w:tcPr>
+          <w:p>
+            <w:r>
+              <w:rPr>
+                <w:rFonts w:ascii="Times New Roman" w:hAnsi="Times New Roman"/>
+                <w:sz w:val="20"/>
+              </w:rPr>
+              <w:t>0.0000</w:t>
+            </w:r>
+          </w:p>
+        </w:tc>
+        <w:tc>
+          <w:tcPr>
+            <w:tcW w:type="dxa" w:w="279"/>
+          </w:tcPr>
+          <w:p>
+            <w:r>
+              <w:rPr>
+                <w:rFonts w:ascii="Times New Roman" w:hAnsi="Times New Roman"/>
+                <w:sz w:val="20"/>
+              </w:rPr>
+              <w:t>1.0000</w:t>
+            </w:r>
+          </w:p>
+        </w:tc>
+        <w:tc>
+          <w:tcPr>
+            <w:tcW w:type="dxa" w:w="279"/>
+          </w:tcPr>
+          <w:p>
+            <w:r>
+              <w:rPr>
+                <w:rFonts w:ascii="Times New Roman" w:hAnsi="Times New Roman"/>
+                <w:sz w:val="20"/>
+              </w:rPr>
+              <w:t>14.1273</w:t>
+            </w:r>
+          </w:p>
+        </w:tc>
+        <w:tc>
+          <w:tcPr>
+            <w:tcW w:type="dxa" w:w="279"/>
+          </w:tcPr>
+          <w:p>
+            <w:r>
+              <w:rPr>
+                <w:rFonts w:ascii="Times New Roman" w:hAnsi="Times New Roman"/>
+                <w:sz w:val="20"/>
+              </w:rPr>
+              <w:t>0.0009</w:t>
+            </w:r>
+          </w:p>
+        </w:tc>
+        <w:tc>
+          <w:tcPr>
+            <w:tcW w:type="dxa" w:w="279"/>
+          </w:tcPr>
+          <w:p>
+            <w:r>
+              <w:rPr>
+                <w:rFonts w:ascii="Times New Roman" w:hAnsi="Times New Roman"/>
+                <w:sz w:val="20"/>
+              </w:rPr>
+              <w:t>No</w:t>
+            </w:r>
+          </w:p>
+        </w:tc>
+        <w:tc>
+          <w:tcPr>
+            <w:tcW w:type="dxa" w:w="279"/>
+          </w:tcPr>
+          <w:p>
+            <w:r>
+              <w:rPr>
+                <w:rFonts w:ascii="Times New Roman" w:hAnsi="Times New Roman"/>
+                <w:sz w:val="20"/>
+              </w:rPr>
+              <w:t>2.278007</w:t>
+            </w:r>
+          </w:p>
+        </w:tc>
+        <w:tc>
+          <w:tcPr>
+            <w:tcW w:type="dxa" w:w="279"/>
+          </w:tcPr>
+          <w:p>
+            <w:r>
+              <w:rPr>
+                <w:rFonts w:ascii="Times New Roman" w:hAnsi="Times New Roman"/>
+                <w:sz w:val="20"/>
+              </w:rPr>
+              <w:t>3.120764</w:t>
+            </w:r>
+          </w:p>
+        </w:tc>
+        <w:tc>
+          <w:tcPr>
+            <w:tcW w:type="dxa" w:w="279"/>
+          </w:tcPr>
+          <w:p>
+            <w:r>
+              <w:rPr>
+                <w:rFonts w:ascii="Times New Roman" w:hAnsi="Times New Roman"/>
+                <w:sz w:val="20"/>
+              </w:rPr>
+              <w:t>-1.0000</w:t>
+            </w:r>
+          </w:p>
+        </w:tc>
+        <w:tc>
+          <w:tcPr>
+            <w:tcW w:type="dxa" w:w="279"/>
+          </w:tcPr>
+          <w:p>
+            <w:r>
+              <w:rPr>
+                <w:rFonts w:ascii="Times New Roman" w:hAnsi="Times New Roman"/>
+                <w:sz w:val="20"/>
+              </w:rPr>
+              <w:t>0.0020</w:t>
             </w:r>
           </w:p>
         </w:tc>
@@ -1804,21 +1804,21 @@
                 <w:rFonts w:ascii="Times New Roman" w:hAnsi="Times New Roman"/>
                 <w:sz w:val="20"/>
               </w:rPr>
-              <w:t>Constant (unconditional variance)</w:t>
-            </w:r>
-          </w:p>
-        </w:tc>
-        <w:tc>
-          <w:tcPr>
-            <w:tcW w:type="dxa" w:w="279"/>
-          </w:tcPr>
-          <w:p>
-            <w:r>
-              <w:rPr>
-                <w:rFonts w:ascii="Times New Roman" w:hAnsi="Times New Roman"/>
-                <w:sz w:val="20"/>
-              </w:rPr>
-              <w:t>0</w:t>
+              <w:t>EGARCH(1,1)</w:t>
+            </w:r>
+          </w:p>
+        </w:tc>
+        <w:tc>
+          <w:tcPr>
+            <w:tcW w:type="dxa" w:w="279"/>
+          </w:tcPr>
+          <w:p>
+            <w:r>
+              <w:rPr>
+                <w:rFonts w:ascii="Times New Roman" w:hAnsi="Times New Roman"/>
+                <w:sz w:val="20"/>
+              </w:rPr>
+              <w:t>2</w:t>
             </w:r>
           </w:p>
         </w:tc>
@@ -1846,105 +1846,35 @@
                 <w:rFonts w:ascii="Times New Roman" w:hAnsi="Times New Roman"/>
                 <w:sz w:val="20"/>
               </w:rPr>
-              <w:t>0.0000</w:t>
-            </w:r>
-          </w:p>
-        </w:tc>
-        <w:tc>
-          <w:tcPr>
-            <w:tcW w:type="dxa" w:w="279"/>
-          </w:tcPr>
-          <w:p>
-            <w:r>
-              <w:rPr>
-                <w:rFonts w:ascii="Times New Roman" w:hAnsi="Times New Roman"/>
-                <w:sz w:val="20"/>
-              </w:rPr>
-              <w:t>5.6081</w:t>
-            </w:r>
-          </w:p>
-        </w:tc>
-        <w:tc>
-          <w:tcPr>
-            <w:tcW w:type="dxa" w:w="279"/>
-          </w:tcPr>
-          <w:p>
-            <w:r>
-              <w:rPr>
-                <w:rFonts w:ascii="Times New Roman" w:hAnsi="Times New Roman"/>
-                <w:sz w:val="20"/>
-              </w:rPr>
-              <w:t>0.0179</w:t>
-            </w:r>
-          </w:p>
-        </w:tc>
-        <w:tc>
-          <w:tcPr>
-            <w:tcW w:type="dxa" w:w="279"/>
-          </w:tcPr>
-          <w:p>
-            <w:r>
-              <w:rPr>
-                <w:rFonts w:ascii="Times New Roman" w:hAnsi="Times New Roman"/>
-                <w:sz w:val="20"/>
-              </w:rPr>
-              <w:t>No</w:t>
-            </w:r>
-          </w:p>
-        </w:tc>
-        <w:tc>
-          <w:tcPr>
-            <w:tcW w:type="dxa" w:w="279"/>
-          </w:tcPr>
-          <w:p>
-            <w:r>
-              <w:rPr>
-                <w:rFonts w:ascii="Times New Roman" w:hAnsi="Times New Roman"/>
-                <w:sz w:val="20"/>
-              </w:rPr>
-              <w:t>0.0000</w:t>
-            </w:r>
-          </w:p>
-        </w:tc>
-        <w:tc>
-          <w:tcPr>
-            <w:tcW w:type="dxa" w:w="279"/>
-          </w:tcPr>
-          <w:p>
-            <w:r>
-              <w:rPr>
-                <w:rFonts w:ascii="Times New Roman" w:hAnsi="Times New Roman"/>
-                <w:sz w:val="20"/>
-              </w:rPr>
-              <w:t>1.0000</w:t>
-            </w:r>
-          </w:p>
-        </w:tc>
-        <w:tc>
-          <w:tcPr>
-            <w:tcW w:type="dxa" w:w="279"/>
-          </w:tcPr>
-          <w:p>
-            <w:r>
-              <w:rPr>
-                <w:rFonts w:ascii="Times New Roman" w:hAnsi="Times New Roman"/>
-                <w:sz w:val="20"/>
-              </w:rPr>
-              <w:t>5.6081</w:t>
-            </w:r>
-          </w:p>
-        </w:tc>
-        <w:tc>
-          <w:tcPr>
-            <w:tcW w:type="dxa" w:w="279"/>
-          </w:tcPr>
-          <w:p>
-            <w:r>
-              <w:rPr>
-                <w:rFonts w:ascii="Times New Roman" w:hAnsi="Times New Roman"/>
-                <w:sz w:val="20"/>
-              </w:rPr>
-              <w:t>0.0606</w:t>
+              <w:t>0.0072</w:t>
+            </w:r>
+          </w:p>
+        </w:tc>
+        <w:tc>
+          <w:tcPr>
+            <w:tcW w:type="dxa" w:w="279"/>
+          </w:tcPr>
+          <w:p>
+            <w:r>
+              <w:rPr>
+                <w:rFonts w:ascii="Times New Roman" w:hAnsi="Times New Roman"/>
+                <w:sz w:val="20"/>
+              </w:rPr>
+              <w:t>0.2507</w:t>
+            </w:r>
+          </w:p>
+        </w:tc>
+        <w:tc>
+          <w:tcPr>
+            <w:tcW w:type="dxa" w:w="279"/>
+          </w:tcPr>
+          <w:p>
+            <w:r>
+              <w:rPr>
+                <w:rFonts w:ascii="Times New Roman" w:hAnsi="Times New Roman"/>
+                <w:sz w:val="20"/>
+              </w:rPr>
+              <w:t>0.6166</w:t>
             </w:r>
           </w:p>
         </w:tc>
@@ -1972,63 +1902,133 @@
                 <w:rFonts w:ascii="Times New Roman" w:hAnsi="Times New Roman"/>
                 <w:sz w:val="20"/>
               </w:rPr>
-              <w:t>2.981945</w:t>
-            </w:r>
-          </w:p>
-        </w:tc>
-        <w:tc>
-          <w:tcPr>
-            <w:tcW w:type="dxa" w:w="279"/>
-          </w:tcPr>
-          <w:p>
-            <w:r>
-              <w:rPr>
-                <w:rFonts w:ascii="Times New Roman" w:hAnsi="Times New Roman"/>
-                <w:sz w:val="20"/>
-              </w:rPr>
-              <w:t>3.945669</w:t>
-            </w:r>
-          </w:p>
-        </w:tc>
-        <w:tc>
-          <w:tcPr>
-            <w:tcW w:type="dxa" w:w="279"/>
-          </w:tcPr>
-          <w:p>
-            <w:r>
-              <w:rPr>
-                <w:rFonts w:ascii="Times New Roman" w:hAnsi="Times New Roman"/>
-                <w:sz w:val="20"/>
-              </w:rPr>
-              <w:t>-1.0000</w:t>
-            </w:r>
-          </w:p>
-        </w:tc>
-        <w:tc>
-          <w:tcPr>
-            <w:tcW w:type="dxa" w:w="279"/>
-          </w:tcPr>
-          <w:p>
-            <w:r>
-              <w:rPr>
-                <w:rFonts w:ascii="Times New Roman" w:hAnsi="Times New Roman"/>
-                <w:sz w:val="20"/>
-              </w:rPr>
-              <w:t>0.1300</w:t>
-            </w:r>
-          </w:p>
-        </w:tc>
-        <w:tc>
-          <w:tcPr>
-            <w:tcW w:type="dxa" w:w="279"/>
-          </w:tcPr>
-          <w:p>
-            <w:r>
-              <w:rPr>
-                <w:rFonts w:ascii="Times New Roman" w:hAnsi="Times New Roman"/>
-                <w:sz w:val="20"/>
-              </w:rPr>
-              <w:t>0</w:t>
+              <w:t>0.0290</w:t>
+            </w:r>
+          </w:p>
+        </w:tc>
+        <w:tc>
+          <w:tcPr>
+            <w:tcW w:type="dxa" w:w="279"/>
+          </w:tcPr>
+          <w:p>
+            <w:r>
+              <w:rPr>
+                <w:rFonts w:ascii="Times New Roman" w:hAnsi="Times New Roman"/>
+                <w:sz w:val="20"/>
+              </w:rPr>
+              <w:t>0.8648</w:t>
+            </w:r>
+          </w:p>
+        </w:tc>
+        <w:tc>
+          <w:tcPr>
+            <w:tcW w:type="dxa" w:w="279"/>
+          </w:tcPr>
+          <w:p>
+            <w:r>
+              <w:rPr>
+                <w:rFonts w:ascii="Times New Roman" w:hAnsi="Times New Roman"/>
+                <w:sz w:val="20"/>
+              </w:rPr>
+              <w:t>0.2797</w:t>
+            </w:r>
+          </w:p>
+        </w:tc>
+        <w:tc>
+          <w:tcPr>
+            <w:tcW w:type="dxa" w:w="279"/>
+          </w:tcPr>
+          <w:p>
+            <w:r>
+              <w:rPr>
+                <w:rFonts w:ascii="Times New Roman" w:hAnsi="Times New Roman"/>
+                <w:sz w:val="20"/>
+              </w:rPr>
+              <w:t>0.8695</w:t>
+            </w:r>
+          </w:p>
+        </w:tc>
+        <w:tc>
+          <w:tcPr>
+            <w:tcW w:type="dxa" w:w="279"/>
+          </w:tcPr>
+          <w:p>
+            <w:r>
+              <w:rPr>
+                <w:rFonts w:ascii="Times New Roman" w:hAnsi="Times New Roman"/>
+                <w:sz w:val="20"/>
+              </w:rPr>
+              <w:t>Yes</w:t>
+            </w:r>
+          </w:p>
+        </w:tc>
+        <w:tc>
+          <w:tcPr>
+            <w:tcW w:type="dxa" w:w="279"/>
+          </w:tcPr>
+          <w:p>
+            <w:r>
+              <w:rPr>
+                <w:rFonts w:ascii="Times New Roman" w:hAnsi="Times New Roman"/>
+                <w:sz w:val="20"/>
+              </w:rPr>
+              <w:t>2.198567</w:t>
+            </w:r>
+          </w:p>
+        </w:tc>
+        <w:tc>
+          <w:tcPr>
+            <w:tcW w:type="dxa" w:w="279"/>
+          </w:tcPr>
+          <w:p>
+            <w:r>
+              <w:rPr>
+                <w:rFonts w:ascii="Times New Roman" w:hAnsi="Times New Roman"/>
+                <w:sz w:val="20"/>
+              </w:rPr>
+              <w:t>2.909114</w:t>
+            </w:r>
+          </w:p>
+        </w:tc>
+        <w:tc>
+          <w:tcPr>
+            <w:tcW w:type="dxa" w:w="279"/>
+          </w:tcPr>
+          <w:p>
+            <w:r>
+              <w:rPr>
+                <w:rFonts w:ascii="Times New Roman" w:hAnsi="Times New Roman"/>
+                <w:sz w:val="20"/>
+              </w:rPr>
+              <w:t>-0.2380</w:t>
+            </w:r>
+          </w:p>
+        </w:tc>
+        <w:tc>
+          <w:tcPr>
+            <w:tcW w:type="dxa" w:w="279"/>
+          </w:tcPr>
+          <w:p>
+            <w:r>
+              <w:rPr>
+                <w:rFonts w:ascii="Times New Roman" w:hAnsi="Times New Roman"/>
+                <w:sz w:val="20"/>
+              </w:rPr>
+              <w:t>0.8200</w:t>
+            </w:r>
+          </w:p>
+        </w:tc>
+        <w:tc>
+          <w:tcPr>
+            <w:tcW w:type="dxa" w:w="279"/>
+          </w:tcPr>
+          <w:p>
+            <w:r>
+              <w:rPr>
+                <w:rFonts w:ascii="Times New Roman" w:hAnsi="Times New Roman"/>
+                <w:sz w:val="20"/>
+              </w:rPr>
+              <w:t>8</w:t>
             </w:r>
           </w:p>
         </w:tc>
@@ -2056,175 +2056,175 @@
                 <w:rFonts w:ascii="Times New Roman" w:hAnsi="Times New Roman"/>
                 <w:sz w:val="20"/>
               </w:rPr>
-              <w:t>0.0000</w:t>
-            </w:r>
-          </w:p>
-        </w:tc>
-        <w:tc>
-          <w:tcPr>
-            <w:tcW w:type="dxa" w:w="279"/>
-          </w:tcPr>
-          <w:p>
-            <w:r>
-              <w:rPr>
-                <w:rFonts w:ascii="Times New Roman" w:hAnsi="Times New Roman"/>
-                <w:sz w:val="20"/>
-              </w:rPr>
-              <w:t>14.1273</w:t>
-            </w:r>
-          </w:p>
-        </w:tc>
-        <w:tc>
-          <w:tcPr>
-            <w:tcW w:type="dxa" w:w="279"/>
-          </w:tcPr>
-          <w:p>
-            <w:r>
-              <w:rPr>
-                <w:rFonts w:ascii="Times New Roman" w:hAnsi="Times New Roman"/>
-                <w:sz w:val="20"/>
-              </w:rPr>
-              <w:t>0.0002</w:t>
-            </w:r>
-          </w:p>
-        </w:tc>
-        <w:tc>
-          <w:tcPr>
-            <w:tcW w:type="dxa" w:w="279"/>
-          </w:tcPr>
-          <w:p>
-            <w:r>
-              <w:rPr>
-                <w:rFonts w:ascii="Times New Roman" w:hAnsi="Times New Roman"/>
-                <w:sz w:val="20"/>
-              </w:rPr>
-              <w:t>No</w:t>
-            </w:r>
-          </w:p>
-        </w:tc>
-        <w:tc>
-          <w:tcPr>
-            <w:tcW w:type="dxa" w:w="279"/>
-          </w:tcPr>
-          <w:p>
-            <w:r>
-              <w:rPr>
-                <w:rFonts w:ascii="Times New Roman" w:hAnsi="Times New Roman"/>
-                <w:sz w:val="20"/>
-              </w:rPr>
-              <w:t>0.0000</w:t>
-            </w:r>
-          </w:p>
-        </w:tc>
-        <w:tc>
-          <w:tcPr>
-            <w:tcW w:type="dxa" w:w="279"/>
-          </w:tcPr>
-          <w:p>
-            <w:r>
-              <w:rPr>
-                <w:rFonts w:ascii="Times New Roman" w:hAnsi="Times New Roman"/>
-                <w:sz w:val="20"/>
-              </w:rPr>
-              <w:t>1.0000</w:t>
-            </w:r>
-          </w:p>
-        </w:tc>
-        <w:tc>
-          <w:tcPr>
-            <w:tcW w:type="dxa" w:w="279"/>
-          </w:tcPr>
-          <w:p>
-            <w:r>
-              <w:rPr>
-                <w:rFonts w:ascii="Times New Roman" w:hAnsi="Times New Roman"/>
-                <w:sz w:val="20"/>
-              </w:rPr>
-              <w:t>14.1273</w:t>
-            </w:r>
-          </w:p>
-        </w:tc>
-        <w:tc>
-          <w:tcPr>
-            <w:tcW w:type="dxa" w:w="279"/>
-          </w:tcPr>
-          <w:p>
-            <w:r>
-              <w:rPr>
-                <w:rFonts w:ascii="Times New Roman" w:hAnsi="Times New Roman"/>
-                <w:sz w:val="20"/>
-              </w:rPr>
-              <w:t>0.0009</w:t>
-            </w:r>
-          </w:p>
-        </w:tc>
-        <w:tc>
-          <w:tcPr>
-            <w:tcW w:type="dxa" w:w="279"/>
-          </w:tcPr>
-          <w:p>
-            <w:r>
-              <w:rPr>
-                <w:rFonts w:ascii="Times New Roman" w:hAnsi="Times New Roman"/>
-                <w:sz w:val="20"/>
-              </w:rPr>
-              <w:t>No</w:t>
-            </w:r>
-          </w:p>
-        </w:tc>
-        <w:tc>
-          <w:tcPr>
-            <w:tcW w:type="dxa" w:w="279"/>
-          </w:tcPr>
-          <w:p>
-            <w:r>
-              <w:rPr>
-                <w:rFonts w:ascii="Times New Roman" w:hAnsi="Times New Roman"/>
-                <w:sz w:val="20"/>
-              </w:rPr>
-              <w:t>2.278007</w:t>
-            </w:r>
-          </w:p>
-        </w:tc>
-        <w:tc>
-          <w:tcPr>
-            <w:tcW w:type="dxa" w:w="279"/>
-          </w:tcPr>
-          <w:p>
-            <w:r>
-              <w:rPr>
-                <w:rFonts w:ascii="Times New Roman" w:hAnsi="Times New Roman"/>
-                <w:sz w:val="20"/>
-              </w:rPr>
-              <w:t>3.120764</w:t>
-            </w:r>
-          </w:p>
-        </w:tc>
-        <w:tc>
-          <w:tcPr>
-            <w:tcW w:type="dxa" w:w="279"/>
-          </w:tcPr>
-          <w:p>
-            <w:r>
-              <w:rPr>
-                <w:rFonts w:ascii="Times New Roman" w:hAnsi="Times New Roman"/>
-                <w:sz w:val="20"/>
-              </w:rPr>
-              <w:t>-1.0000</w:t>
-            </w:r>
-          </w:p>
-        </w:tc>
-        <w:tc>
-          <w:tcPr>
-            <w:tcW w:type="dxa" w:w="279"/>
-          </w:tcPr>
-          <w:p>
-            <w:r>
-              <w:rPr>
-                <w:rFonts w:ascii="Times New Roman" w:hAnsi="Times New Roman"/>
-                <w:sz w:val="20"/>
-              </w:rPr>
-              <w:t>0.0020</w:t>
+              <w:t>0.0287</w:t>
+            </w:r>
+          </w:p>
+        </w:tc>
+        <w:tc>
+          <w:tcPr>
+            <w:tcW w:type="dxa" w:w="279"/>
+          </w:tcPr>
+          <w:p>
+            <w:r>
+              <w:rPr>
+                <w:rFonts w:ascii="Times New Roman" w:hAnsi="Times New Roman"/>
+                <w:sz w:val="20"/>
+              </w:rPr>
+              <w:t>0.1476</w:t>
+            </w:r>
+          </w:p>
+        </w:tc>
+        <w:tc>
+          <w:tcPr>
+            <w:tcW w:type="dxa" w:w="279"/>
+          </w:tcPr>
+          <w:p>
+            <w:r>
+              <w:rPr>
+                <w:rFonts w:ascii="Times New Roman" w:hAnsi="Times New Roman"/>
+                <w:sz w:val="20"/>
+              </w:rPr>
+              <w:t>0.7008</w:t>
+            </w:r>
+          </w:p>
+        </w:tc>
+        <w:tc>
+          <w:tcPr>
+            <w:tcW w:type="dxa" w:w="279"/>
+          </w:tcPr>
+          <w:p>
+            <w:r>
+              <w:rPr>
+                <w:rFonts w:ascii="Times New Roman" w:hAnsi="Times New Roman"/>
+                <w:sz w:val="20"/>
+              </w:rPr>
+              <w:t>Yes</w:t>
+            </w:r>
+          </w:p>
+        </w:tc>
+        <w:tc>
+          <w:tcPr>
+            <w:tcW w:type="dxa" w:w="279"/>
+          </w:tcPr>
+          <w:p>
+            <w:r>
+              <w:rPr>
+                <w:rFonts w:ascii="Times New Roman" w:hAnsi="Times New Roman"/>
+                <w:sz w:val="20"/>
+              </w:rPr>
+              <w:t>0.4741</w:t>
+            </w:r>
+          </w:p>
+        </w:tc>
+        <w:tc>
+          <w:tcPr>
+            <w:tcW w:type="dxa" w:w="279"/>
+          </w:tcPr>
+          <w:p>
+            <w:r>
+              <w:rPr>
+                <w:rFonts w:ascii="Times New Roman" w:hAnsi="Times New Roman"/>
+                <w:sz w:val="20"/>
+              </w:rPr>
+              <w:t>0.4911</w:t>
+            </w:r>
+          </w:p>
+        </w:tc>
+        <w:tc>
+          <w:tcPr>
+            <w:tcW w:type="dxa" w:w="279"/>
+          </w:tcPr>
+          <w:p>
+            <w:r>
+              <w:rPr>
+                <w:rFonts w:ascii="Times New Roman" w:hAnsi="Times New Roman"/>
+                <w:sz w:val="20"/>
+              </w:rPr>
+              <w:t>0.6217</w:t>
+            </w:r>
+          </w:p>
+        </w:tc>
+        <w:tc>
+          <w:tcPr>
+            <w:tcW w:type="dxa" w:w="279"/>
+          </w:tcPr>
+          <w:p>
+            <w:r>
+              <w:rPr>
+                <w:rFonts w:ascii="Times New Roman" w:hAnsi="Times New Roman"/>
+                <w:sz w:val="20"/>
+              </w:rPr>
+              <w:t>0.7328</w:t>
+            </w:r>
+          </w:p>
+        </w:tc>
+        <w:tc>
+          <w:tcPr>
+            <w:tcW w:type="dxa" w:w="279"/>
+          </w:tcPr>
+          <w:p>
+            <w:r>
+              <w:rPr>
+                <w:rFonts w:ascii="Times New Roman" w:hAnsi="Times New Roman"/>
+                <w:sz w:val="20"/>
+              </w:rPr>
+              <w:t>Yes</w:t>
+            </w:r>
+          </w:p>
+        </w:tc>
+        <w:tc>
+          <w:tcPr>
+            <w:tcW w:type="dxa" w:w="279"/>
+          </w:tcPr>
+          <w:p>
+            <w:r>
+              <w:rPr>
+                <w:rFonts w:ascii="Times New Roman" w:hAnsi="Times New Roman"/>
+                <w:sz w:val="20"/>
+              </w:rPr>
+              <w:t>1.679558</w:t>
+            </w:r>
+          </w:p>
+        </w:tc>
+        <w:tc>
+          <w:tcPr>
+            <w:tcW w:type="dxa" w:w="279"/>
+          </w:tcPr>
+          <w:p>
+            <w:r>
+              <w:rPr>
+                <w:rFonts w:ascii="Times New Roman" w:hAnsi="Times New Roman"/>
+                <w:sz w:val="20"/>
+              </w:rPr>
+              <w:t>2.300917</w:t>
+            </w:r>
+          </w:p>
+        </w:tc>
+        <w:tc>
+          <w:tcPr>
+            <w:tcW w:type="dxa" w:w="279"/>
+          </w:tcPr>
+          <w:p>
+            <w:r>
+              <w:rPr>
+                <w:rFonts w:ascii="Times New Roman" w:hAnsi="Times New Roman"/>
+                <w:sz w:val="20"/>
+              </w:rPr>
+              <w:t>0.1010</w:t>
+            </w:r>
+          </w:p>
+        </w:tc>
+        <w:tc>
+          <w:tcPr>
+            <w:tcW w:type="dxa" w:w="279"/>
+          </w:tcPr>
+          <w:p>
+            <w:r>
+              <w:rPr>
+                <w:rFonts w:ascii="Times New Roman" w:hAnsi="Times New Roman"/>
+                <w:sz w:val="20"/>
+              </w:rPr>
+              <w:t>0.7320</w:t>
             </w:r>
           </w:p>
         </w:tc>
@@ -2240,21 +2240,21 @@
                 <w:rFonts w:ascii="Times New Roman" w:hAnsi="Times New Roman"/>
                 <w:sz w:val="20"/>
               </w:rPr>
-              <w:t>EGARCH(1,1)</w:t>
-            </w:r>
-          </w:p>
-        </w:tc>
-        <w:tc>
-          <w:tcPr>
-            <w:tcW w:type="dxa" w:w="279"/>
-          </w:tcPr>
-          <w:p>
-            <w:r>
-              <w:rPr>
-                <w:rFonts w:ascii="Times New Roman" w:hAnsi="Times New Roman"/>
-                <w:sz w:val="20"/>
-              </w:rPr>
-              <w:t>2</w:t>
+              <w:t>FIGARCH(1,d,1)</w:t>
+            </w:r>
+          </w:p>
+        </w:tc>
+        <w:tc>
+          <w:tcPr>
+            <w:tcW w:type="dxa" w:w="279"/>
+          </w:tcPr>
+          <w:p>
+            <w:r>
+              <w:rPr>
+                <w:rFonts w:ascii="Times New Roman" w:hAnsi="Times New Roman"/>
+                <w:sz w:val="20"/>
+              </w:rPr>
+              <w:t>4</w:t>
             </w:r>
           </w:p>
         </w:tc>
@@ -2282,35 +2282,35 @@
                 <w:rFonts w:ascii="Times New Roman" w:hAnsi="Times New Roman"/>
                 <w:sz w:val="20"/>
               </w:rPr>
-              <w:t>0.0072</w:t>
-            </w:r>
-          </w:p>
-        </w:tc>
-        <w:tc>
-          <w:tcPr>
-            <w:tcW w:type="dxa" w:w="279"/>
-          </w:tcPr>
-          <w:p>
-            <w:r>
-              <w:rPr>
-                <w:rFonts w:ascii="Times New Roman" w:hAnsi="Times New Roman"/>
-                <w:sz w:val="20"/>
-              </w:rPr>
-              <w:t>0.2507</w:t>
-            </w:r>
-          </w:p>
-        </w:tc>
-        <w:tc>
-          <w:tcPr>
-            <w:tcW w:type="dxa" w:w="279"/>
-          </w:tcPr>
-          <w:p>
-            <w:r>
-              <w:rPr>
-                <w:rFonts w:ascii="Times New Roman" w:hAnsi="Times New Roman"/>
-                <w:sz w:val="20"/>
-              </w:rPr>
-              <w:t>0.6166</w:t>
+              <w:t>0.0143</w:t>
+            </w:r>
+          </w:p>
+        </w:tc>
+        <w:tc>
+          <w:tcPr>
+            <w:tcW w:type="dxa" w:w="279"/>
+          </w:tcPr>
+          <w:p>
+            <w:r>
+              <w:rPr>
+                <w:rFonts w:ascii="Times New Roman" w:hAnsi="Times New Roman"/>
+                <w:sz w:val="20"/>
+              </w:rPr>
+              <w:t>0.4673</w:t>
+            </w:r>
+          </w:p>
+        </w:tc>
+        <w:tc>
+          <w:tcPr>
+            <w:tcW w:type="dxa" w:w="279"/>
+          </w:tcPr>
+          <w:p>
+            <w:r>
+              <w:rPr>
+                <w:rFonts w:ascii="Times New Roman" w:hAnsi="Times New Roman"/>
+                <w:sz w:val="20"/>
+              </w:rPr>
+              <w:t>0.4942</w:t>
             </w:r>
           </w:p>
         </w:tc>
@@ -2338,49 +2338,49 @@
                 <w:rFonts w:ascii="Times New Roman" w:hAnsi="Times New Roman"/>
                 <w:sz w:val="20"/>
               </w:rPr>
-              <w:t>0.0290</w:t>
-            </w:r>
-          </w:p>
-        </w:tc>
-        <w:tc>
-          <w:tcPr>
-            <w:tcW w:type="dxa" w:w="279"/>
-          </w:tcPr>
-          <w:p>
-            <w:r>
-              <w:rPr>
-                <w:rFonts w:ascii="Times New Roman" w:hAnsi="Times New Roman"/>
-                <w:sz w:val="20"/>
-              </w:rPr>
-              <w:t>0.8648</w:t>
-            </w:r>
-          </w:p>
-        </w:tc>
-        <w:tc>
-          <w:tcPr>
-            <w:tcW w:type="dxa" w:w="279"/>
-          </w:tcPr>
-          <w:p>
-            <w:r>
-              <w:rPr>
-                <w:rFonts w:ascii="Times New Roman" w:hAnsi="Times New Roman"/>
-                <w:sz w:val="20"/>
-              </w:rPr>
-              <w:t>0.2797</w:t>
-            </w:r>
-          </w:p>
-        </w:tc>
-        <w:tc>
-          <w:tcPr>
-            <w:tcW w:type="dxa" w:w="279"/>
-          </w:tcPr>
-          <w:p>
-            <w:r>
-              <w:rPr>
-                <w:rFonts w:ascii="Times New Roman" w:hAnsi="Times New Roman"/>
-                <w:sz w:val="20"/>
-              </w:rPr>
-              <w:t>0.8695</w:t>
+              <w:t>0.1168</w:t>
+            </w:r>
+          </w:p>
+        </w:tc>
+        <w:tc>
+          <w:tcPr>
+            <w:tcW w:type="dxa" w:w="279"/>
+          </w:tcPr>
+          <w:p>
+            <w:r>
+              <w:rPr>
+                <w:rFonts w:ascii="Times New Roman" w:hAnsi="Times New Roman"/>
+                <w:sz w:val="20"/>
+              </w:rPr>
+              <w:t>0.7325</w:t>
+            </w:r>
+          </w:p>
+        </w:tc>
+        <w:tc>
+          <w:tcPr>
+            <w:tcW w:type="dxa" w:w="279"/>
+          </w:tcPr>
+          <w:p>
+            <w:r>
+              <w:rPr>
+                <w:rFonts w:ascii="Times New Roman" w:hAnsi="Times New Roman"/>
+                <w:sz w:val="20"/>
+              </w:rPr>
+              <w:t>0.5841</w:t>
+            </w:r>
+          </w:p>
+        </w:tc>
+        <w:tc>
+          <w:tcPr>
+            <w:tcW w:type="dxa" w:w="279"/>
+          </w:tcPr>
+          <w:p>
+            <w:r>
+              <w:rPr>
+                <w:rFonts w:ascii="Times New Roman" w:hAnsi="Times New Roman"/>
+                <w:sz w:val="20"/>
+              </w:rPr>
+              <w:t>0.7467</w:t>
             </w:r>
           </w:p>
         </w:tc>
@@ -2408,63 +2408,63 @@
                 <w:rFonts w:ascii="Times New Roman" w:hAnsi="Times New Roman"/>
                 <w:sz w:val="20"/>
               </w:rPr>
-              <w:t>2.198567</w:t>
-            </w:r>
-          </w:p>
-        </w:tc>
-        <w:tc>
-          <w:tcPr>
-            <w:tcW w:type="dxa" w:w="279"/>
-          </w:tcPr>
-          <w:p>
-            <w:r>
-              <w:rPr>
-                <w:rFonts w:ascii="Times New Roman" w:hAnsi="Times New Roman"/>
-                <w:sz w:val="20"/>
-              </w:rPr>
-              <w:t>2.909114</w:t>
-            </w:r>
-          </w:p>
-        </w:tc>
-        <w:tc>
-          <w:tcPr>
-            <w:tcW w:type="dxa" w:w="279"/>
-          </w:tcPr>
-          <w:p>
-            <w:r>
-              <w:rPr>
-                <w:rFonts w:ascii="Times New Roman" w:hAnsi="Times New Roman"/>
-                <w:sz w:val="20"/>
-              </w:rPr>
-              <w:t>-0.2380</w:t>
-            </w:r>
-          </w:p>
-        </w:tc>
-        <w:tc>
-          <w:tcPr>
-            <w:tcW w:type="dxa" w:w="279"/>
-          </w:tcPr>
-          <w:p>
-            <w:r>
-              <w:rPr>
-                <w:rFonts w:ascii="Times New Roman" w:hAnsi="Times New Roman"/>
-                <w:sz w:val="20"/>
-              </w:rPr>
-              <w:t>0.8200</w:t>
-            </w:r>
-          </w:p>
-        </w:tc>
-        <w:tc>
-          <w:tcPr>
-            <w:tcW w:type="dxa" w:w="279"/>
-          </w:tcPr>
-          <w:p>
-            <w:r>
-              <w:rPr>
-                <w:rFonts w:ascii="Times New Roman" w:hAnsi="Times New Roman"/>
-                <w:sz w:val="20"/>
-              </w:rPr>
-              <w:t>8</w:t>
+              <w:t>2.044778</w:t>
+            </w:r>
+          </w:p>
+        </w:tc>
+        <w:tc>
+          <w:tcPr>
+            <w:tcW w:type="dxa" w:w="279"/>
+          </w:tcPr>
+          <w:p>
+            <w:r>
+              <w:rPr>
+                <w:rFonts w:ascii="Times New Roman" w:hAnsi="Times New Roman"/>
+                <w:sz w:val="20"/>
+              </w:rPr>
+              <w:t>2.705623</w:t>
+            </w:r>
+          </w:p>
+        </w:tc>
+        <w:tc>
+          <w:tcPr>
+            <w:tcW w:type="dxa" w:w="279"/>
+          </w:tcPr>
+          <w:p>
+            <w:r>
+              <w:rPr>
+                <w:rFonts w:ascii="Times New Roman" w:hAnsi="Times New Roman"/>
+                <w:sz w:val="20"/>
+              </w:rPr>
+              <w:t>0.3664</w:t>
+            </w:r>
+          </w:p>
+        </w:tc>
+        <w:tc>
+          <w:tcPr>
+            <w:tcW w:type="dxa" w:w="279"/>
+          </w:tcPr>
+          <w:p>
+            <w:r>
+              <w:rPr>
+                <w:rFonts w:ascii="Times New Roman" w:hAnsi="Times New Roman"/>
+                <w:sz w:val="20"/>
+              </w:rPr>
+              <w:t>0.4980</w:t>
+            </w:r>
+          </w:p>
+        </w:tc>
+        <w:tc>
+          <w:tcPr>
+            <w:tcW w:type="dxa" w:w="279"/>
+          </w:tcPr>
+          <w:p>
+            <w:r>
+              <w:rPr>
+                <w:rFonts w:ascii="Times New Roman" w:hAnsi="Times New Roman"/>
+                <w:sz w:val="20"/>
+              </w:rPr>
+              <w:t>11</w:t>
             </w:r>
           </w:p>
         </w:tc>
@@ -2492,35 +2492,35 @@
                 <w:rFonts w:ascii="Times New Roman" w:hAnsi="Times New Roman"/>
                 <w:sz w:val="20"/>
               </w:rPr>
-              <w:t>0.0287</w:t>
-            </w:r>
-          </w:p>
-        </w:tc>
-        <w:tc>
-          <w:tcPr>
-            <w:tcW w:type="dxa" w:w="279"/>
-          </w:tcPr>
-          <w:p>
-            <w:r>
-              <w:rPr>
-                <w:rFonts w:ascii="Times New Roman" w:hAnsi="Times New Roman"/>
-                <w:sz w:val="20"/>
-              </w:rPr>
-              <w:t>0.1476</w:t>
-            </w:r>
-          </w:p>
-        </w:tc>
-        <w:tc>
-          <w:tcPr>
-            <w:tcW w:type="dxa" w:w="279"/>
-          </w:tcPr>
-          <w:p>
-            <w:r>
-              <w:rPr>
-                <w:rFonts w:ascii="Times New Roman" w:hAnsi="Times New Roman"/>
-                <w:sz w:val="20"/>
-              </w:rPr>
-              <w:t>0.7008</w:t>
+              <w:t>0.0394</w:t>
+            </w:r>
+          </w:p>
+        </w:tc>
+        <w:tc>
+          <w:tcPr>
+            <w:tcW w:type="dxa" w:w="279"/>
+          </w:tcPr>
+          <w:p>
+            <w:r>
+              <w:rPr>
+                <w:rFonts w:ascii="Times New Roman" w:hAnsi="Times New Roman"/>
+                <w:sz w:val="20"/>
+              </w:rPr>
+              <w:t>2.0322</w:t>
+            </w:r>
+          </w:p>
+        </w:tc>
+        <w:tc>
+          <w:tcPr>
+            <w:tcW w:type="dxa" w:w="279"/>
+          </w:tcPr>
+          <w:p>
+            <w:r>
+              <w:rPr>
+                <w:rFonts w:ascii="Times New Roman" w:hAnsi="Times New Roman"/>
+                <w:sz w:val="20"/>
+              </w:rPr>
+              <w:t>0.1540</w:t>
             </w:r>
           </w:p>
         </w:tc>
@@ -2548,49 +2548,49 @@
                 <w:rFonts w:ascii="Times New Roman" w:hAnsi="Times New Roman"/>
                 <w:sz w:val="20"/>
               </w:rPr>
-              <w:t>0.4741</w:t>
-            </w:r>
-          </w:p>
-        </w:tc>
-        <w:tc>
-          <w:tcPr>
-            <w:tcW w:type="dxa" w:w="279"/>
-          </w:tcPr>
-          <w:p>
-            <w:r>
-              <w:rPr>
-                <w:rFonts w:ascii="Times New Roman" w:hAnsi="Times New Roman"/>
-                <w:sz w:val="20"/>
-              </w:rPr>
-              <w:t>0.4911</w:t>
-            </w:r>
-          </w:p>
-        </w:tc>
-        <w:tc>
-          <w:tcPr>
-            <w:tcW w:type="dxa" w:w="279"/>
-          </w:tcPr>
-          <w:p>
-            <w:r>
-              <w:rPr>
-                <w:rFonts w:ascii="Times New Roman" w:hAnsi="Times New Roman"/>
-                <w:sz w:val="20"/>
-              </w:rPr>
-              <w:t>0.6217</w:t>
-            </w:r>
-          </w:p>
-        </w:tc>
-        <w:tc>
-          <w:tcPr>
-            <w:tcW w:type="dxa" w:w="279"/>
-          </w:tcPr>
-          <w:p>
-            <w:r>
-              <w:rPr>
-                <w:rFonts w:ascii="Times New Roman" w:hAnsi="Times New Roman"/>
-                <w:sz w:val="20"/>
-              </w:rPr>
-              <w:t>0.7328</w:t>
+              <w:t>0.9066</w:t>
+            </w:r>
+          </w:p>
+        </w:tc>
+        <w:tc>
+          <w:tcPr>
+            <w:tcW w:type="dxa" w:w="279"/>
+          </w:tcPr>
+          <w:p>
+            <w:r>
+              <w:rPr>
+                <w:rFonts w:ascii="Times New Roman" w:hAnsi="Times New Roman"/>
+                <w:sz w:val="20"/>
+              </w:rPr>
+              <w:t>0.3410</w:t>
+            </w:r>
+          </w:p>
+        </w:tc>
+        <w:tc>
+          <w:tcPr>
+            <w:tcW w:type="dxa" w:w="279"/>
+          </w:tcPr>
+          <w:p>
+            <w:r>
+              <w:rPr>
+                <w:rFonts w:ascii="Times New Roman" w:hAnsi="Times New Roman"/>
+                <w:sz w:val="20"/>
+              </w:rPr>
+              <w:t>2.9388</w:t>
+            </w:r>
+          </w:p>
+        </w:tc>
+        <w:tc>
+          <w:tcPr>
+            <w:tcW w:type="dxa" w:w="279"/>
+          </w:tcPr>
+          <w:p>
+            <w:r>
+              <w:rPr>
+                <w:rFonts w:ascii="Times New Roman" w:hAnsi="Times New Roman"/>
+                <w:sz w:val="20"/>
+              </w:rPr>
+              <w:t>0.2301</w:t>
             </w:r>
           </w:p>
         </w:tc>
@@ -2618,49 +2618,49 @@
                 <w:rFonts w:ascii="Times New Roman" w:hAnsi="Times New Roman"/>
                 <w:sz w:val="20"/>
               </w:rPr>
-              <w:t>1.679558</w:t>
-            </w:r>
-          </w:p>
-        </w:tc>
-        <w:tc>
-          <w:tcPr>
-            <w:tcW w:type="dxa" w:w="279"/>
-          </w:tcPr>
-          <w:p>
-            <w:r>
-              <w:rPr>
-                <w:rFonts w:ascii="Times New Roman" w:hAnsi="Times New Roman"/>
-                <w:sz w:val="20"/>
-              </w:rPr>
-              <w:t>2.300917</w:t>
-            </w:r>
-          </w:p>
-        </w:tc>
-        <w:tc>
-          <w:tcPr>
-            <w:tcW w:type="dxa" w:w="279"/>
-          </w:tcPr>
-          <w:p>
-            <w:r>
-              <w:rPr>
-                <w:rFonts w:ascii="Times New Roman" w:hAnsi="Times New Roman"/>
-                <w:sz w:val="20"/>
-              </w:rPr>
-              <w:t>0.1010</w:t>
-            </w:r>
-          </w:p>
-        </w:tc>
-        <w:tc>
-          <w:tcPr>
-            <w:tcW w:type="dxa" w:w="279"/>
-          </w:tcPr>
-          <w:p>
-            <w:r>
-              <w:rPr>
-                <w:rFonts w:ascii="Times New Roman" w:hAnsi="Times New Roman"/>
-                <w:sz w:val="20"/>
-              </w:rPr>
-              <w:t>0.7320</w:t>
+              <w:t>1.562074</w:t>
+            </w:r>
+          </w:p>
+        </w:tc>
+        <w:tc>
+          <w:tcPr>
+            <w:tcW w:type="dxa" w:w="279"/>
+          </w:tcPr>
+          <w:p>
+            <w:r>
+              <w:rPr>
+                <w:rFonts w:ascii="Times New Roman" w:hAnsi="Times New Roman"/>
+                <w:sz w:val="20"/>
+              </w:rPr>
+              <w:t>2.139969</w:t>
+            </w:r>
+          </w:p>
+        </w:tc>
+        <w:tc>
+          <w:tcPr>
+            <w:tcW w:type="dxa" w:w="279"/>
+          </w:tcPr>
+          <w:p>
+            <w:r>
+              <w:rPr>
+                <w:rFonts w:ascii="Times New Roman" w:hAnsi="Times New Roman"/>
+                <w:sz w:val="20"/>
+              </w:rPr>
+              <w:t>0.4912</w:t>
+            </w:r>
+          </w:p>
+        </w:tc>
+        <w:tc>
+          <w:tcPr>
+            <w:tcW w:type="dxa" w:w="279"/>
+          </w:tcPr>
+          <w:p>
+            <w:r>
+              <w:rPr>
+                <w:rFonts w:ascii="Times New Roman" w:hAnsi="Times New Roman"/>
+                <w:sz w:val="20"/>
+              </w:rPr>
+              <w:t>0.2200</w:t>
             </w:r>
           </w:p>
         </w:tc>
@@ -2676,21 +2676,21 @@
                 <w:rFonts w:ascii="Times New Roman" w:hAnsi="Times New Roman"/>
                 <w:sz w:val="20"/>
               </w:rPr>
-              <w:t>FIGARCH(1,d,1)</w:t>
-            </w:r>
-          </w:p>
-        </w:tc>
-        <w:tc>
-          <w:tcPr>
-            <w:tcW w:type="dxa" w:w="279"/>
-          </w:tcPr>
-          <w:p>
-            <w:r>
-              <w:rPr>
-                <w:rFonts w:ascii="Times New Roman" w:hAnsi="Times New Roman"/>
-                <w:sz w:val="20"/>
-              </w:rPr>
-              <w:t>4</w:t>
+              <w:t>GARCH(1,1)</w:t>
+            </w:r>
+          </w:p>
+        </w:tc>
+        <w:tc>
+          <w:tcPr>
+            <w:tcW w:type="dxa" w:w="279"/>
+          </w:tcPr>
+          <w:p>
+            <w:r>
+              <w:rPr>
+                <w:rFonts w:ascii="Times New Roman" w:hAnsi="Times New Roman"/>
+                <w:sz w:val="20"/>
+              </w:rPr>
+              <w:t>3</w:t>
             </w:r>
           </w:p>
         </w:tc>
@@ -2718,35 +2718,35 @@
                 <w:rFonts w:ascii="Times New Roman" w:hAnsi="Times New Roman"/>
                 <w:sz w:val="20"/>
               </w:rPr>
-              <w:t>0.0143</w:t>
-            </w:r>
-          </w:p>
-        </w:tc>
-        <w:tc>
-          <w:tcPr>
-            <w:tcW w:type="dxa" w:w="279"/>
-          </w:tcPr>
-          <w:p>
-            <w:r>
-              <w:rPr>
-                <w:rFonts w:ascii="Times New Roman" w:hAnsi="Times New Roman"/>
-                <w:sz w:val="20"/>
-              </w:rPr>
-              <w:t>0.4673</w:t>
-            </w:r>
-          </w:p>
-        </w:tc>
-        <w:tc>
-          <w:tcPr>
-            <w:tcW w:type="dxa" w:w="279"/>
-          </w:tcPr>
-          <w:p>
-            <w:r>
-              <w:rPr>
-                <w:rFonts w:ascii="Times New Roman" w:hAnsi="Times New Roman"/>
-                <w:sz w:val="20"/>
-              </w:rPr>
-              <w:t>0.4942</w:t>
+              <w:t>0.0108</w:t>
+            </w:r>
+          </w:p>
+        </w:tc>
+        <w:tc>
+          <w:tcPr>
+            <w:tcW w:type="dxa" w:w="279"/>
+          </w:tcPr>
+          <w:p>
+            <w:r>
+              <w:rPr>
+                <w:rFonts w:ascii="Times New Roman" w:hAnsi="Times New Roman"/>
+                <w:sz w:val="20"/>
+              </w:rPr>
+              <w:t>0.0156</w:t>
+            </w:r>
+          </w:p>
+        </w:tc>
+        <w:tc>
+          <w:tcPr>
+            <w:tcW w:type="dxa" w:w="279"/>
+          </w:tcPr>
+          <w:p>
+            <w:r>
+              <w:rPr>
+                <w:rFonts w:ascii="Times New Roman" w:hAnsi="Times New Roman"/>
+                <w:sz w:val="20"/>
+              </w:rPr>
+              <w:t>0.9007</w:t>
             </w:r>
           </w:p>
         </w:tc>
@@ -2774,49 +2774,49 @@
                 <w:rFonts w:ascii="Times New Roman" w:hAnsi="Times New Roman"/>
                 <w:sz w:val="20"/>
               </w:rPr>
-              <w:t>0.1168</w:t>
-            </w:r>
-          </w:p>
-        </w:tc>
-        <w:tc>
-          <w:tcPr>
-            <w:tcW w:type="dxa" w:w="279"/>
-          </w:tcPr>
-          <w:p>
-            <w:r>
-              <w:rPr>
-                <w:rFonts w:ascii="Times New Roman" w:hAnsi="Times New Roman"/>
-                <w:sz w:val="20"/>
-              </w:rPr>
-              <w:t>0.7325</w:t>
-            </w:r>
-          </w:p>
-        </w:tc>
-        <w:tc>
-          <w:tcPr>
-            <w:tcW w:type="dxa" w:w="279"/>
-          </w:tcPr>
-          <w:p>
-            <w:r>
-              <w:rPr>
-                <w:rFonts w:ascii="Times New Roman" w:hAnsi="Times New Roman"/>
-                <w:sz w:val="20"/>
-              </w:rPr>
-              <w:t>0.5841</w:t>
-            </w:r>
-          </w:p>
-        </w:tc>
-        <w:tc>
-          <w:tcPr>
-            <w:tcW w:type="dxa" w:w="279"/>
-          </w:tcPr>
-          <w:p>
-            <w:r>
-              <w:rPr>
-                <w:rFonts w:ascii="Times New Roman" w:hAnsi="Times New Roman"/>
-                <w:sz w:val="20"/>
-              </w:rPr>
-              <w:t>0.7467</w:t>
+              <w:t>0.0655</w:t>
+            </w:r>
+          </w:p>
+        </w:tc>
+        <w:tc>
+          <w:tcPr>
+            <w:tcW w:type="dxa" w:w="279"/>
+          </w:tcPr>
+          <w:p>
+            <w:r>
+              <w:rPr>
+                <w:rFonts w:ascii="Times New Roman" w:hAnsi="Times New Roman"/>
+                <w:sz w:val="20"/>
+              </w:rPr>
+              <w:t>0.7981</w:t>
+            </w:r>
+          </w:p>
+        </w:tc>
+        <w:tc>
+          <w:tcPr>
+            <w:tcW w:type="dxa" w:w="279"/>
+          </w:tcPr>
+          <w:p>
+            <w:r>
+              <w:rPr>
+                <w:rFonts w:ascii="Times New Roman" w:hAnsi="Times New Roman"/>
+                <w:sz w:val="20"/>
+              </w:rPr>
+              <w:t>0.0811</w:t>
+            </w:r>
+          </w:p>
+        </w:tc>
+        <w:tc>
+          <w:tcPr>
+            <w:tcW w:type="dxa" w:w="279"/>
+          </w:tcPr>
+          <w:p>
+            <w:r>
+              <w:rPr>
+                <w:rFonts w:ascii="Times New Roman" w:hAnsi="Times New Roman"/>
+                <w:sz w:val="20"/>
+              </w:rPr>
+              <w:t>0.9603</w:t>
             </w:r>
           </w:p>
         </w:tc>
@@ -2844,63 +2844,63 @@
                 <w:rFonts w:ascii="Times New Roman" w:hAnsi="Times New Roman"/>
                 <w:sz w:val="20"/>
               </w:rPr>
-              <w:t>2.044778</w:t>
-            </w:r>
-          </w:p>
-        </w:tc>
-        <w:tc>
-          <w:tcPr>
-            <w:tcW w:type="dxa" w:w="279"/>
-          </w:tcPr>
-          <w:p>
-            <w:r>
-              <w:rPr>
-                <w:rFonts w:ascii="Times New Roman" w:hAnsi="Times New Roman"/>
-                <w:sz w:val="20"/>
-              </w:rPr>
-              <w:t>2.705623</w:t>
-            </w:r>
-          </w:p>
-        </w:tc>
-        <w:tc>
-          <w:tcPr>
-            <w:tcW w:type="dxa" w:w="279"/>
-          </w:tcPr>
-          <w:p>
-            <w:r>
-              <w:rPr>
-                <w:rFonts w:ascii="Times New Roman" w:hAnsi="Times New Roman"/>
-                <w:sz w:val="20"/>
-              </w:rPr>
-              <w:t>0.3664</w:t>
-            </w:r>
-          </w:p>
-        </w:tc>
-        <w:tc>
-          <w:tcPr>
-            <w:tcW w:type="dxa" w:w="279"/>
-          </w:tcPr>
-          <w:p>
-            <w:r>
-              <w:rPr>
-                <w:rFonts w:ascii="Times New Roman" w:hAnsi="Times New Roman"/>
-                <w:sz w:val="20"/>
-              </w:rPr>
-              <w:t>0.4980</w:t>
-            </w:r>
-          </w:p>
-        </w:tc>
-        <w:tc>
-          <w:tcPr>
-            <w:tcW w:type="dxa" w:w="279"/>
-          </w:tcPr>
-          <w:p>
-            <w:r>
-              <w:rPr>
-                <w:rFonts w:ascii="Times New Roman" w:hAnsi="Times New Roman"/>
-                <w:sz w:val="20"/>
-              </w:rPr>
-              <w:t>11</w:t>
+              <w:t>2.146180</w:t>
+            </w:r>
+          </w:p>
+        </w:tc>
+        <w:tc>
+          <w:tcPr>
+            <w:tcW w:type="dxa" w:w="279"/>
+          </w:tcPr>
+          <w:p>
+            <w:r>
+              <w:rPr>
+                <w:rFonts w:ascii="Times New Roman" w:hAnsi="Times New Roman"/>
+                <w:sz w:val="20"/>
+              </w:rPr>
+              <w:t>2.839796</w:t>
+            </w:r>
+          </w:p>
+        </w:tc>
+        <w:tc>
+          <w:tcPr>
+            <w:tcW w:type="dxa" w:w="279"/>
+          </w:tcPr>
+          <w:p>
+            <w:r>
+              <w:rPr>
+                <w:rFonts w:ascii="Times New Roman" w:hAnsi="Times New Roman"/>
+                <w:sz w:val="20"/>
+              </w:rPr>
+              <w:t>0.0200</w:t>
+            </w:r>
+          </w:p>
+        </w:tc>
+        <w:tc>
+          <w:tcPr>
+            <w:tcW w:type="dxa" w:w="279"/>
+          </w:tcPr>
+          <w:p>
+            <w:r>
+              <w:rPr>
+                <w:rFonts w:ascii="Times New Roman" w:hAnsi="Times New Roman"/>
+                <w:sz w:val="20"/>
+              </w:rPr>
+              <w:t>0.8920</w:t>
+            </w:r>
+          </w:p>
+        </w:tc>
+        <w:tc>
+          <w:tcPr>
+            <w:tcW w:type="dxa" w:w="279"/>
+          </w:tcPr>
+          <w:p>
+            <w:r>
+              <w:rPr>
+                <w:rFonts w:ascii="Times New Roman" w:hAnsi="Times New Roman"/>
+                <w:sz w:val="20"/>
+              </w:rPr>
+              <w:t>9</w:t>
             </w:r>
           </w:p>
         </w:tc>
@@ -2928,35 +2928,35 @@
                 <w:rFonts w:ascii="Times New Roman" w:hAnsi="Times New Roman"/>
                 <w:sz w:val="20"/>
               </w:rPr>
-              <w:t>0.0394</w:t>
-            </w:r>
-          </w:p>
-        </w:tc>
-        <w:tc>
-          <w:tcPr>
-            <w:tcW w:type="dxa" w:w="279"/>
-          </w:tcPr>
-          <w:p>
-            <w:r>
-              <w:rPr>
-                <w:rFonts w:ascii="Times New Roman" w:hAnsi="Times New Roman"/>
-                <w:sz w:val="20"/>
-              </w:rPr>
-              <w:t>2.0322</w:t>
-            </w:r>
-          </w:p>
-        </w:tc>
-        <w:tc>
-          <w:tcPr>
-            <w:tcW w:type="dxa" w:w="279"/>
-          </w:tcPr>
-          <w:p>
-            <w:r>
-              <w:rPr>
-                <w:rFonts w:ascii="Times New Roman" w:hAnsi="Times New Roman"/>
-                <w:sz w:val="20"/>
-              </w:rPr>
-              <w:t>0.1540</w:t>
+              <w:t>0.0323</w:t>
+            </w:r>
+          </w:p>
+        </w:tc>
+        <w:tc>
+          <w:tcPr>
+            <w:tcW w:type="dxa" w:w="279"/>
+          </w:tcPr>
+          <w:p>
+            <w:r>
+              <w:rPr>
+                <w:rFonts w:ascii="Times New Roman" w:hAnsi="Times New Roman"/>
+                <w:sz w:val="20"/>
+              </w:rPr>
+              <w:t>0.5532</w:t>
+            </w:r>
+          </w:p>
+        </w:tc>
+        <w:tc>
+          <w:tcPr>
+            <w:tcW w:type="dxa" w:w="279"/>
+          </w:tcPr>
+          <w:p>
+            <w:r>
+              <w:rPr>
+                <w:rFonts w:ascii="Times New Roman" w:hAnsi="Times New Roman"/>
+                <w:sz w:val="20"/>
+              </w:rPr>
+              <w:t>0.4570</w:t>
             </w:r>
           </w:p>
         </w:tc>
@@ -2984,49 +2984,49 @@
                 <w:rFonts w:ascii="Times New Roman" w:hAnsi="Times New Roman"/>
                 <w:sz w:val="20"/>
               </w:rPr>
-              <w:t>0.9066</w:t>
-            </w:r>
-          </w:p>
-        </w:tc>
-        <w:tc>
-          <w:tcPr>
-            <w:tcW w:type="dxa" w:w="279"/>
-          </w:tcPr>
-          <w:p>
-            <w:r>
-              <w:rPr>
-                <w:rFonts w:ascii="Times New Roman" w:hAnsi="Times New Roman"/>
-                <w:sz w:val="20"/>
-              </w:rPr>
-              <w:t>0.3410</w:t>
-            </w:r>
-          </w:p>
-        </w:tc>
-        <w:tc>
-          <w:tcPr>
-            <w:tcW w:type="dxa" w:w="279"/>
-          </w:tcPr>
-          <w:p>
-            <w:r>
-              <w:rPr>
-                <w:rFonts w:ascii="Times New Roman" w:hAnsi="Times New Roman"/>
-                <w:sz w:val="20"/>
-              </w:rPr>
-              <w:t>2.9388</w:t>
-            </w:r>
-          </w:p>
-        </w:tc>
-        <w:tc>
-          <w:tcPr>
-            <w:tcW w:type="dxa" w:w="279"/>
-          </w:tcPr>
-          <w:p>
-            <w:r>
-              <w:rPr>
-                <w:rFonts w:ascii="Times New Roman" w:hAnsi="Times New Roman"/>
-                <w:sz w:val="20"/>
-              </w:rPr>
-              <w:t>0.2301</w:t>
+              <w:t>0.6023</w:t>
+            </w:r>
+          </w:p>
+        </w:tc>
+        <w:tc>
+          <w:tcPr>
+            <w:tcW w:type="dxa" w:w="279"/>
+          </w:tcPr>
+          <w:p>
+            <w:r>
+              <w:rPr>
+                <w:rFonts w:ascii="Times New Roman" w:hAnsi="Times New Roman"/>
+                <w:sz w:val="20"/>
+              </w:rPr>
+              <w:t>0.4377</w:t>
+            </w:r>
+          </w:p>
+        </w:tc>
+        <w:tc>
+          <w:tcPr>
+            <w:tcW w:type="dxa" w:w="279"/>
+          </w:tcPr>
+          <w:p>
+            <w:r>
+              <w:rPr>
+                <w:rFonts w:ascii="Times New Roman" w:hAnsi="Times New Roman"/>
+                <w:sz w:val="20"/>
+              </w:rPr>
+              <w:t>1.1555</w:t>
+            </w:r>
+          </w:p>
+        </w:tc>
+        <w:tc>
+          <w:tcPr>
+            <w:tcW w:type="dxa" w:w="279"/>
+          </w:tcPr>
+          <w:p>
+            <w:r>
+              <w:rPr>
+                <w:rFonts w:ascii="Times New Roman" w:hAnsi="Times New Roman"/>
+                <w:sz w:val="20"/>
+              </w:rPr>
+              <w:t>0.5611</w:t>
             </w:r>
           </w:p>
         </w:tc>
@@ -3054,49 +3054,49 @@
                 <w:rFonts w:ascii="Times New Roman" w:hAnsi="Times New Roman"/>
                 <w:sz w:val="20"/>
               </w:rPr>
-              <w:t>1.562074</w:t>
-            </w:r>
-          </w:p>
-        </w:tc>
-        <w:tc>
-          <w:tcPr>
-            <w:tcW w:type="dxa" w:w="279"/>
-          </w:tcPr>
-          <w:p>
-            <w:r>
-              <w:rPr>
-                <w:rFonts w:ascii="Times New Roman" w:hAnsi="Times New Roman"/>
-                <w:sz w:val="20"/>
-              </w:rPr>
-              <w:t>2.139969</w:t>
-            </w:r>
-          </w:p>
-        </w:tc>
-        <w:tc>
-          <w:tcPr>
-            <w:tcW w:type="dxa" w:w="279"/>
-          </w:tcPr>
-          <w:p>
-            <w:r>
-              <w:rPr>
-                <w:rFonts w:ascii="Times New Roman" w:hAnsi="Times New Roman"/>
-                <w:sz w:val="20"/>
-              </w:rPr>
-              <w:t>0.4912</w:t>
-            </w:r>
-          </w:p>
-        </w:tc>
-        <w:tc>
-          <w:tcPr>
-            <w:tcW w:type="dxa" w:w="279"/>
-          </w:tcPr>
-          <w:p>
-            <w:r>
-              <w:rPr>
-                <w:rFonts w:ascii="Times New Roman" w:hAnsi="Times New Roman"/>
-                <w:sz w:val="20"/>
-              </w:rPr>
-              <w:t>0.2200</w:t>
+              <w:t>1.639538</w:t>
+            </w:r>
+          </w:p>
+        </w:tc>
+        <w:tc>
+          <w:tcPr>
+            <w:tcW w:type="dxa" w:w="279"/>
+          </w:tcPr>
+          <w:p>
+            <w:r>
+              <w:rPr>
+                <w:rFonts w:ascii="Times New Roman" w:hAnsi="Times New Roman"/>
+                <w:sz w:val="20"/>
+              </w:rPr>
+              <w:t>2.246091</w:t>
+            </w:r>
+          </w:p>
+        </w:tc>
+        <w:tc>
+          <w:tcPr>
+            <w:tcW w:type="dxa" w:w="279"/>
+          </w:tcPr>
+          <w:p>
+            <w:r>
+              <w:rPr>
+                <w:rFonts w:ascii="Times New Roman" w:hAnsi="Times New Roman"/>
+                <w:sz w:val="20"/>
+              </w:rPr>
+              <w:t>0.2100</w:t>
+            </w:r>
+          </w:p>
+        </w:tc>
+        <w:tc>
+          <w:tcPr>
+            <w:tcW w:type="dxa" w:w="279"/>
+          </w:tcPr>
+          <w:p>
+            <w:r>
+              <w:rPr>
+                <w:rFonts w:ascii="Times New Roman" w:hAnsi="Times New Roman"/>
+                <w:sz w:val="20"/>
+              </w:rPr>
+              <w:t>0.5560</w:t>
             </w:r>
           </w:p>
         </w:tc>
@@ -3112,443 +3112,7 @@
                 <w:rFonts w:ascii="Times New Roman" w:hAnsi="Times New Roman"/>
                 <w:sz w:val="20"/>
               </w:rPr>
-              <w:t>GARCH(1,1)</w:t>
-            </w:r>
-          </w:p>
-        </w:tc>
-        <w:tc>
-          <w:tcPr>
-            <w:tcW w:type="dxa" w:w="279"/>
-          </w:tcPr>
-          <w:p>
-            <w:r>
-              <w:rPr>
-                <w:rFonts w:ascii="Times New Roman" w:hAnsi="Times New Roman"/>
-                <w:sz w:val="20"/>
-              </w:rPr>
-              <w:t>3</w:t>
-            </w:r>
-          </w:p>
-        </w:tc>
-        <w:tc>
-          <w:tcPr>
-            <w:tcW w:type="dxa" w:w="279"/>
-          </w:tcPr>
-          <w:p>
-            <w:r>
-              <w:rPr>
-                <w:rFonts w:ascii="Times New Roman" w:hAnsi="Times New Roman"/>
-                <w:sz w:val="20"/>
-              </w:rPr>
-              <w:t>2.79</w:t>
-            </w:r>
-          </w:p>
-        </w:tc>
-        <w:tc>
-          <w:tcPr>
-            <w:tcW w:type="dxa" w:w="279"/>
-          </w:tcPr>
-          <w:p>
-            <w:r>
-              <w:rPr>
-                <w:rFonts w:ascii="Times New Roman" w:hAnsi="Times New Roman"/>
-                <w:sz w:val="20"/>
-              </w:rPr>
-              <w:t>0.0108</w:t>
-            </w:r>
-          </w:p>
-        </w:tc>
-        <w:tc>
-          <w:tcPr>
-            <w:tcW w:type="dxa" w:w="279"/>
-          </w:tcPr>
-          <w:p>
-            <w:r>
-              <w:rPr>
-                <w:rFonts w:ascii="Times New Roman" w:hAnsi="Times New Roman"/>
-                <w:sz w:val="20"/>
-              </w:rPr>
-              <w:t>0.0156</w:t>
-            </w:r>
-          </w:p>
-        </w:tc>
-        <w:tc>
-          <w:tcPr>
-            <w:tcW w:type="dxa" w:w="279"/>
-          </w:tcPr>
-          <w:p>
-            <w:r>
-              <w:rPr>
-                <w:rFonts w:ascii="Times New Roman" w:hAnsi="Times New Roman"/>
-                <w:sz w:val="20"/>
-              </w:rPr>
-              <w:t>0.9007</w:t>
-            </w:r>
-          </w:p>
-        </w:tc>
-        <w:tc>
-          <w:tcPr>
-            <w:tcW w:type="dxa" w:w="279"/>
-          </w:tcPr>
-          <w:p>
-            <w:r>
-              <w:rPr>
-                <w:rFonts w:ascii="Times New Roman" w:hAnsi="Times New Roman"/>
-                <w:sz w:val="20"/>
-              </w:rPr>
-              <w:t>Yes</w:t>
-            </w:r>
-          </w:p>
-        </w:tc>
-        <w:tc>
-          <w:tcPr>
-            <w:tcW w:type="dxa" w:w="279"/>
-          </w:tcPr>
-          <w:p>
-            <w:r>
-              <w:rPr>
-                <w:rFonts w:ascii="Times New Roman" w:hAnsi="Times New Roman"/>
-                <w:sz w:val="20"/>
-              </w:rPr>
-              <w:t>0.0655</w:t>
-            </w:r>
-          </w:p>
-        </w:tc>
-        <w:tc>
-          <w:tcPr>
-            <w:tcW w:type="dxa" w:w="279"/>
-          </w:tcPr>
-          <w:p>
-            <w:r>
-              <w:rPr>
-                <w:rFonts w:ascii="Times New Roman" w:hAnsi="Times New Roman"/>
-                <w:sz w:val="20"/>
-              </w:rPr>
-              <w:t>0.7981</w:t>
-            </w:r>
-          </w:p>
-        </w:tc>
-        <w:tc>
-          <w:tcPr>
-            <w:tcW w:type="dxa" w:w="279"/>
-          </w:tcPr>
-          <w:p>
-            <w:r>
-              <w:rPr>
-                <w:rFonts w:ascii="Times New Roman" w:hAnsi="Times New Roman"/>
-                <w:sz w:val="20"/>
-              </w:rPr>
-              <w:t>0.0811</w:t>
-            </w:r>
-          </w:p>
-        </w:tc>
-        <w:tc>
-          <w:tcPr>
-            <w:tcW w:type="dxa" w:w="279"/>
-          </w:tcPr>
-          <w:p>
-            <w:r>
-              <w:rPr>
-                <w:rFonts w:ascii="Times New Roman" w:hAnsi="Times New Roman"/>
-                <w:sz w:val="20"/>
-              </w:rPr>
-              <w:t>0.9603</w:t>
-            </w:r>
-          </w:p>
-        </w:tc>
-        <w:tc>
-          <w:tcPr>
-            <w:tcW w:type="dxa" w:w="279"/>
-          </w:tcPr>
-          <w:p>
-            <w:r>
-              <w:rPr>
-                <w:rFonts w:ascii="Times New Roman" w:hAnsi="Times New Roman"/>
-                <w:sz w:val="20"/>
-              </w:rPr>
-              <w:t>Yes</w:t>
-            </w:r>
-          </w:p>
-        </w:tc>
-        <w:tc>
-          <w:tcPr>
-            <w:tcW w:type="dxa" w:w="279"/>
-          </w:tcPr>
-          <w:p>
-            <w:r>
-              <w:rPr>
-                <w:rFonts w:ascii="Times New Roman" w:hAnsi="Times New Roman"/>
-                <w:sz w:val="20"/>
-              </w:rPr>
-              <w:t>2.146180</w:t>
-            </w:r>
-          </w:p>
-        </w:tc>
-        <w:tc>
-          <w:tcPr>
-            <w:tcW w:type="dxa" w:w="279"/>
-          </w:tcPr>
-          <w:p>
-            <w:r>
-              <w:rPr>
-                <w:rFonts w:ascii="Times New Roman" w:hAnsi="Times New Roman"/>
-                <w:sz w:val="20"/>
-              </w:rPr>
-              <w:t>2.839796</w:t>
-            </w:r>
-          </w:p>
-        </w:tc>
-        <w:tc>
-          <w:tcPr>
-            <w:tcW w:type="dxa" w:w="279"/>
-          </w:tcPr>
-          <w:p>
-            <w:r>
-              <w:rPr>
-                <w:rFonts w:ascii="Times New Roman" w:hAnsi="Times New Roman"/>
-                <w:sz w:val="20"/>
-              </w:rPr>
-              <w:t>0.0200</w:t>
-            </w:r>
-          </w:p>
-        </w:tc>
-        <w:tc>
-          <w:tcPr>
-            <w:tcW w:type="dxa" w:w="279"/>
-          </w:tcPr>
-          <w:p>
-            <w:r>
-              <w:rPr>
-                <w:rFonts w:ascii="Times New Roman" w:hAnsi="Times New Roman"/>
-                <w:sz w:val="20"/>
-              </w:rPr>
-              <w:t>0.8920</w:t>
-            </w:r>
-          </w:p>
-        </w:tc>
-        <w:tc>
-          <w:tcPr>
-            <w:tcW w:type="dxa" w:w="279"/>
-          </w:tcPr>
-          <w:p>
-            <w:r>
-              <w:rPr>
-                <w:rFonts w:ascii="Times New Roman" w:hAnsi="Times New Roman"/>
-                <w:sz w:val="20"/>
-              </w:rPr>
-              <w:t>9</w:t>
-            </w:r>
-          </w:p>
-        </w:tc>
-        <w:tc>
-          <w:tcPr>
-            <w:tcW w:type="dxa" w:w="279"/>
-          </w:tcPr>
-          <w:p>
-            <w:r>
-              <w:rPr>
-                <w:rFonts w:ascii="Times New Roman" w:hAnsi="Times New Roman"/>
-                <w:sz w:val="20"/>
-              </w:rPr>
-              <w:t>6.98</w:t>
-            </w:r>
-          </w:p>
-        </w:tc>
-        <w:tc>
-          <w:tcPr>
-            <w:tcW w:type="dxa" w:w="279"/>
-          </w:tcPr>
-          <w:p>
-            <w:r>
-              <w:rPr>
-                <w:rFonts w:ascii="Times New Roman" w:hAnsi="Times New Roman"/>
-                <w:sz w:val="20"/>
-              </w:rPr>
-              <w:t>0.0323</w:t>
-            </w:r>
-          </w:p>
-        </w:tc>
-        <w:tc>
-          <w:tcPr>
-            <w:tcW w:type="dxa" w:w="279"/>
-          </w:tcPr>
-          <w:p>
-            <w:r>
-              <w:rPr>
-                <w:rFonts w:ascii="Times New Roman" w:hAnsi="Times New Roman"/>
-                <w:sz w:val="20"/>
-              </w:rPr>
-              <w:t>0.5532</w:t>
-            </w:r>
-          </w:p>
-        </w:tc>
-        <w:tc>
-          <w:tcPr>
-            <w:tcW w:type="dxa" w:w="279"/>
-          </w:tcPr>
-          <w:p>
-            <w:r>
-              <w:rPr>
-                <w:rFonts w:ascii="Times New Roman" w:hAnsi="Times New Roman"/>
-                <w:sz w:val="20"/>
-              </w:rPr>
-              <w:t>0.4570</w:t>
-            </w:r>
-          </w:p>
-        </w:tc>
-        <w:tc>
-          <w:tcPr>
-            <w:tcW w:type="dxa" w:w="279"/>
-          </w:tcPr>
-          <w:p>
-            <w:r>
-              <w:rPr>
-                <w:rFonts w:ascii="Times New Roman" w:hAnsi="Times New Roman"/>
-                <w:sz w:val="20"/>
-              </w:rPr>
-              <w:t>Yes</w:t>
-            </w:r>
-          </w:p>
-        </w:tc>
-        <w:tc>
-          <w:tcPr>
-            <w:tcW w:type="dxa" w:w="279"/>
-          </w:tcPr>
-          <w:p>
-            <w:r>
-              <w:rPr>
-                <w:rFonts w:ascii="Times New Roman" w:hAnsi="Times New Roman"/>
-                <w:sz w:val="20"/>
-              </w:rPr>
-              <w:t>0.6023</w:t>
-            </w:r>
-          </w:p>
-        </w:tc>
-        <w:tc>
-          <w:tcPr>
-            <w:tcW w:type="dxa" w:w="279"/>
-          </w:tcPr>
-          <w:p>
-            <w:r>
-              <w:rPr>
-                <w:rFonts w:ascii="Times New Roman" w:hAnsi="Times New Roman"/>
-                <w:sz w:val="20"/>
-              </w:rPr>
-              <w:t>0.4377</w:t>
-            </w:r>
-          </w:p>
-        </w:tc>
-        <w:tc>
-          <w:tcPr>
-            <w:tcW w:type="dxa" w:w="279"/>
-          </w:tcPr>
-          <w:p>
-            <w:r>
-              <w:rPr>
-                <w:rFonts w:ascii="Times New Roman" w:hAnsi="Times New Roman"/>
-                <w:sz w:val="20"/>
-              </w:rPr>
-              <w:t>1.1555</w:t>
-            </w:r>
-          </w:p>
-        </w:tc>
-        <w:tc>
-          <w:tcPr>
-            <w:tcW w:type="dxa" w:w="279"/>
-          </w:tcPr>
-          <w:p>
-            <w:r>
-              <w:rPr>
-                <w:rFonts w:ascii="Times New Roman" w:hAnsi="Times New Roman"/>
-                <w:sz w:val="20"/>
-              </w:rPr>
-              <w:t>0.5611</w:t>
-            </w:r>
-          </w:p>
-        </w:tc>
-        <w:tc>
-          <w:tcPr>
-            <w:tcW w:type="dxa" w:w="279"/>
-          </w:tcPr>
-          <w:p>
-            <w:r>
-              <w:rPr>
-                <w:rFonts w:ascii="Times New Roman" w:hAnsi="Times New Roman"/>
-                <w:sz w:val="20"/>
-              </w:rPr>
-              <w:t>Yes</w:t>
-            </w:r>
-          </w:p>
-        </w:tc>
-        <w:tc>
-          <w:tcPr>
-            <w:tcW w:type="dxa" w:w="279"/>
-          </w:tcPr>
-          <w:p>
-            <w:r>
-              <w:rPr>
-                <w:rFonts w:ascii="Times New Roman" w:hAnsi="Times New Roman"/>
-                <w:sz w:val="20"/>
-              </w:rPr>
-              <w:t>1.639538</w:t>
-            </w:r>
-          </w:p>
-        </w:tc>
-        <w:tc>
-          <w:tcPr>
-            <w:tcW w:type="dxa" w:w="279"/>
-          </w:tcPr>
-          <w:p>
-            <w:r>
-              <w:rPr>
-                <w:rFonts w:ascii="Times New Roman" w:hAnsi="Times New Roman"/>
-                <w:sz w:val="20"/>
-              </w:rPr>
-              <w:t>2.246091</w:t>
-            </w:r>
-          </w:p>
-        </w:tc>
-        <w:tc>
-          <w:tcPr>
-            <w:tcW w:type="dxa" w:w="279"/>
-          </w:tcPr>
-          <w:p>
-            <w:r>
-              <w:rPr>
-                <w:rFonts w:ascii="Times New Roman" w:hAnsi="Times New Roman"/>
-                <w:sz w:val="20"/>
-              </w:rPr>
-              <w:t>0.2100</w:t>
-            </w:r>
-          </w:p>
-        </w:tc>
-        <w:tc>
-          <w:tcPr>
-            <w:tcW w:type="dxa" w:w="279"/>
-          </w:tcPr>
-          <w:p>
-            <w:r>
-              <w:rPr>
-                <w:rFonts w:ascii="Times New Roman" w:hAnsi="Times New Roman"/>
-                <w:sz w:val="20"/>
-              </w:rPr>
-              <w:t>0.5560</w:t>
-            </w:r>
-          </w:p>
-        </w:tc>
-      </w:tr>
-      <w:tr>
-        <w:tc>
-          <w:tcPr>
-            <w:tcW w:type="dxa" w:w="279"/>
-          </w:tcPr>
-          <w:p>
-            <w:r>
-              <w:rPr>
-                <w:rFonts w:ascii="Times New Roman" w:hAnsi="Times New Roman"/>
-                <w:sz w:val="20"/>
-              </w:rPr>
-              <w:t>GARCH-LSTM</w:t>
+              <w:t>LSTM-SSE-t-Student</w:t>
             </w:r>
           </w:p>
         </w:tc>
